--- a/Routelar.docx
+++ b/Routelar.docx
@@ -100,40 +100,63 @@
           <w:lang w:val="en-US"/>
         </w:rPr>
       </w:pPr>
-      <w:r>
-        <w:fldChar w:fldCharType="begin"/>
-      </w:r>
-      <w:r>
-        <w:rPr>
-          <w:lang w:val="en-US"/>
-        </w:rPr>
-        <w:instrText>HYPERLINK "https://www.cisco.com/c/en/us/support/docs/smb/routers/cisco-rv-series-small-business-routers/kmgmt-2334-Static-Routing-RV160-RV260.html?utm_source=chatgpt.com"</w:instrText>
-      </w:r>
-      <w:r>
-        <w:fldChar w:fldCharType="separate"/>
-      </w:r>
-      <w:r>
-        <w:rPr>
-          <w:rStyle w:val="ac"/>
-          <w:lang w:val="en-US"/>
-        </w:rPr>
-        <w:t>cisco.com</w:t>
-      </w:r>
-      <w:r>
-        <w:fldChar w:fldCharType="end"/>
-      </w:r>
-    </w:p>
-    <w:p>
-      <w:pPr>
-        <w:rPr>
-          <w:lang w:val="en-US"/>
-        </w:rPr>
-      </w:pPr>
-      <w:r>
-        <w:rPr>
-          <w:lang w:val="en-US"/>
-        </w:rPr>
-        <w:t>Avval qisqacha tushuncha:</w:t>
+      <w:hyperlink r:id="rId6" w:history="1">
+        <w:r>
+          <w:rPr>
+            <w:rStyle w:val="ac"/>
+            <w:lang w:val="en-US"/>
+          </w:rPr>
+          <w:t>cisco.com</w:t>
+        </w:r>
+      </w:hyperlink>
+    </w:p>
+    <w:p>
+      <w:pPr>
+        <w:rPr>
+          <w:lang w:val="en-US"/>
+        </w:rPr>
+      </w:pPr>
+      <w:proofErr w:type="spellStart"/>
+      <w:r>
+        <w:rPr>
+          <w:lang w:val="en-US"/>
+        </w:rPr>
+        <w:t>Avval</w:t>
+      </w:r>
+      <w:proofErr w:type="spellEnd"/>
+      <w:r>
+        <w:rPr>
+          <w:lang w:val="en-US"/>
+        </w:rPr>
+        <w:t xml:space="preserve"> </w:t>
+      </w:r>
+      <w:proofErr w:type="spellStart"/>
+      <w:r>
+        <w:rPr>
+          <w:lang w:val="en-US"/>
+        </w:rPr>
+        <w:t>qisqacha</w:t>
+      </w:r>
+      <w:proofErr w:type="spellEnd"/>
+      <w:r>
+        <w:rPr>
+          <w:lang w:val="en-US"/>
+        </w:rPr>
+        <w:t xml:space="preserve"> </w:t>
+      </w:r>
+      <w:proofErr w:type="spellStart"/>
+      <w:r>
+        <w:rPr>
+          <w:lang w:val="en-US"/>
+        </w:rPr>
+        <w:t>tushuncha</w:t>
+      </w:r>
+      <w:proofErr w:type="spellEnd"/>
+      <w:r>
+        <w:rPr>
+          <w:lang w:val="en-US"/>
+        </w:rPr>
+        <w:t>:</w:t>
       </w:r>
     </w:p>
     <w:p>
@@ -150,7 +173,133 @@
         <w:rPr>
           <w:lang w:val="en-US"/>
         </w:rPr>
-        <w:t>Static Route — administrator routerga qaysi tarmoqqa qaysi yo‘l orqali borishni qo‘lda ko‘rsatadi.</w:t>
+        <w:t xml:space="preserve">Static Route — administrator </w:t>
+      </w:r>
+      <w:proofErr w:type="spellStart"/>
+      <w:r>
+        <w:rPr>
+          <w:lang w:val="en-US"/>
+        </w:rPr>
+        <w:t>routerga</w:t>
+      </w:r>
+      <w:proofErr w:type="spellEnd"/>
+      <w:r>
+        <w:rPr>
+          <w:lang w:val="en-US"/>
+        </w:rPr>
+        <w:t xml:space="preserve"> </w:t>
+      </w:r>
+      <w:proofErr w:type="spellStart"/>
+      <w:r>
+        <w:rPr>
+          <w:lang w:val="en-US"/>
+        </w:rPr>
+        <w:t>qaysi</w:t>
+      </w:r>
+      <w:proofErr w:type="spellEnd"/>
+      <w:r>
+        <w:rPr>
+          <w:lang w:val="en-US"/>
+        </w:rPr>
+        <w:t xml:space="preserve"> </w:t>
+      </w:r>
+      <w:proofErr w:type="spellStart"/>
+      <w:r>
+        <w:rPr>
+          <w:lang w:val="en-US"/>
+        </w:rPr>
+        <w:t>tarmoqqa</w:t>
+      </w:r>
+      <w:proofErr w:type="spellEnd"/>
+      <w:r>
+        <w:rPr>
+          <w:lang w:val="en-US"/>
+        </w:rPr>
+        <w:t xml:space="preserve"> </w:t>
+      </w:r>
+      <w:proofErr w:type="spellStart"/>
+      <w:r>
+        <w:rPr>
+          <w:lang w:val="en-US"/>
+        </w:rPr>
+        <w:t>qaysi</w:t>
+      </w:r>
+      <w:proofErr w:type="spellEnd"/>
+      <w:r>
+        <w:rPr>
+          <w:lang w:val="en-US"/>
+        </w:rPr>
+        <w:t xml:space="preserve"> </w:t>
+      </w:r>
+      <w:proofErr w:type="spellStart"/>
+      <w:r>
+        <w:rPr>
+          <w:lang w:val="en-US"/>
+        </w:rPr>
+        <w:t>yo‘l</w:t>
+      </w:r>
+      <w:proofErr w:type="spellEnd"/>
+      <w:r>
+        <w:rPr>
+          <w:lang w:val="en-US"/>
+        </w:rPr>
+        <w:t xml:space="preserve"> </w:t>
+      </w:r>
+      <w:proofErr w:type="spellStart"/>
+      <w:r>
+        <w:rPr>
+          <w:lang w:val="en-US"/>
+        </w:rPr>
+        <w:t>orqali</w:t>
+      </w:r>
+      <w:proofErr w:type="spellEnd"/>
+      <w:r>
+        <w:rPr>
+          <w:lang w:val="en-US"/>
+        </w:rPr>
+        <w:t xml:space="preserve"> </w:t>
+      </w:r>
+      <w:proofErr w:type="spellStart"/>
+      <w:r>
+        <w:rPr>
+          <w:lang w:val="en-US"/>
+        </w:rPr>
+        <w:t>borishni</w:t>
+      </w:r>
+      <w:proofErr w:type="spellEnd"/>
+      <w:r>
+        <w:rPr>
+          <w:lang w:val="en-US"/>
+        </w:rPr>
+        <w:t xml:space="preserve"> </w:t>
+      </w:r>
+      <w:proofErr w:type="spellStart"/>
+      <w:r>
+        <w:rPr>
+          <w:lang w:val="en-US"/>
+        </w:rPr>
+        <w:t>qo‘lda</w:t>
+      </w:r>
+      <w:proofErr w:type="spellEnd"/>
+      <w:r>
+        <w:rPr>
+          <w:lang w:val="en-US"/>
+        </w:rPr>
+        <w:t xml:space="preserve"> </w:t>
+      </w:r>
+      <w:proofErr w:type="spellStart"/>
+      <w:r>
+        <w:rPr>
+          <w:lang w:val="en-US"/>
+        </w:rPr>
+        <w:t>ko‘rsatadi</w:t>
+      </w:r>
+      <w:proofErr w:type="spellEnd"/>
+      <w:r>
+        <w:rPr>
+          <w:lang w:val="en-US"/>
+        </w:rPr>
+        <w:t>.</w:t>
       </w:r>
     </w:p>
     <w:p>
@@ -167,7 +316,133 @@
         <w:rPr>
           <w:lang w:val="en-US"/>
         </w:rPr>
-        <w:t>Default Route — routerda aniqroq yo‘l topilmasa, trafikni belgilangan keyingi routerga yuboradi.</w:t>
+        <w:t xml:space="preserve">Default Route — </w:t>
+      </w:r>
+      <w:proofErr w:type="spellStart"/>
+      <w:r>
+        <w:rPr>
+          <w:lang w:val="en-US"/>
+        </w:rPr>
+        <w:t>routerda</w:t>
+      </w:r>
+      <w:proofErr w:type="spellEnd"/>
+      <w:r>
+        <w:rPr>
+          <w:lang w:val="en-US"/>
+        </w:rPr>
+        <w:t xml:space="preserve"> </w:t>
+      </w:r>
+      <w:proofErr w:type="spellStart"/>
+      <w:r>
+        <w:rPr>
+          <w:lang w:val="en-US"/>
+        </w:rPr>
+        <w:t>aniqroq</w:t>
+      </w:r>
+      <w:proofErr w:type="spellEnd"/>
+      <w:r>
+        <w:rPr>
+          <w:lang w:val="en-US"/>
+        </w:rPr>
+        <w:t xml:space="preserve"> </w:t>
+      </w:r>
+      <w:proofErr w:type="spellStart"/>
+      <w:r>
+        <w:rPr>
+          <w:lang w:val="en-US"/>
+        </w:rPr>
+        <w:t>yo‘l</w:t>
+      </w:r>
+      <w:proofErr w:type="spellEnd"/>
+      <w:r>
+        <w:rPr>
+          <w:lang w:val="en-US"/>
+        </w:rPr>
+        <w:t xml:space="preserve"> </w:t>
+      </w:r>
+      <w:proofErr w:type="spellStart"/>
+      <w:r>
+        <w:rPr>
+          <w:lang w:val="en-US"/>
+        </w:rPr>
+        <w:t>topilmasa</w:t>
+      </w:r>
+      <w:proofErr w:type="spellEnd"/>
+      <w:r>
+        <w:rPr>
+          <w:lang w:val="en-US"/>
+        </w:rPr>
+        <w:t xml:space="preserve">, </w:t>
+      </w:r>
+      <w:proofErr w:type="spellStart"/>
+      <w:r>
+        <w:rPr>
+          <w:lang w:val="en-US"/>
+        </w:rPr>
+        <w:t>trafikni</w:t>
+      </w:r>
+      <w:proofErr w:type="spellEnd"/>
+      <w:r>
+        <w:rPr>
+          <w:lang w:val="en-US"/>
+        </w:rPr>
+        <w:t xml:space="preserve"> </w:t>
+      </w:r>
+      <w:proofErr w:type="spellStart"/>
+      <w:r>
+        <w:rPr>
+          <w:lang w:val="en-US"/>
+        </w:rPr>
+        <w:t>belgilangan</w:t>
+      </w:r>
+      <w:proofErr w:type="spellEnd"/>
+      <w:r>
+        <w:rPr>
+          <w:lang w:val="en-US"/>
+        </w:rPr>
+        <w:t xml:space="preserve"> </w:t>
+      </w:r>
+      <w:proofErr w:type="spellStart"/>
+      <w:r>
+        <w:rPr>
+          <w:lang w:val="en-US"/>
+        </w:rPr>
+        <w:t>keyingi</w:t>
+      </w:r>
+      <w:proofErr w:type="spellEnd"/>
+      <w:r>
+        <w:rPr>
+          <w:lang w:val="en-US"/>
+        </w:rPr>
+        <w:t xml:space="preserve"> </w:t>
+      </w:r>
+      <w:proofErr w:type="spellStart"/>
+      <w:r>
+        <w:rPr>
+          <w:lang w:val="en-US"/>
+        </w:rPr>
+        <w:t>routerga</w:t>
+      </w:r>
+      <w:proofErr w:type="spellEnd"/>
+      <w:r>
+        <w:rPr>
+          <w:lang w:val="en-US"/>
+        </w:rPr>
+        <w:t xml:space="preserve"> </w:t>
+      </w:r>
+      <w:proofErr w:type="spellStart"/>
+      <w:r>
+        <w:rPr>
+          <w:lang w:val="en-US"/>
+        </w:rPr>
+        <w:t>yuboradi</w:t>
+      </w:r>
+      <w:proofErr w:type="spellEnd"/>
+      <w:r>
+        <w:rPr>
+          <w:lang w:val="en-US"/>
+        </w:rPr>
+        <w:t>.</w:t>
       </w:r>
     </w:p>
     <w:p>
@@ -184,68 +459,474 @@
         <w:rPr>
           <w:lang w:val="en-US"/>
         </w:rPr>
-        <w:t>Floating Static Route — asosiy yo‘l ishlamay qolsa, zaxira yo‘l sifatida ishlatiladi.</w:t>
-      </w:r>
-    </w:p>
-    <w:p>
-      <w:pPr>
-        <w:rPr>
-          <w:lang w:val="en-US"/>
-        </w:rPr>
-      </w:pPr>
-      <w:r>
-        <w:rPr>
-          <w:lang w:val="en-US"/>
-        </w:rPr>
-        <w:t>Bularni uchta alohida nazariy dars qilib cho‘zmaymiz. Bitta kichik laboratoriyada bosqichma-bosqich o‘rganamiz.</w:t>
-      </w:r>
-    </w:p>
-    <w:p>
-      <w:pPr>
-        <w:rPr>
-          <w:b/>
-          <w:bCs/>
-          <w:lang w:val="en-US"/>
-        </w:rPr>
-      </w:pPr>
-      <w:r>
-        <w:rPr>
-          <w:b/>
-          <w:bCs/>
-          <w:lang w:val="en-US"/>
-        </w:rPr>
-        <w:t>Birinchi ishimiz</w:t>
-      </w:r>
-    </w:p>
-    <w:p>
-      <w:pPr>
-        <w:rPr>
-          <w:lang w:val="en-US"/>
-        </w:rPr>
-      </w:pPr>
-      <w:r>
-        <w:rPr>
-          <w:lang w:val="en-US"/>
-        </w:rPr>
-        <w:t>Yangi, alohida Packet Tracer fayli ochamiz. Oldingi enterprise loyihamizni o‘zgartirmaymiz.</w:t>
-      </w:r>
-    </w:p>
-    <w:p>
-      <w:pPr>
-        <w:rPr>
-          <w:b/>
-          <w:bCs/>
-          <w:lang w:val="en-US"/>
-        </w:rPr>
-      </w:pPr>
-      <w:r>
-        <w:rPr>
-          <w:b/>
-          <w:bCs/>
-          <w:lang w:val="en-US"/>
-        </w:rPr>
-        <w:t>Laboratoriya topologiyasi</w:t>
-      </w:r>
+        <w:t xml:space="preserve">Floating Static Route — </w:t>
+      </w:r>
+      <w:proofErr w:type="spellStart"/>
+      <w:r>
+        <w:rPr>
+          <w:lang w:val="en-US"/>
+        </w:rPr>
+        <w:t>asosiy</w:t>
+      </w:r>
+      <w:proofErr w:type="spellEnd"/>
+      <w:r>
+        <w:rPr>
+          <w:lang w:val="en-US"/>
+        </w:rPr>
+        <w:t xml:space="preserve"> </w:t>
+      </w:r>
+      <w:proofErr w:type="spellStart"/>
+      <w:r>
+        <w:rPr>
+          <w:lang w:val="en-US"/>
+        </w:rPr>
+        <w:t>yo‘l</w:t>
+      </w:r>
+      <w:proofErr w:type="spellEnd"/>
+      <w:r>
+        <w:rPr>
+          <w:lang w:val="en-US"/>
+        </w:rPr>
+        <w:t xml:space="preserve"> </w:t>
+      </w:r>
+      <w:proofErr w:type="spellStart"/>
+      <w:r>
+        <w:rPr>
+          <w:lang w:val="en-US"/>
+        </w:rPr>
+        <w:t>ishlamay</w:t>
+      </w:r>
+      <w:proofErr w:type="spellEnd"/>
+      <w:r>
+        <w:rPr>
+          <w:lang w:val="en-US"/>
+        </w:rPr>
+        <w:t xml:space="preserve"> </w:t>
+      </w:r>
+      <w:proofErr w:type="spellStart"/>
+      <w:r>
+        <w:rPr>
+          <w:lang w:val="en-US"/>
+        </w:rPr>
+        <w:t>qolsa</w:t>
+      </w:r>
+      <w:proofErr w:type="spellEnd"/>
+      <w:r>
+        <w:rPr>
+          <w:lang w:val="en-US"/>
+        </w:rPr>
+        <w:t xml:space="preserve">, </w:t>
+      </w:r>
+      <w:proofErr w:type="spellStart"/>
+      <w:r>
+        <w:rPr>
+          <w:lang w:val="en-US"/>
+        </w:rPr>
+        <w:t>zaxira</w:t>
+      </w:r>
+      <w:proofErr w:type="spellEnd"/>
+      <w:r>
+        <w:rPr>
+          <w:lang w:val="en-US"/>
+        </w:rPr>
+        <w:t xml:space="preserve"> </w:t>
+      </w:r>
+      <w:proofErr w:type="spellStart"/>
+      <w:r>
+        <w:rPr>
+          <w:lang w:val="en-US"/>
+        </w:rPr>
+        <w:t>yo‘l</w:t>
+      </w:r>
+      <w:proofErr w:type="spellEnd"/>
+      <w:r>
+        <w:rPr>
+          <w:lang w:val="en-US"/>
+        </w:rPr>
+        <w:t xml:space="preserve"> </w:t>
+      </w:r>
+      <w:proofErr w:type="spellStart"/>
+      <w:r>
+        <w:rPr>
+          <w:lang w:val="en-US"/>
+        </w:rPr>
+        <w:t>sifatida</w:t>
+      </w:r>
+      <w:proofErr w:type="spellEnd"/>
+      <w:r>
+        <w:rPr>
+          <w:lang w:val="en-US"/>
+        </w:rPr>
+        <w:t xml:space="preserve"> </w:t>
+      </w:r>
+      <w:proofErr w:type="spellStart"/>
+      <w:r>
+        <w:rPr>
+          <w:lang w:val="en-US"/>
+        </w:rPr>
+        <w:t>ishlatiladi</w:t>
+      </w:r>
+      <w:proofErr w:type="spellEnd"/>
+      <w:r>
+        <w:rPr>
+          <w:lang w:val="en-US"/>
+        </w:rPr>
+        <w:t>.</w:t>
+      </w:r>
+    </w:p>
+    <w:p>
+      <w:pPr>
+        <w:rPr>
+          <w:lang w:val="en-US"/>
+        </w:rPr>
+      </w:pPr>
+      <w:proofErr w:type="spellStart"/>
+      <w:r>
+        <w:rPr>
+          <w:lang w:val="en-US"/>
+        </w:rPr>
+        <w:t>Bularni</w:t>
+      </w:r>
+      <w:proofErr w:type="spellEnd"/>
+      <w:r>
+        <w:rPr>
+          <w:lang w:val="en-US"/>
+        </w:rPr>
+        <w:t xml:space="preserve"> </w:t>
+      </w:r>
+      <w:proofErr w:type="spellStart"/>
+      <w:r>
+        <w:rPr>
+          <w:lang w:val="en-US"/>
+        </w:rPr>
+        <w:t>uchta</w:t>
+      </w:r>
+      <w:proofErr w:type="spellEnd"/>
+      <w:r>
+        <w:rPr>
+          <w:lang w:val="en-US"/>
+        </w:rPr>
+        <w:t xml:space="preserve"> </w:t>
+      </w:r>
+      <w:proofErr w:type="spellStart"/>
+      <w:r>
+        <w:rPr>
+          <w:lang w:val="en-US"/>
+        </w:rPr>
+        <w:t>alohida</w:t>
+      </w:r>
+      <w:proofErr w:type="spellEnd"/>
+      <w:r>
+        <w:rPr>
+          <w:lang w:val="en-US"/>
+        </w:rPr>
+        <w:t xml:space="preserve"> </w:t>
+      </w:r>
+      <w:proofErr w:type="spellStart"/>
+      <w:r>
+        <w:rPr>
+          <w:lang w:val="en-US"/>
+        </w:rPr>
+        <w:t>nazariy</w:t>
+      </w:r>
+      <w:proofErr w:type="spellEnd"/>
+      <w:r>
+        <w:rPr>
+          <w:lang w:val="en-US"/>
+        </w:rPr>
+        <w:t xml:space="preserve"> </w:t>
+      </w:r>
+      <w:proofErr w:type="spellStart"/>
+      <w:r>
+        <w:rPr>
+          <w:lang w:val="en-US"/>
+        </w:rPr>
+        <w:t>dars</w:t>
+      </w:r>
+      <w:proofErr w:type="spellEnd"/>
+      <w:r>
+        <w:rPr>
+          <w:lang w:val="en-US"/>
+        </w:rPr>
+        <w:t xml:space="preserve"> </w:t>
+      </w:r>
+      <w:proofErr w:type="spellStart"/>
+      <w:r>
+        <w:rPr>
+          <w:lang w:val="en-US"/>
+        </w:rPr>
+        <w:t>qilib</w:t>
+      </w:r>
+      <w:proofErr w:type="spellEnd"/>
+      <w:r>
+        <w:rPr>
+          <w:lang w:val="en-US"/>
+        </w:rPr>
+        <w:t xml:space="preserve"> </w:t>
+      </w:r>
+      <w:proofErr w:type="spellStart"/>
+      <w:r>
+        <w:rPr>
+          <w:lang w:val="en-US"/>
+        </w:rPr>
+        <w:t>cho‘zmaymiz</w:t>
+      </w:r>
+      <w:proofErr w:type="spellEnd"/>
+      <w:r>
+        <w:rPr>
+          <w:lang w:val="en-US"/>
+        </w:rPr>
+        <w:t xml:space="preserve">. </w:t>
+      </w:r>
+      <w:proofErr w:type="spellStart"/>
+      <w:r>
+        <w:rPr>
+          <w:lang w:val="en-US"/>
+        </w:rPr>
+        <w:t>Bitta</w:t>
+      </w:r>
+      <w:proofErr w:type="spellEnd"/>
+      <w:r>
+        <w:rPr>
+          <w:lang w:val="en-US"/>
+        </w:rPr>
+        <w:t xml:space="preserve"> </w:t>
+      </w:r>
+      <w:proofErr w:type="spellStart"/>
+      <w:r>
+        <w:rPr>
+          <w:lang w:val="en-US"/>
+        </w:rPr>
+        <w:t>kichik</w:t>
+      </w:r>
+      <w:proofErr w:type="spellEnd"/>
+      <w:r>
+        <w:rPr>
+          <w:lang w:val="en-US"/>
+        </w:rPr>
+        <w:t xml:space="preserve"> </w:t>
+      </w:r>
+      <w:proofErr w:type="spellStart"/>
+      <w:r>
+        <w:rPr>
+          <w:lang w:val="en-US"/>
+        </w:rPr>
+        <w:t>laboratoriyada</w:t>
+      </w:r>
+      <w:proofErr w:type="spellEnd"/>
+      <w:r>
+        <w:rPr>
+          <w:lang w:val="en-US"/>
+        </w:rPr>
+        <w:t xml:space="preserve"> </w:t>
+      </w:r>
+      <w:proofErr w:type="spellStart"/>
+      <w:r>
+        <w:rPr>
+          <w:lang w:val="en-US"/>
+        </w:rPr>
+        <w:t>bosqichma-bosqich</w:t>
+      </w:r>
+      <w:proofErr w:type="spellEnd"/>
+      <w:r>
+        <w:rPr>
+          <w:lang w:val="en-US"/>
+        </w:rPr>
+        <w:t xml:space="preserve"> </w:t>
+      </w:r>
+      <w:proofErr w:type="spellStart"/>
+      <w:r>
+        <w:rPr>
+          <w:lang w:val="en-US"/>
+        </w:rPr>
+        <w:t>o‘rganamiz</w:t>
+      </w:r>
+      <w:proofErr w:type="spellEnd"/>
+      <w:r>
+        <w:rPr>
+          <w:lang w:val="en-US"/>
+        </w:rPr>
+        <w:t>.</w:t>
+      </w:r>
+    </w:p>
+    <w:p>
+      <w:pPr>
+        <w:rPr>
+          <w:b/>
+          <w:bCs/>
+          <w:lang w:val="en-US"/>
+        </w:rPr>
+      </w:pPr>
+      <w:proofErr w:type="spellStart"/>
+      <w:r>
+        <w:rPr>
+          <w:b/>
+          <w:bCs/>
+          <w:lang w:val="en-US"/>
+        </w:rPr>
+        <w:t>Birinchi</w:t>
+      </w:r>
+      <w:proofErr w:type="spellEnd"/>
+      <w:r>
+        <w:rPr>
+          <w:b/>
+          <w:bCs/>
+          <w:lang w:val="en-US"/>
+        </w:rPr>
+        <w:t xml:space="preserve"> </w:t>
+      </w:r>
+      <w:proofErr w:type="spellStart"/>
+      <w:r>
+        <w:rPr>
+          <w:b/>
+          <w:bCs/>
+          <w:lang w:val="en-US"/>
+        </w:rPr>
+        <w:t>ishimiz</w:t>
+      </w:r>
+      <w:proofErr w:type="spellEnd"/>
+    </w:p>
+    <w:p>
+      <w:pPr>
+        <w:rPr>
+          <w:lang w:val="en-US"/>
+        </w:rPr>
+      </w:pPr>
+      <w:proofErr w:type="spellStart"/>
+      <w:r>
+        <w:rPr>
+          <w:lang w:val="en-US"/>
+        </w:rPr>
+        <w:t>Yangi</w:t>
+      </w:r>
+      <w:proofErr w:type="spellEnd"/>
+      <w:r>
+        <w:rPr>
+          <w:lang w:val="en-US"/>
+        </w:rPr>
+        <w:t xml:space="preserve">, </w:t>
+      </w:r>
+      <w:proofErr w:type="spellStart"/>
+      <w:r>
+        <w:rPr>
+          <w:lang w:val="en-US"/>
+        </w:rPr>
+        <w:t>alohida</w:t>
+      </w:r>
+      <w:proofErr w:type="spellEnd"/>
+      <w:r>
+        <w:rPr>
+          <w:lang w:val="en-US"/>
+        </w:rPr>
+        <w:t xml:space="preserve"> Packet Tracer </w:t>
+      </w:r>
+      <w:proofErr w:type="spellStart"/>
+      <w:r>
+        <w:rPr>
+          <w:lang w:val="en-US"/>
+        </w:rPr>
+        <w:t>fayli</w:t>
+      </w:r>
+      <w:proofErr w:type="spellEnd"/>
+      <w:r>
+        <w:rPr>
+          <w:lang w:val="en-US"/>
+        </w:rPr>
+        <w:t xml:space="preserve"> </w:t>
+      </w:r>
+      <w:proofErr w:type="spellStart"/>
+      <w:r>
+        <w:rPr>
+          <w:lang w:val="en-US"/>
+        </w:rPr>
+        <w:t>ochamiz</w:t>
+      </w:r>
+      <w:proofErr w:type="spellEnd"/>
+      <w:r>
+        <w:rPr>
+          <w:lang w:val="en-US"/>
+        </w:rPr>
+        <w:t xml:space="preserve">. </w:t>
+      </w:r>
+      <w:proofErr w:type="spellStart"/>
+      <w:r>
+        <w:rPr>
+          <w:lang w:val="en-US"/>
+        </w:rPr>
+        <w:t>Oldingi</w:t>
+      </w:r>
+      <w:proofErr w:type="spellEnd"/>
+      <w:r>
+        <w:rPr>
+          <w:lang w:val="en-US"/>
+        </w:rPr>
+        <w:t xml:space="preserve"> enterprise </w:t>
+      </w:r>
+      <w:proofErr w:type="spellStart"/>
+      <w:r>
+        <w:rPr>
+          <w:lang w:val="en-US"/>
+        </w:rPr>
+        <w:t>loyihamizni</w:t>
+      </w:r>
+      <w:proofErr w:type="spellEnd"/>
+      <w:r>
+        <w:rPr>
+          <w:lang w:val="en-US"/>
+        </w:rPr>
+        <w:t xml:space="preserve"> </w:t>
+      </w:r>
+      <w:proofErr w:type="spellStart"/>
+      <w:r>
+        <w:rPr>
+          <w:lang w:val="en-US"/>
+        </w:rPr>
+        <w:t>o‘zgartirmaymiz</w:t>
+      </w:r>
+      <w:proofErr w:type="spellEnd"/>
+      <w:r>
+        <w:rPr>
+          <w:lang w:val="en-US"/>
+        </w:rPr>
+        <w:t>.</w:t>
+      </w:r>
+    </w:p>
+    <w:p>
+      <w:pPr>
+        <w:rPr>
+          <w:b/>
+          <w:bCs/>
+          <w:lang w:val="en-US"/>
+        </w:rPr>
+      </w:pPr>
+      <w:proofErr w:type="spellStart"/>
+      <w:r>
+        <w:rPr>
+          <w:b/>
+          <w:bCs/>
+          <w:lang w:val="en-US"/>
+        </w:rPr>
+        <w:t>Laboratoriya</w:t>
+      </w:r>
+      <w:proofErr w:type="spellEnd"/>
+      <w:r>
+        <w:rPr>
+          <w:b/>
+          <w:bCs/>
+          <w:lang w:val="en-US"/>
+        </w:rPr>
+        <w:t xml:space="preserve"> </w:t>
+      </w:r>
+      <w:proofErr w:type="spellStart"/>
+      <w:r>
+        <w:rPr>
+          <w:b/>
+          <w:bCs/>
+          <w:lang w:val="en-US"/>
+        </w:rPr>
+        <w:t>topologiyasi</w:t>
+      </w:r>
+      <w:proofErr w:type="spellEnd"/>
     </w:p>
     <w:p>
       <w:pPr>
@@ -335,16 +1016,304 @@
         <w:rPr>
           <w:lang w:val="en-US"/>
         </w:rPr>
-        <w:t>R1 va R2 orasidagi aloqa: 192.168.12.0/30. R2 ortida ikkinchi LAN tarmog‘i bo‘ladi.</w:t>
-      </w:r>
-    </w:p>
-    <w:p>
+        <w:t xml:space="preserve">R1 </w:t>
+      </w:r>
+      <w:proofErr w:type="spellStart"/>
+      <w:r>
+        <w:rPr>
+          <w:lang w:val="en-US"/>
+        </w:rPr>
+        <w:t>va</w:t>
+      </w:r>
+      <w:proofErr w:type="spellEnd"/>
+      <w:r>
+        <w:rPr>
+          <w:lang w:val="en-US"/>
+        </w:rPr>
+        <w:t xml:space="preserve"> R2 </w:t>
+      </w:r>
+      <w:proofErr w:type="spellStart"/>
+      <w:r>
+        <w:rPr>
+          <w:lang w:val="en-US"/>
+        </w:rPr>
+        <w:t>orasidagi</w:t>
+      </w:r>
+      <w:proofErr w:type="spellEnd"/>
+      <w:r>
+        <w:rPr>
+          <w:lang w:val="en-US"/>
+        </w:rPr>
+        <w:t xml:space="preserve"> </w:t>
+      </w:r>
+      <w:proofErr w:type="spellStart"/>
+      <w:r>
+        <w:rPr>
+          <w:lang w:val="en-US"/>
+        </w:rPr>
+        <w:t>aloqa</w:t>
+      </w:r>
+      <w:proofErr w:type="spellEnd"/>
+      <w:r>
+        <w:rPr>
+          <w:lang w:val="en-US"/>
+        </w:rPr>
+        <w:t xml:space="preserve">: 192.168.12.0/30. R2 </w:t>
+      </w:r>
+      <w:proofErr w:type="spellStart"/>
+      <w:r>
+        <w:rPr>
+          <w:lang w:val="en-US"/>
+        </w:rPr>
+        <w:t>ortida</w:t>
+      </w:r>
+      <w:proofErr w:type="spellEnd"/>
+      <w:r>
+        <w:rPr>
+          <w:lang w:val="en-US"/>
+        </w:rPr>
+        <w:t xml:space="preserve"> </w:t>
+      </w:r>
+      <w:proofErr w:type="spellStart"/>
+      <w:r>
+        <w:rPr>
+          <w:lang w:val="en-US"/>
+        </w:rPr>
+        <w:t>ikkinchi</w:t>
+      </w:r>
+      <w:proofErr w:type="spellEnd"/>
+      <w:r>
+        <w:rPr>
+          <w:lang w:val="en-US"/>
+        </w:rPr>
+        <w:t xml:space="preserve"> LAN </w:t>
+      </w:r>
+      <w:proofErr w:type="spellStart"/>
+      <w:r>
+        <w:rPr>
+          <w:lang w:val="en-US"/>
+        </w:rPr>
+        <w:t>tarmog‘i</w:t>
+      </w:r>
+      <w:proofErr w:type="spellEnd"/>
+      <w:r>
+        <w:rPr>
+          <w:lang w:val="en-US"/>
+        </w:rPr>
+        <w:t xml:space="preserve"> </w:t>
+      </w:r>
+      <w:proofErr w:type="spellStart"/>
+      <w:r>
+        <w:rPr>
+          <w:lang w:val="en-US"/>
+        </w:rPr>
+        <w:t>bo‘ladi</w:t>
+      </w:r>
+      <w:proofErr w:type="spellEnd"/>
+      <w:r>
+        <w:rPr>
+          <w:lang w:val="en-US"/>
+        </w:rPr>
+        <w:t>.</w:t>
+      </w:r>
+    </w:p>
+    <w:p>
+      <w:proofErr w:type="spellStart"/>
       <w:r>
         <w:rPr>
           <w:lang w:val="en-US"/>
         </w:rPr>
         <w:lastRenderedPageBreak/>
-        <w:t xml:space="preserve">Hozir faqat birinchi qadam: Packet Tracer’da yangi fayl ochib, ikkita router va ikkita switch hamda ikkita PC joylashtir. </w:t>
+        <w:t>Hozir</w:t>
+      </w:r>
+      <w:proofErr w:type="spellEnd"/>
+      <w:r>
+        <w:rPr>
+          <w:lang w:val="en-US"/>
+        </w:rPr>
+        <w:t xml:space="preserve"> </w:t>
+      </w:r>
+      <w:proofErr w:type="spellStart"/>
+      <w:r>
+        <w:rPr>
+          <w:lang w:val="en-US"/>
+        </w:rPr>
+        <w:t>faqat</w:t>
+      </w:r>
+      <w:proofErr w:type="spellEnd"/>
+      <w:r>
+        <w:rPr>
+          <w:lang w:val="en-US"/>
+        </w:rPr>
+        <w:t xml:space="preserve"> </w:t>
+      </w:r>
+      <w:proofErr w:type="spellStart"/>
+      <w:r>
+        <w:rPr>
+          <w:lang w:val="en-US"/>
+        </w:rPr>
+        <w:t>birinchi</w:t>
+      </w:r>
+      <w:proofErr w:type="spellEnd"/>
+      <w:r>
+        <w:rPr>
+          <w:lang w:val="en-US"/>
+        </w:rPr>
+        <w:t xml:space="preserve"> </w:t>
+      </w:r>
+      <w:proofErr w:type="spellStart"/>
+      <w:r>
+        <w:rPr>
+          <w:lang w:val="en-US"/>
+        </w:rPr>
+        <w:t>qadam</w:t>
+      </w:r>
+      <w:proofErr w:type="spellEnd"/>
+      <w:r>
+        <w:rPr>
+          <w:lang w:val="en-US"/>
+        </w:rPr>
+        <w:t xml:space="preserve">: Packet </w:t>
+      </w:r>
+      <w:proofErr w:type="spellStart"/>
+      <w:r>
+        <w:rPr>
+          <w:lang w:val="en-US"/>
+        </w:rPr>
+        <w:t>Tracer’da</w:t>
+      </w:r>
+      <w:proofErr w:type="spellEnd"/>
+      <w:r>
+        <w:rPr>
+          <w:lang w:val="en-US"/>
+        </w:rPr>
+        <w:t xml:space="preserve"> </w:t>
+      </w:r>
+      <w:proofErr w:type="spellStart"/>
+      <w:r>
+        <w:rPr>
+          <w:lang w:val="en-US"/>
+        </w:rPr>
+        <w:t>yangi</w:t>
+      </w:r>
+      <w:proofErr w:type="spellEnd"/>
+      <w:r>
+        <w:rPr>
+          <w:lang w:val="en-US"/>
+        </w:rPr>
+        <w:t xml:space="preserve"> </w:t>
+      </w:r>
+      <w:proofErr w:type="spellStart"/>
+      <w:r>
+        <w:rPr>
+          <w:lang w:val="en-US"/>
+        </w:rPr>
+        <w:t>fayl</w:t>
+      </w:r>
+      <w:proofErr w:type="spellEnd"/>
+      <w:r>
+        <w:rPr>
+          <w:lang w:val="en-US"/>
+        </w:rPr>
+        <w:t xml:space="preserve"> </w:t>
+      </w:r>
+      <w:proofErr w:type="spellStart"/>
+      <w:r>
+        <w:rPr>
+          <w:lang w:val="en-US"/>
+        </w:rPr>
+        <w:t>ochib</w:t>
+      </w:r>
+      <w:proofErr w:type="spellEnd"/>
+      <w:r>
+        <w:rPr>
+          <w:lang w:val="en-US"/>
+        </w:rPr>
+        <w:t xml:space="preserve">, </w:t>
+      </w:r>
+      <w:proofErr w:type="spellStart"/>
+      <w:r>
+        <w:rPr>
+          <w:lang w:val="en-US"/>
+        </w:rPr>
+        <w:t>ikkita</w:t>
+      </w:r>
+      <w:proofErr w:type="spellEnd"/>
+      <w:r>
+        <w:rPr>
+          <w:lang w:val="en-US"/>
+        </w:rPr>
+        <w:t xml:space="preserve"> router </w:t>
+      </w:r>
+      <w:proofErr w:type="spellStart"/>
+      <w:r>
+        <w:rPr>
+          <w:lang w:val="en-US"/>
+        </w:rPr>
+        <w:t>va</w:t>
+      </w:r>
+      <w:proofErr w:type="spellEnd"/>
+      <w:r>
+        <w:rPr>
+          <w:lang w:val="en-US"/>
+        </w:rPr>
+        <w:t xml:space="preserve"> </w:t>
+      </w:r>
+      <w:proofErr w:type="spellStart"/>
+      <w:r>
+        <w:rPr>
+          <w:lang w:val="en-US"/>
+        </w:rPr>
+        <w:t>ikkita</w:t>
+      </w:r>
+      <w:proofErr w:type="spellEnd"/>
+      <w:r>
+        <w:rPr>
+          <w:lang w:val="en-US"/>
+        </w:rPr>
+        <w:t xml:space="preserve"> switch </w:t>
+      </w:r>
+      <w:proofErr w:type="spellStart"/>
+      <w:r>
+        <w:rPr>
+          <w:lang w:val="en-US"/>
+        </w:rPr>
+        <w:t>hamda</w:t>
+      </w:r>
+      <w:proofErr w:type="spellEnd"/>
+      <w:r>
+        <w:rPr>
+          <w:lang w:val="en-US"/>
+        </w:rPr>
+        <w:t xml:space="preserve"> </w:t>
+      </w:r>
+      <w:proofErr w:type="spellStart"/>
+      <w:r>
+        <w:rPr>
+          <w:lang w:val="en-US"/>
+        </w:rPr>
+        <w:t>ikkita</w:t>
+      </w:r>
+      <w:proofErr w:type="spellEnd"/>
+      <w:r>
+        <w:rPr>
+          <w:lang w:val="en-US"/>
+        </w:rPr>
+        <w:t xml:space="preserve"> PC </w:t>
+      </w:r>
+      <w:proofErr w:type="spellStart"/>
+      <w:r>
+        <w:rPr>
+          <w:lang w:val="en-US"/>
+        </w:rPr>
+        <w:t>joylashtir</w:t>
+      </w:r>
+      <w:proofErr w:type="spellEnd"/>
+      <w:r>
+        <w:rPr>
+          <w:lang w:val="en-US"/>
+        </w:rPr>
+        <w:t xml:space="preserve">. </w:t>
       </w:r>
       <w:proofErr w:type="spellStart"/>
       <w:r>
@@ -371,7 +1340,3480 @@
         <w:t>.</w:t>
       </w:r>
     </w:p>
-    <w:p/>
+    <w:p>
+      <w:pPr>
+        <w:rPr>
+          <w:lang w:val="en-US"/>
+        </w:rPr>
+      </w:pPr>
+    </w:p>
+    <w:p>
+      <w:pPr>
+        <w:rPr>
+          <w:lang w:val="en-US"/>
+        </w:rPr>
+      </w:pPr>
+    </w:p>
+    <w:p>
+      <w:pPr>
+        <w:rPr>
+          <w:lang w:val="en-US"/>
+        </w:rPr>
+      </w:pPr>
+    </w:p>
+    <w:p>
+      <w:pPr>
+        <w:rPr>
+          <w:b/>
+          <w:bCs/>
+          <w:lang w:val="en-US"/>
+        </w:rPr>
+      </w:pPr>
+      <w:r>
+        <w:rPr>
+          <w:b/>
+          <w:bCs/>
+          <w:lang w:val="en-US"/>
+        </w:rPr>
+        <w:t xml:space="preserve">1-qadam: </w:t>
+      </w:r>
+      <w:proofErr w:type="spellStart"/>
+      <w:r>
+        <w:rPr>
+          <w:b/>
+          <w:bCs/>
+          <w:lang w:val="en-US"/>
+        </w:rPr>
+        <w:t>Qurilmalarni</w:t>
+      </w:r>
+      <w:proofErr w:type="spellEnd"/>
+      <w:r>
+        <w:rPr>
+          <w:b/>
+          <w:bCs/>
+          <w:lang w:val="en-US"/>
+        </w:rPr>
+        <w:t xml:space="preserve"> </w:t>
+      </w:r>
+      <w:proofErr w:type="spellStart"/>
+      <w:r>
+        <w:rPr>
+          <w:b/>
+          <w:bCs/>
+          <w:lang w:val="en-US"/>
+        </w:rPr>
+        <w:t>ulash</w:t>
+      </w:r>
+      <w:proofErr w:type="spellEnd"/>
+      <w:r>
+        <w:rPr>
+          <w:b/>
+          <w:bCs/>
+          <w:lang w:val="en-US"/>
+        </w:rPr>
+        <w:t xml:space="preserve"> </w:t>
+      </w:r>
+      <w:proofErr w:type="spellStart"/>
+      <w:r>
+        <w:rPr>
+          <w:b/>
+          <w:bCs/>
+          <w:lang w:val="en-US"/>
+        </w:rPr>
+        <w:t>va</w:t>
+      </w:r>
+      <w:proofErr w:type="spellEnd"/>
+      <w:r>
+        <w:rPr>
+          <w:b/>
+          <w:bCs/>
+          <w:lang w:val="en-US"/>
+        </w:rPr>
+        <w:t xml:space="preserve"> IP </w:t>
+      </w:r>
+      <w:proofErr w:type="spellStart"/>
+      <w:r>
+        <w:rPr>
+          <w:b/>
+          <w:bCs/>
+          <w:lang w:val="en-US"/>
+        </w:rPr>
+        <w:t>manzillarni</w:t>
+      </w:r>
+      <w:proofErr w:type="spellEnd"/>
+      <w:r>
+        <w:rPr>
+          <w:b/>
+          <w:bCs/>
+          <w:lang w:val="en-US"/>
+        </w:rPr>
+        <w:t xml:space="preserve"> </w:t>
+      </w:r>
+      <w:proofErr w:type="spellStart"/>
+      <w:r>
+        <w:rPr>
+          <w:b/>
+          <w:bCs/>
+          <w:lang w:val="en-US"/>
+        </w:rPr>
+        <w:t>rejalashtirish</w:t>
+      </w:r>
+      <w:proofErr w:type="spellEnd"/>
+    </w:p>
+    <w:p>
+      <w:pPr>
+        <w:rPr>
+          <w:lang w:val="en-US"/>
+        </w:rPr>
+      </w:pPr>
+      <w:proofErr w:type="spellStart"/>
+      <w:r>
+        <w:rPr>
+          <w:lang w:val="en-US"/>
+        </w:rPr>
+        <w:t>Avval</w:t>
+      </w:r>
+      <w:proofErr w:type="spellEnd"/>
+      <w:r>
+        <w:rPr>
+          <w:lang w:val="en-US"/>
+        </w:rPr>
+        <w:t xml:space="preserve"> </w:t>
+      </w:r>
+      <w:proofErr w:type="spellStart"/>
+      <w:r>
+        <w:rPr>
+          <w:lang w:val="en-US"/>
+        </w:rPr>
+        <w:t>topologiyamizni</w:t>
+      </w:r>
+      <w:proofErr w:type="spellEnd"/>
+      <w:r>
+        <w:rPr>
+          <w:lang w:val="en-US"/>
+        </w:rPr>
+        <w:t xml:space="preserve"> </w:t>
+      </w:r>
+      <w:proofErr w:type="spellStart"/>
+      <w:r>
+        <w:rPr>
+          <w:lang w:val="en-US"/>
+        </w:rPr>
+        <w:t>aniq</w:t>
+      </w:r>
+      <w:proofErr w:type="spellEnd"/>
+      <w:r>
+        <w:rPr>
+          <w:lang w:val="en-US"/>
+        </w:rPr>
+        <w:t xml:space="preserve"> </w:t>
+      </w:r>
+      <w:proofErr w:type="spellStart"/>
+      <w:r>
+        <w:rPr>
+          <w:lang w:val="en-US"/>
+        </w:rPr>
+        <w:t>belgilaymiz</w:t>
+      </w:r>
+      <w:proofErr w:type="spellEnd"/>
+      <w:r>
+        <w:rPr>
+          <w:lang w:val="en-US"/>
+        </w:rPr>
+        <w:t xml:space="preserve">. </w:t>
+      </w:r>
+      <w:proofErr w:type="spellStart"/>
+      <w:r>
+        <w:rPr>
+          <w:lang w:val="en-US"/>
+        </w:rPr>
+        <w:t>Hozircha</w:t>
+      </w:r>
+      <w:proofErr w:type="spellEnd"/>
+      <w:r>
+        <w:rPr>
+          <w:lang w:val="en-US"/>
+        </w:rPr>
+        <w:t xml:space="preserve"> </w:t>
+      </w:r>
+      <w:proofErr w:type="spellStart"/>
+      <w:r>
+        <w:rPr>
+          <w:lang w:val="en-US"/>
+        </w:rPr>
+        <w:t>faqat</w:t>
+      </w:r>
+      <w:proofErr w:type="spellEnd"/>
+      <w:r>
+        <w:rPr>
+          <w:lang w:val="en-US"/>
+        </w:rPr>
+        <w:t xml:space="preserve"> IP </w:t>
+      </w:r>
+      <w:proofErr w:type="spellStart"/>
+      <w:r>
+        <w:rPr>
+          <w:lang w:val="en-US"/>
+        </w:rPr>
+        <w:t>manzillarni</w:t>
+      </w:r>
+      <w:proofErr w:type="spellEnd"/>
+      <w:r>
+        <w:rPr>
+          <w:lang w:val="en-US"/>
+        </w:rPr>
+        <w:t xml:space="preserve"> </w:t>
+      </w:r>
+      <w:proofErr w:type="spellStart"/>
+      <w:r>
+        <w:rPr>
+          <w:lang w:val="en-US"/>
+        </w:rPr>
+        <w:t>sozlaymiz</w:t>
+      </w:r>
+      <w:proofErr w:type="spellEnd"/>
+      <w:r>
+        <w:rPr>
+          <w:lang w:val="en-US"/>
+        </w:rPr>
+        <w:t xml:space="preserve">, routing </w:t>
+      </w:r>
+      <w:proofErr w:type="spellStart"/>
+      <w:r>
+        <w:rPr>
+          <w:lang w:val="en-US"/>
+        </w:rPr>
+        <w:t>buyruqlariga</w:t>
+      </w:r>
+      <w:proofErr w:type="spellEnd"/>
+      <w:r>
+        <w:rPr>
+          <w:lang w:val="en-US"/>
+        </w:rPr>
+        <w:t xml:space="preserve"> </w:t>
+      </w:r>
+      <w:proofErr w:type="spellStart"/>
+      <w:r>
+        <w:rPr>
+          <w:lang w:val="en-US"/>
+        </w:rPr>
+        <w:t>keyin</w:t>
+      </w:r>
+      <w:proofErr w:type="spellEnd"/>
+      <w:r>
+        <w:rPr>
+          <w:lang w:val="en-US"/>
+        </w:rPr>
+        <w:t xml:space="preserve"> </w:t>
+      </w:r>
+      <w:proofErr w:type="spellStart"/>
+      <w:r>
+        <w:rPr>
+          <w:lang w:val="en-US"/>
+        </w:rPr>
+        <w:t>o‘tamiz</w:t>
+      </w:r>
+      <w:proofErr w:type="spellEnd"/>
+      <w:r>
+        <w:rPr>
+          <w:lang w:val="en-US"/>
+        </w:rPr>
+        <w:t>.</w:t>
+      </w:r>
+    </w:p>
+    <w:p>
+      <w:pPr>
+        <w:rPr>
+          <w:b/>
+          <w:bCs/>
+          <w:lang w:val="en-US"/>
+        </w:rPr>
+      </w:pPr>
+      <w:proofErr w:type="spellStart"/>
+      <w:r>
+        <w:rPr>
+          <w:b/>
+          <w:bCs/>
+          <w:lang w:val="en-US"/>
+        </w:rPr>
+        <w:t>Bizning</w:t>
+      </w:r>
+      <w:proofErr w:type="spellEnd"/>
+      <w:r>
+        <w:rPr>
+          <w:b/>
+          <w:bCs/>
+          <w:lang w:val="en-US"/>
+        </w:rPr>
+        <w:t xml:space="preserve"> </w:t>
+      </w:r>
+      <w:proofErr w:type="spellStart"/>
+      <w:r>
+        <w:rPr>
+          <w:b/>
+          <w:bCs/>
+          <w:lang w:val="en-US"/>
+        </w:rPr>
+        <w:t>topologiyamiz</w:t>
+      </w:r>
+      <w:proofErr w:type="spellEnd"/>
+    </w:p>
+    <w:p>
+      <w:pPr>
+        <w:rPr>
+          <w:lang w:val="en-US"/>
+        </w:rPr>
+      </w:pPr>
+      <w:r>
+        <w:rPr>
+          <w:lang w:val="en-US"/>
+        </w:rPr>
+        <w:t xml:space="preserve">PC1 ── SW1 ── R1 </w:t>
+      </w:r>
+      <w:r>
+        <w:rPr>
+          <w:rFonts w:ascii="Arial" w:hAnsi="Arial" w:cs="Arial"/>
+          <w:lang w:val="en-US"/>
+        </w:rPr>
+        <w:t>═════</w:t>
+      </w:r>
+      <w:r>
+        <w:rPr>
+          <w:lang w:val="en-US"/>
+        </w:rPr>
+        <w:t xml:space="preserve"> R2 </w:t>
+      </w:r>
+      <w:r>
+        <w:rPr>
+          <w:rFonts w:ascii="Aptos" w:hAnsi="Aptos" w:cs="Aptos"/>
+          <w:lang w:val="en-US"/>
+        </w:rPr>
+        <w:t>──</w:t>
+      </w:r>
+      <w:r>
+        <w:rPr>
+          <w:lang w:val="en-US"/>
+        </w:rPr>
+        <w:t xml:space="preserve"> SW2 </w:t>
+      </w:r>
+      <w:r>
+        <w:rPr>
+          <w:rFonts w:ascii="Aptos" w:hAnsi="Aptos" w:cs="Aptos"/>
+          <w:lang w:val="en-US"/>
+        </w:rPr>
+        <w:t>──</w:t>
+      </w:r>
+      <w:r>
+        <w:rPr>
+          <w:lang w:val="en-US"/>
+        </w:rPr>
+        <w:t xml:space="preserve"> PC2</w:t>
+      </w:r>
+    </w:p>
+    <w:p>
+      <w:pPr>
+        <w:rPr>
+          <w:lang w:val="en-US"/>
+        </w:rPr>
+      </w:pPr>
+      <w:proofErr w:type="spellStart"/>
+      <w:r>
+        <w:rPr>
+          <w:lang w:val="en-US"/>
+        </w:rPr>
+        <w:t>Quyidagi</w:t>
+      </w:r>
+      <w:proofErr w:type="spellEnd"/>
+      <w:r>
+        <w:rPr>
+          <w:lang w:val="en-US"/>
+        </w:rPr>
+        <w:t xml:space="preserve"> IP </w:t>
+      </w:r>
+      <w:proofErr w:type="spellStart"/>
+      <w:r>
+        <w:rPr>
+          <w:lang w:val="en-US"/>
+        </w:rPr>
+        <w:t>manzillar</w:t>
+      </w:r>
+      <w:proofErr w:type="spellEnd"/>
+      <w:r>
+        <w:rPr>
+          <w:lang w:val="en-US"/>
+        </w:rPr>
+        <w:t xml:space="preserve"> </w:t>
+      </w:r>
+      <w:proofErr w:type="spellStart"/>
+      <w:r>
+        <w:rPr>
+          <w:lang w:val="en-US"/>
+        </w:rPr>
+        <w:t>rejasidan</w:t>
+      </w:r>
+      <w:proofErr w:type="spellEnd"/>
+      <w:r>
+        <w:rPr>
+          <w:lang w:val="en-US"/>
+        </w:rPr>
+        <w:t xml:space="preserve"> </w:t>
+      </w:r>
+      <w:proofErr w:type="spellStart"/>
+      <w:r>
+        <w:rPr>
+          <w:lang w:val="en-US"/>
+        </w:rPr>
+        <w:t>foydalanamiz</w:t>
+      </w:r>
+      <w:proofErr w:type="spellEnd"/>
+      <w:r>
+        <w:rPr>
+          <w:lang w:val="en-US"/>
+        </w:rPr>
+        <w:t>:</w:t>
+      </w:r>
+    </w:p>
+    <w:tbl>
+      <w:tblPr>
+        <w:tblW w:w="0" w:type="auto"/>
+        <w:tblCellSpacing w:w="15" w:type="dxa"/>
+        <w:tblCellMar>
+          <w:top w:w="15" w:type="dxa"/>
+          <w:left w:w="15" w:type="dxa"/>
+          <w:bottom w:w="15" w:type="dxa"/>
+          <w:right w:w="15" w:type="dxa"/>
+        </w:tblCellMar>
+        <w:tblLook w:val="04A0" w:firstRow="1" w:lastRow="0" w:firstColumn="1" w:lastColumn="0" w:noHBand="0" w:noVBand="1"/>
+      </w:tblPr>
+      <w:tblGrid>
+        <w:gridCol w:w="962"/>
+        <w:gridCol w:w="1518"/>
+        <w:gridCol w:w="1420"/>
+        <w:gridCol w:w="1820"/>
+      </w:tblGrid>
+      <w:tr>
+        <w:trPr>
+          <w:tblHeader/>
+          <w:tblCellSpacing w:w="15" w:type="dxa"/>
+        </w:trPr>
+        <w:tc>
+          <w:tcPr>
+            <w:tcW w:w="0" w:type="auto"/>
+            <w:vAlign w:val="center"/>
+            <w:hideMark/>
+          </w:tcPr>
+          <w:p>
+            <w:pPr>
+              <w:rPr>
+                <w:b/>
+                <w:bCs/>
+              </w:rPr>
+            </w:pPr>
+            <w:proofErr w:type="spellStart"/>
+            <w:r>
+              <w:rPr>
+                <w:b/>
+                <w:bCs/>
+              </w:rPr>
+              <w:t>Qurilma</w:t>
+            </w:r>
+            <w:proofErr w:type="spellEnd"/>
+          </w:p>
+        </w:tc>
+        <w:tc>
+          <w:tcPr>
+            <w:tcW w:w="0" w:type="auto"/>
+            <w:vAlign w:val="center"/>
+            <w:hideMark/>
+          </w:tcPr>
+          <w:p>
+            <w:pPr>
+              <w:rPr>
+                <w:b/>
+                <w:bCs/>
+              </w:rPr>
+            </w:pPr>
+            <w:proofErr w:type="spellStart"/>
+            <w:r>
+              <w:rPr>
+                <w:b/>
+                <w:bCs/>
+              </w:rPr>
+              <w:t>Interfeys</w:t>
+            </w:r>
+            <w:proofErr w:type="spellEnd"/>
+          </w:p>
+        </w:tc>
+        <w:tc>
+          <w:tcPr>
+            <w:tcW w:w="0" w:type="auto"/>
+            <w:vAlign w:val="center"/>
+            <w:hideMark/>
+          </w:tcPr>
+          <w:p>
+            <w:pPr>
+              <w:rPr>
+                <w:b/>
+                <w:bCs/>
+              </w:rPr>
+            </w:pPr>
+            <w:r>
+              <w:rPr>
+                <w:b/>
+                <w:bCs/>
+              </w:rPr>
+              <w:t xml:space="preserve">IP </w:t>
+            </w:r>
+            <w:proofErr w:type="spellStart"/>
+            <w:r>
+              <w:rPr>
+                <w:b/>
+                <w:bCs/>
+              </w:rPr>
+              <w:t>manzil</w:t>
+            </w:r>
+            <w:proofErr w:type="spellEnd"/>
+          </w:p>
+        </w:tc>
+        <w:tc>
+          <w:tcPr>
+            <w:tcW w:w="0" w:type="auto"/>
+            <w:vAlign w:val="center"/>
+            <w:hideMark/>
+          </w:tcPr>
+          <w:p>
+            <w:pPr>
+              <w:rPr>
+                <w:b/>
+                <w:bCs/>
+              </w:rPr>
+            </w:pPr>
+            <w:proofErr w:type="spellStart"/>
+            <w:r>
+              <w:rPr>
+                <w:b/>
+                <w:bCs/>
+              </w:rPr>
+              <w:t>Subnet</w:t>
+            </w:r>
+            <w:proofErr w:type="spellEnd"/>
+            <w:r>
+              <w:rPr>
+                <w:b/>
+                <w:bCs/>
+              </w:rPr>
+              <w:t xml:space="preserve"> </w:t>
+            </w:r>
+            <w:proofErr w:type="spellStart"/>
+            <w:r>
+              <w:rPr>
+                <w:b/>
+                <w:bCs/>
+              </w:rPr>
+              <w:t>mask</w:t>
+            </w:r>
+            <w:proofErr w:type="spellEnd"/>
+          </w:p>
+        </w:tc>
+      </w:tr>
+      <w:tr>
+        <w:trPr>
+          <w:tblCellSpacing w:w="15" w:type="dxa"/>
+        </w:trPr>
+        <w:tc>
+          <w:tcPr>
+            <w:tcW w:w="0" w:type="auto"/>
+            <w:vAlign w:val="center"/>
+            <w:hideMark/>
+          </w:tcPr>
+          <w:p>
+            <w:r>
+              <w:t>PC1</w:t>
+            </w:r>
+          </w:p>
+        </w:tc>
+        <w:tc>
+          <w:tcPr>
+            <w:tcW w:w="0" w:type="auto"/>
+            <w:vAlign w:val="center"/>
+            <w:hideMark/>
+          </w:tcPr>
+          <w:p>
+            <w:r>
+              <w:t>FastEthernet0</w:t>
+            </w:r>
+          </w:p>
+        </w:tc>
+        <w:tc>
+          <w:tcPr>
+            <w:tcW w:w="0" w:type="auto"/>
+            <w:vAlign w:val="center"/>
+            <w:hideMark/>
+          </w:tcPr>
+          <w:p>
+            <w:r>
+              <w:t>192.168.1.10</w:t>
+            </w:r>
+          </w:p>
+        </w:tc>
+        <w:tc>
+          <w:tcPr>
+            <w:tcW w:w="0" w:type="auto"/>
+            <w:vAlign w:val="center"/>
+            <w:hideMark/>
+          </w:tcPr>
+          <w:p>
+            <w:r>
+              <w:t>255.255.255.0</w:t>
+            </w:r>
+          </w:p>
+        </w:tc>
+      </w:tr>
+      <w:tr>
+        <w:trPr>
+          <w:tblCellSpacing w:w="15" w:type="dxa"/>
+        </w:trPr>
+        <w:tc>
+          <w:tcPr>
+            <w:tcW w:w="0" w:type="auto"/>
+            <w:vAlign w:val="center"/>
+            <w:hideMark/>
+          </w:tcPr>
+          <w:p>
+            <w:r>
+              <w:t>R1</w:t>
+            </w:r>
+          </w:p>
+        </w:tc>
+        <w:tc>
+          <w:tcPr>
+            <w:tcW w:w="0" w:type="auto"/>
+            <w:vAlign w:val="center"/>
+            <w:hideMark/>
+          </w:tcPr>
+          <w:p>
+            <w:r>
+              <w:t xml:space="preserve">LAN </w:t>
+            </w:r>
+            <w:proofErr w:type="spellStart"/>
+            <w:r>
+              <w:t>interfeysi</w:t>
+            </w:r>
+            <w:proofErr w:type="spellEnd"/>
+          </w:p>
+        </w:tc>
+        <w:tc>
+          <w:tcPr>
+            <w:tcW w:w="0" w:type="auto"/>
+            <w:vAlign w:val="center"/>
+            <w:hideMark/>
+          </w:tcPr>
+          <w:p>
+            <w:r>
+              <w:t>192.168.1.1</w:t>
+            </w:r>
+          </w:p>
+        </w:tc>
+        <w:tc>
+          <w:tcPr>
+            <w:tcW w:w="0" w:type="auto"/>
+            <w:vAlign w:val="center"/>
+            <w:hideMark/>
+          </w:tcPr>
+          <w:p>
+            <w:r>
+              <w:t>255.255.255.0</w:t>
+            </w:r>
+          </w:p>
+        </w:tc>
+      </w:tr>
+      <w:tr>
+        <w:trPr>
+          <w:tblCellSpacing w:w="15" w:type="dxa"/>
+        </w:trPr>
+        <w:tc>
+          <w:tcPr>
+            <w:tcW w:w="0" w:type="auto"/>
+            <w:vAlign w:val="center"/>
+            <w:hideMark/>
+          </w:tcPr>
+          <w:p>
+            <w:r>
+              <w:t>R1</w:t>
+            </w:r>
+          </w:p>
+        </w:tc>
+        <w:tc>
+          <w:tcPr>
+            <w:tcW w:w="0" w:type="auto"/>
+            <w:vAlign w:val="center"/>
+            <w:hideMark/>
+          </w:tcPr>
+          <w:p>
+            <w:r>
+              <w:t xml:space="preserve">R2 </w:t>
+            </w:r>
+            <w:proofErr w:type="spellStart"/>
+            <w:r>
+              <w:t>tomonga</w:t>
+            </w:r>
+            <w:proofErr w:type="spellEnd"/>
+          </w:p>
+        </w:tc>
+        <w:tc>
+          <w:tcPr>
+            <w:tcW w:w="0" w:type="auto"/>
+            <w:vAlign w:val="center"/>
+            <w:hideMark/>
+          </w:tcPr>
+          <w:p>
+            <w:r>
+              <w:t>192.168.12.1</w:t>
+            </w:r>
+          </w:p>
+        </w:tc>
+        <w:tc>
+          <w:tcPr>
+            <w:tcW w:w="0" w:type="auto"/>
+            <w:vAlign w:val="center"/>
+            <w:hideMark/>
+          </w:tcPr>
+          <w:p>
+            <w:r>
+              <w:t>255.255.255.252</w:t>
+            </w:r>
+          </w:p>
+        </w:tc>
+      </w:tr>
+      <w:tr>
+        <w:trPr>
+          <w:tblCellSpacing w:w="15" w:type="dxa"/>
+        </w:trPr>
+        <w:tc>
+          <w:tcPr>
+            <w:tcW w:w="0" w:type="auto"/>
+            <w:vAlign w:val="center"/>
+            <w:hideMark/>
+          </w:tcPr>
+          <w:p>
+            <w:r>
+              <w:t>R2</w:t>
+            </w:r>
+          </w:p>
+        </w:tc>
+        <w:tc>
+          <w:tcPr>
+            <w:tcW w:w="0" w:type="auto"/>
+            <w:vAlign w:val="center"/>
+            <w:hideMark/>
+          </w:tcPr>
+          <w:p>
+            <w:r>
+              <w:t xml:space="preserve">R1 </w:t>
+            </w:r>
+            <w:proofErr w:type="spellStart"/>
+            <w:r>
+              <w:t>tomonga</w:t>
+            </w:r>
+            <w:proofErr w:type="spellEnd"/>
+          </w:p>
+        </w:tc>
+        <w:tc>
+          <w:tcPr>
+            <w:tcW w:w="0" w:type="auto"/>
+            <w:vAlign w:val="center"/>
+            <w:hideMark/>
+          </w:tcPr>
+          <w:p>
+            <w:r>
+              <w:t>192.168.12.2</w:t>
+            </w:r>
+          </w:p>
+        </w:tc>
+        <w:tc>
+          <w:tcPr>
+            <w:tcW w:w="0" w:type="auto"/>
+            <w:vAlign w:val="center"/>
+            <w:hideMark/>
+          </w:tcPr>
+          <w:p>
+            <w:r>
+              <w:t>255.255.255.252</w:t>
+            </w:r>
+          </w:p>
+        </w:tc>
+      </w:tr>
+      <w:tr>
+        <w:trPr>
+          <w:tblCellSpacing w:w="15" w:type="dxa"/>
+        </w:trPr>
+        <w:tc>
+          <w:tcPr>
+            <w:tcW w:w="0" w:type="auto"/>
+            <w:vAlign w:val="center"/>
+            <w:hideMark/>
+          </w:tcPr>
+          <w:p>
+            <w:r>
+              <w:t>R2</w:t>
+            </w:r>
+          </w:p>
+        </w:tc>
+        <w:tc>
+          <w:tcPr>
+            <w:tcW w:w="0" w:type="auto"/>
+            <w:vAlign w:val="center"/>
+            <w:hideMark/>
+          </w:tcPr>
+          <w:p>
+            <w:r>
+              <w:t xml:space="preserve">LAN </w:t>
+            </w:r>
+            <w:proofErr w:type="spellStart"/>
+            <w:r>
+              <w:t>interfeysi</w:t>
+            </w:r>
+            <w:proofErr w:type="spellEnd"/>
+          </w:p>
+        </w:tc>
+        <w:tc>
+          <w:tcPr>
+            <w:tcW w:w="0" w:type="auto"/>
+            <w:vAlign w:val="center"/>
+            <w:hideMark/>
+          </w:tcPr>
+          <w:p>
+            <w:r>
+              <w:t>192.168.2.1</w:t>
+            </w:r>
+          </w:p>
+        </w:tc>
+        <w:tc>
+          <w:tcPr>
+            <w:tcW w:w="0" w:type="auto"/>
+            <w:vAlign w:val="center"/>
+            <w:hideMark/>
+          </w:tcPr>
+          <w:p>
+            <w:r>
+              <w:t>255.255.255.0</w:t>
+            </w:r>
+          </w:p>
+        </w:tc>
+      </w:tr>
+      <w:tr>
+        <w:trPr>
+          <w:tblCellSpacing w:w="15" w:type="dxa"/>
+        </w:trPr>
+        <w:tc>
+          <w:tcPr>
+            <w:tcW w:w="0" w:type="auto"/>
+            <w:vAlign w:val="center"/>
+            <w:hideMark/>
+          </w:tcPr>
+          <w:p>
+            <w:r>
+              <w:t>PC2</w:t>
+            </w:r>
+          </w:p>
+        </w:tc>
+        <w:tc>
+          <w:tcPr>
+            <w:tcW w:w="0" w:type="auto"/>
+            <w:vAlign w:val="center"/>
+            <w:hideMark/>
+          </w:tcPr>
+          <w:p>
+            <w:r>
+              <w:t>FastEthernet0</w:t>
+            </w:r>
+          </w:p>
+        </w:tc>
+        <w:tc>
+          <w:tcPr>
+            <w:tcW w:w="0" w:type="auto"/>
+            <w:vAlign w:val="center"/>
+            <w:hideMark/>
+          </w:tcPr>
+          <w:p>
+            <w:r>
+              <w:t>192.168.2.10</w:t>
+            </w:r>
+          </w:p>
+        </w:tc>
+        <w:tc>
+          <w:tcPr>
+            <w:tcW w:w="0" w:type="auto"/>
+            <w:vAlign w:val="center"/>
+            <w:hideMark/>
+          </w:tcPr>
+          <w:p>
+            <w:r>
+              <w:t>255.255.255.0</w:t>
+            </w:r>
+          </w:p>
+        </w:tc>
+      </w:tr>
+    </w:tbl>
+    <w:p>
+      <w:proofErr w:type="spellStart"/>
+      <w:r>
+        <w:rPr>
+          <w:b/>
+          <w:bCs/>
+        </w:rPr>
+        <w:t>PC’larning</w:t>
+      </w:r>
+      <w:proofErr w:type="spellEnd"/>
+      <w:r>
+        <w:rPr>
+          <w:b/>
+          <w:bCs/>
+        </w:rPr>
+        <w:t xml:space="preserve"> </w:t>
+      </w:r>
+      <w:proofErr w:type="spellStart"/>
+      <w:r>
+        <w:rPr>
+          <w:b/>
+          <w:bCs/>
+        </w:rPr>
+        <w:t>Default</w:t>
+      </w:r>
+      <w:proofErr w:type="spellEnd"/>
+      <w:r>
+        <w:rPr>
+          <w:b/>
+          <w:bCs/>
+        </w:rPr>
+        <w:t xml:space="preserve"> Gateway </w:t>
+      </w:r>
+      <w:proofErr w:type="spellStart"/>
+      <w:r>
+        <w:rPr>
+          <w:b/>
+          <w:bCs/>
+        </w:rPr>
+        <w:t>manzillari</w:t>
+      </w:r>
+      <w:proofErr w:type="spellEnd"/>
+      <w:r>
+        <w:rPr>
+          <w:b/>
+          <w:bCs/>
+        </w:rPr>
+        <w:t>:</w:t>
+      </w:r>
+    </w:p>
+    <w:p>
+      <w:pPr>
+        <w:numPr>
+          <w:ilvl w:val="0"/>
+          <w:numId w:val="2"/>
+        </w:numPr>
+      </w:pPr>
+      <w:r>
+        <w:t>PC1: 192.168.1.1</w:t>
+      </w:r>
+    </w:p>
+    <w:p>
+      <w:pPr>
+        <w:numPr>
+          <w:ilvl w:val="0"/>
+          <w:numId w:val="2"/>
+        </w:numPr>
+      </w:pPr>
+      <w:r>
+        <w:t>PC2: 192.168.2.1</w:t>
+      </w:r>
+    </w:p>
+    <w:p>
+      <w:pPr>
+        <w:rPr>
+          <w:b/>
+          <w:bCs/>
+          <w:lang w:val="en-US"/>
+        </w:rPr>
+      </w:pPr>
+      <w:r>
+        <w:rPr>
+          <w:b/>
+          <w:bCs/>
+          <w:lang w:val="en-US"/>
+        </w:rPr>
+        <w:t xml:space="preserve">Nima </w:t>
+      </w:r>
+      <w:proofErr w:type="spellStart"/>
+      <w:r>
+        <w:rPr>
+          <w:b/>
+          <w:bCs/>
+          <w:lang w:val="en-US"/>
+        </w:rPr>
+        <w:t>uchun</w:t>
+      </w:r>
+      <w:proofErr w:type="spellEnd"/>
+      <w:r>
+        <w:rPr>
+          <w:b/>
+          <w:bCs/>
+          <w:lang w:val="en-US"/>
+        </w:rPr>
+        <w:t xml:space="preserve"> </w:t>
+      </w:r>
+      <w:proofErr w:type="spellStart"/>
+      <w:r>
+        <w:rPr>
+          <w:b/>
+          <w:bCs/>
+          <w:lang w:val="en-US"/>
+        </w:rPr>
+        <w:t>routerlar</w:t>
+      </w:r>
+      <w:proofErr w:type="spellEnd"/>
+      <w:r>
+        <w:rPr>
+          <w:b/>
+          <w:bCs/>
+          <w:lang w:val="en-US"/>
+        </w:rPr>
+        <w:t xml:space="preserve"> </w:t>
+      </w:r>
+      <w:proofErr w:type="spellStart"/>
+      <w:r>
+        <w:rPr>
+          <w:b/>
+          <w:bCs/>
+          <w:lang w:val="en-US"/>
+        </w:rPr>
+        <w:t>orasida</w:t>
+      </w:r>
+      <w:proofErr w:type="spellEnd"/>
+      <w:r>
+        <w:rPr>
+          <w:b/>
+          <w:bCs/>
+          <w:lang w:val="en-US"/>
+        </w:rPr>
+        <w:t xml:space="preserve"> /30 </w:t>
+      </w:r>
+      <w:proofErr w:type="spellStart"/>
+      <w:r>
+        <w:rPr>
+          <w:b/>
+          <w:bCs/>
+          <w:lang w:val="en-US"/>
+        </w:rPr>
+        <w:t>ishlatyapmiz</w:t>
+      </w:r>
+      <w:proofErr w:type="spellEnd"/>
+      <w:r>
+        <w:rPr>
+          <w:b/>
+          <w:bCs/>
+          <w:lang w:val="en-US"/>
+        </w:rPr>
+        <w:t>?</w:t>
+      </w:r>
+    </w:p>
+    <w:p>
+      <w:pPr>
+        <w:rPr>
+          <w:lang w:val="en-US"/>
+        </w:rPr>
+      </w:pPr>
+      <w:r>
+        <w:rPr>
+          <w:lang w:val="en-US"/>
+        </w:rPr>
+        <w:t xml:space="preserve">192.168.12.0/30 </w:t>
+      </w:r>
+      <w:proofErr w:type="spellStart"/>
+      <w:r>
+        <w:rPr>
+          <w:lang w:val="en-US"/>
+        </w:rPr>
+        <w:t>tarmog‘ida</w:t>
+      </w:r>
+      <w:proofErr w:type="spellEnd"/>
+      <w:r>
+        <w:rPr>
+          <w:lang w:val="en-US"/>
+        </w:rPr>
+        <w:t xml:space="preserve"> </w:t>
+      </w:r>
+      <w:proofErr w:type="spellStart"/>
+      <w:r>
+        <w:rPr>
+          <w:lang w:val="en-US"/>
+        </w:rPr>
+        <w:t>jami</w:t>
+      </w:r>
+      <w:proofErr w:type="spellEnd"/>
+      <w:r>
+        <w:rPr>
+          <w:lang w:val="en-US"/>
+        </w:rPr>
+        <w:t xml:space="preserve"> 4 ta IP manzil </w:t>
+      </w:r>
+      <w:proofErr w:type="spellStart"/>
+      <w:r>
+        <w:rPr>
+          <w:lang w:val="en-US"/>
+        </w:rPr>
+        <w:t>mavjud</w:t>
+      </w:r>
+      <w:proofErr w:type="spellEnd"/>
+      <w:r>
+        <w:rPr>
+          <w:lang w:val="en-US"/>
+        </w:rPr>
+        <w:t>:</w:t>
+      </w:r>
+    </w:p>
+    <w:p>
+      <w:pPr>
+        <w:numPr>
+          <w:ilvl w:val="0"/>
+          <w:numId w:val="3"/>
+        </w:numPr>
+      </w:pPr>
+      <w:r>
+        <w:t xml:space="preserve">192.168.12.0 — Network </w:t>
+      </w:r>
+      <w:proofErr w:type="spellStart"/>
+      <w:r>
+        <w:t>address</w:t>
+      </w:r>
+      <w:proofErr w:type="spellEnd"/>
+    </w:p>
+    <w:p>
+      <w:pPr>
+        <w:numPr>
+          <w:ilvl w:val="0"/>
+          <w:numId w:val="3"/>
+        </w:numPr>
+      </w:pPr>
+      <w:r>
+        <w:t xml:space="preserve">192.168.12.1 — R1 </w:t>
+      </w:r>
+      <w:proofErr w:type="spellStart"/>
+      <w:r>
+        <w:t>uchun</w:t>
+      </w:r>
+      <w:proofErr w:type="spellEnd"/>
+    </w:p>
+    <w:p>
+      <w:pPr>
+        <w:numPr>
+          <w:ilvl w:val="0"/>
+          <w:numId w:val="3"/>
+        </w:numPr>
+      </w:pPr>
+      <w:r>
+        <w:t xml:space="preserve">192.168.12.2 — R2 </w:t>
+      </w:r>
+      <w:proofErr w:type="spellStart"/>
+      <w:r>
+        <w:t>uchun</w:t>
+      </w:r>
+      <w:proofErr w:type="spellEnd"/>
+    </w:p>
+    <w:p>
+      <w:pPr>
+        <w:numPr>
+          <w:ilvl w:val="0"/>
+          <w:numId w:val="3"/>
+        </w:numPr>
+      </w:pPr>
+      <w:r>
+        <w:t xml:space="preserve">192.168.12.3 — </w:t>
+      </w:r>
+      <w:proofErr w:type="spellStart"/>
+      <w:r>
+        <w:t>Broadcast</w:t>
+      </w:r>
+      <w:proofErr w:type="spellEnd"/>
+      <w:r>
+        <w:t xml:space="preserve"> </w:t>
+      </w:r>
+      <w:proofErr w:type="spellStart"/>
+      <w:r>
+        <w:t>address</w:t>
+      </w:r>
+      <w:proofErr w:type="spellEnd"/>
+    </w:p>
+    <w:p>
+      <w:pPr>
+        <w:rPr>
+          <w:lang w:val="en-US"/>
+        </w:rPr>
+      </w:pPr>
+      <w:proofErr w:type="spellStart"/>
+      <w:r>
+        <w:rPr>
+          <w:lang w:val="en-US"/>
+        </w:rPr>
+        <w:t>Routerlar</w:t>
+      </w:r>
+      <w:proofErr w:type="spellEnd"/>
+      <w:r>
+        <w:rPr>
+          <w:lang w:val="en-US"/>
+        </w:rPr>
+        <w:t xml:space="preserve"> </w:t>
+      </w:r>
+      <w:proofErr w:type="spellStart"/>
+      <w:r>
+        <w:rPr>
+          <w:lang w:val="en-US"/>
+        </w:rPr>
+        <w:t>orasidagi</w:t>
+      </w:r>
+      <w:proofErr w:type="spellEnd"/>
+      <w:r>
+        <w:rPr>
+          <w:lang w:val="en-US"/>
+        </w:rPr>
+        <w:t xml:space="preserve"> </w:t>
+      </w:r>
+      <w:proofErr w:type="spellStart"/>
+      <w:r>
+        <w:rPr>
+          <w:lang w:val="en-US"/>
+        </w:rPr>
+        <w:t>nuqtadan</w:t>
+      </w:r>
+      <w:proofErr w:type="spellEnd"/>
+      <w:r>
+        <w:rPr>
+          <w:lang w:val="en-US"/>
+        </w:rPr>
+        <w:t xml:space="preserve"> </w:t>
+      </w:r>
+      <w:proofErr w:type="spellStart"/>
+      <w:r>
+        <w:rPr>
+          <w:lang w:val="en-US"/>
+        </w:rPr>
+        <w:t>nuqtaga</w:t>
+      </w:r>
+      <w:proofErr w:type="spellEnd"/>
+      <w:r>
+        <w:rPr>
+          <w:lang w:val="en-US"/>
+        </w:rPr>
+        <w:t xml:space="preserve"> </w:t>
+      </w:r>
+      <w:proofErr w:type="spellStart"/>
+      <w:r>
+        <w:rPr>
+          <w:lang w:val="en-US"/>
+        </w:rPr>
+        <w:t>ulanish</w:t>
+      </w:r>
+      <w:proofErr w:type="spellEnd"/>
+      <w:r>
+        <w:rPr>
+          <w:lang w:val="en-US"/>
+        </w:rPr>
+        <w:t xml:space="preserve"> </w:t>
+      </w:r>
+      <w:proofErr w:type="spellStart"/>
+      <w:r>
+        <w:rPr>
+          <w:lang w:val="en-US"/>
+        </w:rPr>
+        <w:t>uchun</w:t>
+      </w:r>
+      <w:proofErr w:type="spellEnd"/>
+      <w:r>
+        <w:rPr>
+          <w:lang w:val="en-US"/>
+        </w:rPr>
+        <w:t xml:space="preserve"> </w:t>
+      </w:r>
+      <w:proofErr w:type="spellStart"/>
+      <w:r>
+        <w:rPr>
+          <w:lang w:val="en-US"/>
+        </w:rPr>
+        <w:t>ikkita</w:t>
+      </w:r>
+      <w:proofErr w:type="spellEnd"/>
+      <w:r>
+        <w:rPr>
+          <w:lang w:val="en-US"/>
+        </w:rPr>
+        <w:t xml:space="preserve"> </w:t>
+      </w:r>
+      <w:proofErr w:type="spellStart"/>
+      <w:r>
+        <w:rPr>
+          <w:lang w:val="en-US"/>
+        </w:rPr>
+        <w:t>foydalaniladigan</w:t>
+      </w:r>
+      <w:proofErr w:type="spellEnd"/>
+      <w:r>
+        <w:rPr>
+          <w:lang w:val="en-US"/>
+        </w:rPr>
+        <w:t xml:space="preserve"> IP manzil </w:t>
+      </w:r>
+      <w:proofErr w:type="spellStart"/>
+      <w:r>
+        <w:rPr>
+          <w:lang w:val="en-US"/>
+        </w:rPr>
+        <w:t>yetarli</w:t>
+      </w:r>
+      <w:proofErr w:type="spellEnd"/>
+      <w:r>
+        <w:rPr>
+          <w:lang w:val="en-US"/>
+        </w:rPr>
+        <w:t>.</w:t>
+      </w:r>
+    </w:p>
+    <w:p>
+      <w:pPr>
+        <w:rPr>
+          <w:b/>
+          <w:bCs/>
+          <w:lang w:val="en-US"/>
+        </w:rPr>
+      </w:pPr>
+      <w:r>
+        <w:rPr>
+          <w:b/>
+          <w:bCs/>
+          <w:lang w:val="en-US"/>
+        </w:rPr>
+        <w:lastRenderedPageBreak/>
+        <w:t xml:space="preserve">2-qadam: R1 </w:t>
+      </w:r>
+      <w:proofErr w:type="spellStart"/>
+      <w:r>
+        <w:rPr>
+          <w:b/>
+          <w:bCs/>
+          <w:lang w:val="en-US"/>
+        </w:rPr>
+        <w:t>routerini</w:t>
+      </w:r>
+      <w:proofErr w:type="spellEnd"/>
+      <w:r>
+        <w:rPr>
+          <w:b/>
+          <w:bCs/>
+          <w:lang w:val="en-US"/>
+        </w:rPr>
+        <w:t xml:space="preserve"> </w:t>
+      </w:r>
+      <w:proofErr w:type="spellStart"/>
+      <w:r>
+        <w:rPr>
+          <w:b/>
+          <w:bCs/>
+          <w:lang w:val="en-US"/>
+        </w:rPr>
+        <w:t>sozlash</w:t>
+      </w:r>
+      <w:proofErr w:type="spellEnd"/>
+    </w:p>
+    <w:p>
+      <w:pPr>
+        <w:rPr>
+          <w:lang w:val="en-US"/>
+        </w:rPr>
+      </w:pPr>
+      <w:proofErr w:type="spellStart"/>
+      <w:r>
+        <w:rPr>
+          <w:lang w:val="en-US"/>
+        </w:rPr>
+        <w:t>Avval</w:t>
+      </w:r>
+      <w:proofErr w:type="spellEnd"/>
+      <w:r>
+        <w:rPr>
+          <w:lang w:val="en-US"/>
+        </w:rPr>
+        <w:t xml:space="preserve"> R1 </w:t>
+      </w:r>
+      <w:proofErr w:type="spellStart"/>
+      <w:r>
+        <w:rPr>
+          <w:lang w:val="en-US"/>
+        </w:rPr>
+        <w:t>qurilmasini</w:t>
+      </w:r>
+      <w:proofErr w:type="spellEnd"/>
+      <w:r>
+        <w:rPr>
+          <w:lang w:val="en-US"/>
+        </w:rPr>
+        <w:t xml:space="preserve"> </w:t>
+      </w:r>
+      <w:proofErr w:type="spellStart"/>
+      <w:r>
+        <w:rPr>
+          <w:lang w:val="en-US"/>
+        </w:rPr>
+        <w:t>ochib</w:t>
+      </w:r>
+      <w:proofErr w:type="spellEnd"/>
+      <w:r>
+        <w:rPr>
+          <w:lang w:val="en-US"/>
+        </w:rPr>
+        <w:t xml:space="preserve">, </w:t>
+      </w:r>
+      <w:r>
+        <w:rPr>
+          <w:b/>
+          <w:bCs/>
+          <w:lang w:val="en-US"/>
+        </w:rPr>
+        <w:t>CLI</w:t>
+      </w:r>
+      <w:r>
+        <w:rPr>
+          <w:lang w:val="en-US"/>
+        </w:rPr>
+        <w:t xml:space="preserve"> </w:t>
+      </w:r>
+      <w:proofErr w:type="spellStart"/>
+      <w:r>
+        <w:rPr>
+          <w:lang w:val="en-US"/>
+        </w:rPr>
+        <w:t>bo‘limiga</w:t>
+      </w:r>
+      <w:proofErr w:type="spellEnd"/>
+      <w:r>
+        <w:rPr>
+          <w:lang w:val="en-US"/>
+        </w:rPr>
+        <w:t xml:space="preserve"> </w:t>
+      </w:r>
+      <w:proofErr w:type="spellStart"/>
+      <w:r>
+        <w:rPr>
+          <w:lang w:val="en-US"/>
+        </w:rPr>
+        <w:t>kiring</w:t>
+      </w:r>
+      <w:proofErr w:type="spellEnd"/>
+      <w:r>
+        <w:rPr>
+          <w:lang w:val="en-US"/>
+        </w:rPr>
+        <w:t>.</w:t>
+      </w:r>
+    </w:p>
+    <w:p>
+      <w:pPr>
+        <w:rPr>
+          <w:lang w:val="en-US"/>
+        </w:rPr>
+      </w:pPr>
+      <w:proofErr w:type="spellStart"/>
+      <w:r>
+        <w:rPr>
+          <w:lang w:val="en-US"/>
+        </w:rPr>
+        <w:t>Quyidagi</w:t>
+      </w:r>
+      <w:proofErr w:type="spellEnd"/>
+      <w:r>
+        <w:rPr>
+          <w:lang w:val="en-US"/>
+        </w:rPr>
+        <w:t xml:space="preserve"> </w:t>
+      </w:r>
+      <w:proofErr w:type="spellStart"/>
+      <w:r>
+        <w:rPr>
+          <w:lang w:val="en-US"/>
+        </w:rPr>
+        <w:t>buyruqlarni</w:t>
+      </w:r>
+      <w:proofErr w:type="spellEnd"/>
+      <w:r>
+        <w:rPr>
+          <w:lang w:val="en-US"/>
+        </w:rPr>
+        <w:t xml:space="preserve"> </w:t>
+      </w:r>
+      <w:proofErr w:type="spellStart"/>
+      <w:r>
+        <w:rPr>
+          <w:lang w:val="en-US"/>
+        </w:rPr>
+        <w:t>kiriting</w:t>
+      </w:r>
+      <w:proofErr w:type="spellEnd"/>
+      <w:r>
+        <w:rPr>
+          <w:lang w:val="en-US"/>
+        </w:rPr>
+        <w:t>:</w:t>
+      </w:r>
+    </w:p>
+    <w:p>
+      <w:pPr>
+        <w:rPr>
+          <w:lang w:val="en-US"/>
+        </w:rPr>
+      </w:pPr>
+      <w:r>
+        <w:rPr>
+          <w:lang w:val="en-US"/>
+        </w:rPr>
+        <w:t>enable</w:t>
+      </w:r>
+    </w:p>
+    <w:p>
+      <w:pPr>
+        <w:rPr>
+          <w:lang w:val="en-US"/>
+        </w:rPr>
+      </w:pPr>
+      <w:r>
+        <w:rPr>
+          <w:lang w:val="en-US"/>
+        </w:rPr>
+        <w:t>configure terminal</w:t>
+      </w:r>
+    </w:p>
+    <w:p>
+      <w:pPr>
+        <w:rPr>
+          <w:lang w:val="en-US"/>
+        </w:rPr>
+      </w:pPr>
+      <w:r>
+        <w:rPr>
+          <w:lang w:val="en-US"/>
+        </w:rPr>
+        <w:t>interface gigabitEthernet0/0</w:t>
+      </w:r>
+    </w:p>
+    <w:p>
+      <w:pPr>
+        <w:rPr>
+          <w:lang w:val="en-US"/>
+        </w:rPr>
+      </w:pPr>
+      <w:proofErr w:type="spellStart"/>
+      <w:r>
+        <w:rPr>
+          <w:lang w:val="en-US"/>
+        </w:rPr>
+        <w:t>ip</w:t>
+      </w:r>
+      <w:proofErr w:type="spellEnd"/>
+      <w:r>
+        <w:rPr>
+          <w:lang w:val="en-US"/>
+        </w:rPr>
+        <w:t xml:space="preserve"> address 192.168.1.1 255.255.255.0</w:t>
+      </w:r>
+    </w:p>
+    <w:p>
+      <w:pPr>
+        <w:rPr>
+          <w:lang w:val="en-US"/>
+        </w:rPr>
+      </w:pPr>
+      <w:r>
+        <w:rPr>
+          <w:lang w:val="en-US"/>
+        </w:rPr>
+        <w:t>no shutdown</w:t>
+      </w:r>
+    </w:p>
+    <w:p>
+      <w:pPr>
+        <w:rPr>
+          <w:lang w:val="en-US"/>
+        </w:rPr>
+      </w:pPr>
+      <w:r>
+        <w:rPr>
+          <w:lang w:val="en-US"/>
+        </w:rPr>
+        <w:t>exit</w:t>
+      </w:r>
+    </w:p>
+    <w:p>
+      <w:pPr>
+        <w:rPr>
+          <w:lang w:val="en-US"/>
+        </w:rPr>
+      </w:pPr>
+      <w:r>
+        <w:rPr>
+          <w:lang w:val="en-US"/>
+        </w:rPr>
+        <w:t>interface gigabitEthernet0/1</w:t>
+      </w:r>
+    </w:p>
+    <w:p>
+      <w:pPr>
+        <w:rPr>
+          <w:lang w:val="en-US"/>
+        </w:rPr>
+      </w:pPr>
+      <w:proofErr w:type="spellStart"/>
+      <w:r>
+        <w:rPr>
+          <w:lang w:val="en-US"/>
+        </w:rPr>
+        <w:t>ip</w:t>
+      </w:r>
+      <w:proofErr w:type="spellEnd"/>
+      <w:r>
+        <w:rPr>
+          <w:lang w:val="en-US"/>
+        </w:rPr>
+        <w:t xml:space="preserve"> address 192.168.12.1 255.255.255.252</w:t>
+      </w:r>
+    </w:p>
+    <w:p>
+      <w:pPr>
+        <w:rPr>
+          <w:lang w:val="en-US"/>
+        </w:rPr>
+      </w:pPr>
+      <w:r>
+        <w:rPr>
+          <w:lang w:val="en-US"/>
+        </w:rPr>
+        <w:t>no shutdown</w:t>
+      </w:r>
+    </w:p>
+    <w:p>
+      <w:pPr>
+        <w:rPr>
+          <w:lang w:val="en-US"/>
+        </w:rPr>
+      </w:pPr>
+      <w:r>
+        <w:rPr>
+          <w:lang w:val="en-US"/>
+        </w:rPr>
+        <w:t>end</w:t>
+      </w:r>
+    </w:p>
+    <w:p>
+      <w:pPr>
+        <w:rPr>
+          <w:b/>
+          <w:bCs/>
+          <w:lang w:val="en-US"/>
+        </w:rPr>
+      </w:pPr>
+      <w:proofErr w:type="spellStart"/>
+      <w:r>
+        <w:rPr>
+          <w:b/>
+          <w:bCs/>
+          <w:lang w:val="en-US"/>
+        </w:rPr>
+        <w:t>Buyruqlar</w:t>
+      </w:r>
+      <w:proofErr w:type="spellEnd"/>
+      <w:r>
+        <w:rPr>
+          <w:b/>
+          <w:bCs/>
+          <w:lang w:val="en-US"/>
+        </w:rPr>
+        <w:t xml:space="preserve"> </w:t>
+      </w:r>
+      <w:proofErr w:type="spellStart"/>
+      <w:r>
+        <w:rPr>
+          <w:b/>
+          <w:bCs/>
+          <w:lang w:val="en-US"/>
+        </w:rPr>
+        <w:t>nima</w:t>
+      </w:r>
+      <w:proofErr w:type="spellEnd"/>
+      <w:r>
+        <w:rPr>
+          <w:b/>
+          <w:bCs/>
+          <w:lang w:val="en-US"/>
+        </w:rPr>
+        <w:t xml:space="preserve"> </w:t>
+      </w:r>
+      <w:proofErr w:type="spellStart"/>
+      <w:r>
+        <w:rPr>
+          <w:b/>
+          <w:bCs/>
+          <w:lang w:val="en-US"/>
+        </w:rPr>
+        <w:t>qiladi</w:t>
+      </w:r>
+      <w:proofErr w:type="spellEnd"/>
+      <w:r>
+        <w:rPr>
+          <w:b/>
+          <w:bCs/>
+          <w:lang w:val="en-US"/>
+        </w:rPr>
+        <w:t>?</w:t>
+      </w:r>
+    </w:p>
+    <w:p>
+      <w:pPr>
+        <w:numPr>
+          <w:ilvl w:val="0"/>
+          <w:numId w:val="4"/>
+        </w:numPr>
+        <w:rPr>
+          <w:lang w:val="en-US"/>
+        </w:rPr>
+      </w:pPr>
+      <w:r>
+        <w:rPr>
+          <w:lang w:val="en-US"/>
+        </w:rPr>
+        <w:t xml:space="preserve">interface gigabitEthernet0/0 — PC1 </w:t>
+      </w:r>
+      <w:proofErr w:type="spellStart"/>
+      <w:r>
+        <w:rPr>
+          <w:lang w:val="en-US"/>
+        </w:rPr>
+        <w:t>joylashgan</w:t>
+      </w:r>
+      <w:proofErr w:type="spellEnd"/>
+      <w:r>
+        <w:rPr>
+          <w:lang w:val="en-US"/>
+        </w:rPr>
+        <w:t xml:space="preserve"> LAN </w:t>
+      </w:r>
+      <w:proofErr w:type="spellStart"/>
+      <w:r>
+        <w:rPr>
+          <w:lang w:val="en-US"/>
+        </w:rPr>
+        <w:t>tomonidagi</w:t>
+      </w:r>
+      <w:proofErr w:type="spellEnd"/>
+      <w:r>
+        <w:rPr>
+          <w:lang w:val="en-US"/>
+        </w:rPr>
+        <w:t xml:space="preserve"> </w:t>
+      </w:r>
+      <w:proofErr w:type="spellStart"/>
+      <w:r>
+        <w:rPr>
+          <w:lang w:val="en-US"/>
+        </w:rPr>
+        <w:t>interfeysni</w:t>
+      </w:r>
+      <w:proofErr w:type="spellEnd"/>
+      <w:r>
+        <w:rPr>
+          <w:lang w:val="en-US"/>
+        </w:rPr>
+        <w:t xml:space="preserve"> </w:t>
+      </w:r>
+      <w:proofErr w:type="spellStart"/>
+      <w:r>
+        <w:rPr>
+          <w:lang w:val="en-US"/>
+        </w:rPr>
+        <w:t>sozlaydi</w:t>
+      </w:r>
+      <w:proofErr w:type="spellEnd"/>
+      <w:r>
+        <w:rPr>
+          <w:lang w:val="en-US"/>
+        </w:rPr>
+        <w:t>.</w:t>
+      </w:r>
+    </w:p>
+    <w:p>
+      <w:pPr>
+        <w:numPr>
+          <w:ilvl w:val="0"/>
+          <w:numId w:val="4"/>
+        </w:numPr>
+        <w:rPr>
+          <w:lang w:val="en-US"/>
+        </w:rPr>
+      </w:pPr>
+      <w:proofErr w:type="spellStart"/>
+      <w:r>
+        <w:rPr>
+          <w:lang w:val="en-US"/>
+        </w:rPr>
+        <w:t>ip</w:t>
+      </w:r>
+      <w:proofErr w:type="spellEnd"/>
+      <w:r>
+        <w:rPr>
+          <w:lang w:val="en-US"/>
+        </w:rPr>
+        <w:t xml:space="preserve"> address 192.168.1.1 255.255.255.0 — R1 </w:t>
+      </w:r>
+      <w:proofErr w:type="spellStart"/>
+      <w:r>
+        <w:rPr>
+          <w:lang w:val="en-US"/>
+        </w:rPr>
+        <w:t>ning</w:t>
+      </w:r>
+      <w:proofErr w:type="spellEnd"/>
+      <w:r>
+        <w:rPr>
+          <w:lang w:val="en-US"/>
+        </w:rPr>
+        <w:t xml:space="preserve"> LAN </w:t>
+      </w:r>
+      <w:proofErr w:type="spellStart"/>
+      <w:r>
+        <w:rPr>
+          <w:lang w:val="en-US"/>
+        </w:rPr>
+        <w:t>manzilini</w:t>
+      </w:r>
+      <w:proofErr w:type="spellEnd"/>
+      <w:r>
+        <w:rPr>
+          <w:lang w:val="en-US"/>
+        </w:rPr>
+        <w:t xml:space="preserve"> </w:t>
+      </w:r>
+      <w:proofErr w:type="spellStart"/>
+      <w:r>
+        <w:rPr>
+          <w:lang w:val="en-US"/>
+        </w:rPr>
+        <w:t>belgilaydi</w:t>
+      </w:r>
+      <w:proofErr w:type="spellEnd"/>
+      <w:r>
+        <w:rPr>
+          <w:lang w:val="en-US"/>
+        </w:rPr>
+        <w:t>.</w:t>
+      </w:r>
+    </w:p>
+    <w:p>
+      <w:pPr>
+        <w:numPr>
+          <w:ilvl w:val="0"/>
+          <w:numId w:val="4"/>
+        </w:numPr>
+        <w:rPr>
+          <w:lang w:val="en-US"/>
+        </w:rPr>
+      </w:pPr>
+      <w:r>
+        <w:rPr>
+          <w:lang w:val="en-US"/>
+        </w:rPr>
+        <w:t xml:space="preserve">interface gigabitEthernet0/1 — R2 </w:t>
+      </w:r>
+      <w:proofErr w:type="spellStart"/>
+      <w:r>
+        <w:rPr>
+          <w:lang w:val="en-US"/>
+        </w:rPr>
+        <w:t>tomonidagi</w:t>
+      </w:r>
+      <w:proofErr w:type="spellEnd"/>
+      <w:r>
+        <w:rPr>
+          <w:lang w:val="en-US"/>
+        </w:rPr>
+        <w:t xml:space="preserve"> </w:t>
+      </w:r>
+      <w:proofErr w:type="spellStart"/>
+      <w:r>
+        <w:rPr>
+          <w:lang w:val="en-US"/>
+        </w:rPr>
+        <w:t>interfeysni</w:t>
+      </w:r>
+      <w:proofErr w:type="spellEnd"/>
+      <w:r>
+        <w:rPr>
+          <w:lang w:val="en-US"/>
+        </w:rPr>
+        <w:t xml:space="preserve"> </w:t>
+      </w:r>
+      <w:proofErr w:type="spellStart"/>
+      <w:r>
+        <w:rPr>
+          <w:lang w:val="en-US"/>
+        </w:rPr>
+        <w:t>sozlaydi</w:t>
+      </w:r>
+      <w:proofErr w:type="spellEnd"/>
+      <w:r>
+        <w:rPr>
+          <w:lang w:val="en-US"/>
+        </w:rPr>
+        <w:t>.</w:t>
+      </w:r>
+    </w:p>
+    <w:p>
+      <w:pPr>
+        <w:numPr>
+          <w:ilvl w:val="0"/>
+          <w:numId w:val="4"/>
+        </w:numPr>
+        <w:rPr>
+          <w:lang w:val="en-US"/>
+        </w:rPr>
+      </w:pPr>
+      <w:proofErr w:type="spellStart"/>
+      <w:r>
+        <w:rPr>
+          <w:lang w:val="en-US"/>
+        </w:rPr>
+        <w:t>ip</w:t>
+      </w:r>
+      <w:proofErr w:type="spellEnd"/>
+      <w:r>
+        <w:rPr>
+          <w:lang w:val="en-US"/>
+        </w:rPr>
+        <w:t xml:space="preserve"> address 192.168.12.1 255.255.255.252 — </w:t>
+      </w:r>
+      <w:proofErr w:type="spellStart"/>
+      <w:r>
+        <w:rPr>
+          <w:lang w:val="en-US"/>
+        </w:rPr>
+        <w:t>routerlar</w:t>
+      </w:r>
+      <w:proofErr w:type="spellEnd"/>
+      <w:r>
+        <w:rPr>
+          <w:lang w:val="en-US"/>
+        </w:rPr>
+        <w:t xml:space="preserve"> </w:t>
+      </w:r>
+      <w:proofErr w:type="spellStart"/>
+      <w:r>
+        <w:rPr>
+          <w:lang w:val="en-US"/>
+        </w:rPr>
+        <w:t>orasidagi</w:t>
+      </w:r>
+      <w:proofErr w:type="spellEnd"/>
+      <w:r>
+        <w:rPr>
+          <w:lang w:val="en-US"/>
+        </w:rPr>
+        <w:t xml:space="preserve"> </w:t>
+      </w:r>
+      <w:proofErr w:type="spellStart"/>
+      <w:r>
+        <w:rPr>
+          <w:lang w:val="en-US"/>
+        </w:rPr>
+        <w:t>ulanish</w:t>
+      </w:r>
+      <w:proofErr w:type="spellEnd"/>
+      <w:r>
+        <w:rPr>
+          <w:lang w:val="en-US"/>
+        </w:rPr>
+        <w:t xml:space="preserve"> </w:t>
+      </w:r>
+      <w:proofErr w:type="spellStart"/>
+      <w:r>
+        <w:rPr>
+          <w:lang w:val="en-US"/>
+        </w:rPr>
+        <w:t>manzilini</w:t>
+      </w:r>
+      <w:proofErr w:type="spellEnd"/>
+      <w:r>
+        <w:rPr>
+          <w:lang w:val="en-US"/>
+        </w:rPr>
+        <w:t xml:space="preserve"> </w:t>
+      </w:r>
+      <w:proofErr w:type="spellStart"/>
+      <w:r>
+        <w:rPr>
+          <w:lang w:val="en-US"/>
+        </w:rPr>
+        <w:t>belgilaydi</w:t>
+      </w:r>
+      <w:proofErr w:type="spellEnd"/>
+      <w:r>
+        <w:rPr>
+          <w:lang w:val="en-US"/>
+        </w:rPr>
+        <w:t>.</w:t>
+      </w:r>
+    </w:p>
+    <w:p>
+      <w:pPr>
+        <w:numPr>
+          <w:ilvl w:val="0"/>
+          <w:numId w:val="4"/>
+        </w:numPr>
+      </w:pPr>
+      <w:proofErr w:type="spellStart"/>
+      <w:r>
+        <w:t>no</w:t>
+      </w:r>
+      <w:proofErr w:type="spellEnd"/>
+      <w:r>
+        <w:t xml:space="preserve"> </w:t>
+      </w:r>
+      <w:proofErr w:type="spellStart"/>
+      <w:r>
+        <w:t>shutdown</w:t>
+      </w:r>
+      <w:proofErr w:type="spellEnd"/>
+      <w:r>
+        <w:t xml:space="preserve"> — </w:t>
+      </w:r>
+      <w:proofErr w:type="spellStart"/>
+      <w:r>
+        <w:t>interfeysni</w:t>
+      </w:r>
+      <w:proofErr w:type="spellEnd"/>
+      <w:r>
+        <w:t xml:space="preserve"> </w:t>
+      </w:r>
+      <w:proofErr w:type="spellStart"/>
+      <w:r>
+        <w:t>yoqadi</w:t>
+      </w:r>
+      <w:proofErr w:type="spellEnd"/>
+      <w:r>
+        <w:t>.</w:t>
+      </w:r>
+    </w:p>
+    <w:p>
+      <w:pPr>
+        <w:rPr>
+          <w:lang w:val="en-US"/>
+        </w:rPr>
+      </w:pPr>
+      <w:proofErr w:type="spellStart"/>
+      <w:r>
+        <w:rPr>
+          <w:b/>
+          <w:bCs/>
+          <w:lang w:val="en-US"/>
+        </w:rPr>
+        <w:t>Muhim</w:t>
+      </w:r>
+      <w:proofErr w:type="spellEnd"/>
+      <w:r>
+        <w:rPr>
+          <w:b/>
+          <w:bCs/>
+          <w:lang w:val="en-US"/>
+        </w:rPr>
+        <w:t>:</w:t>
+      </w:r>
+      <w:r>
+        <w:rPr>
+          <w:lang w:val="en-US"/>
+        </w:rPr>
+        <w:t xml:space="preserve"> Agar </w:t>
+      </w:r>
+      <w:proofErr w:type="spellStart"/>
+      <w:r>
+        <w:rPr>
+          <w:lang w:val="en-US"/>
+        </w:rPr>
+        <w:t>sening</w:t>
+      </w:r>
+      <w:proofErr w:type="spellEnd"/>
+      <w:r>
+        <w:rPr>
+          <w:lang w:val="en-US"/>
+        </w:rPr>
+        <w:t xml:space="preserve"> </w:t>
+      </w:r>
+      <w:proofErr w:type="spellStart"/>
+      <w:r>
+        <w:rPr>
+          <w:lang w:val="en-US"/>
+        </w:rPr>
+        <w:t>routeringda</w:t>
+      </w:r>
+      <w:proofErr w:type="spellEnd"/>
+      <w:r>
+        <w:rPr>
+          <w:lang w:val="en-US"/>
+        </w:rPr>
+        <w:t xml:space="preserve"> GigabitEthernet0/0 </w:t>
+      </w:r>
+      <w:proofErr w:type="spellStart"/>
+      <w:r>
+        <w:rPr>
+          <w:lang w:val="en-US"/>
+        </w:rPr>
+        <w:t>va</w:t>
+      </w:r>
+      <w:proofErr w:type="spellEnd"/>
+      <w:r>
+        <w:rPr>
+          <w:lang w:val="en-US"/>
+        </w:rPr>
+        <w:t xml:space="preserve"> GigabitEthernet0/1 </w:t>
+      </w:r>
+      <w:proofErr w:type="spellStart"/>
+      <w:r>
+        <w:rPr>
+          <w:lang w:val="en-US"/>
+        </w:rPr>
+        <w:t>portlari</w:t>
+      </w:r>
+      <w:proofErr w:type="spellEnd"/>
+      <w:r>
+        <w:rPr>
+          <w:lang w:val="en-US"/>
+        </w:rPr>
+        <w:t xml:space="preserve"> </w:t>
+      </w:r>
+      <w:proofErr w:type="spellStart"/>
+      <w:r>
+        <w:rPr>
+          <w:lang w:val="en-US"/>
+        </w:rPr>
+        <w:t>bo‘lmasa</w:t>
+      </w:r>
+      <w:proofErr w:type="spellEnd"/>
+      <w:r>
+        <w:rPr>
+          <w:lang w:val="en-US"/>
+        </w:rPr>
+        <w:t xml:space="preserve">, </w:t>
+      </w:r>
+      <w:proofErr w:type="spellStart"/>
+      <w:r>
+        <w:rPr>
+          <w:lang w:val="en-US"/>
+        </w:rPr>
+        <w:t>boshqa</w:t>
+      </w:r>
+      <w:proofErr w:type="spellEnd"/>
+      <w:r>
+        <w:rPr>
+          <w:lang w:val="en-US"/>
+        </w:rPr>
+        <w:t xml:space="preserve"> </w:t>
+      </w:r>
+      <w:proofErr w:type="spellStart"/>
+      <w:r>
+        <w:rPr>
+          <w:lang w:val="en-US"/>
+        </w:rPr>
+        <w:t>interfeys</w:t>
+      </w:r>
+      <w:proofErr w:type="spellEnd"/>
+      <w:r>
+        <w:rPr>
+          <w:lang w:val="en-US"/>
+        </w:rPr>
+        <w:t xml:space="preserve"> </w:t>
+      </w:r>
+      <w:proofErr w:type="spellStart"/>
+      <w:r>
+        <w:rPr>
+          <w:lang w:val="en-US"/>
+        </w:rPr>
+        <w:t>nomlarini</w:t>
+      </w:r>
+      <w:proofErr w:type="spellEnd"/>
+      <w:r>
+        <w:rPr>
+          <w:lang w:val="en-US"/>
+        </w:rPr>
+        <w:t xml:space="preserve"> </w:t>
+      </w:r>
+      <w:proofErr w:type="spellStart"/>
+      <w:r>
+        <w:rPr>
+          <w:lang w:val="en-US"/>
+        </w:rPr>
+        <w:t>taxmin</w:t>
+      </w:r>
+      <w:proofErr w:type="spellEnd"/>
+      <w:r>
+        <w:rPr>
+          <w:lang w:val="en-US"/>
+        </w:rPr>
+        <w:t xml:space="preserve"> </w:t>
+      </w:r>
+      <w:proofErr w:type="spellStart"/>
+      <w:r>
+        <w:rPr>
+          <w:lang w:val="en-US"/>
+        </w:rPr>
+        <w:t>qilib</w:t>
+      </w:r>
+      <w:proofErr w:type="spellEnd"/>
+      <w:r>
+        <w:rPr>
+          <w:lang w:val="en-US"/>
+        </w:rPr>
+        <w:t xml:space="preserve"> </w:t>
+      </w:r>
+      <w:proofErr w:type="spellStart"/>
+      <w:r>
+        <w:rPr>
+          <w:lang w:val="en-US"/>
+        </w:rPr>
+        <w:t>ishlatma</w:t>
+      </w:r>
+      <w:proofErr w:type="spellEnd"/>
+      <w:r>
+        <w:rPr>
+          <w:lang w:val="en-US"/>
+        </w:rPr>
+        <w:t xml:space="preserve">. </w:t>
+      </w:r>
+      <w:proofErr w:type="spellStart"/>
+      <w:r>
+        <w:rPr>
+          <w:lang w:val="en-US"/>
+        </w:rPr>
+        <w:t>Avval</w:t>
+      </w:r>
+      <w:proofErr w:type="spellEnd"/>
+      <w:r>
+        <w:rPr>
+          <w:lang w:val="en-US"/>
+        </w:rPr>
+        <w:t xml:space="preserve"> </w:t>
+      </w:r>
+      <w:proofErr w:type="spellStart"/>
+      <w:r>
+        <w:rPr>
+          <w:lang w:val="en-US"/>
+        </w:rPr>
+        <w:t>menga</w:t>
+      </w:r>
+      <w:proofErr w:type="spellEnd"/>
+      <w:r>
+        <w:rPr>
+          <w:lang w:val="en-US"/>
+        </w:rPr>
+        <w:t xml:space="preserve"> port </w:t>
+      </w:r>
+      <w:proofErr w:type="spellStart"/>
+      <w:r>
+        <w:rPr>
+          <w:lang w:val="en-US"/>
+        </w:rPr>
+        <w:t>nomlarini</w:t>
+      </w:r>
+      <w:proofErr w:type="spellEnd"/>
+      <w:r>
+        <w:rPr>
+          <w:lang w:val="en-US"/>
+        </w:rPr>
+        <w:t xml:space="preserve"> </w:t>
+      </w:r>
+      <w:proofErr w:type="spellStart"/>
+      <w:r>
+        <w:rPr>
+          <w:lang w:val="en-US"/>
+        </w:rPr>
+        <w:t>yubor</w:t>
+      </w:r>
+      <w:proofErr w:type="spellEnd"/>
+      <w:r>
+        <w:rPr>
+          <w:lang w:val="en-US"/>
+        </w:rPr>
+        <w:t>.</w:t>
+      </w:r>
+    </w:p>
+    <w:p>
+      <w:pPr>
+        <w:rPr>
+          <w:b/>
+          <w:bCs/>
+          <w:lang w:val="en-US"/>
+        </w:rPr>
+      </w:pPr>
+      <w:proofErr w:type="spellStart"/>
+      <w:r>
+        <w:rPr>
+          <w:b/>
+          <w:bCs/>
+          <w:lang w:val="en-US"/>
+        </w:rPr>
+        <w:t>Tekshirish</w:t>
+      </w:r>
+      <w:proofErr w:type="spellEnd"/>
+    </w:p>
+    <w:p>
+      <w:pPr>
+        <w:rPr>
+          <w:lang w:val="en-US"/>
+        </w:rPr>
+      </w:pPr>
+      <w:proofErr w:type="spellStart"/>
+      <w:r>
+        <w:rPr>
+          <w:lang w:val="en-US"/>
+        </w:rPr>
+        <w:t>Buyruqlar</w:t>
+      </w:r>
+      <w:proofErr w:type="spellEnd"/>
+      <w:r>
+        <w:rPr>
+          <w:lang w:val="en-US"/>
+        </w:rPr>
+        <w:t xml:space="preserve"> </w:t>
+      </w:r>
+      <w:proofErr w:type="spellStart"/>
+      <w:r>
+        <w:rPr>
+          <w:lang w:val="en-US"/>
+        </w:rPr>
+        <w:t>tugagach</w:t>
+      </w:r>
+      <w:proofErr w:type="spellEnd"/>
+      <w:r>
+        <w:rPr>
+          <w:lang w:val="en-US"/>
+        </w:rPr>
+        <w:t xml:space="preserve">, R1 da </w:t>
+      </w:r>
+      <w:proofErr w:type="spellStart"/>
+      <w:r>
+        <w:rPr>
+          <w:lang w:val="en-US"/>
+        </w:rPr>
+        <w:t>quyidagini</w:t>
+      </w:r>
+      <w:proofErr w:type="spellEnd"/>
+      <w:r>
+        <w:rPr>
+          <w:lang w:val="en-US"/>
+        </w:rPr>
+        <w:t xml:space="preserve"> </w:t>
+      </w:r>
+      <w:proofErr w:type="spellStart"/>
+      <w:r>
+        <w:rPr>
+          <w:lang w:val="en-US"/>
+        </w:rPr>
+        <w:t>bajar</w:t>
+      </w:r>
+      <w:proofErr w:type="spellEnd"/>
+      <w:r>
+        <w:rPr>
+          <w:lang w:val="en-US"/>
+        </w:rPr>
+        <w:t>:</w:t>
+      </w:r>
+    </w:p>
+    <w:p>
+      <w:proofErr w:type="spellStart"/>
+      <w:r>
+        <w:t>show</w:t>
+      </w:r>
+      <w:proofErr w:type="spellEnd"/>
+      <w:r>
+        <w:t xml:space="preserve"> </w:t>
+      </w:r>
+      <w:proofErr w:type="spellStart"/>
+      <w:r>
+        <w:t>ip</w:t>
+      </w:r>
+      <w:proofErr w:type="spellEnd"/>
+      <w:r>
+        <w:t xml:space="preserve"> </w:t>
+      </w:r>
+      <w:proofErr w:type="spellStart"/>
+      <w:r>
+        <w:t>interface</w:t>
+      </w:r>
+      <w:proofErr w:type="spellEnd"/>
+      <w:r>
+        <w:t xml:space="preserve"> </w:t>
+      </w:r>
+      <w:proofErr w:type="spellStart"/>
+      <w:r>
+        <w:t>brief</w:t>
+      </w:r>
+      <w:proofErr w:type="spellEnd"/>
+    </w:p>
+    <w:p>
+      <w:pPr>
+        <w:rPr>
+          <w:lang w:val="en-US"/>
+        </w:rPr>
+      </w:pPr>
+    </w:p>
+    <w:p>
+      <w:pPr>
+        <w:rPr>
+          <w:lang w:val="en-US"/>
+        </w:rPr>
+      </w:pPr>
+    </w:p>
+    <w:p>
+      <w:pPr>
+        <w:rPr>
+          <w:b/>
+          <w:bCs/>
+          <w:lang w:val="en-US"/>
+        </w:rPr>
+      </w:pPr>
+      <w:r>
+        <w:rPr>
+          <w:b/>
+          <w:bCs/>
+          <w:lang w:val="en-US"/>
+        </w:rPr>
+        <w:t xml:space="preserve">3-qadam: R2 </w:t>
+      </w:r>
+      <w:proofErr w:type="spellStart"/>
+      <w:r>
+        <w:rPr>
+          <w:b/>
+          <w:bCs/>
+          <w:lang w:val="en-US"/>
+        </w:rPr>
+        <w:t>routerini</w:t>
+      </w:r>
+      <w:proofErr w:type="spellEnd"/>
+      <w:r>
+        <w:rPr>
+          <w:b/>
+          <w:bCs/>
+          <w:lang w:val="en-US"/>
+        </w:rPr>
+        <w:t xml:space="preserve"> </w:t>
+      </w:r>
+      <w:proofErr w:type="spellStart"/>
+      <w:r>
+        <w:rPr>
+          <w:b/>
+          <w:bCs/>
+          <w:lang w:val="en-US"/>
+        </w:rPr>
+        <w:t>sozlash</w:t>
+      </w:r>
+      <w:proofErr w:type="spellEnd"/>
+    </w:p>
+    <w:p>
+      <w:pPr>
+        <w:rPr>
+          <w:lang w:val="en-US"/>
+        </w:rPr>
+      </w:pPr>
+      <w:r>
+        <w:rPr>
+          <w:lang w:val="en-US"/>
+        </w:rPr>
+        <w:t xml:space="preserve">Packet </w:t>
+      </w:r>
+      <w:proofErr w:type="spellStart"/>
+      <w:r>
+        <w:rPr>
+          <w:lang w:val="en-US"/>
+        </w:rPr>
+        <w:t>Tracer’da</w:t>
+      </w:r>
+      <w:proofErr w:type="spellEnd"/>
+      <w:r>
+        <w:rPr>
+          <w:lang w:val="en-US"/>
+        </w:rPr>
+        <w:t xml:space="preserve"> </w:t>
+      </w:r>
+      <w:r>
+        <w:rPr>
+          <w:b/>
+          <w:bCs/>
+          <w:lang w:val="en-US"/>
+        </w:rPr>
+        <w:t>R2 → CLI</w:t>
+      </w:r>
+      <w:r>
+        <w:rPr>
+          <w:lang w:val="en-US"/>
+        </w:rPr>
+        <w:t xml:space="preserve"> </w:t>
+      </w:r>
+      <w:proofErr w:type="spellStart"/>
+      <w:r>
+        <w:rPr>
+          <w:lang w:val="en-US"/>
+        </w:rPr>
+        <w:t>oynasini</w:t>
+      </w:r>
+      <w:proofErr w:type="spellEnd"/>
+      <w:r>
+        <w:rPr>
+          <w:lang w:val="en-US"/>
+        </w:rPr>
+        <w:t xml:space="preserve"> </w:t>
+      </w:r>
+      <w:proofErr w:type="spellStart"/>
+      <w:r>
+        <w:rPr>
+          <w:lang w:val="en-US"/>
+        </w:rPr>
+        <w:t>oching</w:t>
+      </w:r>
+      <w:proofErr w:type="spellEnd"/>
+      <w:r>
+        <w:rPr>
+          <w:lang w:val="en-US"/>
+        </w:rPr>
+        <w:t xml:space="preserve"> </w:t>
+      </w:r>
+      <w:proofErr w:type="spellStart"/>
+      <w:r>
+        <w:rPr>
+          <w:lang w:val="en-US"/>
+        </w:rPr>
+        <w:t>va</w:t>
+      </w:r>
+      <w:proofErr w:type="spellEnd"/>
+      <w:r>
+        <w:rPr>
+          <w:lang w:val="en-US"/>
+        </w:rPr>
+        <w:t xml:space="preserve"> </w:t>
+      </w:r>
+      <w:proofErr w:type="spellStart"/>
+      <w:r>
+        <w:rPr>
+          <w:lang w:val="en-US"/>
+        </w:rPr>
+        <w:t>quyidagi</w:t>
+      </w:r>
+      <w:proofErr w:type="spellEnd"/>
+      <w:r>
+        <w:rPr>
+          <w:lang w:val="en-US"/>
+        </w:rPr>
+        <w:t xml:space="preserve"> </w:t>
+      </w:r>
+      <w:proofErr w:type="spellStart"/>
+      <w:r>
+        <w:rPr>
+          <w:lang w:val="en-US"/>
+        </w:rPr>
+        <w:t>buyruqlarni</w:t>
+      </w:r>
+      <w:proofErr w:type="spellEnd"/>
+      <w:r>
+        <w:rPr>
+          <w:lang w:val="en-US"/>
+        </w:rPr>
+        <w:t xml:space="preserve"> </w:t>
+      </w:r>
+      <w:proofErr w:type="spellStart"/>
+      <w:r>
+        <w:rPr>
+          <w:lang w:val="en-US"/>
+        </w:rPr>
+        <w:t>kiriting</w:t>
+      </w:r>
+      <w:proofErr w:type="spellEnd"/>
+      <w:r>
+        <w:rPr>
+          <w:lang w:val="en-US"/>
+        </w:rPr>
+        <w:t>:</w:t>
+      </w:r>
+    </w:p>
+    <w:p>
+      <w:pPr>
+        <w:rPr>
+          <w:lang w:val="en-US"/>
+        </w:rPr>
+      </w:pPr>
+      <w:r>
+        <w:rPr>
+          <w:lang w:val="en-US"/>
+        </w:rPr>
+        <w:lastRenderedPageBreak/>
+        <w:t>enable</w:t>
+      </w:r>
+    </w:p>
+    <w:p>
+      <w:pPr>
+        <w:rPr>
+          <w:lang w:val="en-US"/>
+        </w:rPr>
+      </w:pPr>
+      <w:r>
+        <w:rPr>
+          <w:lang w:val="en-US"/>
+        </w:rPr>
+        <w:t>configure terminal</w:t>
+      </w:r>
+    </w:p>
+    <w:p>
+      <w:pPr>
+        <w:rPr>
+          <w:lang w:val="en-US"/>
+        </w:rPr>
+      </w:pPr>
+      <w:r>
+        <w:rPr>
+          <w:lang w:val="en-US"/>
+        </w:rPr>
+        <w:t>interface gigabitEthernet0/0</w:t>
+      </w:r>
+    </w:p>
+    <w:p>
+      <w:pPr>
+        <w:rPr>
+          <w:lang w:val="en-US"/>
+        </w:rPr>
+      </w:pPr>
+      <w:proofErr w:type="spellStart"/>
+      <w:r>
+        <w:rPr>
+          <w:lang w:val="en-US"/>
+        </w:rPr>
+        <w:t>ip</w:t>
+      </w:r>
+      <w:proofErr w:type="spellEnd"/>
+      <w:r>
+        <w:rPr>
+          <w:lang w:val="en-US"/>
+        </w:rPr>
+        <w:t xml:space="preserve"> address 192.168.12.2 255.255.255.252</w:t>
+      </w:r>
+    </w:p>
+    <w:p>
+      <w:pPr>
+        <w:rPr>
+          <w:lang w:val="en-US"/>
+        </w:rPr>
+      </w:pPr>
+      <w:r>
+        <w:rPr>
+          <w:lang w:val="en-US"/>
+        </w:rPr>
+        <w:t>no shutdown</w:t>
+      </w:r>
+    </w:p>
+    <w:p>
+      <w:pPr>
+        <w:rPr>
+          <w:lang w:val="en-US"/>
+        </w:rPr>
+      </w:pPr>
+      <w:r>
+        <w:rPr>
+          <w:lang w:val="en-US"/>
+        </w:rPr>
+        <w:t>exit</w:t>
+      </w:r>
+    </w:p>
+    <w:p>
+      <w:pPr>
+        <w:rPr>
+          <w:lang w:val="en-US"/>
+        </w:rPr>
+      </w:pPr>
+      <w:r>
+        <w:rPr>
+          <w:lang w:val="en-US"/>
+        </w:rPr>
+        <w:t>interface gigabitEthernet0/1</w:t>
+      </w:r>
+    </w:p>
+    <w:p>
+      <w:pPr>
+        <w:rPr>
+          <w:lang w:val="en-US"/>
+        </w:rPr>
+      </w:pPr>
+      <w:proofErr w:type="spellStart"/>
+      <w:r>
+        <w:rPr>
+          <w:lang w:val="en-US"/>
+        </w:rPr>
+        <w:t>ip</w:t>
+      </w:r>
+      <w:proofErr w:type="spellEnd"/>
+      <w:r>
+        <w:rPr>
+          <w:lang w:val="en-US"/>
+        </w:rPr>
+        <w:t xml:space="preserve"> address 192.168.2.1 255.255.255.0</w:t>
+      </w:r>
+    </w:p>
+    <w:p>
+      <w:pPr>
+        <w:rPr>
+          <w:lang w:val="en-US"/>
+        </w:rPr>
+      </w:pPr>
+      <w:r>
+        <w:rPr>
+          <w:lang w:val="en-US"/>
+        </w:rPr>
+        <w:t>no shutdown</w:t>
+      </w:r>
+    </w:p>
+    <w:p>
+      <w:pPr>
+        <w:rPr>
+          <w:lang w:val="en-US"/>
+        </w:rPr>
+      </w:pPr>
+      <w:r>
+        <w:rPr>
+          <w:lang w:val="en-US"/>
+        </w:rPr>
+        <w:t>end</w:t>
+      </w:r>
+    </w:p>
+    <w:p>
+      <w:pPr>
+        <w:rPr>
+          <w:b/>
+          <w:bCs/>
+          <w:lang w:val="en-US"/>
+        </w:rPr>
+      </w:pPr>
+      <w:r>
+        <w:rPr>
+          <w:b/>
+          <w:bCs/>
+          <w:lang w:val="en-US"/>
+        </w:rPr>
+        <w:t xml:space="preserve">Nima </w:t>
+      </w:r>
+      <w:proofErr w:type="spellStart"/>
+      <w:r>
+        <w:rPr>
+          <w:b/>
+          <w:bCs/>
+          <w:lang w:val="en-US"/>
+        </w:rPr>
+        <w:t>uchun</w:t>
+      </w:r>
+      <w:proofErr w:type="spellEnd"/>
+      <w:r>
+        <w:rPr>
+          <w:b/>
+          <w:bCs/>
+          <w:lang w:val="en-US"/>
+        </w:rPr>
+        <w:t xml:space="preserve"> </w:t>
+      </w:r>
+      <w:proofErr w:type="spellStart"/>
+      <w:r>
+        <w:rPr>
+          <w:b/>
+          <w:bCs/>
+          <w:lang w:val="en-US"/>
+        </w:rPr>
+        <w:t>bu</w:t>
+      </w:r>
+      <w:proofErr w:type="spellEnd"/>
+      <w:r>
+        <w:rPr>
+          <w:b/>
+          <w:bCs/>
+          <w:lang w:val="en-US"/>
+        </w:rPr>
+        <w:t xml:space="preserve"> </w:t>
+      </w:r>
+      <w:proofErr w:type="spellStart"/>
+      <w:r>
+        <w:rPr>
+          <w:b/>
+          <w:bCs/>
+          <w:lang w:val="en-US"/>
+        </w:rPr>
+        <w:t>manzillarni</w:t>
+      </w:r>
+      <w:proofErr w:type="spellEnd"/>
+      <w:r>
+        <w:rPr>
+          <w:b/>
+          <w:bCs/>
+          <w:lang w:val="en-US"/>
+        </w:rPr>
+        <w:t xml:space="preserve"> </w:t>
+      </w:r>
+      <w:proofErr w:type="spellStart"/>
+      <w:r>
+        <w:rPr>
+          <w:b/>
+          <w:bCs/>
+          <w:lang w:val="en-US"/>
+        </w:rPr>
+        <w:t>berdik</w:t>
+      </w:r>
+      <w:proofErr w:type="spellEnd"/>
+      <w:r>
+        <w:rPr>
+          <w:b/>
+          <w:bCs/>
+          <w:lang w:val="en-US"/>
+        </w:rPr>
+        <w:t>?</w:t>
+      </w:r>
+    </w:p>
+    <w:p>
+      <w:pPr>
+        <w:numPr>
+          <w:ilvl w:val="0"/>
+          <w:numId w:val="5"/>
+        </w:numPr>
+        <w:rPr>
+          <w:lang w:val="en-US"/>
+        </w:rPr>
+      </w:pPr>
+      <w:r>
+        <w:rPr>
+          <w:b/>
+          <w:bCs/>
+          <w:lang w:val="en-US"/>
+        </w:rPr>
+        <w:t>G0/0 — 192.168.12.2/30:</w:t>
+      </w:r>
+      <w:r>
+        <w:rPr>
+          <w:lang w:val="en-US"/>
+        </w:rPr>
+        <w:t xml:space="preserve"> R1 </w:t>
+      </w:r>
+      <w:proofErr w:type="spellStart"/>
+      <w:r>
+        <w:rPr>
+          <w:lang w:val="en-US"/>
+        </w:rPr>
+        <w:t>bilan</w:t>
+      </w:r>
+      <w:proofErr w:type="spellEnd"/>
+      <w:r>
+        <w:rPr>
+          <w:lang w:val="en-US"/>
+        </w:rPr>
+        <w:t xml:space="preserve"> </w:t>
+      </w:r>
+      <w:proofErr w:type="spellStart"/>
+      <w:r>
+        <w:rPr>
+          <w:lang w:val="en-US"/>
+        </w:rPr>
+        <w:t>aloqa</w:t>
+      </w:r>
+      <w:proofErr w:type="spellEnd"/>
+      <w:r>
+        <w:rPr>
+          <w:lang w:val="en-US"/>
+        </w:rPr>
+        <w:t xml:space="preserve"> </w:t>
+      </w:r>
+      <w:proofErr w:type="spellStart"/>
+      <w:r>
+        <w:rPr>
+          <w:lang w:val="en-US"/>
+        </w:rPr>
+        <w:t>qilish</w:t>
+      </w:r>
+      <w:proofErr w:type="spellEnd"/>
+      <w:r>
+        <w:rPr>
+          <w:lang w:val="en-US"/>
+        </w:rPr>
+        <w:t xml:space="preserve"> </w:t>
+      </w:r>
+      <w:proofErr w:type="spellStart"/>
+      <w:r>
+        <w:rPr>
+          <w:lang w:val="en-US"/>
+        </w:rPr>
+        <w:t>uchun</w:t>
+      </w:r>
+      <w:proofErr w:type="spellEnd"/>
+      <w:r>
+        <w:rPr>
+          <w:lang w:val="en-US"/>
+        </w:rPr>
+        <w:t>.</w:t>
+      </w:r>
+    </w:p>
+    <w:p>
+      <w:pPr>
+        <w:numPr>
+          <w:ilvl w:val="0"/>
+          <w:numId w:val="5"/>
+        </w:numPr>
+        <w:rPr>
+          <w:lang w:val="en-US"/>
+        </w:rPr>
+      </w:pPr>
+      <w:r>
+        <w:rPr>
+          <w:b/>
+          <w:bCs/>
+          <w:lang w:val="en-US"/>
+        </w:rPr>
+        <w:t>G0/1 — 192.168.2.1/24:</w:t>
+      </w:r>
+      <w:r>
+        <w:rPr>
+          <w:lang w:val="en-US"/>
+        </w:rPr>
+        <w:t xml:space="preserve"> PC2 </w:t>
+      </w:r>
+      <w:proofErr w:type="spellStart"/>
+      <w:r>
+        <w:rPr>
+          <w:lang w:val="en-US"/>
+        </w:rPr>
+        <w:t>joylashgan</w:t>
+      </w:r>
+      <w:proofErr w:type="spellEnd"/>
+      <w:r>
+        <w:rPr>
+          <w:lang w:val="en-US"/>
+        </w:rPr>
+        <w:t xml:space="preserve"> LAN </w:t>
+      </w:r>
+      <w:proofErr w:type="spellStart"/>
+      <w:r>
+        <w:rPr>
+          <w:lang w:val="en-US"/>
+        </w:rPr>
+        <w:t>uchun</w:t>
+      </w:r>
+      <w:proofErr w:type="spellEnd"/>
+      <w:r>
+        <w:rPr>
+          <w:lang w:val="en-US"/>
+        </w:rPr>
+        <w:t>.</w:t>
+      </w:r>
+    </w:p>
+    <w:p>
+      <w:pPr>
+        <w:rPr>
+          <w:lang w:val="en-US"/>
+        </w:rPr>
+      </w:pPr>
+      <w:proofErr w:type="spellStart"/>
+      <w:r>
+        <w:rPr>
+          <w:lang w:val="en-US"/>
+        </w:rPr>
+        <w:t>Eslab</w:t>
+      </w:r>
+      <w:proofErr w:type="spellEnd"/>
+      <w:r>
+        <w:rPr>
+          <w:lang w:val="en-US"/>
+        </w:rPr>
+        <w:t xml:space="preserve"> </w:t>
+      </w:r>
+      <w:proofErr w:type="spellStart"/>
+      <w:r>
+        <w:rPr>
+          <w:lang w:val="en-US"/>
+        </w:rPr>
+        <w:t>qol</w:t>
+      </w:r>
+      <w:proofErr w:type="spellEnd"/>
+      <w:r>
+        <w:rPr>
+          <w:lang w:val="en-US"/>
+        </w:rPr>
+        <w:t xml:space="preserve">: R1 </w:t>
+      </w:r>
+      <w:proofErr w:type="spellStart"/>
+      <w:r>
+        <w:rPr>
+          <w:lang w:val="en-US"/>
+        </w:rPr>
+        <w:t>va</w:t>
+      </w:r>
+      <w:proofErr w:type="spellEnd"/>
+      <w:r>
+        <w:rPr>
+          <w:lang w:val="en-US"/>
+        </w:rPr>
+        <w:t xml:space="preserve"> R2 </w:t>
+      </w:r>
+      <w:proofErr w:type="spellStart"/>
+      <w:r>
+        <w:rPr>
+          <w:lang w:val="en-US"/>
+        </w:rPr>
+        <w:t>orasidagi</w:t>
+      </w:r>
+      <w:proofErr w:type="spellEnd"/>
+      <w:r>
+        <w:rPr>
+          <w:lang w:val="en-US"/>
+        </w:rPr>
+        <w:t xml:space="preserve"> </w:t>
+      </w:r>
+      <w:proofErr w:type="spellStart"/>
+      <w:r>
+        <w:rPr>
+          <w:lang w:val="en-US"/>
+        </w:rPr>
+        <w:t>tarmoq</w:t>
+      </w:r>
+      <w:proofErr w:type="spellEnd"/>
+      <w:r>
+        <w:rPr>
+          <w:lang w:val="en-US"/>
+        </w:rPr>
+        <w:t xml:space="preserve"> 192.168.12.0/30. R1 </w:t>
+      </w:r>
+      <w:proofErr w:type="spellStart"/>
+      <w:r>
+        <w:rPr>
+          <w:lang w:val="en-US"/>
+        </w:rPr>
+        <w:t>manzili</w:t>
+      </w:r>
+      <w:proofErr w:type="spellEnd"/>
+      <w:r>
+        <w:rPr>
+          <w:lang w:val="en-US"/>
+        </w:rPr>
+        <w:t xml:space="preserve"> .1, R2 </w:t>
+      </w:r>
+      <w:proofErr w:type="spellStart"/>
+      <w:r>
+        <w:rPr>
+          <w:lang w:val="en-US"/>
+        </w:rPr>
+        <w:t>manzili</w:t>
+      </w:r>
+      <w:proofErr w:type="spellEnd"/>
+      <w:r>
+        <w:rPr>
+          <w:lang w:val="en-US"/>
+        </w:rPr>
+        <w:t xml:space="preserve"> .2.</w:t>
+      </w:r>
+    </w:p>
+    <w:p>
+      <w:pPr>
+        <w:rPr>
+          <w:b/>
+          <w:bCs/>
+          <w:lang w:val="en-US"/>
+        </w:rPr>
+      </w:pPr>
+      <w:proofErr w:type="spellStart"/>
+      <w:r>
+        <w:rPr>
+          <w:b/>
+          <w:bCs/>
+          <w:lang w:val="en-US"/>
+        </w:rPr>
+        <w:t>Tekshirish</w:t>
+      </w:r>
+      <w:proofErr w:type="spellEnd"/>
+    </w:p>
+    <w:p>
+      <w:pPr>
+        <w:rPr>
+          <w:lang w:val="en-US"/>
+        </w:rPr>
+      </w:pPr>
+      <w:r>
+        <w:rPr>
+          <w:lang w:val="en-US"/>
+        </w:rPr>
+        <w:t xml:space="preserve">R2 da </w:t>
+      </w:r>
+      <w:proofErr w:type="spellStart"/>
+      <w:r>
+        <w:rPr>
+          <w:lang w:val="en-US"/>
+        </w:rPr>
+        <w:t>quyidagi</w:t>
+      </w:r>
+      <w:proofErr w:type="spellEnd"/>
+      <w:r>
+        <w:rPr>
+          <w:lang w:val="en-US"/>
+        </w:rPr>
+        <w:t xml:space="preserve"> </w:t>
+      </w:r>
+      <w:proofErr w:type="spellStart"/>
+      <w:r>
+        <w:rPr>
+          <w:lang w:val="en-US"/>
+        </w:rPr>
+        <w:t>buyruqni</w:t>
+      </w:r>
+      <w:proofErr w:type="spellEnd"/>
+      <w:r>
+        <w:rPr>
+          <w:lang w:val="en-US"/>
+        </w:rPr>
+        <w:t xml:space="preserve"> </w:t>
+      </w:r>
+      <w:proofErr w:type="spellStart"/>
+      <w:r>
+        <w:rPr>
+          <w:lang w:val="en-US"/>
+        </w:rPr>
+        <w:t>bajar</w:t>
+      </w:r>
+      <w:proofErr w:type="spellEnd"/>
+      <w:r>
+        <w:rPr>
+          <w:lang w:val="en-US"/>
+        </w:rPr>
+        <w:t>:</w:t>
+      </w:r>
+    </w:p>
+    <w:p>
+      <w:proofErr w:type="spellStart"/>
+      <w:r>
+        <w:t>show</w:t>
+      </w:r>
+      <w:proofErr w:type="spellEnd"/>
+      <w:r>
+        <w:t xml:space="preserve"> </w:t>
+      </w:r>
+      <w:proofErr w:type="spellStart"/>
+      <w:r>
+        <w:t>ip</w:t>
+      </w:r>
+      <w:proofErr w:type="spellEnd"/>
+      <w:r>
+        <w:t xml:space="preserve"> </w:t>
+      </w:r>
+      <w:proofErr w:type="spellStart"/>
+      <w:r>
+        <w:t>interface</w:t>
+      </w:r>
+      <w:proofErr w:type="spellEnd"/>
+      <w:r>
+        <w:t xml:space="preserve"> </w:t>
+      </w:r>
+      <w:proofErr w:type="spellStart"/>
+      <w:r>
+        <w:t>brief</w:t>
+      </w:r>
+      <w:proofErr w:type="spellEnd"/>
+    </w:p>
+    <w:p>
+      <w:pPr>
+        <w:rPr>
+          <w:lang w:val="en-US"/>
+        </w:rPr>
+      </w:pPr>
+    </w:p>
+    <w:p>
+      <w:pPr>
+        <w:rPr>
+          <w:lang w:val="en-US"/>
+        </w:rPr>
+      </w:pPr>
+    </w:p>
+    <w:p>
+      <w:pPr>
+        <w:rPr>
+          <w:lang w:val="en-US"/>
+        </w:rPr>
+      </w:pPr>
+      <w:r>
+        <w:rPr>
+          <w:lang w:val="en-US"/>
+        </w:rPr>
+        <w:t>Router#show ip interface brief Interface IP-Address OK? Method Status Protocol GigabitEthernet0/0 192.168.12.1 YES manual up up GigabitEthernet0/1 192.168.2.1 YES manual up up Vlan1 unassigned YES unset administratively down down</w:t>
+      </w:r>
+    </w:p>
+    <w:p>
+      <w:pPr>
+        <w:rPr>
+          <w:lang w:val="en-US"/>
+        </w:rPr>
+      </w:pPr>
+      <w:r>
+        <w:rPr>
+          <w:lang w:val="en-US"/>
+        </w:rPr>
+        <w:t>Yaxshi, interfeyslar up/up, lekin bitta muhim nomuvofiqlik bor: sen yuborgan natijada R2 ning GigabitEthernet0/0 manzili 192.168.12.1 bo‘lib turibdi. Bu esa R1 ga berilgan manzil edi.</w:t>
+      </w:r>
+    </w:p>
+    <w:p>
+      <w:pPr>
+        <w:rPr>
+          <w:lang w:val="en-US"/>
+        </w:rPr>
+      </w:pPr>
+      <w:r>
+        <w:rPr>
+          <w:lang w:val="en-US"/>
+        </w:rPr>
+        <w:t>Bizning rejamiz bo‘yicha:</w:t>
+      </w:r>
+    </w:p>
+    <w:p>
+      <w:pPr>
+        <w:numPr>
+          <w:ilvl w:val="0"/>
+          <w:numId w:val="6"/>
+        </w:numPr>
+      </w:pPr>
+      <w:r>
+        <w:rPr>
+          <w:b/>
+          <w:bCs/>
+        </w:rPr>
+        <w:t>R1 G0/1:</w:t>
+      </w:r>
+      <w:r>
+        <w:t xml:space="preserve"> 192.168.12.1/30</w:t>
+      </w:r>
+    </w:p>
+    <w:p>
+      <w:pPr>
+        <w:numPr>
+          <w:ilvl w:val="0"/>
+          <w:numId w:val="6"/>
+        </w:numPr>
+      </w:pPr>
+      <w:r>
+        <w:rPr>
+          <w:b/>
+          <w:bCs/>
+        </w:rPr>
+        <w:t>R2 G0/0:</w:t>
+      </w:r>
+      <w:r>
+        <w:t xml:space="preserve"> 192.168.12.2/30</w:t>
+      </w:r>
+    </w:p>
+    <w:p>
+      <w:r>
+        <w:rPr>
+          <w:lang w:val="en-US"/>
+        </w:rPr>
+        <w:t xml:space="preserve">Agar ikkala routerda ham .1 bo‘lsa, IP manzil to‘qnashuvi yuz beradi. </w:t>
+      </w:r>
+      <w:proofErr w:type="spellStart"/>
+      <w:r>
+        <w:t>Buni</w:t>
+      </w:r>
+      <w:proofErr w:type="spellEnd"/>
+      <w:r>
+        <w:t xml:space="preserve"> </w:t>
+      </w:r>
+      <w:proofErr w:type="spellStart"/>
+      <w:r>
+        <w:t>hozir</w:t>
+      </w:r>
+      <w:proofErr w:type="spellEnd"/>
+      <w:r>
+        <w:t xml:space="preserve"> </w:t>
+      </w:r>
+      <w:proofErr w:type="spellStart"/>
+      <w:r>
+        <w:t>tuzatamiz</w:t>
+      </w:r>
+      <w:proofErr w:type="spellEnd"/>
+      <w:r>
+        <w:t>.</w:t>
+      </w:r>
+    </w:p>
+    <w:p>
+      <w:pPr>
+        <w:rPr>
+          <w:b/>
+          <w:bCs/>
+        </w:rPr>
+      </w:pPr>
+      <w:r>
+        <w:rPr>
+          <w:b/>
+          <w:bCs/>
+        </w:rPr>
+        <w:t xml:space="preserve">4-qadam: R2 IP </w:t>
+      </w:r>
+      <w:proofErr w:type="spellStart"/>
+      <w:r>
+        <w:rPr>
+          <w:b/>
+          <w:bCs/>
+        </w:rPr>
+        <w:t>manzilini</w:t>
+      </w:r>
+      <w:proofErr w:type="spellEnd"/>
+      <w:r>
+        <w:rPr>
+          <w:b/>
+          <w:bCs/>
+        </w:rPr>
+        <w:t xml:space="preserve"> </w:t>
+      </w:r>
+      <w:proofErr w:type="spellStart"/>
+      <w:r>
+        <w:rPr>
+          <w:b/>
+          <w:bCs/>
+        </w:rPr>
+        <w:t>to‘g‘rilash</w:t>
+      </w:r>
+      <w:proofErr w:type="spellEnd"/>
+    </w:p>
+    <w:p>
+      <w:pPr>
+        <w:rPr>
+          <w:lang w:val="en-US"/>
+        </w:rPr>
+      </w:pPr>
+      <w:r>
+        <w:rPr>
+          <w:lang w:val="en-US"/>
+        </w:rPr>
+        <w:lastRenderedPageBreak/>
+        <w:t>R2 routerida quyidagilarni kiriting:</w:t>
+      </w:r>
+    </w:p>
+    <w:p>
+      <w:pPr>
+        <w:rPr>
+          <w:lang w:val="en-US"/>
+        </w:rPr>
+      </w:pPr>
+      <w:r>
+        <w:rPr>
+          <w:lang w:val="en-US"/>
+        </w:rPr>
+        <w:t>enable</w:t>
+      </w:r>
+    </w:p>
+    <w:p>
+      <w:pPr>
+        <w:rPr>
+          <w:lang w:val="en-US"/>
+        </w:rPr>
+      </w:pPr>
+      <w:r>
+        <w:rPr>
+          <w:lang w:val="en-US"/>
+        </w:rPr>
+        <w:t>configure terminal</w:t>
+      </w:r>
+    </w:p>
+    <w:p>
+      <w:pPr>
+        <w:rPr>
+          <w:lang w:val="en-US"/>
+        </w:rPr>
+      </w:pPr>
+      <w:r>
+        <w:rPr>
+          <w:lang w:val="en-US"/>
+        </w:rPr>
+        <w:t>interface gigabitEthernet0/0</w:t>
+      </w:r>
+    </w:p>
+    <w:p>
+      <w:pPr>
+        <w:rPr>
+          <w:lang w:val="en-US"/>
+        </w:rPr>
+      </w:pPr>
+      <w:r>
+        <w:rPr>
+          <w:lang w:val="en-US"/>
+        </w:rPr>
+        <w:t>ip address 192.168.12.2 255.255.255.252</w:t>
+      </w:r>
+    </w:p>
+    <w:p>
+      <w:pPr>
+        <w:rPr>
+          <w:lang w:val="en-US"/>
+        </w:rPr>
+      </w:pPr>
+      <w:r>
+        <w:rPr>
+          <w:lang w:val="en-US"/>
+        </w:rPr>
+        <w:t>end</w:t>
+      </w:r>
+    </w:p>
+    <w:p>
+      <w:pPr>
+        <w:rPr>
+          <w:lang w:val="en-US"/>
+        </w:rPr>
+      </w:pPr>
+      <w:r>
+        <w:rPr>
+          <w:lang w:val="en-US"/>
+        </w:rPr>
+        <w:t>Keyin tekshiring:</w:t>
+      </w:r>
+    </w:p>
+    <w:p>
+      <w:proofErr w:type="spellStart"/>
+      <w:r>
+        <w:t>show</w:t>
+      </w:r>
+      <w:proofErr w:type="spellEnd"/>
+      <w:r>
+        <w:t xml:space="preserve"> </w:t>
+      </w:r>
+      <w:proofErr w:type="spellStart"/>
+      <w:r>
+        <w:t>ip</w:t>
+      </w:r>
+      <w:proofErr w:type="spellEnd"/>
+      <w:r>
+        <w:t xml:space="preserve"> </w:t>
+      </w:r>
+      <w:proofErr w:type="spellStart"/>
+      <w:r>
+        <w:t>interface</w:t>
+      </w:r>
+      <w:proofErr w:type="spellEnd"/>
+      <w:r>
+        <w:t xml:space="preserve"> </w:t>
+      </w:r>
+      <w:proofErr w:type="spellStart"/>
+      <w:r>
+        <w:t>brief</w:t>
+      </w:r>
+      <w:proofErr w:type="spellEnd"/>
+    </w:p>
+    <w:p>
+      <w:pPr>
+        <w:rPr>
+          <w:lang w:val="en-US"/>
+        </w:rPr>
+      </w:pPr>
+    </w:p>
     <w:sectPr>
       <w:pgSz w:w="11906" w:h="16838"/>
       <w:pgMar w:top="1134" w:right="850" w:bottom="1134" w:left="1701" w:header="708" w:footer="708" w:gutter="0"/>
@@ -385,9 +4827,9 @@
 <file path=word/numbering.xml><?xml version="1.0" encoding="utf-8"?>
 <w:numbering xmlns:wpc="http://schemas.microsoft.com/office/word/2010/wordprocessingCanvas" xmlns:cx="http://schemas.microsoft.com/office/drawing/2014/chartex" xmlns:cx1="http://schemas.microsoft.com/office/drawing/2015/9/8/chartex" xmlns:cx2="http://schemas.microsoft.com/office/drawing/2015/10/21/chartex" xmlns:cx3="http://schemas.microsoft.com/office/drawing/2016/5/9/chartex" xmlns:cx4="http://schemas.microsoft.com/office/drawing/2016/5/10/chartex" xmlns:cx5="http://schemas.microsoft.com/office/drawing/2016/5/11/chartex" xmlns:cx6="http://schemas.microsoft.com/office/drawing/2016/5/12/chartex" xmlns:cx7="http://schemas.microsoft.com/office/drawing/2016/5/13/chartex" xmlns:cx8="http://schemas.microsoft.com/office/drawing/2016/5/14/chartex" xmlns:mc="http://schemas.openxmlformats.org/markup-compatibility/2006" xmlns:aink="http://schemas.microsoft.com/office/drawing/2016/ink" xmlns:am3d="http://schemas.microsoft.com/office/drawing/2017/model3d" xmlns:o="urn:schemas-microsoft-com:office:office" xmlns:oel="http://schemas.microsoft.com/office/2019/extlst" xmlns:r="http://schemas.openxmlformats.org/officeDocument/2006/relationships" xmlns:m="http://schemas.openxmlformats.org/officeDocument/2006/math" xmlns:v="urn:schemas-microsoft-com:vml" xmlns:wp14="http://schemas.microsoft.com/office/word/2010/wordprocessingDrawing" xmlns:wp="http://schemas.openxmlformats.org/drawingml/2006/wordprocessingDrawing" xmlns:w10="urn:schemas-microsoft-com:office:word" xmlns:w="http://schemas.openxmlformats.org/wordprocessingml/2006/main" xmlns:w14="http://schemas.microsoft.com/office/word/2010/wordml" xmlns:w15="http://schemas.microsoft.com/office/word/2012/wordml" xmlns:w16cex="http://schemas.microsoft.com/office/word/2018/wordml/cex" xmlns:w16cid="http://schemas.microsoft.com/office/word/2016/wordml/cid" xmlns:w16="http://schemas.microsoft.com/office/word/2018/wordml" xmlns:w16sdtdh="http://schemas.microsoft.com/office/word/2020/wordml/sdtdatahash" xmlns:w16se="http://schemas.microsoft.com/office/word/2015/wordml/symex" xmlns:wpg="http://schemas.microsoft.com/office/word/2010/wordprocessingGroup" xmlns:wpi="http://schemas.microsoft.com/office/word/2010/wordprocessingInk" xmlns:wne="http://schemas.microsoft.com/office/word/2006/wordml" xmlns:wps="http://schemas.microsoft.com/office/word/2010/wordprocessingShape" mc:Ignorable="w14 w15 w16se w16cid w16 w16cex w16sdtdh wp14">
   <w:abstractNum w:abstractNumId="0" w15:restartNumberingAfterBreak="0">
-    <w:nsid w:val="63184BB8"/>
+    <w:nsid w:val="385A1A7E"/>
     <w:multiLevelType w:val="multilevel"/>
-    <w:tmpl w:val="4B741D16"/>
+    <w:tmpl w:val="1E1222CA"/>
     <w:lvl w:ilvl="0">
       <w:start w:val="1"/>
       <w:numFmt w:val="bullet"/>
@@ -533,8 +4975,768 @@
       </w:rPr>
     </w:lvl>
   </w:abstractNum>
+  <w:abstractNum w:abstractNumId="1" w15:restartNumberingAfterBreak="0">
+    <w:nsid w:val="3FDB6FE0"/>
+    <w:multiLevelType w:val="multilevel"/>
+    <w:tmpl w:val="48404AEA"/>
+    <w:lvl w:ilvl="0">
+      <w:start w:val="1"/>
+      <w:numFmt w:val="bullet"/>
+      <w:lvlText w:val=""/>
+      <w:lvlJc w:val="left"/>
+      <w:pPr>
+        <w:tabs>
+          <w:tab w:val="num" w:pos="720"/>
+        </w:tabs>
+        <w:ind w:left="720" w:hanging="360"/>
+      </w:pPr>
+      <w:rPr>
+        <w:rFonts w:ascii="Symbol" w:hAnsi="Symbol" w:hint="default"/>
+        <w:sz w:val="20"/>
+      </w:rPr>
+    </w:lvl>
+    <w:lvl w:ilvl="1" w:tentative="1">
+      <w:start w:val="1"/>
+      <w:numFmt w:val="bullet"/>
+      <w:lvlText w:val=""/>
+      <w:lvlJc w:val="left"/>
+      <w:pPr>
+        <w:tabs>
+          <w:tab w:val="num" w:pos="1440"/>
+        </w:tabs>
+        <w:ind w:left="1440" w:hanging="360"/>
+      </w:pPr>
+      <w:rPr>
+        <w:rFonts w:ascii="Symbol" w:hAnsi="Symbol" w:hint="default"/>
+        <w:sz w:val="20"/>
+      </w:rPr>
+    </w:lvl>
+    <w:lvl w:ilvl="2" w:tentative="1">
+      <w:start w:val="1"/>
+      <w:numFmt w:val="bullet"/>
+      <w:lvlText w:val=""/>
+      <w:lvlJc w:val="left"/>
+      <w:pPr>
+        <w:tabs>
+          <w:tab w:val="num" w:pos="2160"/>
+        </w:tabs>
+        <w:ind w:left="2160" w:hanging="360"/>
+      </w:pPr>
+      <w:rPr>
+        <w:rFonts w:ascii="Symbol" w:hAnsi="Symbol" w:hint="default"/>
+        <w:sz w:val="20"/>
+      </w:rPr>
+    </w:lvl>
+    <w:lvl w:ilvl="3" w:tentative="1">
+      <w:start w:val="1"/>
+      <w:numFmt w:val="bullet"/>
+      <w:lvlText w:val=""/>
+      <w:lvlJc w:val="left"/>
+      <w:pPr>
+        <w:tabs>
+          <w:tab w:val="num" w:pos="2880"/>
+        </w:tabs>
+        <w:ind w:left="2880" w:hanging="360"/>
+      </w:pPr>
+      <w:rPr>
+        <w:rFonts w:ascii="Symbol" w:hAnsi="Symbol" w:hint="default"/>
+        <w:sz w:val="20"/>
+      </w:rPr>
+    </w:lvl>
+    <w:lvl w:ilvl="4" w:tentative="1">
+      <w:start w:val="1"/>
+      <w:numFmt w:val="bullet"/>
+      <w:lvlText w:val=""/>
+      <w:lvlJc w:val="left"/>
+      <w:pPr>
+        <w:tabs>
+          <w:tab w:val="num" w:pos="3600"/>
+        </w:tabs>
+        <w:ind w:left="3600" w:hanging="360"/>
+      </w:pPr>
+      <w:rPr>
+        <w:rFonts w:ascii="Symbol" w:hAnsi="Symbol" w:hint="default"/>
+        <w:sz w:val="20"/>
+      </w:rPr>
+    </w:lvl>
+    <w:lvl w:ilvl="5" w:tentative="1">
+      <w:start w:val="1"/>
+      <w:numFmt w:val="bullet"/>
+      <w:lvlText w:val=""/>
+      <w:lvlJc w:val="left"/>
+      <w:pPr>
+        <w:tabs>
+          <w:tab w:val="num" w:pos="4320"/>
+        </w:tabs>
+        <w:ind w:left="4320" w:hanging="360"/>
+      </w:pPr>
+      <w:rPr>
+        <w:rFonts w:ascii="Symbol" w:hAnsi="Symbol" w:hint="default"/>
+        <w:sz w:val="20"/>
+      </w:rPr>
+    </w:lvl>
+    <w:lvl w:ilvl="6" w:tentative="1">
+      <w:start w:val="1"/>
+      <w:numFmt w:val="bullet"/>
+      <w:lvlText w:val=""/>
+      <w:lvlJc w:val="left"/>
+      <w:pPr>
+        <w:tabs>
+          <w:tab w:val="num" w:pos="5040"/>
+        </w:tabs>
+        <w:ind w:left="5040" w:hanging="360"/>
+      </w:pPr>
+      <w:rPr>
+        <w:rFonts w:ascii="Symbol" w:hAnsi="Symbol" w:hint="default"/>
+        <w:sz w:val="20"/>
+      </w:rPr>
+    </w:lvl>
+    <w:lvl w:ilvl="7" w:tentative="1">
+      <w:start w:val="1"/>
+      <w:numFmt w:val="bullet"/>
+      <w:lvlText w:val=""/>
+      <w:lvlJc w:val="left"/>
+      <w:pPr>
+        <w:tabs>
+          <w:tab w:val="num" w:pos="5760"/>
+        </w:tabs>
+        <w:ind w:left="5760" w:hanging="360"/>
+      </w:pPr>
+      <w:rPr>
+        <w:rFonts w:ascii="Symbol" w:hAnsi="Symbol" w:hint="default"/>
+        <w:sz w:val="20"/>
+      </w:rPr>
+    </w:lvl>
+    <w:lvl w:ilvl="8" w:tentative="1">
+      <w:start w:val="1"/>
+      <w:numFmt w:val="bullet"/>
+      <w:lvlText w:val=""/>
+      <w:lvlJc w:val="left"/>
+      <w:pPr>
+        <w:tabs>
+          <w:tab w:val="num" w:pos="6480"/>
+        </w:tabs>
+        <w:ind w:left="6480" w:hanging="360"/>
+      </w:pPr>
+      <w:rPr>
+        <w:rFonts w:ascii="Symbol" w:hAnsi="Symbol" w:hint="default"/>
+        <w:sz w:val="20"/>
+      </w:rPr>
+    </w:lvl>
+  </w:abstractNum>
+  <w:abstractNum w:abstractNumId="2" w15:restartNumberingAfterBreak="0">
+    <w:nsid w:val="43277E5F"/>
+    <w:multiLevelType w:val="multilevel"/>
+    <w:tmpl w:val="B516BE46"/>
+    <w:lvl w:ilvl="0">
+      <w:start w:val="1"/>
+      <w:numFmt w:val="bullet"/>
+      <w:lvlText w:val=""/>
+      <w:lvlJc w:val="left"/>
+      <w:pPr>
+        <w:tabs>
+          <w:tab w:val="num" w:pos="720"/>
+        </w:tabs>
+        <w:ind w:left="720" w:hanging="360"/>
+      </w:pPr>
+      <w:rPr>
+        <w:rFonts w:ascii="Symbol" w:hAnsi="Symbol" w:hint="default"/>
+        <w:sz w:val="20"/>
+      </w:rPr>
+    </w:lvl>
+    <w:lvl w:ilvl="1" w:tentative="1">
+      <w:start w:val="1"/>
+      <w:numFmt w:val="bullet"/>
+      <w:lvlText w:val="o"/>
+      <w:lvlJc w:val="left"/>
+      <w:pPr>
+        <w:tabs>
+          <w:tab w:val="num" w:pos="1440"/>
+        </w:tabs>
+        <w:ind w:left="1440" w:hanging="360"/>
+      </w:pPr>
+      <w:rPr>
+        <w:rFonts w:ascii="Courier New" w:hAnsi="Courier New" w:hint="default"/>
+        <w:sz w:val="20"/>
+      </w:rPr>
+    </w:lvl>
+    <w:lvl w:ilvl="2" w:tentative="1">
+      <w:start w:val="1"/>
+      <w:numFmt w:val="bullet"/>
+      <w:lvlText w:val=""/>
+      <w:lvlJc w:val="left"/>
+      <w:pPr>
+        <w:tabs>
+          <w:tab w:val="num" w:pos="2160"/>
+        </w:tabs>
+        <w:ind w:left="2160" w:hanging="360"/>
+      </w:pPr>
+      <w:rPr>
+        <w:rFonts w:ascii="Wingdings" w:hAnsi="Wingdings" w:hint="default"/>
+        <w:sz w:val="20"/>
+      </w:rPr>
+    </w:lvl>
+    <w:lvl w:ilvl="3" w:tentative="1">
+      <w:start w:val="1"/>
+      <w:numFmt w:val="bullet"/>
+      <w:lvlText w:val=""/>
+      <w:lvlJc w:val="left"/>
+      <w:pPr>
+        <w:tabs>
+          <w:tab w:val="num" w:pos="2880"/>
+        </w:tabs>
+        <w:ind w:left="2880" w:hanging="360"/>
+      </w:pPr>
+      <w:rPr>
+        <w:rFonts w:ascii="Wingdings" w:hAnsi="Wingdings" w:hint="default"/>
+        <w:sz w:val="20"/>
+      </w:rPr>
+    </w:lvl>
+    <w:lvl w:ilvl="4" w:tentative="1">
+      <w:start w:val="1"/>
+      <w:numFmt w:val="bullet"/>
+      <w:lvlText w:val=""/>
+      <w:lvlJc w:val="left"/>
+      <w:pPr>
+        <w:tabs>
+          <w:tab w:val="num" w:pos="3600"/>
+        </w:tabs>
+        <w:ind w:left="3600" w:hanging="360"/>
+      </w:pPr>
+      <w:rPr>
+        <w:rFonts w:ascii="Wingdings" w:hAnsi="Wingdings" w:hint="default"/>
+        <w:sz w:val="20"/>
+      </w:rPr>
+    </w:lvl>
+    <w:lvl w:ilvl="5" w:tentative="1">
+      <w:start w:val="1"/>
+      <w:numFmt w:val="bullet"/>
+      <w:lvlText w:val=""/>
+      <w:lvlJc w:val="left"/>
+      <w:pPr>
+        <w:tabs>
+          <w:tab w:val="num" w:pos="4320"/>
+        </w:tabs>
+        <w:ind w:left="4320" w:hanging="360"/>
+      </w:pPr>
+      <w:rPr>
+        <w:rFonts w:ascii="Wingdings" w:hAnsi="Wingdings" w:hint="default"/>
+        <w:sz w:val="20"/>
+      </w:rPr>
+    </w:lvl>
+    <w:lvl w:ilvl="6" w:tentative="1">
+      <w:start w:val="1"/>
+      <w:numFmt w:val="bullet"/>
+      <w:lvlText w:val=""/>
+      <w:lvlJc w:val="left"/>
+      <w:pPr>
+        <w:tabs>
+          <w:tab w:val="num" w:pos="5040"/>
+        </w:tabs>
+        <w:ind w:left="5040" w:hanging="360"/>
+      </w:pPr>
+      <w:rPr>
+        <w:rFonts w:ascii="Wingdings" w:hAnsi="Wingdings" w:hint="default"/>
+        <w:sz w:val="20"/>
+      </w:rPr>
+    </w:lvl>
+    <w:lvl w:ilvl="7" w:tentative="1">
+      <w:start w:val="1"/>
+      <w:numFmt w:val="bullet"/>
+      <w:lvlText w:val=""/>
+      <w:lvlJc w:val="left"/>
+      <w:pPr>
+        <w:tabs>
+          <w:tab w:val="num" w:pos="5760"/>
+        </w:tabs>
+        <w:ind w:left="5760" w:hanging="360"/>
+      </w:pPr>
+      <w:rPr>
+        <w:rFonts w:ascii="Wingdings" w:hAnsi="Wingdings" w:hint="default"/>
+        <w:sz w:val="20"/>
+      </w:rPr>
+    </w:lvl>
+    <w:lvl w:ilvl="8" w:tentative="1">
+      <w:start w:val="1"/>
+      <w:numFmt w:val="bullet"/>
+      <w:lvlText w:val=""/>
+      <w:lvlJc w:val="left"/>
+      <w:pPr>
+        <w:tabs>
+          <w:tab w:val="num" w:pos="6480"/>
+        </w:tabs>
+        <w:ind w:left="6480" w:hanging="360"/>
+      </w:pPr>
+      <w:rPr>
+        <w:rFonts w:ascii="Wingdings" w:hAnsi="Wingdings" w:hint="default"/>
+        <w:sz w:val="20"/>
+      </w:rPr>
+    </w:lvl>
+  </w:abstractNum>
+  <w:abstractNum w:abstractNumId="3" w15:restartNumberingAfterBreak="0">
+    <w:nsid w:val="5C6E3E98"/>
+    <w:multiLevelType w:val="multilevel"/>
+    <w:tmpl w:val="32C062FC"/>
+    <w:lvl w:ilvl="0">
+      <w:start w:val="1"/>
+      <w:numFmt w:val="bullet"/>
+      <w:lvlText w:val=""/>
+      <w:lvlJc w:val="left"/>
+      <w:pPr>
+        <w:tabs>
+          <w:tab w:val="num" w:pos="720"/>
+        </w:tabs>
+        <w:ind w:left="720" w:hanging="360"/>
+      </w:pPr>
+      <w:rPr>
+        <w:rFonts w:ascii="Symbol" w:hAnsi="Symbol" w:hint="default"/>
+        <w:sz w:val="20"/>
+      </w:rPr>
+    </w:lvl>
+    <w:lvl w:ilvl="1" w:tentative="1">
+      <w:start w:val="1"/>
+      <w:numFmt w:val="bullet"/>
+      <w:lvlText w:val="o"/>
+      <w:lvlJc w:val="left"/>
+      <w:pPr>
+        <w:tabs>
+          <w:tab w:val="num" w:pos="1440"/>
+        </w:tabs>
+        <w:ind w:left="1440" w:hanging="360"/>
+      </w:pPr>
+      <w:rPr>
+        <w:rFonts w:ascii="Courier New" w:hAnsi="Courier New" w:hint="default"/>
+        <w:sz w:val="20"/>
+      </w:rPr>
+    </w:lvl>
+    <w:lvl w:ilvl="2" w:tentative="1">
+      <w:start w:val="1"/>
+      <w:numFmt w:val="bullet"/>
+      <w:lvlText w:val=""/>
+      <w:lvlJc w:val="left"/>
+      <w:pPr>
+        <w:tabs>
+          <w:tab w:val="num" w:pos="2160"/>
+        </w:tabs>
+        <w:ind w:left="2160" w:hanging="360"/>
+      </w:pPr>
+      <w:rPr>
+        <w:rFonts w:ascii="Wingdings" w:hAnsi="Wingdings" w:hint="default"/>
+        <w:sz w:val="20"/>
+      </w:rPr>
+    </w:lvl>
+    <w:lvl w:ilvl="3" w:tentative="1">
+      <w:start w:val="1"/>
+      <w:numFmt w:val="bullet"/>
+      <w:lvlText w:val=""/>
+      <w:lvlJc w:val="left"/>
+      <w:pPr>
+        <w:tabs>
+          <w:tab w:val="num" w:pos="2880"/>
+        </w:tabs>
+        <w:ind w:left="2880" w:hanging="360"/>
+      </w:pPr>
+      <w:rPr>
+        <w:rFonts w:ascii="Wingdings" w:hAnsi="Wingdings" w:hint="default"/>
+        <w:sz w:val="20"/>
+      </w:rPr>
+    </w:lvl>
+    <w:lvl w:ilvl="4" w:tentative="1">
+      <w:start w:val="1"/>
+      <w:numFmt w:val="bullet"/>
+      <w:lvlText w:val=""/>
+      <w:lvlJc w:val="left"/>
+      <w:pPr>
+        <w:tabs>
+          <w:tab w:val="num" w:pos="3600"/>
+        </w:tabs>
+        <w:ind w:left="3600" w:hanging="360"/>
+      </w:pPr>
+      <w:rPr>
+        <w:rFonts w:ascii="Wingdings" w:hAnsi="Wingdings" w:hint="default"/>
+        <w:sz w:val="20"/>
+      </w:rPr>
+    </w:lvl>
+    <w:lvl w:ilvl="5" w:tentative="1">
+      <w:start w:val="1"/>
+      <w:numFmt w:val="bullet"/>
+      <w:lvlText w:val=""/>
+      <w:lvlJc w:val="left"/>
+      <w:pPr>
+        <w:tabs>
+          <w:tab w:val="num" w:pos="4320"/>
+        </w:tabs>
+        <w:ind w:left="4320" w:hanging="360"/>
+      </w:pPr>
+      <w:rPr>
+        <w:rFonts w:ascii="Wingdings" w:hAnsi="Wingdings" w:hint="default"/>
+        <w:sz w:val="20"/>
+      </w:rPr>
+    </w:lvl>
+    <w:lvl w:ilvl="6" w:tentative="1">
+      <w:start w:val="1"/>
+      <w:numFmt w:val="bullet"/>
+      <w:lvlText w:val=""/>
+      <w:lvlJc w:val="left"/>
+      <w:pPr>
+        <w:tabs>
+          <w:tab w:val="num" w:pos="5040"/>
+        </w:tabs>
+        <w:ind w:left="5040" w:hanging="360"/>
+      </w:pPr>
+      <w:rPr>
+        <w:rFonts w:ascii="Wingdings" w:hAnsi="Wingdings" w:hint="default"/>
+        <w:sz w:val="20"/>
+      </w:rPr>
+    </w:lvl>
+    <w:lvl w:ilvl="7" w:tentative="1">
+      <w:start w:val="1"/>
+      <w:numFmt w:val="bullet"/>
+      <w:lvlText w:val=""/>
+      <w:lvlJc w:val="left"/>
+      <w:pPr>
+        <w:tabs>
+          <w:tab w:val="num" w:pos="5760"/>
+        </w:tabs>
+        <w:ind w:left="5760" w:hanging="360"/>
+      </w:pPr>
+      <w:rPr>
+        <w:rFonts w:ascii="Wingdings" w:hAnsi="Wingdings" w:hint="default"/>
+        <w:sz w:val="20"/>
+      </w:rPr>
+    </w:lvl>
+    <w:lvl w:ilvl="8" w:tentative="1">
+      <w:start w:val="1"/>
+      <w:numFmt w:val="bullet"/>
+      <w:lvlText w:val=""/>
+      <w:lvlJc w:val="left"/>
+      <w:pPr>
+        <w:tabs>
+          <w:tab w:val="num" w:pos="6480"/>
+        </w:tabs>
+        <w:ind w:left="6480" w:hanging="360"/>
+      </w:pPr>
+      <w:rPr>
+        <w:rFonts w:ascii="Wingdings" w:hAnsi="Wingdings" w:hint="default"/>
+        <w:sz w:val="20"/>
+      </w:rPr>
+    </w:lvl>
+  </w:abstractNum>
+  <w:abstractNum w:abstractNumId="4" w15:restartNumberingAfterBreak="0">
+    <w:nsid w:val="63184BB8"/>
+    <w:multiLevelType w:val="multilevel"/>
+    <w:tmpl w:val="4B741D16"/>
+    <w:lvl w:ilvl="0">
+      <w:start w:val="1"/>
+      <w:numFmt w:val="bullet"/>
+      <w:lvlText w:val=""/>
+      <w:lvlJc w:val="left"/>
+      <w:pPr>
+        <w:tabs>
+          <w:tab w:val="num" w:pos="720"/>
+        </w:tabs>
+        <w:ind w:left="720" w:hanging="360"/>
+      </w:pPr>
+      <w:rPr>
+        <w:rFonts w:ascii="Symbol" w:hAnsi="Symbol" w:hint="default"/>
+        <w:sz w:val="20"/>
+      </w:rPr>
+    </w:lvl>
+    <w:lvl w:ilvl="1" w:tentative="1">
+      <w:start w:val="1"/>
+      <w:numFmt w:val="bullet"/>
+      <w:lvlText w:val="o"/>
+      <w:lvlJc w:val="left"/>
+      <w:pPr>
+        <w:tabs>
+          <w:tab w:val="num" w:pos="1440"/>
+        </w:tabs>
+        <w:ind w:left="1440" w:hanging="360"/>
+      </w:pPr>
+      <w:rPr>
+        <w:rFonts w:ascii="Courier New" w:hAnsi="Courier New" w:hint="default"/>
+        <w:sz w:val="20"/>
+      </w:rPr>
+    </w:lvl>
+    <w:lvl w:ilvl="2" w:tentative="1">
+      <w:start w:val="1"/>
+      <w:numFmt w:val="bullet"/>
+      <w:lvlText w:val=""/>
+      <w:lvlJc w:val="left"/>
+      <w:pPr>
+        <w:tabs>
+          <w:tab w:val="num" w:pos="2160"/>
+        </w:tabs>
+        <w:ind w:left="2160" w:hanging="360"/>
+      </w:pPr>
+      <w:rPr>
+        <w:rFonts w:ascii="Wingdings" w:hAnsi="Wingdings" w:hint="default"/>
+        <w:sz w:val="20"/>
+      </w:rPr>
+    </w:lvl>
+    <w:lvl w:ilvl="3" w:tentative="1">
+      <w:start w:val="1"/>
+      <w:numFmt w:val="bullet"/>
+      <w:lvlText w:val=""/>
+      <w:lvlJc w:val="left"/>
+      <w:pPr>
+        <w:tabs>
+          <w:tab w:val="num" w:pos="2880"/>
+        </w:tabs>
+        <w:ind w:left="2880" w:hanging="360"/>
+      </w:pPr>
+      <w:rPr>
+        <w:rFonts w:ascii="Wingdings" w:hAnsi="Wingdings" w:hint="default"/>
+        <w:sz w:val="20"/>
+      </w:rPr>
+    </w:lvl>
+    <w:lvl w:ilvl="4" w:tentative="1">
+      <w:start w:val="1"/>
+      <w:numFmt w:val="bullet"/>
+      <w:lvlText w:val=""/>
+      <w:lvlJc w:val="left"/>
+      <w:pPr>
+        <w:tabs>
+          <w:tab w:val="num" w:pos="3600"/>
+        </w:tabs>
+        <w:ind w:left="3600" w:hanging="360"/>
+      </w:pPr>
+      <w:rPr>
+        <w:rFonts w:ascii="Wingdings" w:hAnsi="Wingdings" w:hint="default"/>
+        <w:sz w:val="20"/>
+      </w:rPr>
+    </w:lvl>
+    <w:lvl w:ilvl="5" w:tentative="1">
+      <w:start w:val="1"/>
+      <w:numFmt w:val="bullet"/>
+      <w:lvlText w:val=""/>
+      <w:lvlJc w:val="left"/>
+      <w:pPr>
+        <w:tabs>
+          <w:tab w:val="num" w:pos="4320"/>
+        </w:tabs>
+        <w:ind w:left="4320" w:hanging="360"/>
+      </w:pPr>
+      <w:rPr>
+        <w:rFonts w:ascii="Wingdings" w:hAnsi="Wingdings" w:hint="default"/>
+        <w:sz w:val="20"/>
+      </w:rPr>
+    </w:lvl>
+    <w:lvl w:ilvl="6" w:tentative="1">
+      <w:start w:val="1"/>
+      <w:numFmt w:val="bullet"/>
+      <w:lvlText w:val=""/>
+      <w:lvlJc w:val="left"/>
+      <w:pPr>
+        <w:tabs>
+          <w:tab w:val="num" w:pos="5040"/>
+        </w:tabs>
+        <w:ind w:left="5040" w:hanging="360"/>
+      </w:pPr>
+      <w:rPr>
+        <w:rFonts w:ascii="Wingdings" w:hAnsi="Wingdings" w:hint="default"/>
+        <w:sz w:val="20"/>
+      </w:rPr>
+    </w:lvl>
+    <w:lvl w:ilvl="7" w:tentative="1">
+      <w:start w:val="1"/>
+      <w:numFmt w:val="bullet"/>
+      <w:lvlText w:val=""/>
+      <w:lvlJc w:val="left"/>
+      <w:pPr>
+        <w:tabs>
+          <w:tab w:val="num" w:pos="5760"/>
+        </w:tabs>
+        <w:ind w:left="5760" w:hanging="360"/>
+      </w:pPr>
+      <w:rPr>
+        <w:rFonts w:ascii="Wingdings" w:hAnsi="Wingdings" w:hint="default"/>
+        <w:sz w:val="20"/>
+      </w:rPr>
+    </w:lvl>
+    <w:lvl w:ilvl="8" w:tentative="1">
+      <w:start w:val="1"/>
+      <w:numFmt w:val="bullet"/>
+      <w:lvlText w:val=""/>
+      <w:lvlJc w:val="left"/>
+      <w:pPr>
+        <w:tabs>
+          <w:tab w:val="num" w:pos="6480"/>
+        </w:tabs>
+        <w:ind w:left="6480" w:hanging="360"/>
+      </w:pPr>
+      <w:rPr>
+        <w:rFonts w:ascii="Wingdings" w:hAnsi="Wingdings" w:hint="default"/>
+        <w:sz w:val="20"/>
+      </w:rPr>
+    </w:lvl>
+  </w:abstractNum>
+  <w:abstractNum w:abstractNumId="5" w15:restartNumberingAfterBreak="0">
+    <w:nsid w:val="76A02330"/>
+    <w:multiLevelType w:val="multilevel"/>
+    <w:tmpl w:val="208CF3D8"/>
+    <w:lvl w:ilvl="0">
+      <w:start w:val="1"/>
+      <w:numFmt w:val="bullet"/>
+      <w:lvlText w:val=""/>
+      <w:lvlJc w:val="left"/>
+      <w:pPr>
+        <w:tabs>
+          <w:tab w:val="num" w:pos="720"/>
+        </w:tabs>
+        <w:ind w:left="720" w:hanging="360"/>
+      </w:pPr>
+      <w:rPr>
+        <w:rFonts w:ascii="Symbol" w:hAnsi="Symbol" w:hint="default"/>
+        <w:sz w:val="20"/>
+      </w:rPr>
+    </w:lvl>
+    <w:lvl w:ilvl="1" w:tentative="1">
+      <w:start w:val="1"/>
+      <w:numFmt w:val="bullet"/>
+      <w:lvlText w:val="o"/>
+      <w:lvlJc w:val="left"/>
+      <w:pPr>
+        <w:tabs>
+          <w:tab w:val="num" w:pos="1440"/>
+        </w:tabs>
+        <w:ind w:left="1440" w:hanging="360"/>
+      </w:pPr>
+      <w:rPr>
+        <w:rFonts w:ascii="Courier New" w:hAnsi="Courier New" w:hint="default"/>
+        <w:sz w:val="20"/>
+      </w:rPr>
+    </w:lvl>
+    <w:lvl w:ilvl="2" w:tentative="1">
+      <w:start w:val="1"/>
+      <w:numFmt w:val="bullet"/>
+      <w:lvlText w:val=""/>
+      <w:lvlJc w:val="left"/>
+      <w:pPr>
+        <w:tabs>
+          <w:tab w:val="num" w:pos="2160"/>
+        </w:tabs>
+        <w:ind w:left="2160" w:hanging="360"/>
+      </w:pPr>
+      <w:rPr>
+        <w:rFonts w:ascii="Wingdings" w:hAnsi="Wingdings" w:hint="default"/>
+        <w:sz w:val="20"/>
+      </w:rPr>
+    </w:lvl>
+    <w:lvl w:ilvl="3" w:tentative="1">
+      <w:start w:val="1"/>
+      <w:numFmt w:val="bullet"/>
+      <w:lvlText w:val=""/>
+      <w:lvlJc w:val="left"/>
+      <w:pPr>
+        <w:tabs>
+          <w:tab w:val="num" w:pos="2880"/>
+        </w:tabs>
+        <w:ind w:left="2880" w:hanging="360"/>
+      </w:pPr>
+      <w:rPr>
+        <w:rFonts w:ascii="Wingdings" w:hAnsi="Wingdings" w:hint="default"/>
+        <w:sz w:val="20"/>
+      </w:rPr>
+    </w:lvl>
+    <w:lvl w:ilvl="4" w:tentative="1">
+      <w:start w:val="1"/>
+      <w:numFmt w:val="bullet"/>
+      <w:lvlText w:val=""/>
+      <w:lvlJc w:val="left"/>
+      <w:pPr>
+        <w:tabs>
+          <w:tab w:val="num" w:pos="3600"/>
+        </w:tabs>
+        <w:ind w:left="3600" w:hanging="360"/>
+      </w:pPr>
+      <w:rPr>
+        <w:rFonts w:ascii="Wingdings" w:hAnsi="Wingdings" w:hint="default"/>
+        <w:sz w:val="20"/>
+      </w:rPr>
+    </w:lvl>
+    <w:lvl w:ilvl="5" w:tentative="1">
+      <w:start w:val="1"/>
+      <w:numFmt w:val="bullet"/>
+      <w:lvlText w:val=""/>
+      <w:lvlJc w:val="left"/>
+      <w:pPr>
+        <w:tabs>
+          <w:tab w:val="num" w:pos="4320"/>
+        </w:tabs>
+        <w:ind w:left="4320" w:hanging="360"/>
+      </w:pPr>
+      <w:rPr>
+        <w:rFonts w:ascii="Wingdings" w:hAnsi="Wingdings" w:hint="default"/>
+        <w:sz w:val="20"/>
+      </w:rPr>
+    </w:lvl>
+    <w:lvl w:ilvl="6" w:tentative="1">
+      <w:start w:val="1"/>
+      <w:numFmt w:val="bullet"/>
+      <w:lvlText w:val=""/>
+      <w:lvlJc w:val="left"/>
+      <w:pPr>
+        <w:tabs>
+          <w:tab w:val="num" w:pos="5040"/>
+        </w:tabs>
+        <w:ind w:left="5040" w:hanging="360"/>
+      </w:pPr>
+      <w:rPr>
+        <w:rFonts w:ascii="Wingdings" w:hAnsi="Wingdings" w:hint="default"/>
+        <w:sz w:val="20"/>
+      </w:rPr>
+    </w:lvl>
+    <w:lvl w:ilvl="7" w:tentative="1">
+      <w:start w:val="1"/>
+      <w:numFmt w:val="bullet"/>
+      <w:lvlText w:val=""/>
+      <w:lvlJc w:val="left"/>
+      <w:pPr>
+        <w:tabs>
+          <w:tab w:val="num" w:pos="5760"/>
+        </w:tabs>
+        <w:ind w:left="5760" w:hanging="360"/>
+      </w:pPr>
+      <w:rPr>
+        <w:rFonts w:ascii="Wingdings" w:hAnsi="Wingdings" w:hint="default"/>
+        <w:sz w:val="20"/>
+      </w:rPr>
+    </w:lvl>
+    <w:lvl w:ilvl="8" w:tentative="1">
+      <w:start w:val="1"/>
+      <w:numFmt w:val="bullet"/>
+      <w:lvlText w:val=""/>
+      <w:lvlJc w:val="left"/>
+      <w:pPr>
+        <w:tabs>
+          <w:tab w:val="num" w:pos="6480"/>
+        </w:tabs>
+        <w:ind w:left="6480" w:hanging="360"/>
+      </w:pPr>
+      <w:rPr>
+        <w:rFonts w:ascii="Wingdings" w:hAnsi="Wingdings" w:hint="default"/>
+        <w:sz w:val="20"/>
+      </w:rPr>
+    </w:lvl>
+  </w:abstractNum>
   <w:num w:numId="1" w16cid:durableId="276959318">
+    <w:abstractNumId w:val="4"/>
+  </w:num>
+  <w:num w:numId="2" w16cid:durableId="2123718258">
+    <w:abstractNumId w:val="3"/>
+  </w:num>
+  <w:num w:numId="3" w16cid:durableId="431517854">
+    <w:abstractNumId w:val="5"/>
+  </w:num>
+  <w:num w:numId="4" w16cid:durableId="344938964">
+    <w:abstractNumId w:val="2"/>
+  </w:num>
+  <w:num w:numId="5" w16cid:durableId="1975794524">
     <w:abstractNumId w:val="0"/>
+  </w:num>
+  <w:num w:numId="6" w16cid:durableId="964122910">
+    <w:abstractNumId w:val="1"/>
   </w:num>
 </w:numbering>
 </file>

--- a/Routelar.docx
+++ b/Routelar.docx
@@ -232,11 +232,19 @@
         <w:t xml:space="preserve"> </w:t>
       </w:r>
       <w:proofErr w:type="spellStart"/>
-      <w:r>
-        <w:rPr>
-          <w:lang w:val="en-US"/>
-        </w:rPr>
-        <w:t>yo‘l</w:t>
+      <w:proofErr w:type="gramStart"/>
+      <w:r>
+        <w:rPr>
+          <w:lang w:val="en-US"/>
+        </w:rPr>
+        <w:t>yo‘</w:t>
+      </w:r>
+      <w:proofErr w:type="gramEnd"/>
+      <w:r>
+        <w:rPr>
+          <w:lang w:val="en-US"/>
+        </w:rPr>
+        <w:t>l</w:t>
       </w:r>
       <w:proofErr w:type="spellEnd"/>
       <w:r>
@@ -347,11 +355,19 @@
         <w:t xml:space="preserve"> </w:t>
       </w:r>
       <w:proofErr w:type="spellStart"/>
-      <w:r>
-        <w:rPr>
-          <w:lang w:val="en-US"/>
-        </w:rPr>
-        <w:t>yo‘l</w:t>
+      <w:proofErr w:type="gramStart"/>
+      <w:r>
+        <w:rPr>
+          <w:lang w:val="en-US"/>
+        </w:rPr>
+        <w:t>yo‘</w:t>
+      </w:r>
+      <w:proofErr w:type="gramEnd"/>
+      <w:r>
+        <w:rPr>
+          <w:lang w:val="en-US"/>
+        </w:rPr>
+        <w:t>l</w:t>
       </w:r>
       <w:proofErr w:type="spellEnd"/>
       <w:r>
@@ -476,6 +492,70 @@
         <w:t xml:space="preserve"> </w:t>
       </w:r>
       <w:proofErr w:type="spellStart"/>
+      <w:proofErr w:type="gramStart"/>
+      <w:r>
+        <w:rPr>
+          <w:lang w:val="en-US"/>
+        </w:rPr>
+        <w:t>yo‘</w:t>
+      </w:r>
+      <w:proofErr w:type="gramEnd"/>
+      <w:r>
+        <w:rPr>
+          <w:lang w:val="en-US"/>
+        </w:rPr>
+        <w:t>l</w:t>
+      </w:r>
+      <w:proofErr w:type="spellEnd"/>
+      <w:r>
+        <w:rPr>
+          <w:lang w:val="en-US"/>
+        </w:rPr>
+        <w:t xml:space="preserve"> </w:t>
+      </w:r>
+      <w:proofErr w:type="spellStart"/>
+      <w:r>
+        <w:rPr>
+          <w:lang w:val="en-US"/>
+        </w:rPr>
+        <w:t>ishlamay</w:t>
+      </w:r>
+      <w:proofErr w:type="spellEnd"/>
+      <w:r>
+        <w:rPr>
+          <w:lang w:val="en-US"/>
+        </w:rPr>
+        <w:t xml:space="preserve"> </w:t>
+      </w:r>
+      <w:proofErr w:type="spellStart"/>
+      <w:r>
+        <w:rPr>
+          <w:lang w:val="en-US"/>
+        </w:rPr>
+        <w:t>qolsa</w:t>
+      </w:r>
+      <w:proofErr w:type="spellEnd"/>
+      <w:r>
+        <w:rPr>
+          <w:lang w:val="en-US"/>
+        </w:rPr>
+        <w:t xml:space="preserve">, </w:t>
+      </w:r>
+      <w:proofErr w:type="spellStart"/>
+      <w:r>
+        <w:rPr>
+          <w:lang w:val="en-US"/>
+        </w:rPr>
+        <w:t>zaxira</w:t>
+      </w:r>
+      <w:proofErr w:type="spellEnd"/>
+      <w:r>
+        <w:rPr>
+          <w:lang w:val="en-US"/>
+        </w:rPr>
+        <w:t xml:space="preserve"> </w:t>
+      </w:r>
+      <w:proofErr w:type="spellStart"/>
       <w:r>
         <w:rPr>
           <w:lang w:val="en-US"/>
@@ -494,21 +574,270 @@
         <w:rPr>
           <w:lang w:val="en-US"/>
         </w:rPr>
-        <w:t>ishlamay</w:t>
-      </w:r>
-      <w:proofErr w:type="spellEnd"/>
-      <w:r>
-        <w:rPr>
-          <w:lang w:val="en-US"/>
-        </w:rPr>
-        <w:t xml:space="preserve"> </w:t>
-      </w:r>
-      <w:proofErr w:type="spellStart"/>
-      <w:r>
-        <w:rPr>
-          <w:lang w:val="en-US"/>
-        </w:rPr>
-        <w:t>qolsa</w:t>
+        <w:t>sifatida</w:t>
+      </w:r>
+      <w:proofErr w:type="spellEnd"/>
+      <w:r>
+        <w:rPr>
+          <w:lang w:val="en-US"/>
+        </w:rPr>
+        <w:t xml:space="preserve"> </w:t>
+      </w:r>
+      <w:proofErr w:type="spellStart"/>
+      <w:r>
+        <w:rPr>
+          <w:lang w:val="en-US"/>
+        </w:rPr>
+        <w:t>ishlatiladi</w:t>
+      </w:r>
+      <w:proofErr w:type="spellEnd"/>
+      <w:r>
+        <w:rPr>
+          <w:lang w:val="en-US"/>
+        </w:rPr>
+        <w:t>.</w:t>
+      </w:r>
+    </w:p>
+    <w:p>
+      <w:pPr>
+        <w:rPr>
+          <w:lang w:val="en-US"/>
+        </w:rPr>
+      </w:pPr>
+      <w:proofErr w:type="spellStart"/>
+      <w:r>
+        <w:rPr>
+          <w:lang w:val="en-US"/>
+        </w:rPr>
+        <w:t>Bularni</w:t>
+      </w:r>
+      <w:proofErr w:type="spellEnd"/>
+      <w:r>
+        <w:rPr>
+          <w:lang w:val="en-US"/>
+        </w:rPr>
+        <w:t xml:space="preserve"> </w:t>
+      </w:r>
+      <w:proofErr w:type="spellStart"/>
+      <w:r>
+        <w:rPr>
+          <w:lang w:val="en-US"/>
+        </w:rPr>
+        <w:t>uchta</w:t>
+      </w:r>
+      <w:proofErr w:type="spellEnd"/>
+      <w:r>
+        <w:rPr>
+          <w:lang w:val="en-US"/>
+        </w:rPr>
+        <w:t xml:space="preserve"> </w:t>
+      </w:r>
+      <w:proofErr w:type="spellStart"/>
+      <w:r>
+        <w:rPr>
+          <w:lang w:val="en-US"/>
+        </w:rPr>
+        <w:t>alohida</w:t>
+      </w:r>
+      <w:proofErr w:type="spellEnd"/>
+      <w:r>
+        <w:rPr>
+          <w:lang w:val="en-US"/>
+        </w:rPr>
+        <w:t xml:space="preserve"> </w:t>
+      </w:r>
+      <w:proofErr w:type="spellStart"/>
+      <w:r>
+        <w:rPr>
+          <w:lang w:val="en-US"/>
+        </w:rPr>
+        <w:t>nazariy</w:t>
+      </w:r>
+      <w:proofErr w:type="spellEnd"/>
+      <w:r>
+        <w:rPr>
+          <w:lang w:val="en-US"/>
+        </w:rPr>
+        <w:t xml:space="preserve"> </w:t>
+      </w:r>
+      <w:proofErr w:type="spellStart"/>
+      <w:r>
+        <w:rPr>
+          <w:lang w:val="en-US"/>
+        </w:rPr>
+        <w:t>dars</w:t>
+      </w:r>
+      <w:proofErr w:type="spellEnd"/>
+      <w:r>
+        <w:rPr>
+          <w:lang w:val="en-US"/>
+        </w:rPr>
+        <w:t xml:space="preserve"> </w:t>
+      </w:r>
+      <w:proofErr w:type="spellStart"/>
+      <w:r>
+        <w:rPr>
+          <w:lang w:val="en-US"/>
+        </w:rPr>
+        <w:t>qilib</w:t>
+      </w:r>
+      <w:proofErr w:type="spellEnd"/>
+      <w:r>
+        <w:rPr>
+          <w:lang w:val="en-US"/>
+        </w:rPr>
+        <w:t xml:space="preserve"> </w:t>
+      </w:r>
+      <w:proofErr w:type="spellStart"/>
+      <w:proofErr w:type="gramStart"/>
+      <w:r>
+        <w:rPr>
+          <w:lang w:val="en-US"/>
+        </w:rPr>
+        <w:t>cho‘</w:t>
+      </w:r>
+      <w:proofErr w:type="gramEnd"/>
+      <w:r>
+        <w:rPr>
+          <w:lang w:val="en-US"/>
+        </w:rPr>
+        <w:t>zmaymiz</w:t>
+      </w:r>
+      <w:proofErr w:type="spellEnd"/>
+      <w:r>
+        <w:rPr>
+          <w:lang w:val="en-US"/>
+        </w:rPr>
+        <w:t xml:space="preserve">. </w:t>
+      </w:r>
+      <w:proofErr w:type="spellStart"/>
+      <w:r>
+        <w:rPr>
+          <w:lang w:val="en-US"/>
+        </w:rPr>
+        <w:t>Bitta</w:t>
+      </w:r>
+      <w:proofErr w:type="spellEnd"/>
+      <w:r>
+        <w:rPr>
+          <w:lang w:val="en-US"/>
+        </w:rPr>
+        <w:t xml:space="preserve"> </w:t>
+      </w:r>
+      <w:proofErr w:type="spellStart"/>
+      <w:r>
+        <w:rPr>
+          <w:lang w:val="en-US"/>
+        </w:rPr>
+        <w:t>kichik</w:t>
+      </w:r>
+      <w:proofErr w:type="spellEnd"/>
+      <w:r>
+        <w:rPr>
+          <w:lang w:val="en-US"/>
+        </w:rPr>
+        <w:t xml:space="preserve"> </w:t>
+      </w:r>
+      <w:proofErr w:type="spellStart"/>
+      <w:r>
+        <w:rPr>
+          <w:lang w:val="en-US"/>
+        </w:rPr>
+        <w:t>laboratoriyada</w:t>
+      </w:r>
+      <w:proofErr w:type="spellEnd"/>
+      <w:r>
+        <w:rPr>
+          <w:lang w:val="en-US"/>
+        </w:rPr>
+        <w:t xml:space="preserve"> </w:t>
+      </w:r>
+      <w:proofErr w:type="spellStart"/>
+      <w:r>
+        <w:rPr>
+          <w:lang w:val="en-US"/>
+        </w:rPr>
+        <w:t>bosqichma-bosqich</w:t>
+      </w:r>
+      <w:proofErr w:type="spellEnd"/>
+      <w:r>
+        <w:rPr>
+          <w:lang w:val="en-US"/>
+        </w:rPr>
+        <w:t xml:space="preserve"> </w:t>
+      </w:r>
+      <w:proofErr w:type="spellStart"/>
+      <w:proofErr w:type="gramStart"/>
+      <w:r>
+        <w:rPr>
+          <w:lang w:val="en-US"/>
+        </w:rPr>
+        <w:t>o‘</w:t>
+      </w:r>
+      <w:proofErr w:type="gramEnd"/>
+      <w:r>
+        <w:rPr>
+          <w:lang w:val="en-US"/>
+        </w:rPr>
+        <w:t>rganamiz</w:t>
+      </w:r>
+      <w:proofErr w:type="spellEnd"/>
+      <w:r>
+        <w:rPr>
+          <w:lang w:val="en-US"/>
+        </w:rPr>
+        <w:t>.</w:t>
+      </w:r>
+    </w:p>
+    <w:p>
+      <w:pPr>
+        <w:rPr>
+          <w:b/>
+          <w:bCs/>
+          <w:lang w:val="en-US"/>
+        </w:rPr>
+      </w:pPr>
+      <w:proofErr w:type="spellStart"/>
+      <w:r>
+        <w:rPr>
+          <w:b/>
+          <w:bCs/>
+          <w:lang w:val="en-US"/>
+        </w:rPr>
+        <w:t>Birinchi</w:t>
+      </w:r>
+      <w:proofErr w:type="spellEnd"/>
+      <w:r>
+        <w:rPr>
+          <w:b/>
+          <w:bCs/>
+          <w:lang w:val="en-US"/>
+        </w:rPr>
+        <w:t xml:space="preserve"> </w:t>
+      </w:r>
+      <w:proofErr w:type="spellStart"/>
+      <w:r>
+        <w:rPr>
+          <w:b/>
+          <w:bCs/>
+          <w:lang w:val="en-US"/>
+        </w:rPr>
+        <w:t>ishimiz</w:t>
+      </w:r>
+      <w:proofErr w:type="spellEnd"/>
+    </w:p>
+    <w:p>
+      <w:pPr>
+        <w:rPr>
+          <w:lang w:val="en-US"/>
+        </w:rPr>
+      </w:pPr>
+      <w:proofErr w:type="spellStart"/>
+      <w:r>
+        <w:rPr>
+          <w:lang w:val="en-US"/>
+        </w:rPr>
+        <w:t>Yangi</w:t>
       </w:r>
       <w:proofErr w:type="spellEnd"/>
       <w:r>
@@ -522,49 +851,85 @@
         <w:rPr>
           <w:lang w:val="en-US"/>
         </w:rPr>
-        <w:t>zaxira</w:t>
-      </w:r>
-      <w:proofErr w:type="spellEnd"/>
-      <w:r>
-        <w:rPr>
-          <w:lang w:val="en-US"/>
-        </w:rPr>
-        <w:t xml:space="preserve"> </w:t>
-      </w:r>
-      <w:proofErr w:type="spellStart"/>
-      <w:r>
-        <w:rPr>
-          <w:lang w:val="en-US"/>
-        </w:rPr>
-        <w:t>yo‘l</w:t>
-      </w:r>
-      <w:proofErr w:type="spellEnd"/>
-      <w:r>
-        <w:rPr>
-          <w:lang w:val="en-US"/>
-        </w:rPr>
-        <w:t xml:space="preserve"> </w:t>
-      </w:r>
-      <w:proofErr w:type="spellStart"/>
-      <w:r>
-        <w:rPr>
-          <w:lang w:val="en-US"/>
-        </w:rPr>
-        <w:t>sifatida</w:t>
-      </w:r>
-      <w:proofErr w:type="spellEnd"/>
-      <w:r>
-        <w:rPr>
-          <w:lang w:val="en-US"/>
-        </w:rPr>
-        <w:t xml:space="preserve"> </w:t>
-      </w:r>
-      <w:proofErr w:type="spellStart"/>
-      <w:r>
-        <w:rPr>
-          <w:lang w:val="en-US"/>
-        </w:rPr>
-        <w:t>ishlatiladi</w:t>
+        <w:t>alohida</w:t>
+      </w:r>
+      <w:proofErr w:type="spellEnd"/>
+      <w:r>
+        <w:rPr>
+          <w:lang w:val="en-US"/>
+        </w:rPr>
+        <w:t xml:space="preserve"> Packet Tracer </w:t>
+      </w:r>
+      <w:proofErr w:type="spellStart"/>
+      <w:r>
+        <w:rPr>
+          <w:lang w:val="en-US"/>
+        </w:rPr>
+        <w:t>fayli</w:t>
+      </w:r>
+      <w:proofErr w:type="spellEnd"/>
+      <w:r>
+        <w:rPr>
+          <w:lang w:val="en-US"/>
+        </w:rPr>
+        <w:t xml:space="preserve"> </w:t>
+      </w:r>
+      <w:proofErr w:type="spellStart"/>
+      <w:r>
+        <w:rPr>
+          <w:lang w:val="en-US"/>
+        </w:rPr>
+        <w:t>ochamiz</w:t>
+      </w:r>
+      <w:proofErr w:type="spellEnd"/>
+      <w:r>
+        <w:rPr>
+          <w:lang w:val="en-US"/>
+        </w:rPr>
+        <w:t xml:space="preserve">. </w:t>
+      </w:r>
+      <w:proofErr w:type="spellStart"/>
+      <w:r>
+        <w:rPr>
+          <w:lang w:val="en-US"/>
+        </w:rPr>
+        <w:t>Oldingi</w:t>
+      </w:r>
+      <w:proofErr w:type="spellEnd"/>
+      <w:r>
+        <w:rPr>
+          <w:lang w:val="en-US"/>
+        </w:rPr>
+        <w:t xml:space="preserve"> enterprise </w:t>
+      </w:r>
+      <w:proofErr w:type="spellStart"/>
+      <w:r>
+        <w:rPr>
+          <w:lang w:val="en-US"/>
+        </w:rPr>
+        <w:t>loyihamizni</w:t>
+      </w:r>
+      <w:proofErr w:type="spellEnd"/>
+      <w:r>
+        <w:rPr>
+          <w:lang w:val="en-US"/>
+        </w:rPr>
+        <w:t xml:space="preserve"> </w:t>
+      </w:r>
+      <w:proofErr w:type="spellStart"/>
+      <w:proofErr w:type="gramStart"/>
+      <w:r>
+        <w:rPr>
+          <w:lang w:val="en-US"/>
+        </w:rPr>
+        <w:t>o‘</w:t>
+      </w:r>
+      <w:proofErr w:type="gramEnd"/>
+      <w:r>
+        <w:rPr>
+          <w:lang w:val="en-US"/>
+        </w:rPr>
+        <w:t>zgartirmaymiz</w:t>
       </w:r>
       <w:proofErr w:type="spellEnd"/>
       <w:r>
@@ -577,323 +942,6 @@
     <w:p>
       <w:pPr>
         <w:rPr>
-          <w:lang w:val="en-US"/>
-        </w:rPr>
-      </w:pPr>
-      <w:proofErr w:type="spellStart"/>
-      <w:r>
-        <w:rPr>
-          <w:lang w:val="en-US"/>
-        </w:rPr>
-        <w:t>Bularni</w:t>
-      </w:r>
-      <w:proofErr w:type="spellEnd"/>
-      <w:r>
-        <w:rPr>
-          <w:lang w:val="en-US"/>
-        </w:rPr>
-        <w:t xml:space="preserve"> </w:t>
-      </w:r>
-      <w:proofErr w:type="spellStart"/>
-      <w:r>
-        <w:rPr>
-          <w:lang w:val="en-US"/>
-        </w:rPr>
-        <w:t>uchta</w:t>
-      </w:r>
-      <w:proofErr w:type="spellEnd"/>
-      <w:r>
-        <w:rPr>
-          <w:lang w:val="en-US"/>
-        </w:rPr>
-        <w:t xml:space="preserve"> </w:t>
-      </w:r>
-      <w:proofErr w:type="spellStart"/>
-      <w:r>
-        <w:rPr>
-          <w:lang w:val="en-US"/>
-        </w:rPr>
-        <w:t>alohida</w:t>
-      </w:r>
-      <w:proofErr w:type="spellEnd"/>
-      <w:r>
-        <w:rPr>
-          <w:lang w:val="en-US"/>
-        </w:rPr>
-        <w:t xml:space="preserve"> </w:t>
-      </w:r>
-      <w:proofErr w:type="spellStart"/>
-      <w:r>
-        <w:rPr>
-          <w:lang w:val="en-US"/>
-        </w:rPr>
-        <w:t>nazariy</w:t>
-      </w:r>
-      <w:proofErr w:type="spellEnd"/>
-      <w:r>
-        <w:rPr>
-          <w:lang w:val="en-US"/>
-        </w:rPr>
-        <w:t xml:space="preserve"> </w:t>
-      </w:r>
-      <w:proofErr w:type="spellStart"/>
-      <w:r>
-        <w:rPr>
-          <w:lang w:val="en-US"/>
-        </w:rPr>
-        <w:t>dars</w:t>
-      </w:r>
-      <w:proofErr w:type="spellEnd"/>
-      <w:r>
-        <w:rPr>
-          <w:lang w:val="en-US"/>
-        </w:rPr>
-        <w:t xml:space="preserve"> </w:t>
-      </w:r>
-      <w:proofErr w:type="spellStart"/>
-      <w:r>
-        <w:rPr>
-          <w:lang w:val="en-US"/>
-        </w:rPr>
-        <w:t>qilib</w:t>
-      </w:r>
-      <w:proofErr w:type="spellEnd"/>
-      <w:r>
-        <w:rPr>
-          <w:lang w:val="en-US"/>
-        </w:rPr>
-        <w:t xml:space="preserve"> </w:t>
-      </w:r>
-      <w:proofErr w:type="spellStart"/>
-      <w:r>
-        <w:rPr>
-          <w:lang w:val="en-US"/>
-        </w:rPr>
-        <w:t>cho‘zmaymiz</w:t>
-      </w:r>
-      <w:proofErr w:type="spellEnd"/>
-      <w:r>
-        <w:rPr>
-          <w:lang w:val="en-US"/>
-        </w:rPr>
-        <w:t xml:space="preserve">. </w:t>
-      </w:r>
-      <w:proofErr w:type="spellStart"/>
-      <w:r>
-        <w:rPr>
-          <w:lang w:val="en-US"/>
-        </w:rPr>
-        <w:t>Bitta</w:t>
-      </w:r>
-      <w:proofErr w:type="spellEnd"/>
-      <w:r>
-        <w:rPr>
-          <w:lang w:val="en-US"/>
-        </w:rPr>
-        <w:t xml:space="preserve"> </w:t>
-      </w:r>
-      <w:proofErr w:type="spellStart"/>
-      <w:r>
-        <w:rPr>
-          <w:lang w:val="en-US"/>
-        </w:rPr>
-        <w:t>kichik</w:t>
-      </w:r>
-      <w:proofErr w:type="spellEnd"/>
-      <w:r>
-        <w:rPr>
-          <w:lang w:val="en-US"/>
-        </w:rPr>
-        <w:t xml:space="preserve"> </w:t>
-      </w:r>
-      <w:proofErr w:type="spellStart"/>
-      <w:r>
-        <w:rPr>
-          <w:lang w:val="en-US"/>
-        </w:rPr>
-        <w:t>laboratoriyada</w:t>
-      </w:r>
-      <w:proofErr w:type="spellEnd"/>
-      <w:r>
-        <w:rPr>
-          <w:lang w:val="en-US"/>
-        </w:rPr>
-        <w:t xml:space="preserve"> </w:t>
-      </w:r>
-      <w:proofErr w:type="spellStart"/>
-      <w:r>
-        <w:rPr>
-          <w:lang w:val="en-US"/>
-        </w:rPr>
-        <w:t>bosqichma-bosqich</w:t>
-      </w:r>
-      <w:proofErr w:type="spellEnd"/>
-      <w:r>
-        <w:rPr>
-          <w:lang w:val="en-US"/>
-        </w:rPr>
-        <w:t xml:space="preserve"> </w:t>
-      </w:r>
-      <w:proofErr w:type="spellStart"/>
-      <w:r>
-        <w:rPr>
-          <w:lang w:val="en-US"/>
-        </w:rPr>
-        <w:t>o‘rganamiz</w:t>
-      </w:r>
-      <w:proofErr w:type="spellEnd"/>
-      <w:r>
-        <w:rPr>
-          <w:lang w:val="en-US"/>
-        </w:rPr>
-        <w:t>.</w:t>
-      </w:r>
-    </w:p>
-    <w:p>
-      <w:pPr>
-        <w:rPr>
-          <w:b/>
-          <w:bCs/>
-          <w:lang w:val="en-US"/>
-        </w:rPr>
-      </w:pPr>
-      <w:proofErr w:type="spellStart"/>
-      <w:r>
-        <w:rPr>
-          <w:b/>
-          <w:bCs/>
-          <w:lang w:val="en-US"/>
-        </w:rPr>
-        <w:t>Birinchi</w:t>
-      </w:r>
-      <w:proofErr w:type="spellEnd"/>
-      <w:r>
-        <w:rPr>
-          <w:b/>
-          <w:bCs/>
-          <w:lang w:val="en-US"/>
-        </w:rPr>
-        <w:t xml:space="preserve"> </w:t>
-      </w:r>
-      <w:proofErr w:type="spellStart"/>
-      <w:r>
-        <w:rPr>
-          <w:b/>
-          <w:bCs/>
-          <w:lang w:val="en-US"/>
-        </w:rPr>
-        <w:t>ishimiz</w:t>
-      </w:r>
-      <w:proofErr w:type="spellEnd"/>
-    </w:p>
-    <w:p>
-      <w:pPr>
-        <w:rPr>
-          <w:lang w:val="en-US"/>
-        </w:rPr>
-      </w:pPr>
-      <w:proofErr w:type="spellStart"/>
-      <w:r>
-        <w:rPr>
-          <w:lang w:val="en-US"/>
-        </w:rPr>
-        <w:t>Yangi</w:t>
-      </w:r>
-      <w:proofErr w:type="spellEnd"/>
-      <w:r>
-        <w:rPr>
-          <w:lang w:val="en-US"/>
-        </w:rPr>
-        <w:t xml:space="preserve">, </w:t>
-      </w:r>
-      <w:proofErr w:type="spellStart"/>
-      <w:r>
-        <w:rPr>
-          <w:lang w:val="en-US"/>
-        </w:rPr>
-        <w:t>alohida</w:t>
-      </w:r>
-      <w:proofErr w:type="spellEnd"/>
-      <w:r>
-        <w:rPr>
-          <w:lang w:val="en-US"/>
-        </w:rPr>
-        <w:t xml:space="preserve"> Packet Tracer </w:t>
-      </w:r>
-      <w:proofErr w:type="spellStart"/>
-      <w:r>
-        <w:rPr>
-          <w:lang w:val="en-US"/>
-        </w:rPr>
-        <w:t>fayli</w:t>
-      </w:r>
-      <w:proofErr w:type="spellEnd"/>
-      <w:r>
-        <w:rPr>
-          <w:lang w:val="en-US"/>
-        </w:rPr>
-        <w:t xml:space="preserve"> </w:t>
-      </w:r>
-      <w:proofErr w:type="spellStart"/>
-      <w:r>
-        <w:rPr>
-          <w:lang w:val="en-US"/>
-        </w:rPr>
-        <w:t>ochamiz</w:t>
-      </w:r>
-      <w:proofErr w:type="spellEnd"/>
-      <w:r>
-        <w:rPr>
-          <w:lang w:val="en-US"/>
-        </w:rPr>
-        <w:t xml:space="preserve">. </w:t>
-      </w:r>
-      <w:proofErr w:type="spellStart"/>
-      <w:r>
-        <w:rPr>
-          <w:lang w:val="en-US"/>
-        </w:rPr>
-        <w:t>Oldingi</w:t>
-      </w:r>
-      <w:proofErr w:type="spellEnd"/>
-      <w:r>
-        <w:rPr>
-          <w:lang w:val="en-US"/>
-        </w:rPr>
-        <w:t xml:space="preserve"> enterprise </w:t>
-      </w:r>
-      <w:proofErr w:type="spellStart"/>
-      <w:r>
-        <w:rPr>
-          <w:lang w:val="en-US"/>
-        </w:rPr>
-        <w:t>loyihamizni</w:t>
-      </w:r>
-      <w:proofErr w:type="spellEnd"/>
-      <w:r>
-        <w:rPr>
-          <w:lang w:val="en-US"/>
-        </w:rPr>
-        <w:t xml:space="preserve"> </w:t>
-      </w:r>
-      <w:proofErr w:type="spellStart"/>
-      <w:r>
-        <w:rPr>
-          <w:lang w:val="en-US"/>
-        </w:rPr>
-        <w:t>o‘zgartirmaymiz</w:t>
-      </w:r>
-      <w:proofErr w:type="spellEnd"/>
-      <w:r>
-        <w:rPr>
-          <w:lang w:val="en-US"/>
-        </w:rPr>
-        <w:t>.</w:t>
-      </w:r>
-    </w:p>
-    <w:p>
-      <w:pPr>
-        <w:rPr>
           <w:b/>
           <w:bCs/>
           <w:lang w:val="en-US"/>
@@ -1089,11 +1137,19 @@
         <w:t xml:space="preserve"> LAN </w:t>
       </w:r>
       <w:proofErr w:type="spellStart"/>
-      <w:r>
-        <w:rPr>
-          <w:lang w:val="en-US"/>
-        </w:rPr>
-        <w:t>tarmog‘i</w:t>
+      <w:proofErr w:type="gramStart"/>
+      <w:r>
+        <w:rPr>
+          <w:lang w:val="en-US"/>
+        </w:rPr>
+        <w:t>tarmog‘</w:t>
+      </w:r>
+      <w:proofErr w:type="gramEnd"/>
+      <w:r>
+        <w:rPr>
+          <w:lang w:val="en-US"/>
+        </w:rPr>
+        <w:t>i</w:t>
       </w:r>
       <w:proofErr w:type="spellEnd"/>
       <w:r>
@@ -1607,11 +1663,19 @@
         <w:t xml:space="preserve"> </w:t>
       </w:r>
       <w:proofErr w:type="spellStart"/>
-      <w:r>
-        <w:rPr>
-          <w:lang w:val="en-US"/>
-        </w:rPr>
-        <w:t>o‘tamiz</w:t>
+      <w:proofErr w:type="gramStart"/>
+      <w:r>
+        <w:rPr>
+          <w:lang w:val="en-US"/>
+        </w:rPr>
+        <w:t>o‘</w:t>
+      </w:r>
+      <w:proofErr w:type="gramEnd"/>
+      <w:r>
+        <w:rPr>
+          <w:lang w:val="en-US"/>
+        </w:rPr>
+        <w:t>tamiz</w:t>
       </w:r>
       <w:proofErr w:type="spellEnd"/>
       <w:r>
@@ -2429,11 +2493,19 @@
         <w:t xml:space="preserve">192.168.12.0/30 </w:t>
       </w:r>
       <w:proofErr w:type="spellStart"/>
-      <w:r>
-        <w:rPr>
-          <w:lang w:val="en-US"/>
-        </w:rPr>
-        <w:t>tarmog‘ida</w:t>
+      <w:proofErr w:type="gramStart"/>
+      <w:r>
+        <w:rPr>
+          <w:lang w:val="en-US"/>
+        </w:rPr>
+        <w:t>tarmog‘</w:t>
+      </w:r>
+      <w:proofErr w:type="gramEnd"/>
+      <w:r>
+        <w:rPr>
+          <w:lang w:val="en-US"/>
+        </w:rPr>
+        <w:t>ida</w:t>
       </w:r>
       <w:proofErr w:type="spellEnd"/>
       <w:r>
@@ -2785,11 +2857,19 @@
         <w:t xml:space="preserve"> </w:t>
       </w:r>
       <w:proofErr w:type="spellStart"/>
-      <w:r>
-        <w:rPr>
-          <w:lang w:val="en-US"/>
-        </w:rPr>
-        <w:t>bo‘limiga</w:t>
+      <w:proofErr w:type="gramStart"/>
+      <w:r>
+        <w:rPr>
+          <w:lang w:val="en-US"/>
+        </w:rPr>
+        <w:t>bo‘</w:t>
+      </w:r>
+      <w:proofErr w:type="gramEnd"/>
+      <w:r>
+        <w:rPr>
+          <w:lang w:val="en-US"/>
+        </w:rPr>
+        <w:t>limiga</w:t>
       </w:r>
       <w:proofErr w:type="spellEnd"/>
       <w:r>
@@ -3492,11 +3572,19 @@
         <w:t xml:space="preserve"> </w:t>
       </w:r>
       <w:proofErr w:type="spellStart"/>
-      <w:r>
-        <w:rPr>
-          <w:lang w:val="en-US"/>
-        </w:rPr>
-        <w:t>bo‘lmasa</w:t>
+      <w:proofErr w:type="gramStart"/>
+      <w:r>
+        <w:rPr>
+          <w:lang w:val="en-US"/>
+        </w:rPr>
+        <w:t>bo‘</w:t>
+      </w:r>
+      <w:proofErr w:type="gramEnd"/>
+      <w:r>
+        <w:rPr>
+          <w:lang w:val="en-US"/>
+        </w:rPr>
+        <w:t>lmasa</w:t>
       </w:r>
       <w:proofErr w:type="spellEnd"/>
       <w:r>
@@ -4543,37 +4631,393 @@
           <w:lang w:val="en-US"/>
         </w:rPr>
       </w:pPr>
-      <w:r>
-        <w:rPr>
-          <w:lang w:val="en-US"/>
-        </w:rPr>
-        <w:t>Router#show ip interface brief Interface IP-Address OK? Method Status Protocol GigabitEthernet0/0 192.168.12.1 YES manual up up GigabitEthernet0/1 192.168.2.1 YES manual up up Vlan1 unassigned YES unset administratively down down</w:t>
-      </w:r>
-    </w:p>
-    <w:p>
-      <w:pPr>
-        <w:rPr>
-          <w:lang w:val="en-US"/>
-        </w:rPr>
-      </w:pPr>
-      <w:r>
-        <w:rPr>
-          <w:lang w:val="en-US"/>
-        </w:rPr>
-        <w:t>Yaxshi, interfeyslar up/up, lekin bitta muhim nomuvofiqlik bor: sen yuborgan natijada R2 ning GigabitEthernet0/0 manzili 192.168.12.1 bo‘lib turibdi. Bu esa R1 ga berilgan manzil edi.</w:t>
-      </w:r>
-    </w:p>
-    <w:p>
-      <w:pPr>
-        <w:rPr>
-          <w:lang w:val="en-US"/>
-        </w:rPr>
-      </w:pPr>
-      <w:r>
-        <w:rPr>
-          <w:lang w:val="en-US"/>
-        </w:rPr>
-        <w:t>Bizning rejamiz bo‘yicha:</w:t>
+      <w:proofErr w:type="spellStart"/>
+      <w:r>
+        <w:rPr>
+          <w:lang w:val="en-US"/>
+        </w:rPr>
+        <w:t>Router#show</w:t>
+      </w:r>
+      <w:proofErr w:type="spellEnd"/>
+      <w:r>
+        <w:rPr>
+          <w:lang w:val="en-US"/>
+        </w:rPr>
+        <w:t xml:space="preserve"> </w:t>
+      </w:r>
+      <w:proofErr w:type="spellStart"/>
+      <w:r>
+        <w:rPr>
+          <w:lang w:val="en-US"/>
+        </w:rPr>
+        <w:t>ip</w:t>
+      </w:r>
+      <w:proofErr w:type="spellEnd"/>
+      <w:r>
+        <w:rPr>
+          <w:lang w:val="en-US"/>
+        </w:rPr>
+        <w:t xml:space="preserve"> interface brief Interface IP-</w:t>
+      </w:r>
+      <w:proofErr w:type="gramStart"/>
+      <w:r>
+        <w:rPr>
+          <w:lang w:val="en-US"/>
+        </w:rPr>
+        <w:t>Address</w:t>
+      </w:r>
+      <w:proofErr w:type="gramEnd"/>
+      <w:r>
+        <w:rPr>
+          <w:lang w:val="en-US"/>
+        </w:rPr>
+        <w:t xml:space="preserve"> OK? Method Status Protocol GigabitEthernet0/0 192.168.12.1 YES manual up </w:t>
+      </w:r>
+      <w:proofErr w:type="spellStart"/>
+      <w:r>
+        <w:rPr>
+          <w:lang w:val="en-US"/>
+        </w:rPr>
+        <w:t>up</w:t>
+      </w:r>
+      <w:proofErr w:type="spellEnd"/>
+      <w:r>
+        <w:rPr>
+          <w:lang w:val="en-US"/>
+        </w:rPr>
+        <w:t xml:space="preserve"> GigabitEthernet0/1 192.168.2.1 YES manual up </w:t>
+      </w:r>
+      <w:proofErr w:type="spellStart"/>
+      <w:r>
+        <w:rPr>
+          <w:lang w:val="en-US"/>
+        </w:rPr>
+        <w:t>up</w:t>
+      </w:r>
+      <w:proofErr w:type="spellEnd"/>
+      <w:r>
+        <w:rPr>
+          <w:lang w:val="en-US"/>
+        </w:rPr>
+        <w:t xml:space="preserve"> Vlan1 unassigned YES unset administratively down </w:t>
+      </w:r>
+      <w:proofErr w:type="spellStart"/>
+      <w:r>
+        <w:rPr>
+          <w:lang w:val="en-US"/>
+        </w:rPr>
+        <w:t>down</w:t>
+      </w:r>
+      <w:proofErr w:type="spellEnd"/>
+    </w:p>
+    <w:p>
+      <w:pPr>
+        <w:rPr>
+          <w:lang w:val="en-US"/>
+        </w:rPr>
+      </w:pPr>
+      <w:proofErr w:type="spellStart"/>
+      <w:r>
+        <w:rPr>
+          <w:lang w:val="en-US"/>
+        </w:rPr>
+        <w:t>Yaxshi</w:t>
+      </w:r>
+      <w:proofErr w:type="spellEnd"/>
+      <w:r>
+        <w:rPr>
+          <w:lang w:val="en-US"/>
+        </w:rPr>
+        <w:t xml:space="preserve">, </w:t>
+      </w:r>
+      <w:proofErr w:type="spellStart"/>
+      <w:r>
+        <w:rPr>
+          <w:lang w:val="en-US"/>
+        </w:rPr>
+        <w:t>interfeyslar</w:t>
+      </w:r>
+      <w:proofErr w:type="spellEnd"/>
+      <w:r>
+        <w:rPr>
+          <w:lang w:val="en-US"/>
+        </w:rPr>
+        <w:t xml:space="preserve"> up/up, </w:t>
+      </w:r>
+      <w:proofErr w:type="spellStart"/>
+      <w:r>
+        <w:rPr>
+          <w:lang w:val="en-US"/>
+        </w:rPr>
+        <w:t>lekin</w:t>
+      </w:r>
+      <w:proofErr w:type="spellEnd"/>
+      <w:r>
+        <w:rPr>
+          <w:lang w:val="en-US"/>
+        </w:rPr>
+        <w:t xml:space="preserve"> </w:t>
+      </w:r>
+      <w:proofErr w:type="spellStart"/>
+      <w:r>
+        <w:rPr>
+          <w:lang w:val="en-US"/>
+        </w:rPr>
+        <w:t>bitta</w:t>
+      </w:r>
+      <w:proofErr w:type="spellEnd"/>
+      <w:r>
+        <w:rPr>
+          <w:lang w:val="en-US"/>
+        </w:rPr>
+        <w:t xml:space="preserve"> </w:t>
+      </w:r>
+      <w:proofErr w:type="spellStart"/>
+      <w:r>
+        <w:rPr>
+          <w:lang w:val="en-US"/>
+        </w:rPr>
+        <w:t>muhim</w:t>
+      </w:r>
+      <w:proofErr w:type="spellEnd"/>
+      <w:r>
+        <w:rPr>
+          <w:lang w:val="en-US"/>
+        </w:rPr>
+        <w:t xml:space="preserve"> </w:t>
+      </w:r>
+      <w:proofErr w:type="spellStart"/>
+      <w:r>
+        <w:rPr>
+          <w:lang w:val="en-US"/>
+        </w:rPr>
+        <w:t>nomuvofiqlik</w:t>
+      </w:r>
+      <w:proofErr w:type="spellEnd"/>
+      <w:r>
+        <w:rPr>
+          <w:lang w:val="en-US"/>
+        </w:rPr>
+        <w:t xml:space="preserve"> </w:t>
+      </w:r>
+      <w:proofErr w:type="spellStart"/>
+      <w:r>
+        <w:rPr>
+          <w:lang w:val="en-US"/>
+        </w:rPr>
+        <w:t>bor</w:t>
+      </w:r>
+      <w:proofErr w:type="spellEnd"/>
+      <w:r>
+        <w:rPr>
+          <w:lang w:val="en-US"/>
+        </w:rPr>
+        <w:t xml:space="preserve">: </w:t>
+      </w:r>
+      <w:proofErr w:type="spellStart"/>
+      <w:r>
+        <w:rPr>
+          <w:lang w:val="en-US"/>
+        </w:rPr>
+        <w:t>sen</w:t>
+      </w:r>
+      <w:proofErr w:type="spellEnd"/>
+      <w:r>
+        <w:rPr>
+          <w:lang w:val="en-US"/>
+        </w:rPr>
+        <w:t xml:space="preserve"> </w:t>
+      </w:r>
+      <w:proofErr w:type="spellStart"/>
+      <w:r>
+        <w:rPr>
+          <w:lang w:val="en-US"/>
+        </w:rPr>
+        <w:t>yuborgan</w:t>
+      </w:r>
+      <w:proofErr w:type="spellEnd"/>
+      <w:r>
+        <w:rPr>
+          <w:lang w:val="en-US"/>
+        </w:rPr>
+        <w:t xml:space="preserve"> </w:t>
+      </w:r>
+      <w:proofErr w:type="spellStart"/>
+      <w:r>
+        <w:rPr>
+          <w:lang w:val="en-US"/>
+        </w:rPr>
+        <w:t>natijada</w:t>
+      </w:r>
+      <w:proofErr w:type="spellEnd"/>
+      <w:r>
+        <w:rPr>
+          <w:lang w:val="en-US"/>
+        </w:rPr>
+        <w:t xml:space="preserve"> R2 </w:t>
+      </w:r>
+      <w:proofErr w:type="spellStart"/>
+      <w:r>
+        <w:rPr>
+          <w:lang w:val="en-US"/>
+        </w:rPr>
+        <w:t>ning</w:t>
+      </w:r>
+      <w:proofErr w:type="spellEnd"/>
+      <w:r>
+        <w:rPr>
+          <w:lang w:val="en-US"/>
+        </w:rPr>
+        <w:t xml:space="preserve"> GigabitEthernet0/0 </w:t>
+      </w:r>
+      <w:proofErr w:type="spellStart"/>
+      <w:r>
+        <w:rPr>
+          <w:lang w:val="en-US"/>
+        </w:rPr>
+        <w:t>manzili</w:t>
+      </w:r>
+      <w:proofErr w:type="spellEnd"/>
+      <w:r>
+        <w:rPr>
+          <w:lang w:val="en-US"/>
+        </w:rPr>
+        <w:t xml:space="preserve"> 192.168.12.1 </w:t>
+      </w:r>
+      <w:proofErr w:type="spellStart"/>
+      <w:proofErr w:type="gramStart"/>
+      <w:r>
+        <w:rPr>
+          <w:lang w:val="en-US"/>
+        </w:rPr>
+        <w:t>bo‘</w:t>
+      </w:r>
+      <w:proofErr w:type="gramEnd"/>
+      <w:r>
+        <w:rPr>
+          <w:lang w:val="en-US"/>
+        </w:rPr>
+        <w:t>lib</w:t>
+      </w:r>
+      <w:proofErr w:type="spellEnd"/>
+      <w:r>
+        <w:rPr>
+          <w:lang w:val="en-US"/>
+        </w:rPr>
+        <w:t xml:space="preserve"> </w:t>
+      </w:r>
+      <w:proofErr w:type="spellStart"/>
+      <w:r>
+        <w:rPr>
+          <w:lang w:val="en-US"/>
+        </w:rPr>
+        <w:t>turibdi</w:t>
+      </w:r>
+      <w:proofErr w:type="spellEnd"/>
+      <w:r>
+        <w:rPr>
+          <w:lang w:val="en-US"/>
+        </w:rPr>
+        <w:t xml:space="preserve">. Bu </w:t>
+      </w:r>
+      <w:proofErr w:type="spellStart"/>
+      <w:r>
+        <w:rPr>
+          <w:lang w:val="en-US"/>
+        </w:rPr>
+        <w:t>esa</w:t>
+      </w:r>
+      <w:proofErr w:type="spellEnd"/>
+      <w:r>
+        <w:rPr>
+          <w:lang w:val="en-US"/>
+        </w:rPr>
+        <w:t xml:space="preserve"> R1 ga </w:t>
+      </w:r>
+      <w:proofErr w:type="spellStart"/>
+      <w:r>
+        <w:rPr>
+          <w:lang w:val="en-US"/>
+        </w:rPr>
+        <w:t>berilgan</w:t>
+      </w:r>
+      <w:proofErr w:type="spellEnd"/>
+      <w:r>
+        <w:rPr>
+          <w:lang w:val="en-US"/>
+        </w:rPr>
+        <w:t xml:space="preserve"> manzil </w:t>
+      </w:r>
+      <w:proofErr w:type="spellStart"/>
+      <w:r>
+        <w:rPr>
+          <w:lang w:val="en-US"/>
+        </w:rPr>
+        <w:t>edi</w:t>
+      </w:r>
+      <w:proofErr w:type="spellEnd"/>
+      <w:r>
+        <w:rPr>
+          <w:lang w:val="en-US"/>
+        </w:rPr>
+        <w:t>.</w:t>
+      </w:r>
+    </w:p>
+    <w:p>
+      <w:pPr>
+        <w:rPr>
+          <w:lang w:val="en-US"/>
+        </w:rPr>
+      </w:pPr>
+      <w:proofErr w:type="spellStart"/>
+      <w:r>
+        <w:rPr>
+          <w:lang w:val="en-US"/>
+        </w:rPr>
+        <w:t>Bizning</w:t>
+      </w:r>
+      <w:proofErr w:type="spellEnd"/>
+      <w:r>
+        <w:rPr>
+          <w:lang w:val="en-US"/>
+        </w:rPr>
+        <w:t xml:space="preserve"> </w:t>
+      </w:r>
+      <w:proofErr w:type="spellStart"/>
+      <w:r>
+        <w:rPr>
+          <w:lang w:val="en-US"/>
+        </w:rPr>
+        <w:t>rejamiz</w:t>
+      </w:r>
+      <w:proofErr w:type="spellEnd"/>
+      <w:r>
+        <w:rPr>
+          <w:lang w:val="en-US"/>
+        </w:rPr>
+        <w:t xml:space="preserve"> </w:t>
+      </w:r>
+      <w:proofErr w:type="spellStart"/>
+      <w:proofErr w:type="gramStart"/>
+      <w:r>
+        <w:rPr>
+          <w:lang w:val="en-US"/>
+        </w:rPr>
+        <w:t>bo‘</w:t>
+      </w:r>
+      <w:proofErr w:type="gramEnd"/>
+      <w:r>
+        <w:rPr>
+          <w:lang w:val="en-US"/>
+        </w:rPr>
+        <w:t>yicha</w:t>
+      </w:r>
+      <w:proofErr w:type="spellEnd"/>
+      <w:r>
+        <w:rPr>
+          <w:lang w:val="en-US"/>
+        </w:rPr>
+        <w:t>:</w:t>
       </w:r>
     </w:p>
     <w:p>
@@ -4617,7 +5061,99 @@
         <w:rPr>
           <w:lang w:val="en-US"/>
         </w:rPr>
-        <w:t xml:space="preserve">Agar ikkala routerda ham .1 bo‘lsa, IP manzil to‘qnashuvi yuz beradi. </w:t>
+        <w:t xml:space="preserve">Agar </w:t>
+      </w:r>
+      <w:proofErr w:type="spellStart"/>
+      <w:r>
+        <w:rPr>
+          <w:lang w:val="en-US"/>
+        </w:rPr>
+        <w:t>ikkala</w:t>
+      </w:r>
+      <w:proofErr w:type="spellEnd"/>
+      <w:r>
+        <w:rPr>
+          <w:lang w:val="en-US"/>
+        </w:rPr>
+        <w:t xml:space="preserve"> </w:t>
+      </w:r>
+      <w:proofErr w:type="spellStart"/>
+      <w:r>
+        <w:rPr>
+          <w:lang w:val="en-US"/>
+        </w:rPr>
+        <w:t>routerda</w:t>
+      </w:r>
+      <w:proofErr w:type="spellEnd"/>
+      <w:r>
+        <w:rPr>
+          <w:lang w:val="en-US"/>
+        </w:rPr>
+        <w:t xml:space="preserve"> ham .1 </w:t>
+      </w:r>
+      <w:proofErr w:type="spellStart"/>
+      <w:proofErr w:type="gramStart"/>
+      <w:r>
+        <w:rPr>
+          <w:lang w:val="en-US"/>
+        </w:rPr>
+        <w:t>bo‘</w:t>
+      </w:r>
+      <w:proofErr w:type="gramEnd"/>
+      <w:r>
+        <w:rPr>
+          <w:lang w:val="en-US"/>
+        </w:rPr>
+        <w:t>lsa</w:t>
+      </w:r>
+      <w:proofErr w:type="spellEnd"/>
+      <w:r>
+        <w:rPr>
+          <w:lang w:val="en-US"/>
+        </w:rPr>
+        <w:t xml:space="preserve">, IP manzil </w:t>
+      </w:r>
+      <w:proofErr w:type="spellStart"/>
+      <w:r>
+        <w:rPr>
+          <w:lang w:val="en-US"/>
+        </w:rPr>
+        <w:t>to‘qnashuvi</w:t>
+      </w:r>
+      <w:proofErr w:type="spellEnd"/>
+      <w:r>
+        <w:rPr>
+          <w:lang w:val="en-US"/>
+        </w:rPr>
+        <w:t xml:space="preserve"> </w:t>
+      </w:r>
+      <w:proofErr w:type="spellStart"/>
+      <w:r>
+        <w:rPr>
+          <w:lang w:val="en-US"/>
+        </w:rPr>
+        <w:t>yuz</w:t>
+      </w:r>
+      <w:proofErr w:type="spellEnd"/>
+      <w:r>
+        <w:rPr>
+          <w:lang w:val="en-US"/>
+        </w:rPr>
+        <w:t xml:space="preserve"> </w:t>
+      </w:r>
+      <w:proofErr w:type="spellStart"/>
+      <w:r>
+        <w:rPr>
+          <w:lang w:val="en-US"/>
+        </w:rPr>
+        <w:t>beradi</w:t>
+      </w:r>
+      <w:proofErr w:type="spellEnd"/>
+      <w:r>
+        <w:rPr>
+          <w:lang w:val="en-US"/>
+        </w:rPr>
+        <w:t xml:space="preserve">. </w:t>
       </w:r>
       <w:proofErr w:type="spellStart"/>
       <w:r>
@@ -4695,7 +5231,49 @@
           <w:lang w:val="en-US"/>
         </w:rPr>
         <w:lastRenderedPageBreak/>
-        <w:t>R2 routerida quyidagilarni kiriting:</w:t>
+        <w:t xml:space="preserve">R2 </w:t>
+      </w:r>
+      <w:proofErr w:type="spellStart"/>
+      <w:r>
+        <w:rPr>
+          <w:lang w:val="en-US"/>
+        </w:rPr>
+        <w:t>routerida</w:t>
+      </w:r>
+      <w:proofErr w:type="spellEnd"/>
+      <w:r>
+        <w:rPr>
+          <w:lang w:val="en-US"/>
+        </w:rPr>
+        <w:t xml:space="preserve"> </w:t>
+      </w:r>
+      <w:proofErr w:type="spellStart"/>
+      <w:r>
+        <w:rPr>
+          <w:lang w:val="en-US"/>
+        </w:rPr>
+        <w:t>quyidagilarni</w:t>
+      </w:r>
+      <w:proofErr w:type="spellEnd"/>
+      <w:r>
+        <w:rPr>
+          <w:lang w:val="en-US"/>
+        </w:rPr>
+        <w:t xml:space="preserve"> </w:t>
+      </w:r>
+      <w:proofErr w:type="spellStart"/>
+      <w:r>
+        <w:rPr>
+          <w:lang w:val="en-US"/>
+        </w:rPr>
+        <w:t>kiriting</w:t>
+      </w:r>
+      <w:proofErr w:type="spellEnd"/>
+      <w:r>
+        <w:rPr>
+          <w:lang w:val="en-US"/>
+        </w:rPr>
+        <w:t>:</w:t>
       </w:r>
     </w:p>
     <w:p>
@@ -4743,11 +5321,19 @@
           <w:lang w:val="en-US"/>
         </w:rPr>
       </w:pPr>
-      <w:r>
-        <w:rPr>
-          <w:lang w:val="en-US"/>
-        </w:rPr>
-        <w:t>ip address 192.168.12.2 255.255.255.252</w:t>
+      <w:proofErr w:type="spellStart"/>
+      <w:r>
+        <w:rPr>
+          <w:lang w:val="en-US"/>
+        </w:rPr>
+        <w:t>ip</w:t>
+      </w:r>
+      <w:proofErr w:type="spellEnd"/>
+      <w:r>
+        <w:rPr>
+          <w:lang w:val="en-US"/>
+        </w:rPr>
+        <w:t xml:space="preserve"> address 192.168.12.2 255.255.255.252</w:t>
       </w:r>
     </w:p>
     <w:p>
@@ -4769,11 +5355,33 @@
           <w:lang w:val="en-US"/>
         </w:rPr>
       </w:pPr>
-      <w:r>
-        <w:rPr>
-          <w:lang w:val="en-US"/>
-        </w:rPr>
-        <w:t>Keyin tekshiring:</w:t>
+      <w:proofErr w:type="spellStart"/>
+      <w:r>
+        <w:rPr>
+          <w:lang w:val="en-US"/>
+        </w:rPr>
+        <w:t>Keyin</w:t>
+      </w:r>
+      <w:proofErr w:type="spellEnd"/>
+      <w:r>
+        <w:rPr>
+          <w:lang w:val="en-US"/>
+        </w:rPr>
+        <w:t xml:space="preserve"> </w:t>
+      </w:r>
+      <w:proofErr w:type="spellStart"/>
+      <w:r>
+        <w:rPr>
+          <w:lang w:val="en-US"/>
+        </w:rPr>
+        <w:t>tekshiring</w:t>
+      </w:r>
+      <w:proofErr w:type="spellEnd"/>
+      <w:r>
+        <w:rPr>
+          <w:lang w:val="en-US"/>
+        </w:rPr>
+        <w:t>:</w:t>
       </w:r>
     </w:p>
     <w:p>
@@ -4806,6 +5414,5731 @@
         <w:t>brief</w:t>
       </w:r>
       <w:proofErr w:type="spellEnd"/>
+    </w:p>
+    <w:p>
+      <w:pPr>
+        <w:rPr>
+          <w:lang w:val="en-US"/>
+        </w:rPr>
+      </w:pPr>
+    </w:p>
+    <w:p>
+      <w:pPr>
+        <w:rPr>
+          <w:b/>
+          <w:bCs/>
+          <w:lang w:val="en-US"/>
+        </w:rPr>
+      </w:pPr>
+      <w:r>
+        <w:rPr>
+          <w:b/>
+          <w:bCs/>
+          <w:lang w:val="en-US"/>
+        </w:rPr>
+        <w:t xml:space="preserve">6-qadam: R1 </w:t>
+      </w:r>
+      <w:proofErr w:type="spellStart"/>
+      <w:r>
+        <w:rPr>
+          <w:b/>
+          <w:bCs/>
+          <w:lang w:val="en-US"/>
+        </w:rPr>
+        <w:t>va</w:t>
+      </w:r>
+      <w:proofErr w:type="spellEnd"/>
+      <w:r>
+        <w:rPr>
+          <w:b/>
+          <w:bCs/>
+          <w:lang w:val="en-US"/>
+        </w:rPr>
+        <w:t xml:space="preserve"> R2 ga Static Route </w:t>
+      </w:r>
+      <w:proofErr w:type="spellStart"/>
+      <w:r>
+        <w:rPr>
+          <w:b/>
+          <w:bCs/>
+          <w:lang w:val="en-US"/>
+        </w:rPr>
+        <w:t>sozlash</w:t>
+      </w:r>
+      <w:proofErr w:type="spellEnd"/>
+    </w:p>
+    <w:p>
+      <w:pPr>
+        <w:rPr>
+          <w:b/>
+          <w:bCs/>
+          <w:lang w:val="en-US"/>
+        </w:rPr>
+      </w:pPr>
+      <w:r>
+        <w:rPr>
+          <w:b/>
+          <w:bCs/>
+          <w:lang w:val="en-US"/>
+        </w:rPr>
+        <w:t xml:space="preserve">Nega </w:t>
+      </w:r>
+      <w:proofErr w:type="spellStart"/>
+      <w:r>
+        <w:rPr>
+          <w:b/>
+          <w:bCs/>
+          <w:lang w:val="en-US"/>
+        </w:rPr>
+        <w:t>bu</w:t>
+      </w:r>
+      <w:proofErr w:type="spellEnd"/>
+      <w:r>
+        <w:rPr>
+          <w:b/>
+          <w:bCs/>
+          <w:lang w:val="en-US"/>
+        </w:rPr>
+        <w:t xml:space="preserve"> </w:t>
+      </w:r>
+      <w:proofErr w:type="spellStart"/>
+      <w:r>
+        <w:rPr>
+          <w:b/>
+          <w:bCs/>
+          <w:lang w:val="en-US"/>
+        </w:rPr>
+        <w:t>kerak</w:t>
+      </w:r>
+      <w:proofErr w:type="spellEnd"/>
+      <w:r>
+        <w:rPr>
+          <w:b/>
+          <w:bCs/>
+          <w:lang w:val="en-US"/>
+        </w:rPr>
+        <w:t>?</w:t>
+      </w:r>
+    </w:p>
+    <w:p>
+      <w:pPr>
+        <w:rPr>
+          <w:lang w:val="en-US"/>
+        </w:rPr>
+      </w:pPr>
+      <w:proofErr w:type="spellStart"/>
+      <w:r>
+        <w:rPr>
+          <w:lang w:val="en-US"/>
+        </w:rPr>
+        <w:t>Hozir</w:t>
+      </w:r>
+      <w:proofErr w:type="spellEnd"/>
+      <w:r>
+        <w:rPr>
+          <w:lang w:val="en-US"/>
+        </w:rPr>
+        <w:t xml:space="preserve"> R1 </w:t>
+      </w:r>
+      <w:proofErr w:type="spellStart"/>
+      <w:proofErr w:type="gramStart"/>
+      <w:r>
+        <w:rPr>
+          <w:lang w:val="en-US"/>
+        </w:rPr>
+        <w:t>o‘</w:t>
+      </w:r>
+      <w:proofErr w:type="gramEnd"/>
+      <w:r>
+        <w:rPr>
+          <w:lang w:val="en-US"/>
+        </w:rPr>
+        <w:t>ziga</w:t>
+      </w:r>
+      <w:proofErr w:type="spellEnd"/>
+      <w:r>
+        <w:rPr>
+          <w:lang w:val="en-US"/>
+        </w:rPr>
+        <w:t xml:space="preserve"> </w:t>
+      </w:r>
+      <w:proofErr w:type="spellStart"/>
+      <w:r>
+        <w:rPr>
+          <w:lang w:val="en-US"/>
+        </w:rPr>
+        <w:t>bevosita</w:t>
+      </w:r>
+      <w:proofErr w:type="spellEnd"/>
+      <w:r>
+        <w:rPr>
+          <w:lang w:val="en-US"/>
+        </w:rPr>
+        <w:t xml:space="preserve"> </w:t>
+      </w:r>
+      <w:proofErr w:type="spellStart"/>
+      <w:r>
+        <w:rPr>
+          <w:lang w:val="en-US"/>
+        </w:rPr>
+        <w:t>ulangan</w:t>
+      </w:r>
+      <w:proofErr w:type="spellEnd"/>
+      <w:r>
+        <w:rPr>
+          <w:lang w:val="en-US"/>
+        </w:rPr>
+        <w:t xml:space="preserve"> </w:t>
+      </w:r>
+      <w:proofErr w:type="spellStart"/>
+      <w:r>
+        <w:rPr>
+          <w:lang w:val="en-US"/>
+        </w:rPr>
+        <w:t>ikkita</w:t>
+      </w:r>
+      <w:proofErr w:type="spellEnd"/>
+      <w:r>
+        <w:rPr>
+          <w:lang w:val="en-US"/>
+        </w:rPr>
+        <w:t xml:space="preserve"> </w:t>
+      </w:r>
+      <w:proofErr w:type="spellStart"/>
+      <w:r>
+        <w:rPr>
+          <w:lang w:val="en-US"/>
+        </w:rPr>
+        <w:t>tarmoqni</w:t>
+      </w:r>
+      <w:proofErr w:type="spellEnd"/>
+      <w:r>
+        <w:rPr>
+          <w:lang w:val="en-US"/>
+        </w:rPr>
+        <w:t xml:space="preserve"> </w:t>
+      </w:r>
+      <w:proofErr w:type="spellStart"/>
+      <w:r>
+        <w:rPr>
+          <w:lang w:val="en-US"/>
+        </w:rPr>
+        <w:t>biladi</w:t>
+      </w:r>
+      <w:proofErr w:type="spellEnd"/>
+      <w:r>
+        <w:rPr>
+          <w:lang w:val="en-US"/>
+        </w:rPr>
+        <w:t>:</w:t>
+      </w:r>
+    </w:p>
+    <w:p>
+      <w:pPr>
+        <w:numPr>
+          <w:ilvl w:val="0"/>
+          <w:numId w:val="7"/>
+        </w:numPr>
+      </w:pPr>
+      <w:r>
+        <w:t xml:space="preserve">192.168.1.0/24 — PC1 </w:t>
+      </w:r>
+      <w:proofErr w:type="spellStart"/>
+      <w:r>
+        <w:t>joylashgan</w:t>
+      </w:r>
+      <w:proofErr w:type="spellEnd"/>
+      <w:r>
+        <w:t xml:space="preserve"> LAN.</w:t>
+      </w:r>
+    </w:p>
+    <w:p>
+      <w:pPr>
+        <w:numPr>
+          <w:ilvl w:val="0"/>
+          <w:numId w:val="7"/>
+        </w:numPr>
+        <w:rPr>
+          <w:lang w:val="en-US"/>
+        </w:rPr>
+      </w:pPr>
+      <w:r>
+        <w:rPr>
+          <w:lang w:val="en-US"/>
+        </w:rPr>
+        <w:t xml:space="preserve">192.168.12.0/30 — R2 </w:t>
+      </w:r>
+      <w:proofErr w:type="spellStart"/>
+      <w:r>
+        <w:rPr>
+          <w:lang w:val="en-US"/>
+        </w:rPr>
+        <w:t>bilan</w:t>
+      </w:r>
+      <w:proofErr w:type="spellEnd"/>
+      <w:r>
+        <w:rPr>
+          <w:lang w:val="en-US"/>
+        </w:rPr>
+        <w:t xml:space="preserve"> </w:t>
+      </w:r>
+      <w:proofErr w:type="spellStart"/>
+      <w:r>
+        <w:rPr>
+          <w:lang w:val="en-US"/>
+        </w:rPr>
+        <w:t>aloqa</w:t>
+      </w:r>
+      <w:proofErr w:type="spellEnd"/>
+      <w:r>
+        <w:rPr>
+          <w:lang w:val="en-US"/>
+        </w:rPr>
+        <w:t xml:space="preserve"> </w:t>
+      </w:r>
+      <w:proofErr w:type="spellStart"/>
+      <w:proofErr w:type="gramStart"/>
+      <w:r>
+        <w:rPr>
+          <w:lang w:val="en-US"/>
+        </w:rPr>
+        <w:t>tarmog‘</w:t>
+      </w:r>
+      <w:proofErr w:type="gramEnd"/>
+      <w:r>
+        <w:rPr>
+          <w:lang w:val="en-US"/>
+        </w:rPr>
+        <w:t>i</w:t>
+      </w:r>
+      <w:proofErr w:type="spellEnd"/>
+      <w:r>
+        <w:rPr>
+          <w:lang w:val="en-US"/>
+        </w:rPr>
+        <w:t>.</w:t>
+      </w:r>
+    </w:p>
+    <w:p>
+      <w:pPr>
+        <w:rPr>
+          <w:lang w:val="en-US"/>
+        </w:rPr>
+      </w:pPr>
+      <w:r>
+        <w:rPr>
+          <w:lang w:val="en-US"/>
+        </w:rPr>
+        <w:t xml:space="preserve">R2 ham </w:t>
+      </w:r>
+      <w:proofErr w:type="spellStart"/>
+      <w:proofErr w:type="gramStart"/>
+      <w:r>
+        <w:rPr>
+          <w:lang w:val="en-US"/>
+        </w:rPr>
+        <w:t>o‘</w:t>
+      </w:r>
+      <w:proofErr w:type="gramEnd"/>
+      <w:r>
+        <w:rPr>
+          <w:lang w:val="en-US"/>
+        </w:rPr>
+        <w:t>ziga</w:t>
+      </w:r>
+      <w:proofErr w:type="spellEnd"/>
+      <w:r>
+        <w:rPr>
+          <w:lang w:val="en-US"/>
+        </w:rPr>
+        <w:t xml:space="preserve"> </w:t>
+      </w:r>
+      <w:proofErr w:type="spellStart"/>
+      <w:r>
+        <w:rPr>
+          <w:lang w:val="en-US"/>
+        </w:rPr>
+        <w:t>bevosita</w:t>
+      </w:r>
+      <w:proofErr w:type="spellEnd"/>
+      <w:r>
+        <w:rPr>
+          <w:lang w:val="en-US"/>
+        </w:rPr>
+        <w:t xml:space="preserve"> </w:t>
+      </w:r>
+      <w:proofErr w:type="spellStart"/>
+      <w:r>
+        <w:rPr>
+          <w:lang w:val="en-US"/>
+        </w:rPr>
+        <w:t>ulangan</w:t>
+      </w:r>
+      <w:proofErr w:type="spellEnd"/>
+      <w:r>
+        <w:rPr>
+          <w:lang w:val="en-US"/>
+        </w:rPr>
+        <w:t xml:space="preserve"> </w:t>
+      </w:r>
+      <w:proofErr w:type="spellStart"/>
+      <w:r>
+        <w:rPr>
+          <w:lang w:val="en-US"/>
+        </w:rPr>
+        <w:t>tarmoqlarni</w:t>
+      </w:r>
+      <w:proofErr w:type="spellEnd"/>
+      <w:r>
+        <w:rPr>
+          <w:lang w:val="en-US"/>
+        </w:rPr>
+        <w:t xml:space="preserve"> </w:t>
+      </w:r>
+      <w:proofErr w:type="spellStart"/>
+      <w:r>
+        <w:rPr>
+          <w:lang w:val="en-US"/>
+        </w:rPr>
+        <w:t>biladi</w:t>
+      </w:r>
+      <w:proofErr w:type="spellEnd"/>
+      <w:r>
+        <w:rPr>
+          <w:lang w:val="en-US"/>
+        </w:rPr>
+        <w:t>:</w:t>
+      </w:r>
+    </w:p>
+    <w:p>
+      <w:pPr>
+        <w:numPr>
+          <w:ilvl w:val="0"/>
+          <w:numId w:val="8"/>
+        </w:numPr>
+      </w:pPr>
+      <w:r>
+        <w:t xml:space="preserve">192.168.2.0/24 — PC2 </w:t>
+      </w:r>
+      <w:proofErr w:type="spellStart"/>
+      <w:r>
+        <w:t>joylashgan</w:t>
+      </w:r>
+      <w:proofErr w:type="spellEnd"/>
+      <w:r>
+        <w:t xml:space="preserve"> LAN.</w:t>
+      </w:r>
+    </w:p>
+    <w:p>
+      <w:pPr>
+        <w:numPr>
+          <w:ilvl w:val="0"/>
+          <w:numId w:val="8"/>
+        </w:numPr>
+        <w:rPr>
+          <w:lang w:val="en-US"/>
+        </w:rPr>
+      </w:pPr>
+      <w:r>
+        <w:rPr>
+          <w:lang w:val="en-US"/>
+        </w:rPr>
+        <w:t xml:space="preserve">192.168.12.0/30 — R1 </w:t>
+      </w:r>
+      <w:proofErr w:type="spellStart"/>
+      <w:r>
+        <w:rPr>
+          <w:lang w:val="en-US"/>
+        </w:rPr>
+        <w:t>bilan</w:t>
+      </w:r>
+      <w:proofErr w:type="spellEnd"/>
+      <w:r>
+        <w:rPr>
+          <w:lang w:val="en-US"/>
+        </w:rPr>
+        <w:t xml:space="preserve"> </w:t>
+      </w:r>
+      <w:proofErr w:type="spellStart"/>
+      <w:r>
+        <w:rPr>
+          <w:lang w:val="en-US"/>
+        </w:rPr>
+        <w:t>aloqa</w:t>
+      </w:r>
+      <w:proofErr w:type="spellEnd"/>
+      <w:r>
+        <w:rPr>
+          <w:lang w:val="en-US"/>
+        </w:rPr>
+        <w:t xml:space="preserve"> </w:t>
+      </w:r>
+      <w:proofErr w:type="spellStart"/>
+      <w:proofErr w:type="gramStart"/>
+      <w:r>
+        <w:rPr>
+          <w:lang w:val="en-US"/>
+        </w:rPr>
+        <w:t>tarmog‘</w:t>
+      </w:r>
+      <w:proofErr w:type="gramEnd"/>
+      <w:r>
+        <w:rPr>
+          <w:lang w:val="en-US"/>
+        </w:rPr>
+        <w:t>i</w:t>
+      </w:r>
+      <w:proofErr w:type="spellEnd"/>
+      <w:r>
+        <w:rPr>
+          <w:lang w:val="en-US"/>
+        </w:rPr>
+        <w:t>.</w:t>
+      </w:r>
+    </w:p>
+    <w:p>
+      <w:pPr>
+        <w:rPr>
+          <w:lang w:val="en-US"/>
+        </w:rPr>
+      </w:pPr>
+      <w:proofErr w:type="spellStart"/>
+      <w:r>
+        <w:rPr>
+          <w:b/>
+          <w:bCs/>
+          <w:lang w:val="en-US"/>
+        </w:rPr>
+        <w:t>Muammo</w:t>
+      </w:r>
+      <w:proofErr w:type="spellEnd"/>
+      <w:r>
+        <w:rPr>
+          <w:b/>
+          <w:bCs/>
+          <w:lang w:val="en-US"/>
+        </w:rPr>
+        <w:t>:</w:t>
+      </w:r>
+      <w:r>
+        <w:rPr>
+          <w:lang w:val="en-US"/>
+        </w:rPr>
+        <w:t xml:space="preserve"> R1 192.168.2.0/24 </w:t>
+      </w:r>
+      <w:proofErr w:type="spellStart"/>
+      <w:proofErr w:type="gramStart"/>
+      <w:r>
+        <w:rPr>
+          <w:lang w:val="en-US"/>
+        </w:rPr>
+        <w:t>tarmog‘</w:t>
+      </w:r>
+      <w:proofErr w:type="gramEnd"/>
+      <w:r>
+        <w:rPr>
+          <w:lang w:val="en-US"/>
+        </w:rPr>
+        <w:t>iga</w:t>
+      </w:r>
+      <w:proofErr w:type="spellEnd"/>
+      <w:r>
+        <w:rPr>
+          <w:lang w:val="en-US"/>
+        </w:rPr>
+        <w:t xml:space="preserve"> </w:t>
+      </w:r>
+      <w:proofErr w:type="spellStart"/>
+      <w:r>
+        <w:rPr>
+          <w:lang w:val="en-US"/>
+        </w:rPr>
+        <w:t>qanday</w:t>
+      </w:r>
+      <w:proofErr w:type="spellEnd"/>
+      <w:r>
+        <w:rPr>
+          <w:lang w:val="en-US"/>
+        </w:rPr>
+        <w:t xml:space="preserve"> </w:t>
+      </w:r>
+      <w:proofErr w:type="spellStart"/>
+      <w:r>
+        <w:rPr>
+          <w:lang w:val="en-US"/>
+        </w:rPr>
+        <w:t>borishni</w:t>
+      </w:r>
+      <w:proofErr w:type="spellEnd"/>
+      <w:r>
+        <w:rPr>
+          <w:lang w:val="en-US"/>
+        </w:rPr>
+        <w:t xml:space="preserve"> </w:t>
+      </w:r>
+      <w:proofErr w:type="spellStart"/>
+      <w:r>
+        <w:rPr>
+          <w:lang w:val="en-US"/>
+        </w:rPr>
+        <w:t>bilmaydi</w:t>
+      </w:r>
+      <w:proofErr w:type="spellEnd"/>
+      <w:r>
+        <w:rPr>
+          <w:lang w:val="en-US"/>
+        </w:rPr>
+        <w:t xml:space="preserve">. R2 </w:t>
+      </w:r>
+      <w:proofErr w:type="spellStart"/>
+      <w:r>
+        <w:rPr>
+          <w:lang w:val="en-US"/>
+        </w:rPr>
+        <w:t>esa</w:t>
+      </w:r>
+      <w:proofErr w:type="spellEnd"/>
+      <w:r>
+        <w:rPr>
+          <w:lang w:val="en-US"/>
+        </w:rPr>
+        <w:t xml:space="preserve"> 192.168.1.0/24 </w:t>
+      </w:r>
+      <w:proofErr w:type="spellStart"/>
+      <w:proofErr w:type="gramStart"/>
+      <w:r>
+        <w:rPr>
+          <w:lang w:val="en-US"/>
+        </w:rPr>
+        <w:t>tarmog‘</w:t>
+      </w:r>
+      <w:proofErr w:type="gramEnd"/>
+      <w:r>
+        <w:rPr>
+          <w:lang w:val="en-US"/>
+        </w:rPr>
+        <w:t>iga</w:t>
+      </w:r>
+      <w:proofErr w:type="spellEnd"/>
+      <w:r>
+        <w:rPr>
+          <w:lang w:val="en-US"/>
+        </w:rPr>
+        <w:t xml:space="preserve"> </w:t>
+      </w:r>
+      <w:proofErr w:type="spellStart"/>
+      <w:r>
+        <w:rPr>
+          <w:lang w:val="en-US"/>
+        </w:rPr>
+        <w:t>qanday</w:t>
+      </w:r>
+      <w:proofErr w:type="spellEnd"/>
+      <w:r>
+        <w:rPr>
+          <w:lang w:val="en-US"/>
+        </w:rPr>
+        <w:t xml:space="preserve"> </w:t>
+      </w:r>
+      <w:proofErr w:type="spellStart"/>
+      <w:r>
+        <w:rPr>
+          <w:lang w:val="en-US"/>
+        </w:rPr>
+        <w:t>borishni</w:t>
+      </w:r>
+      <w:proofErr w:type="spellEnd"/>
+      <w:r>
+        <w:rPr>
+          <w:lang w:val="en-US"/>
+        </w:rPr>
+        <w:t xml:space="preserve"> </w:t>
+      </w:r>
+      <w:proofErr w:type="spellStart"/>
+      <w:r>
+        <w:rPr>
+          <w:lang w:val="en-US"/>
+        </w:rPr>
+        <w:t>bilmaydi</w:t>
+      </w:r>
+      <w:proofErr w:type="spellEnd"/>
+      <w:r>
+        <w:rPr>
+          <w:lang w:val="en-US"/>
+        </w:rPr>
+        <w:t>.</w:t>
+      </w:r>
+    </w:p>
+    <w:p>
+      <w:pPr>
+        <w:rPr>
+          <w:lang w:val="en-US"/>
+        </w:rPr>
+      </w:pPr>
+      <w:r>
+        <w:rPr>
+          <w:lang w:val="en-US"/>
+        </w:rPr>
+        <w:t xml:space="preserve">Static Route </w:t>
+      </w:r>
+      <w:proofErr w:type="spellStart"/>
+      <w:r>
+        <w:rPr>
+          <w:lang w:val="en-US"/>
+        </w:rPr>
+        <w:t>yordamida</w:t>
+      </w:r>
+      <w:proofErr w:type="spellEnd"/>
+      <w:r>
+        <w:rPr>
+          <w:lang w:val="en-US"/>
+        </w:rPr>
+        <w:t xml:space="preserve"> </w:t>
+      </w:r>
+      <w:proofErr w:type="spellStart"/>
+      <w:r>
+        <w:rPr>
+          <w:lang w:val="en-US"/>
+        </w:rPr>
+        <w:t>har</w:t>
+      </w:r>
+      <w:proofErr w:type="spellEnd"/>
+      <w:r>
+        <w:rPr>
+          <w:lang w:val="en-US"/>
+        </w:rPr>
+        <w:t xml:space="preserve"> </w:t>
+      </w:r>
+      <w:proofErr w:type="spellStart"/>
+      <w:r>
+        <w:rPr>
+          <w:lang w:val="en-US"/>
+        </w:rPr>
+        <w:t>bir</w:t>
+      </w:r>
+      <w:proofErr w:type="spellEnd"/>
+      <w:r>
+        <w:rPr>
+          <w:lang w:val="en-US"/>
+        </w:rPr>
+        <w:t xml:space="preserve"> </w:t>
+      </w:r>
+      <w:proofErr w:type="spellStart"/>
+      <w:r>
+        <w:rPr>
+          <w:lang w:val="en-US"/>
+        </w:rPr>
+        <w:t>routerga</w:t>
+      </w:r>
+      <w:proofErr w:type="spellEnd"/>
+      <w:r>
+        <w:rPr>
+          <w:lang w:val="en-US"/>
+        </w:rPr>
+        <w:t xml:space="preserve"> </w:t>
+      </w:r>
+      <w:proofErr w:type="spellStart"/>
+      <w:r>
+        <w:rPr>
+          <w:lang w:val="en-US"/>
+        </w:rPr>
+        <w:t>kerakli</w:t>
+      </w:r>
+      <w:proofErr w:type="spellEnd"/>
+      <w:r>
+        <w:rPr>
+          <w:lang w:val="en-US"/>
+        </w:rPr>
+        <w:t xml:space="preserve"> </w:t>
+      </w:r>
+      <w:proofErr w:type="spellStart"/>
+      <w:proofErr w:type="gramStart"/>
+      <w:r>
+        <w:rPr>
+          <w:lang w:val="en-US"/>
+        </w:rPr>
+        <w:t>yo‘</w:t>
+      </w:r>
+      <w:proofErr w:type="gramEnd"/>
+      <w:r>
+        <w:rPr>
+          <w:lang w:val="en-US"/>
+        </w:rPr>
+        <w:t>lni</w:t>
+      </w:r>
+      <w:proofErr w:type="spellEnd"/>
+      <w:r>
+        <w:rPr>
+          <w:lang w:val="en-US"/>
+        </w:rPr>
+        <w:t xml:space="preserve"> </w:t>
+      </w:r>
+      <w:proofErr w:type="spellStart"/>
+      <w:r>
+        <w:rPr>
+          <w:lang w:val="en-US"/>
+        </w:rPr>
+        <w:t>qo‘lda</w:t>
+      </w:r>
+      <w:proofErr w:type="spellEnd"/>
+      <w:r>
+        <w:rPr>
+          <w:lang w:val="en-US"/>
+        </w:rPr>
+        <w:t xml:space="preserve"> </w:t>
+      </w:r>
+      <w:proofErr w:type="spellStart"/>
+      <w:r>
+        <w:rPr>
+          <w:lang w:val="en-US"/>
+        </w:rPr>
+        <w:t>ko‘rsatamiz</w:t>
+      </w:r>
+      <w:proofErr w:type="spellEnd"/>
+      <w:r>
+        <w:rPr>
+          <w:lang w:val="en-US"/>
+        </w:rPr>
+        <w:t>.</w:t>
+      </w:r>
+    </w:p>
+    <w:p>
+      <w:pPr>
+        <w:rPr>
+          <w:b/>
+          <w:bCs/>
+          <w:lang w:val="en-US"/>
+        </w:rPr>
+      </w:pPr>
+      <w:r>
+        <w:rPr>
+          <w:b/>
+          <w:bCs/>
+          <w:lang w:val="en-US"/>
+        </w:rPr>
+        <w:t xml:space="preserve">A. R1 ga </w:t>
+      </w:r>
+      <w:proofErr w:type="spellStart"/>
+      <w:proofErr w:type="gramStart"/>
+      <w:r>
+        <w:rPr>
+          <w:b/>
+          <w:bCs/>
+          <w:lang w:val="en-US"/>
+        </w:rPr>
+        <w:t>yo‘</w:t>
+      </w:r>
+      <w:proofErr w:type="gramEnd"/>
+      <w:r>
+        <w:rPr>
+          <w:b/>
+          <w:bCs/>
+          <w:lang w:val="en-US"/>
+        </w:rPr>
+        <w:t>l</w:t>
+      </w:r>
+      <w:proofErr w:type="spellEnd"/>
+      <w:r>
+        <w:rPr>
+          <w:b/>
+          <w:bCs/>
+          <w:lang w:val="en-US"/>
+        </w:rPr>
+        <w:t xml:space="preserve"> </w:t>
+      </w:r>
+      <w:proofErr w:type="spellStart"/>
+      <w:r>
+        <w:rPr>
+          <w:b/>
+          <w:bCs/>
+          <w:lang w:val="en-US"/>
+        </w:rPr>
+        <w:t>qo‘shish</w:t>
+      </w:r>
+      <w:proofErr w:type="spellEnd"/>
+    </w:p>
+    <w:p>
+      <w:pPr>
+        <w:rPr>
+          <w:lang w:val="en-US"/>
+        </w:rPr>
+      </w:pPr>
+      <w:r>
+        <w:rPr>
+          <w:lang w:val="en-US"/>
+        </w:rPr>
+        <w:t xml:space="preserve">R1 CLI </w:t>
+      </w:r>
+      <w:proofErr w:type="spellStart"/>
+      <w:r>
+        <w:rPr>
+          <w:lang w:val="en-US"/>
+        </w:rPr>
+        <w:t>oynasiga</w:t>
+      </w:r>
+      <w:proofErr w:type="spellEnd"/>
+      <w:r>
+        <w:rPr>
+          <w:lang w:val="en-US"/>
+        </w:rPr>
+        <w:t xml:space="preserve"> </w:t>
+      </w:r>
+      <w:proofErr w:type="spellStart"/>
+      <w:proofErr w:type="gramStart"/>
+      <w:r>
+        <w:rPr>
+          <w:lang w:val="en-US"/>
+        </w:rPr>
+        <w:t>o‘</w:t>
+      </w:r>
+      <w:proofErr w:type="gramEnd"/>
+      <w:r>
+        <w:rPr>
+          <w:lang w:val="en-US"/>
+        </w:rPr>
+        <w:t>ting</w:t>
+      </w:r>
+      <w:proofErr w:type="spellEnd"/>
+      <w:r>
+        <w:rPr>
+          <w:lang w:val="en-US"/>
+        </w:rPr>
+        <w:t xml:space="preserve"> </w:t>
+      </w:r>
+      <w:proofErr w:type="spellStart"/>
+      <w:r>
+        <w:rPr>
+          <w:lang w:val="en-US"/>
+        </w:rPr>
+        <w:t>va</w:t>
+      </w:r>
+      <w:proofErr w:type="spellEnd"/>
+      <w:r>
+        <w:rPr>
+          <w:lang w:val="en-US"/>
+        </w:rPr>
+        <w:t xml:space="preserve"> </w:t>
+      </w:r>
+      <w:proofErr w:type="spellStart"/>
+      <w:r>
+        <w:rPr>
+          <w:lang w:val="en-US"/>
+        </w:rPr>
+        <w:t>kiriting</w:t>
+      </w:r>
+      <w:proofErr w:type="spellEnd"/>
+      <w:r>
+        <w:rPr>
+          <w:lang w:val="en-US"/>
+        </w:rPr>
+        <w:t>:</w:t>
+      </w:r>
+    </w:p>
+    <w:p>
+      <w:pPr>
+        <w:rPr>
+          <w:lang w:val="en-US"/>
+        </w:rPr>
+      </w:pPr>
+      <w:r>
+        <w:rPr>
+          <w:lang w:val="en-US"/>
+        </w:rPr>
+        <w:t>enable</w:t>
+      </w:r>
+    </w:p>
+    <w:p>
+      <w:pPr>
+        <w:rPr>
+          <w:lang w:val="en-US"/>
+        </w:rPr>
+      </w:pPr>
+      <w:r>
+        <w:rPr>
+          <w:lang w:val="en-US"/>
+        </w:rPr>
+        <w:t>configure terminal</w:t>
+      </w:r>
+    </w:p>
+    <w:p>
+      <w:pPr>
+        <w:rPr>
+          <w:lang w:val="en-US"/>
+        </w:rPr>
+      </w:pPr>
+      <w:proofErr w:type="spellStart"/>
+      <w:r>
+        <w:rPr>
+          <w:lang w:val="en-US"/>
+        </w:rPr>
+        <w:t>ip</w:t>
+      </w:r>
+      <w:proofErr w:type="spellEnd"/>
+      <w:r>
+        <w:rPr>
+          <w:lang w:val="en-US"/>
+        </w:rPr>
+        <w:t xml:space="preserve"> route 192.168.2.0 255.255.255.0 192.168.12.2</w:t>
+      </w:r>
+    </w:p>
+    <w:p>
+      <w:pPr>
+        <w:rPr>
+          <w:lang w:val="en-US"/>
+        </w:rPr>
+      </w:pPr>
+      <w:r>
+        <w:rPr>
+          <w:lang w:val="en-US"/>
+        </w:rPr>
+        <w:t>end</w:t>
+      </w:r>
+    </w:p>
+    <w:p>
+      <w:pPr>
+        <w:rPr>
+          <w:lang w:val="en-US"/>
+        </w:rPr>
+      </w:pPr>
+      <w:proofErr w:type="spellStart"/>
+      <w:r>
+        <w:rPr>
+          <w:b/>
+          <w:bCs/>
+          <w:lang w:val="en-US"/>
+        </w:rPr>
+        <w:t>Buyruqning</w:t>
+      </w:r>
+      <w:proofErr w:type="spellEnd"/>
+      <w:r>
+        <w:rPr>
+          <w:b/>
+          <w:bCs/>
+          <w:lang w:val="en-US"/>
+        </w:rPr>
+        <w:t xml:space="preserve"> </w:t>
+      </w:r>
+      <w:proofErr w:type="spellStart"/>
+      <w:r>
+        <w:rPr>
+          <w:b/>
+          <w:bCs/>
+          <w:lang w:val="en-US"/>
+        </w:rPr>
+        <w:t>ma’nosi</w:t>
+      </w:r>
+      <w:proofErr w:type="spellEnd"/>
+      <w:r>
+        <w:rPr>
+          <w:b/>
+          <w:bCs/>
+          <w:lang w:val="en-US"/>
+        </w:rPr>
+        <w:t>:</w:t>
+      </w:r>
+    </w:p>
+    <w:p>
+      <w:pPr>
+        <w:rPr>
+          <w:lang w:val="en-US"/>
+        </w:rPr>
+      </w:pPr>
+      <w:proofErr w:type="spellStart"/>
+      <w:r>
+        <w:rPr>
+          <w:lang w:val="en-US"/>
+        </w:rPr>
+        <w:t>ip</w:t>
+      </w:r>
+      <w:proofErr w:type="spellEnd"/>
+      <w:r>
+        <w:rPr>
+          <w:lang w:val="en-US"/>
+        </w:rPr>
+        <w:t xml:space="preserve"> route &lt;</w:t>
+      </w:r>
+      <w:proofErr w:type="spellStart"/>
+      <w:r>
+        <w:rPr>
+          <w:lang w:val="en-US"/>
+        </w:rPr>
+        <w:t>boriladigan-tarmoq</w:t>
+      </w:r>
+      <w:proofErr w:type="spellEnd"/>
+      <w:r>
+        <w:rPr>
+          <w:lang w:val="en-US"/>
+        </w:rPr>
+        <w:t>&gt; &lt;mask&gt; &lt;next-hop&gt;</w:t>
+      </w:r>
+    </w:p>
+    <w:p>
+      <w:pPr>
+        <w:rPr>
+          <w:lang w:val="en-US"/>
+        </w:rPr>
+      </w:pPr>
+      <w:r>
+        <w:rPr>
+          <w:lang w:val="en-US"/>
+        </w:rPr>
+        <w:t xml:space="preserve">Biz R1 ga: </w:t>
+      </w:r>
+      <w:r>
+        <w:rPr>
+          <w:i/>
+          <w:iCs/>
+          <w:lang w:val="en-US"/>
+        </w:rPr>
+        <w:t xml:space="preserve">«192.168.2.0/24 </w:t>
+      </w:r>
+      <w:proofErr w:type="spellStart"/>
+      <w:proofErr w:type="gramStart"/>
+      <w:r>
+        <w:rPr>
+          <w:i/>
+          <w:iCs/>
+          <w:lang w:val="en-US"/>
+        </w:rPr>
+        <w:t>tarmog‘</w:t>
+      </w:r>
+      <w:proofErr w:type="gramEnd"/>
+      <w:r>
+        <w:rPr>
+          <w:i/>
+          <w:iCs/>
+          <w:lang w:val="en-US"/>
+        </w:rPr>
+        <w:t>iga</w:t>
+      </w:r>
+      <w:proofErr w:type="spellEnd"/>
+      <w:r>
+        <w:rPr>
+          <w:i/>
+          <w:iCs/>
+          <w:lang w:val="en-US"/>
+        </w:rPr>
+        <w:t xml:space="preserve"> </w:t>
+      </w:r>
+      <w:proofErr w:type="spellStart"/>
+      <w:r>
+        <w:rPr>
+          <w:i/>
+          <w:iCs/>
+          <w:lang w:val="en-US"/>
+        </w:rPr>
+        <w:t>borish</w:t>
+      </w:r>
+      <w:proofErr w:type="spellEnd"/>
+      <w:r>
+        <w:rPr>
+          <w:i/>
+          <w:iCs/>
+          <w:lang w:val="en-US"/>
+        </w:rPr>
+        <w:t xml:space="preserve"> </w:t>
+      </w:r>
+      <w:proofErr w:type="spellStart"/>
+      <w:r>
+        <w:rPr>
+          <w:i/>
+          <w:iCs/>
+          <w:lang w:val="en-US"/>
+        </w:rPr>
+        <w:t>uchun</w:t>
+      </w:r>
+      <w:proofErr w:type="spellEnd"/>
+      <w:r>
+        <w:rPr>
+          <w:i/>
+          <w:iCs/>
+          <w:lang w:val="en-US"/>
+        </w:rPr>
+        <w:t xml:space="preserve"> </w:t>
+      </w:r>
+      <w:proofErr w:type="spellStart"/>
+      <w:r>
+        <w:rPr>
+          <w:i/>
+          <w:iCs/>
+          <w:lang w:val="en-US"/>
+        </w:rPr>
+        <w:t>trafikni</w:t>
+      </w:r>
+      <w:proofErr w:type="spellEnd"/>
+      <w:r>
+        <w:rPr>
+          <w:i/>
+          <w:iCs/>
+          <w:lang w:val="en-US"/>
+        </w:rPr>
+        <w:t xml:space="preserve"> 192.168.12.2 </w:t>
+      </w:r>
+      <w:proofErr w:type="spellStart"/>
+      <w:r>
+        <w:rPr>
+          <w:i/>
+          <w:iCs/>
+          <w:lang w:val="en-US"/>
+        </w:rPr>
+        <w:t>manzildagi</w:t>
+      </w:r>
+      <w:proofErr w:type="spellEnd"/>
+      <w:r>
+        <w:rPr>
+          <w:i/>
+          <w:iCs/>
+          <w:lang w:val="en-US"/>
+        </w:rPr>
+        <w:t xml:space="preserve"> R2 ga </w:t>
+      </w:r>
+      <w:proofErr w:type="spellStart"/>
+      <w:r>
+        <w:rPr>
+          <w:i/>
+          <w:iCs/>
+          <w:lang w:val="en-US"/>
+        </w:rPr>
+        <w:t>yubor</w:t>
+      </w:r>
+      <w:proofErr w:type="spellEnd"/>
+      <w:r>
+        <w:rPr>
+          <w:i/>
+          <w:iCs/>
+          <w:lang w:val="en-US"/>
+        </w:rPr>
+        <w:t>»</w:t>
+      </w:r>
+      <w:r>
+        <w:rPr>
+          <w:lang w:val="en-US"/>
+        </w:rPr>
+        <w:t xml:space="preserve">, </w:t>
+      </w:r>
+      <w:proofErr w:type="spellStart"/>
+      <w:r>
+        <w:rPr>
+          <w:lang w:val="en-US"/>
+        </w:rPr>
+        <w:t>dedik</w:t>
+      </w:r>
+      <w:proofErr w:type="spellEnd"/>
+      <w:r>
+        <w:rPr>
+          <w:lang w:val="en-US"/>
+        </w:rPr>
+        <w:t>.</w:t>
+      </w:r>
+    </w:p>
+    <w:p>
+      <w:pPr>
+        <w:rPr>
+          <w:b/>
+          <w:bCs/>
+          <w:lang w:val="en-US"/>
+        </w:rPr>
+      </w:pPr>
+      <w:r>
+        <w:rPr>
+          <w:b/>
+          <w:bCs/>
+          <w:lang w:val="en-US"/>
+        </w:rPr>
+        <w:lastRenderedPageBreak/>
+        <w:t xml:space="preserve">B. R2 ga </w:t>
+      </w:r>
+      <w:proofErr w:type="spellStart"/>
+      <w:proofErr w:type="gramStart"/>
+      <w:r>
+        <w:rPr>
+          <w:b/>
+          <w:bCs/>
+          <w:lang w:val="en-US"/>
+        </w:rPr>
+        <w:t>yo‘</w:t>
+      </w:r>
+      <w:proofErr w:type="gramEnd"/>
+      <w:r>
+        <w:rPr>
+          <w:b/>
+          <w:bCs/>
+          <w:lang w:val="en-US"/>
+        </w:rPr>
+        <w:t>l</w:t>
+      </w:r>
+      <w:proofErr w:type="spellEnd"/>
+      <w:r>
+        <w:rPr>
+          <w:b/>
+          <w:bCs/>
+          <w:lang w:val="en-US"/>
+        </w:rPr>
+        <w:t xml:space="preserve"> </w:t>
+      </w:r>
+      <w:proofErr w:type="spellStart"/>
+      <w:r>
+        <w:rPr>
+          <w:b/>
+          <w:bCs/>
+          <w:lang w:val="en-US"/>
+        </w:rPr>
+        <w:t>qo‘shish</w:t>
+      </w:r>
+      <w:proofErr w:type="spellEnd"/>
+    </w:p>
+    <w:p>
+      <w:pPr>
+        <w:rPr>
+          <w:lang w:val="en-US"/>
+        </w:rPr>
+      </w:pPr>
+      <w:r>
+        <w:rPr>
+          <w:lang w:val="en-US"/>
+        </w:rPr>
+        <w:t xml:space="preserve">R2 CLI </w:t>
+      </w:r>
+      <w:proofErr w:type="spellStart"/>
+      <w:r>
+        <w:rPr>
+          <w:lang w:val="en-US"/>
+        </w:rPr>
+        <w:t>oynasiga</w:t>
+      </w:r>
+      <w:proofErr w:type="spellEnd"/>
+      <w:r>
+        <w:rPr>
+          <w:lang w:val="en-US"/>
+        </w:rPr>
+        <w:t xml:space="preserve"> </w:t>
+      </w:r>
+      <w:proofErr w:type="spellStart"/>
+      <w:proofErr w:type="gramStart"/>
+      <w:r>
+        <w:rPr>
+          <w:lang w:val="en-US"/>
+        </w:rPr>
+        <w:t>o‘</w:t>
+      </w:r>
+      <w:proofErr w:type="gramEnd"/>
+      <w:r>
+        <w:rPr>
+          <w:lang w:val="en-US"/>
+        </w:rPr>
+        <w:t>ting</w:t>
+      </w:r>
+      <w:proofErr w:type="spellEnd"/>
+      <w:r>
+        <w:rPr>
+          <w:lang w:val="en-US"/>
+        </w:rPr>
+        <w:t xml:space="preserve"> </w:t>
+      </w:r>
+      <w:proofErr w:type="spellStart"/>
+      <w:r>
+        <w:rPr>
+          <w:lang w:val="en-US"/>
+        </w:rPr>
+        <w:t>va</w:t>
+      </w:r>
+      <w:proofErr w:type="spellEnd"/>
+      <w:r>
+        <w:rPr>
+          <w:lang w:val="en-US"/>
+        </w:rPr>
+        <w:t xml:space="preserve"> </w:t>
+      </w:r>
+      <w:proofErr w:type="spellStart"/>
+      <w:r>
+        <w:rPr>
+          <w:lang w:val="en-US"/>
+        </w:rPr>
+        <w:t>kiriting</w:t>
+      </w:r>
+      <w:proofErr w:type="spellEnd"/>
+      <w:r>
+        <w:rPr>
+          <w:lang w:val="en-US"/>
+        </w:rPr>
+        <w:t>:</w:t>
+      </w:r>
+    </w:p>
+    <w:p>
+      <w:proofErr w:type="spellStart"/>
+      <w:r>
+        <w:t>enable</w:t>
+      </w:r>
+      <w:proofErr w:type="spellEnd"/>
+    </w:p>
+    <w:p>
+      <w:proofErr w:type="spellStart"/>
+      <w:r>
+        <w:t>configure</w:t>
+      </w:r>
+      <w:proofErr w:type="spellEnd"/>
+      <w:r>
+        <w:t xml:space="preserve"> </w:t>
+      </w:r>
+      <w:proofErr w:type="spellStart"/>
+      <w:r>
+        <w:t>terminal</w:t>
+      </w:r>
+      <w:proofErr w:type="spellEnd"/>
+    </w:p>
+    <w:p>
+      <w:pPr>
+        <w:rPr>
+          <w:lang w:val="en-US"/>
+        </w:rPr>
+      </w:pPr>
+      <w:proofErr w:type="spellStart"/>
+      <w:r>
+        <w:rPr>
+          <w:lang w:val="en-US"/>
+        </w:rPr>
+        <w:t>ip</w:t>
+      </w:r>
+      <w:proofErr w:type="spellEnd"/>
+      <w:r>
+        <w:rPr>
+          <w:lang w:val="en-US"/>
+        </w:rPr>
+        <w:t xml:space="preserve"> route 192.168.1.0 255.255.255.0 192.168.12.1</w:t>
+      </w:r>
+    </w:p>
+    <w:p>
+      <w:pPr>
+        <w:rPr>
+          <w:lang w:val="en-US"/>
+        </w:rPr>
+      </w:pPr>
+      <w:r>
+        <w:rPr>
+          <w:lang w:val="en-US"/>
+        </w:rPr>
+        <w:t>end</w:t>
+      </w:r>
+    </w:p>
+    <w:p>
+      <w:pPr>
+        <w:rPr>
+          <w:lang w:val="en-US"/>
+        </w:rPr>
+      </w:pPr>
+      <w:r>
+        <w:rPr>
+          <w:lang w:val="en-US"/>
+        </w:rPr>
+        <w:t xml:space="preserve">Bu </w:t>
+      </w:r>
+      <w:proofErr w:type="spellStart"/>
+      <w:r>
+        <w:rPr>
+          <w:lang w:val="en-US"/>
+        </w:rPr>
+        <w:t>esa</w:t>
+      </w:r>
+      <w:proofErr w:type="spellEnd"/>
+      <w:r>
+        <w:rPr>
+          <w:lang w:val="en-US"/>
+        </w:rPr>
+        <w:t xml:space="preserve"> R2 ga PC1 </w:t>
+      </w:r>
+      <w:proofErr w:type="spellStart"/>
+      <w:r>
+        <w:rPr>
+          <w:lang w:val="en-US"/>
+        </w:rPr>
+        <w:t>joylashgan</w:t>
+      </w:r>
+      <w:proofErr w:type="spellEnd"/>
+      <w:r>
+        <w:rPr>
+          <w:lang w:val="en-US"/>
+        </w:rPr>
+        <w:t xml:space="preserve"> </w:t>
+      </w:r>
+      <w:proofErr w:type="spellStart"/>
+      <w:r>
+        <w:rPr>
+          <w:lang w:val="en-US"/>
+        </w:rPr>
+        <w:t>tarmoqqa</w:t>
+      </w:r>
+      <w:proofErr w:type="spellEnd"/>
+      <w:r>
+        <w:rPr>
+          <w:lang w:val="en-US"/>
+        </w:rPr>
+        <w:t xml:space="preserve"> </w:t>
+      </w:r>
+      <w:proofErr w:type="spellStart"/>
+      <w:r>
+        <w:rPr>
+          <w:lang w:val="en-US"/>
+        </w:rPr>
+        <w:t>borish</w:t>
+      </w:r>
+      <w:proofErr w:type="spellEnd"/>
+      <w:r>
+        <w:rPr>
+          <w:lang w:val="en-US"/>
+        </w:rPr>
+        <w:t xml:space="preserve"> </w:t>
+      </w:r>
+      <w:proofErr w:type="spellStart"/>
+      <w:proofErr w:type="gramStart"/>
+      <w:r>
+        <w:rPr>
+          <w:lang w:val="en-US"/>
+        </w:rPr>
+        <w:t>yo‘</w:t>
+      </w:r>
+      <w:proofErr w:type="gramEnd"/>
+      <w:r>
+        <w:rPr>
+          <w:lang w:val="en-US"/>
+        </w:rPr>
+        <w:t>lini</w:t>
+      </w:r>
+      <w:proofErr w:type="spellEnd"/>
+      <w:r>
+        <w:rPr>
+          <w:lang w:val="en-US"/>
+        </w:rPr>
+        <w:t xml:space="preserve"> </w:t>
+      </w:r>
+      <w:proofErr w:type="spellStart"/>
+      <w:r>
+        <w:rPr>
+          <w:lang w:val="en-US"/>
+        </w:rPr>
+        <w:t>ko‘rsatadi</w:t>
+      </w:r>
+      <w:proofErr w:type="spellEnd"/>
+      <w:r>
+        <w:rPr>
+          <w:lang w:val="en-US"/>
+        </w:rPr>
+        <w:t>.</w:t>
+      </w:r>
+    </w:p>
+    <w:p>
+      <w:pPr>
+        <w:rPr>
+          <w:b/>
+          <w:bCs/>
+          <w:lang w:val="en-US"/>
+        </w:rPr>
+      </w:pPr>
+      <w:r>
+        <w:rPr>
+          <w:b/>
+          <w:bCs/>
+          <w:lang w:val="en-US"/>
+        </w:rPr>
+        <w:t xml:space="preserve">C. Routing </w:t>
+      </w:r>
+      <w:proofErr w:type="spellStart"/>
+      <w:r>
+        <w:rPr>
+          <w:b/>
+          <w:bCs/>
+          <w:lang w:val="en-US"/>
+        </w:rPr>
+        <w:t>jadvalini</w:t>
+      </w:r>
+      <w:proofErr w:type="spellEnd"/>
+      <w:r>
+        <w:rPr>
+          <w:b/>
+          <w:bCs/>
+          <w:lang w:val="en-US"/>
+        </w:rPr>
+        <w:t xml:space="preserve"> </w:t>
+      </w:r>
+      <w:proofErr w:type="spellStart"/>
+      <w:r>
+        <w:rPr>
+          <w:b/>
+          <w:bCs/>
+          <w:lang w:val="en-US"/>
+        </w:rPr>
+        <w:t>tekshirish</w:t>
+      </w:r>
+      <w:proofErr w:type="spellEnd"/>
+    </w:p>
+    <w:p>
+      <w:pPr>
+        <w:rPr>
+          <w:lang w:val="en-US"/>
+        </w:rPr>
+      </w:pPr>
+      <w:proofErr w:type="spellStart"/>
+      <w:r>
+        <w:rPr>
+          <w:lang w:val="en-US"/>
+        </w:rPr>
+        <w:t>Avval</w:t>
+      </w:r>
+      <w:proofErr w:type="spellEnd"/>
+      <w:r>
+        <w:rPr>
+          <w:lang w:val="en-US"/>
+        </w:rPr>
+        <w:t xml:space="preserve"> R1 da </w:t>
+      </w:r>
+      <w:proofErr w:type="spellStart"/>
+      <w:r>
+        <w:rPr>
+          <w:lang w:val="en-US"/>
+        </w:rPr>
+        <w:t>bajaring</w:t>
+      </w:r>
+      <w:proofErr w:type="spellEnd"/>
+      <w:r>
+        <w:rPr>
+          <w:lang w:val="en-US"/>
+        </w:rPr>
+        <w:t>:</w:t>
+      </w:r>
+    </w:p>
+    <w:p>
+      <w:pPr>
+        <w:rPr>
+          <w:lang w:val="en-US"/>
+        </w:rPr>
+      </w:pPr>
+      <w:r>
+        <w:rPr>
+          <w:lang w:val="en-US"/>
+        </w:rPr>
+        <w:t xml:space="preserve">show </w:t>
+      </w:r>
+      <w:proofErr w:type="spellStart"/>
+      <w:r>
+        <w:rPr>
+          <w:lang w:val="en-US"/>
+        </w:rPr>
+        <w:t>ip</w:t>
+      </w:r>
+      <w:proofErr w:type="spellEnd"/>
+      <w:r>
+        <w:rPr>
+          <w:lang w:val="en-US"/>
+        </w:rPr>
+        <w:t xml:space="preserve"> route</w:t>
+      </w:r>
+    </w:p>
+    <w:p>
+      <w:pPr>
+        <w:rPr>
+          <w:lang w:val="en-US"/>
+        </w:rPr>
+      </w:pPr>
+      <w:proofErr w:type="spellStart"/>
+      <w:r>
+        <w:rPr>
+          <w:lang w:val="en-US"/>
+        </w:rPr>
+        <w:t>Natijada</w:t>
+      </w:r>
+      <w:proofErr w:type="spellEnd"/>
+      <w:r>
+        <w:rPr>
+          <w:lang w:val="en-US"/>
+        </w:rPr>
+        <w:t xml:space="preserve"> </w:t>
+      </w:r>
+      <w:proofErr w:type="spellStart"/>
+      <w:r>
+        <w:rPr>
+          <w:lang w:val="en-US"/>
+        </w:rPr>
+        <w:t>quyidagiga</w:t>
+      </w:r>
+      <w:proofErr w:type="spellEnd"/>
+      <w:r>
+        <w:rPr>
+          <w:lang w:val="en-US"/>
+        </w:rPr>
+        <w:t xml:space="preserve"> </w:t>
+      </w:r>
+      <w:proofErr w:type="spellStart"/>
+      <w:proofErr w:type="gramStart"/>
+      <w:r>
+        <w:rPr>
+          <w:lang w:val="en-US"/>
+        </w:rPr>
+        <w:t>o‘</w:t>
+      </w:r>
+      <w:proofErr w:type="gramEnd"/>
+      <w:r>
+        <w:rPr>
+          <w:lang w:val="en-US"/>
+        </w:rPr>
+        <w:t>xshash</w:t>
+      </w:r>
+      <w:proofErr w:type="spellEnd"/>
+      <w:r>
+        <w:rPr>
+          <w:lang w:val="en-US"/>
+        </w:rPr>
+        <w:t xml:space="preserve"> </w:t>
+      </w:r>
+      <w:proofErr w:type="spellStart"/>
+      <w:r>
+        <w:rPr>
+          <w:lang w:val="en-US"/>
+        </w:rPr>
+        <w:t>qatorni</w:t>
+      </w:r>
+      <w:proofErr w:type="spellEnd"/>
+      <w:r>
+        <w:rPr>
+          <w:lang w:val="en-US"/>
+        </w:rPr>
+        <w:t xml:space="preserve"> </w:t>
+      </w:r>
+      <w:proofErr w:type="spellStart"/>
+      <w:r>
+        <w:rPr>
+          <w:lang w:val="en-US"/>
+        </w:rPr>
+        <w:t>topishingiz</w:t>
+      </w:r>
+      <w:proofErr w:type="spellEnd"/>
+      <w:r>
+        <w:rPr>
+          <w:lang w:val="en-US"/>
+        </w:rPr>
+        <w:t xml:space="preserve"> </w:t>
+      </w:r>
+      <w:proofErr w:type="spellStart"/>
+      <w:r>
+        <w:rPr>
+          <w:lang w:val="en-US"/>
+        </w:rPr>
+        <w:t>kerak</w:t>
+      </w:r>
+      <w:proofErr w:type="spellEnd"/>
+      <w:r>
+        <w:rPr>
+          <w:lang w:val="en-US"/>
+        </w:rPr>
+        <w:t>:</w:t>
+      </w:r>
+    </w:p>
+    <w:p>
+      <w:pPr>
+        <w:rPr>
+          <w:lang w:val="en-US"/>
+        </w:rPr>
+      </w:pPr>
+      <w:r>
+        <w:rPr>
+          <w:lang w:val="en-US"/>
+        </w:rPr>
+        <w:t>S    192.168.2.0/24 [1/0] via 192.168.12.2</w:t>
+      </w:r>
+    </w:p>
+    <w:p>
+      <w:pPr>
+        <w:rPr>
+          <w:lang w:val="en-US"/>
+        </w:rPr>
+      </w:pPr>
+      <w:r>
+        <w:rPr>
+          <w:lang w:val="en-US"/>
+        </w:rPr>
+        <w:t xml:space="preserve">Bu </w:t>
+      </w:r>
+      <w:proofErr w:type="spellStart"/>
+      <w:r>
+        <w:rPr>
+          <w:lang w:val="en-US"/>
+        </w:rPr>
+        <w:t>yerda</w:t>
+      </w:r>
+      <w:proofErr w:type="spellEnd"/>
+      <w:r>
+        <w:rPr>
+          <w:lang w:val="en-US"/>
+        </w:rPr>
+        <w:t xml:space="preserve"> S — Static Route </w:t>
+      </w:r>
+      <w:proofErr w:type="spellStart"/>
+      <w:r>
+        <w:rPr>
+          <w:lang w:val="en-US"/>
+        </w:rPr>
+        <w:t>ekanini</w:t>
+      </w:r>
+      <w:proofErr w:type="spellEnd"/>
+      <w:r>
+        <w:rPr>
+          <w:lang w:val="en-US"/>
+        </w:rPr>
+        <w:t xml:space="preserve"> </w:t>
+      </w:r>
+      <w:proofErr w:type="spellStart"/>
+      <w:r>
+        <w:rPr>
+          <w:lang w:val="en-US"/>
+        </w:rPr>
+        <w:t>bildiradi</w:t>
+      </w:r>
+      <w:proofErr w:type="spellEnd"/>
+      <w:r>
+        <w:rPr>
+          <w:lang w:val="en-US"/>
+        </w:rPr>
+        <w:t>.</w:t>
+      </w:r>
+    </w:p>
+    <w:p>
+      <w:pPr>
+        <w:rPr>
+          <w:lang w:val="en-US"/>
+        </w:rPr>
+      </w:pPr>
+    </w:p>
+    <w:p>
+      <w:pPr>
+        <w:rPr>
+          <w:lang w:val="en-US"/>
+        </w:rPr>
+      </w:pPr>
+      <w:proofErr w:type="spellStart"/>
+      <w:r>
+        <w:rPr>
+          <w:lang w:val="en-US"/>
+        </w:rPr>
+        <w:t>Router#show</w:t>
+      </w:r>
+      <w:proofErr w:type="spellEnd"/>
+      <w:r>
+        <w:rPr>
+          <w:lang w:val="en-US"/>
+        </w:rPr>
+        <w:t xml:space="preserve"> </w:t>
+      </w:r>
+      <w:proofErr w:type="spellStart"/>
+      <w:r>
+        <w:rPr>
+          <w:lang w:val="en-US"/>
+        </w:rPr>
+        <w:t>ip</w:t>
+      </w:r>
+      <w:proofErr w:type="spellEnd"/>
+      <w:r>
+        <w:rPr>
+          <w:lang w:val="en-US"/>
+        </w:rPr>
+        <w:t xml:space="preserve"> route</w:t>
+      </w:r>
+    </w:p>
+    <w:p>
+      <w:pPr>
+        <w:rPr>
+          <w:lang w:val="en-US"/>
+        </w:rPr>
+      </w:pPr>
+      <w:r>
+        <w:rPr>
+          <w:lang w:val="en-US"/>
+        </w:rPr>
+        <w:t>Codes: L - local, C - connected, S - static, R - RIP, M - mobile, B - BGP</w:t>
+      </w:r>
+    </w:p>
+    <w:p>
+      <w:pPr>
+        <w:rPr>
+          <w:lang w:val="en-US"/>
+        </w:rPr>
+      </w:pPr>
+      <w:r>
+        <w:rPr>
+          <w:lang w:val="en-US"/>
+        </w:rPr>
+        <w:t>D - EIGRP, EX - EIGRP external, O - OSPF, IA - OSPF inter area</w:t>
+      </w:r>
+    </w:p>
+    <w:p>
+      <w:pPr>
+        <w:rPr>
+          <w:lang w:val="en-US"/>
+        </w:rPr>
+      </w:pPr>
+      <w:r>
+        <w:rPr>
+          <w:lang w:val="en-US"/>
+        </w:rPr>
+        <w:t>N1 - OSPF NSSA external type 1, N2 - OSPF NSSA external type 2</w:t>
+      </w:r>
+    </w:p>
+    <w:p>
+      <w:pPr>
+        <w:rPr>
+          <w:lang w:val="en-US"/>
+        </w:rPr>
+      </w:pPr>
+      <w:r>
+        <w:rPr>
+          <w:lang w:val="en-US"/>
+        </w:rPr>
+        <w:t>E1 - OSPF external type 1, E2 - OSPF external type 2, E - EGP</w:t>
+      </w:r>
+    </w:p>
+    <w:p>
+      <w:pPr>
+        <w:rPr>
+          <w:lang w:val="en-US"/>
+        </w:rPr>
+      </w:pPr>
+      <w:proofErr w:type="spellStart"/>
+      <w:r>
+        <w:rPr>
+          <w:lang w:val="en-US"/>
+        </w:rPr>
+        <w:t>i</w:t>
+      </w:r>
+      <w:proofErr w:type="spellEnd"/>
+      <w:r>
+        <w:rPr>
+          <w:lang w:val="en-US"/>
+        </w:rPr>
+        <w:t xml:space="preserve"> - IS-IS, L1 - IS-IS level-1, L2 - IS-IS level-2, </w:t>
+      </w:r>
+      <w:proofErr w:type="spellStart"/>
+      <w:r>
+        <w:rPr>
+          <w:lang w:val="en-US"/>
+        </w:rPr>
+        <w:t>ia</w:t>
+      </w:r>
+      <w:proofErr w:type="spellEnd"/>
+      <w:r>
+        <w:rPr>
+          <w:lang w:val="en-US"/>
+        </w:rPr>
+        <w:t xml:space="preserve"> - IS-IS inter area</w:t>
+      </w:r>
+    </w:p>
+    <w:p>
+      <w:pPr>
+        <w:rPr>
+          <w:lang w:val="en-US"/>
+        </w:rPr>
+      </w:pPr>
+      <w:r>
+        <w:rPr>
+          <w:lang w:val="en-US"/>
+        </w:rPr>
+        <w:t>* - candidate default, U - per-user static route, o - ODR</w:t>
+      </w:r>
+    </w:p>
+    <w:p>
+      <w:pPr>
+        <w:rPr>
+          <w:lang w:val="en-US"/>
+        </w:rPr>
+      </w:pPr>
+      <w:r>
+        <w:rPr>
+          <w:lang w:val="en-US"/>
+        </w:rPr>
+        <w:t>P - periodic downloaded static route</w:t>
+      </w:r>
+    </w:p>
+    <w:p>
+      <w:pPr>
+        <w:rPr>
+          <w:lang w:val="en-US"/>
+        </w:rPr>
+      </w:pPr>
+    </w:p>
+    <w:p>
+      <w:pPr>
+        <w:rPr>
+          <w:lang w:val="en-US"/>
+        </w:rPr>
+      </w:pPr>
+      <w:r>
+        <w:rPr>
+          <w:lang w:val="en-US"/>
+        </w:rPr>
+        <w:t>Gateway of last resort is not set</w:t>
+      </w:r>
+    </w:p>
+    <w:p>
+      <w:pPr>
+        <w:rPr>
+          <w:lang w:val="en-US"/>
+        </w:rPr>
+      </w:pPr>
+    </w:p>
+    <w:p>
+      <w:pPr>
+        <w:rPr>
+          <w:lang w:val="en-US"/>
+        </w:rPr>
+      </w:pPr>
+      <w:r>
+        <w:rPr>
+          <w:lang w:val="en-US"/>
+        </w:rPr>
+        <w:t xml:space="preserve">192.168.1.0/24 is variably </w:t>
+      </w:r>
+      <w:proofErr w:type="spellStart"/>
+      <w:r>
+        <w:rPr>
+          <w:lang w:val="en-US"/>
+        </w:rPr>
+        <w:t>subnetted</w:t>
+      </w:r>
+      <w:proofErr w:type="spellEnd"/>
+      <w:r>
+        <w:rPr>
+          <w:lang w:val="en-US"/>
+        </w:rPr>
+        <w:t>, 2 subnets, 2 masks</w:t>
+      </w:r>
+    </w:p>
+    <w:p>
+      <w:pPr>
+        <w:rPr>
+          <w:lang w:val="en-US"/>
+        </w:rPr>
+      </w:pPr>
+      <w:r>
+        <w:rPr>
+          <w:lang w:val="en-US"/>
+        </w:rPr>
+        <w:t>C 192.168.1.0/24 is directly connected, GigabitEthernet0/0</w:t>
+      </w:r>
+    </w:p>
+    <w:p>
+      <w:pPr>
+        <w:rPr>
+          <w:lang w:val="en-US"/>
+        </w:rPr>
+      </w:pPr>
+      <w:r>
+        <w:rPr>
+          <w:lang w:val="en-US"/>
+        </w:rPr>
+        <w:t>L 192.168.1.1/32 is directly connected, GigabitEthernet0/0</w:t>
+      </w:r>
+    </w:p>
+    <w:p>
+      <w:pPr>
+        <w:rPr>
+          <w:lang w:val="en-US"/>
+        </w:rPr>
+      </w:pPr>
+      <w:r>
+        <w:rPr>
+          <w:lang w:val="en-US"/>
+        </w:rPr>
+        <w:t>S 192.168.2.0/24 [1/0] via 192.168.12.2</w:t>
+      </w:r>
+    </w:p>
+    <w:p>
+      <w:pPr>
+        <w:rPr>
+          <w:lang w:val="en-US"/>
+        </w:rPr>
+      </w:pPr>
+      <w:r>
+        <w:rPr>
+          <w:lang w:val="en-US"/>
+        </w:rPr>
+        <w:lastRenderedPageBreak/>
+        <w:t xml:space="preserve">192.168.12.0/24 is variably </w:t>
+      </w:r>
+      <w:proofErr w:type="spellStart"/>
+      <w:r>
+        <w:rPr>
+          <w:lang w:val="en-US"/>
+        </w:rPr>
+        <w:t>subnetted</w:t>
+      </w:r>
+      <w:proofErr w:type="spellEnd"/>
+      <w:r>
+        <w:rPr>
+          <w:lang w:val="en-US"/>
+        </w:rPr>
+        <w:t>, 2 subnets, 2 masks</w:t>
+      </w:r>
+    </w:p>
+    <w:p>
+      <w:pPr>
+        <w:rPr>
+          <w:lang w:val="en-US"/>
+        </w:rPr>
+      </w:pPr>
+      <w:r>
+        <w:rPr>
+          <w:lang w:val="en-US"/>
+        </w:rPr>
+        <w:t>C 192.168.12.0/30 is directly connected, GigabitEthernet0/1</w:t>
+      </w:r>
+    </w:p>
+    <w:p>
+      <w:pPr>
+        <w:rPr>
+          <w:lang w:val="en-US"/>
+        </w:rPr>
+      </w:pPr>
+      <w:r>
+        <w:rPr>
+          <w:lang w:val="en-US"/>
+        </w:rPr>
+        <w:t>L 192.168.12.1/32 is directly connected, GigabitEthernet0/1</w:t>
+      </w:r>
+    </w:p>
+    <w:p>
+      <w:pPr>
+        <w:rPr>
+          <w:lang w:val="en-US"/>
+        </w:rPr>
+      </w:pPr>
+    </w:p>
+    <w:p>
+      <w:pPr>
+        <w:rPr>
+          <w:lang w:val="en-US"/>
+        </w:rPr>
+      </w:pPr>
+    </w:p>
+    <w:p>
+      <w:pPr>
+        <w:rPr>
+          <w:lang w:val="en-US"/>
+        </w:rPr>
+      </w:pPr>
+      <w:proofErr w:type="spellStart"/>
+      <w:r>
+        <w:rPr>
+          <w:lang w:val="en-US"/>
+        </w:rPr>
+        <w:t>Keling</w:t>
+      </w:r>
+      <w:proofErr w:type="spellEnd"/>
+      <w:r>
+        <w:rPr>
+          <w:lang w:val="en-US"/>
+        </w:rPr>
+        <w:t xml:space="preserve">, </w:t>
+      </w:r>
+      <w:proofErr w:type="spellStart"/>
+      <w:r>
+        <w:rPr>
+          <w:lang w:val="en-US"/>
+        </w:rPr>
+        <w:t>muhim</w:t>
+      </w:r>
+      <w:proofErr w:type="spellEnd"/>
+      <w:r>
+        <w:rPr>
+          <w:lang w:val="en-US"/>
+        </w:rPr>
+        <w:t xml:space="preserve"> </w:t>
+      </w:r>
+      <w:proofErr w:type="spellStart"/>
+      <w:r>
+        <w:rPr>
+          <w:lang w:val="en-US"/>
+        </w:rPr>
+        <w:t>qismlarini</w:t>
+      </w:r>
+      <w:proofErr w:type="spellEnd"/>
+      <w:r>
+        <w:rPr>
+          <w:lang w:val="en-US"/>
+        </w:rPr>
+        <w:t xml:space="preserve"> </w:t>
+      </w:r>
+      <w:proofErr w:type="spellStart"/>
+      <w:r>
+        <w:rPr>
+          <w:lang w:val="en-US"/>
+        </w:rPr>
+        <w:t>tahlil</w:t>
+      </w:r>
+      <w:proofErr w:type="spellEnd"/>
+      <w:r>
+        <w:rPr>
+          <w:lang w:val="en-US"/>
+        </w:rPr>
+        <w:t xml:space="preserve"> </w:t>
+      </w:r>
+      <w:proofErr w:type="spellStart"/>
+      <w:r>
+        <w:rPr>
+          <w:lang w:val="en-US"/>
+        </w:rPr>
+        <w:t>qilamiz</w:t>
+      </w:r>
+      <w:proofErr w:type="spellEnd"/>
+      <w:r>
+        <w:rPr>
+          <w:lang w:val="en-US"/>
+        </w:rPr>
+        <w:t>.</w:t>
+      </w:r>
+    </w:p>
+    <w:p>
+      <w:r>
+        <w:t xml:space="preserve">S    192.168.2.0/24 [1/0] </w:t>
+      </w:r>
+      <w:proofErr w:type="spellStart"/>
+      <w:r>
+        <w:t>via</w:t>
+      </w:r>
+      <w:proofErr w:type="spellEnd"/>
+      <w:r>
+        <w:t xml:space="preserve"> 192.168.12.2</w:t>
+      </w:r>
+    </w:p>
+    <w:p>
+      <w:pPr>
+        <w:numPr>
+          <w:ilvl w:val="0"/>
+          <w:numId w:val="9"/>
+        </w:numPr>
+      </w:pPr>
+      <w:r>
+        <w:t xml:space="preserve">S — </w:t>
+      </w:r>
+      <w:proofErr w:type="spellStart"/>
+      <w:r>
+        <w:t>Static</w:t>
+      </w:r>
+      <w:proofErr w:type="spellEnd"/>
+      <w:r>
+        <w:t xml:space="preserve"> </w:t>
+      </w:r>
+      <w:proofErr w:type="spellStart"/>
+      <w:r>
+        <w:t>Route</w:t>
+      </w:r>
+      <w:proofErr w:type="spellEnd"/>
+      <w:r>
+        <w:t>.</w:t>
+      </w:r>
+    </w:p>
+    <w:p>
+      <w:pPr>
+        <w:numPr>
+          <w:ilvl w:val="0"/>
+          <w:numId w:val="9"/>
+        </w:numPr>
+        <w:rPr>
+          <w:lang w:val="en-US"/>
+        </w:rPr>
+      </w:pPr>
+      <w:r>
+        <w:rPr>
+          <w:lang w:val="en-US"/>
+        </w:rPr>
+        <w:t xml:space="preserve">192.168.2.0/24 — </w:t>
+      </w:r>
+      <w:proofErr w:type="spellStart"/>
+      <w:r>
+        <w:rPr>
+          <w:lang w:val="en-US"/>
+        </w:rPr>
+        <w:t>borishimiz</w:t>
+      </w:r>
+      <w:proofErr w:type="spellEnd"/>
+      <w:r>
+        <w:rPr>
+          <w:lang w:val="en-US"/>
+        </w:rPr>
+        <w:t xml:space="preserve"> </w:t>
+      </w:r>
+      <w:proofErr w:type="spellStart"/>
+      <w:r>
+        <w:rPr>
+          <w:lang w:val="en-US"/>
+        </w:rPr>
+        <w:t>kerak</w:t>
+      </w:r>
+      <w:proofErr w:type="spellEnd"/>
+      <w:r>
+        <w:rPr>
+          <w:lang w:val="en-US"/>
+        </w:rPr>
+        <w:t xml:space="preserve"> </w:t>
+      </w:r>
+      <w:proofErr w:type="spellStart"/>
+      <w:proofErr w:type="gramStart"/>
+      <w:r>
+        <w:rPr>
+          <w:lang w:val="en-US"/>
+        </w:rPr>
+        <w:t>bo‘</w:t>
+      </w:r>
+      <w:proofErr w:type="gramEnd"/>
+      <w:r>
+        <w:rPr>
+          <w:lang w:val="en-US"/>
+        </w:rPr>
+        <w:t>lgan</w:t>
+      </w:r>
+      <w:proofErr w:type="spellEnd"/>
+      <w:r>
+        <w:rPr>
+          <w:lang w:val="en-US"/>
+        </w:rPr>
+        <w:t xml:space="preserve"> PC2 </w:t>
+      </w:r>
+      <w:proofErr w:type="spellStart"/>
+      <w:r>
+        <w:rPr>
+          <w:lang w:val="en-US"/>
+        </w:rPr>
+        <w:t>tarmog‘i</w:t>
+      </w:r>
+      <w:proofErr w:type="spellEnd"/>
+      <w:r>
+        <w:rPr>
+          <w:lang w:val="en-US"/>
+        </w:rPr>
+        <w:t>.</w:t>
+      </w:r>
+    </w:p>
+    <w:p>
+      <w:pPr>
+        <w:numPr>
+          <w:ilvl w:val="0"/>
+          <w:numId w:val="9"/>
+        </w:numPr>
+      </w:pPr>
+      <w:r>
+        <w:t xml:space="preserve">[1/0] — </w:t>
+      </w:r>
+      <w:proofErr w:type="spellStart"/>
+      <w:r>
+        <w:t>administrative</w:t>
+      </w:r>
+      <w:proofErr w:type="spellEnd"/>
+      <w:r>
+        <w:t xml:space="preserve"> </w:t>
+      </w:r>
+      <w:proofErr w:type="spellStart"/>
+      <w:r>
+        <w:t>distance</w:t>
+      </w:r>
+      <w:proofErr w:type="spellEnd"/>
+      <w:r>
+        <w:t xml:space="preserve"> 1, </w:t>
+      </w:r>
+      <w:proofErr w:type="spellStart"/>
+      <w:r>
+        <w:t>metric</w:t>
+      </w:r>
+      <w:proofErr w:type="spellEnd"/>
+      <w:r>
+        <w:t xml:space="preserve"> 0.</w:t>
+      </w:r>
+    </w:p>
+    <w:p>
+      <w:pPr>
+        <w:numPr>
+          <w:ilvl w:val="0"/>
+          <w:numId w:val="9"/>
+        </w:numPr>
+        <w:rPr>
+          <w:lang w:val="en-US"/>
+        </w:rPr>
+      </w:pPr>
+      <w:r>
+        <w:rPr>
+          <w:lang w:val="en-US"/>
+        </w:rPr>
+        <w:t xml:space="preserve">via 192.168.12.2 — </w:t>
+      </w:r>
+      <w:proofErr w:type="spellStart"/>
+      <w:r>
+        <w:rPr>
+          <w:lang w:val="en-US"/>
+        </w:rPr>
+        <w:t>keyingi</w:t>
+      </w:r>
+      <w:proofErr w:type="spellEnd"/>
+      <w:r>
+        <w:rPr>
+          <w:lang w:val="en-US"/>
+        </w:rPr>
+        <w:t xml:space="preserve"> router, </w:t>
+      </w:r>
+      <w:proofErr w:type="spellStart"/>
+      <w:r>
+        <w:rPr>
+          <w:lang w:val="en-US"/>
+        </w:rPr>
+        <w:t>ya’ni</w:t>
+      </w:r>
+      <w:proofErr w:type="spellEnd"/>
+      <w:r>
+        <w:rPr>
+          <w:lang w:val="en-US"/>
+        </w:rPr>
+        <w:t xml:space="preserve"> R2.</w:t>
+      </w:r>
+    </w:p>
+    <w:p>
+      <w:pPr>
+        <w:rPr>
+          <w:lang w:val="en-US"/>
+        </w:rPr>
+      </w:pPr>
+      <w:r>
+        <w:rPr>
+          <w:lang w:val="en-US"/>
+        </w:rPr>
+        <w:t xml:space="preserve">C </w:t>
+      </w:r>
+      <w:proofErr w:type="spellStart"/>
+      <w:r>
+        <w:rPr>
+          <w:lang w:val="en-US"/>
+        </w:rPr>
+        <w:t>esa</w:t>
+      </w:r>
+      <w:proofErr w:type="spellEnd"/>
+      <w:r>
+        <w:rPr>
+          <w:lang w:val="en-US"/>
+        </w:rPr>
+        <w:t xml:space="preserve"> </w:t>
+      </w:r>
+      <w:proofErr w:type="spellStart"/>
+      <w:r>
+        <w:rPr>
+          <w:lang w:val="en-US"/>
+        </w:rPr>
+        <w:t>bevosita</w:t>
+      </w:r>
+      <w:proofErr w:type="spellEnd"/>
+      <w:r>
+        <w:rPr>
+          <w:lang w:val="en-US"/>
+        </w:rPr>
+        <w:t xml:space="preserve"> </w:t>
+      </w:r>
+      <w:proofErr w:type="spellStart"/>
+      <w:r>
+        <w:rPr>
+          <w:lang w:val="en-US"/>
+        </w:rPr>
+        <w:t>ulangan</w:t>
+      </w:r>
+      <w:proofErr w:type="spellEnd"/>
+      <w:r>
+        <w:rPr>
+          <w:lang w:val="en-US"/>
+        </w:rPr>
+        <w:t xml:space="preserve"> </w:t>
+      </w:r>
+      <w:proofErr w:type="spellStart"/>
+      <w:r>
+        <w:rPr>
+          <w:lang w:val="en-US"/>
+        </w:rPr>
+        <w:t>tarmoqni</w:t>
+      </w:r>
+      <w:proofErr w:type="spellEnd"/>
+      <w:r>
+        <w:rPr>
+          <w:lang w:val="en-US"/>
+        </w:rPr>
+        <w:t xml:space="preserve">, L </w:t>
+      </w:r>
+      <w:proofErr w:type="spellStart"/>
+      <w:r>
+        <w:rPr>
+          <w:lang w:val="en-US"/>
+        </w:rPr>
+        <w:t>esa</w:t>
+      </w:r>
+      <w:proofErr w:type="spellEnd"/>
+      <w:r>
+        <w:rPr>
+          <w:lang w:val="en-US"/>
+        </w:rPr>
+        <w:t xml:space="preserve"> </w:t>
+      </w:r>
+      <w:proofErr w:type="spellStart"/>
+      <w:r>
+        <w:rPr>
+          <w:lang w:val="en-US"/>
+        </w:rPr>
+        <w:t>routerning</w:t>
+      </w:r>
+      <w:proofErr w:type="spellEnd"/>
+      <w:r>
+        <w:rPr>
+          <w:lang w:val="en-US"/>
+        </w:rPr>
+        <w:t xml:space="preserve"> </w:t>
+      </w:r>
+      <w:proofErr w:type="spellStart"/>
+      <w:proofErr w:type="gramStart"/>
+      <w:r>
+        <w:rPr>
+          <w:lang w:val="en-US"/>
+        </w:rPr>
+        <w:t>o‘</w:t>
+      </w:r>
+      <w:proofErr w:type="gramEnd"/>
+      <w:r>
+        <w:rPr>
+          <w:lang w:val="en-US"/>
+        </w:rPr>
+        <w:t>z</w:t>
+      </w:r>
+      <w:proofErr w:type="spellEnd"/>
+      <w:r>
+        <w:rPr>
+          <w:lang w:val="en-US"/>
+        </w:rPr>
+        <w:t xml:space="preserve"> </w:t>
+      </w:r>
+      <w:proofErr w:type="spellStart"/>
+      <w:r>
+        <w:rPr>
+          <w:lang w:val="en-US"/>
+        </w:rPr>
+        <w:t>interfeysiga</w:t>
+      </w:r>
+      <w:proofErr w:type="spellEnd"/>
+      <w:r>
+        <w:rPr>
+          <w:lang w:val="en-US"/>
+        </w:rPr>
+        <w:t xml:space="preserve"> </w:t>
+      </w:r>
+      <w:proofErr w:type="spellStart"/>
+      <w:r>
+        <w:rPr>
+          <w:lang w:val="en-US"/>
+        </w:rPr>
+        <w:t>tegishli</w:t>
+      </w:r>
+      <w:proofErr w:type="spellEnd"/>
+      <w:r>
+        <w:rPr>
+          <w:lang w:val="en-US"/>
+        </w:rPr>
+        <w:t xml:space="preserve"> IP </w:t>
+      </w:r>
+      <w:proofErr w:type="spellStart"/>
+      <w:r>
+        <w:rPr>
+          <w:lang w:val="en-US"/>
+        </w:rPr>
+        <w:t>manzilni</w:t>
+      </w:r>
+      <w:proofErr w:type="spellEnd"/>
+      <w:r>
+        <w:rPr>
+          <w:lang w:val="en-US"/>
+        </w:rPr>
+        <w:t xml:space="preserve"> </w:t>
+      </w:r>
+      <w:proofErr w:type="spellStart"/>
+      <w:r>
+        <w:rPr>
+          <w:lang w:val="en-US"/>
+        </w:rPr>
+        <w:t>bildiradi</w:t>
+      </w:r>
+      <w:proofErr w:type="spellEnd"/>
+      <w:r>
+        <w:rPr>
+          <w:lang w:val="en-US"/>
+        </w:rPr>
+        <w:t>.</w:t>
+      </w:r>
+    </w:p>
+    <w:p>
+      <w:pPr>
+        <w:rPr>
+          <w:b/>
+          <w:bCs/>
+          <w:lang w:val="en-US"/>
+        </w:rPr>
+      </w:pPr>
+      <w:r>
+        <w:rPr>
+          <w:b/>
+          <w:bCs/>
+          <w:lang w:val="en-US"/>
+        </w:rPr>
+        <w:t xml:space="preserve">7-qadam: End-to-end </w:t>
+      </w:r>
+      <w:proofErr w:type="spellStart"/>
+      <w:r>
+        <w:rPr>
+          <w:b/>
+          <w:bCs/>
+          <w:lang w:val="en-US"/>
+        </w:rPr>
+        <w:t>aloqani</w:t>
+      </w:r>
+      <w:proofErr w:type="spellEnd"/>
+      <w:r>
+        <w:rPr>
+          <w:b/>
+          <w:bCs/>
+          <w:lang w:val="en-US"/>
+        </w:rPr>
+        <w:t xml:space="preserve"> </w:t>
+      </w:r>
+      <w:proofErr w:type="spellStart"/>
+      <w:r>
+        <w:rPr>
+          <w:b/>
+          <w:bCs/>
+          <w:lang w:val="en-US"/>
+        </w:rPr>
+        <w:t>tekshirish</w:t>
+      </w:r>
+      <w:proofErr w:type="spellEnd"/>
+    </w:p>
+    <w:p>
+      <w:pPr>
+        <w:rPr>
+          <w:lang w:val="en-US"/>
+        </w:rPr>
+      </w:pPr>
+      <w:proofErr w:type="spellStart"/>
+      <w:r>
+        <w:rPr>
+          <w:lang w:val="en-US"/>
+        </w:rPr>
+        <w:t>Endi</w:t>
+      </w:r>
+      <w:proofErr w:type="spellEnd"/>
+      <w:r>
+        <w:rPr>
+          <w:lang w:val="en-US"/>
+        </w:rPr>
+        <w:t xml:space="preserve"> PC1 dan PC2 ga ping </w:t>
+      </w:r>
+      <w:proofErr w:type="spellStart"/>
+      <w:r>
+        <w:rPr>
+          <w:lang w:val="en-US"/>
+        </w:rPr>
+        <w:t>yuboramiz</w:t>
+      </w:r>
+      <w:proofErr w:type="spellEnd"/>
+      <w:r>
+        <w:rPr>
+          <w:lang w:val="en-US"/>
+        </w:rPr>
+        <w:t xml:space="preserve">. Bu </w:t>
+      </w:r>
+      <w:proofErr w:type="spellStart"/>
+      <w:r>
+        <w:rPr>
+          <w:lang w:val="en-US"/>
+        </w:rPr>
+        <w:t>juda</w:t>
+      </w:r>
+      <w:proofErr w:type="spellEnd"/>
+      <w:r>
+        <w:rPr>
+          <w:lang w:val="en-US"/>
+        </w:rPr>
+        <w:t xml:space="preserve"> </w:t>
+      </w:r>
+      <w:proofErr w:type="spellStart"/>
+      <w:r>
+        <w:rPr>
+          <w:lang w:val="en-US"/>
+        </w:rPr>
+        <w:t>muhim</w:t>
+      </w:r>
+      <w:proofErr w:type="spellEnd"/>
+      <w:r>
+        <w:rPr>
+          <w:lang w:val="en-US"/>
+        </w:rPr>
+        <w:t xml:space="preserve">: </w:t>
+      </w:r>
+      <w:proofErr w:type="spellStart"/>
+      <w:r>
+        <w:rPr>
+          <w:lang w:val="en-US"/>
+        </w:rPr>
+        <w:t>routerlar</w:t>
+      </w:r>
+      <w:proofErr w:type="spellEnd"/>
+      <w:r>
+        <w:rPr>
+          <w:lang w:val="en-US"/>
+        </w:rPr>
+        <w:t xml:space="preserve"> </w:t>
+      </w:r>
+      <w:proofErr w:type="spellStart"/>
+      <w:r>
+        <w:rPr>
+          <w:lang w:val="en-US"/>
+        </w:rPr>
+        <w:t>orasida</w:t>
+      </w:r>
+      <w:proofErr w:type="spellEnd"/>
+      <w:r>
+        <w:rPr>
+          <w:lang w:val="en-US"/>
+        </w:rPr>
+        <w:t xml:space="preserve"> ping </w:t>
+      </w:r>
+      <w:proofErr w:type="spellStart"/>
+      <w:r>
+        <w:rPr>
+          <w:lang w:val="en-US"/>
+        </w:rPr>
+        <w:t>ishlashi</w:t>
+      </w:r>
+      <w:proofErr w:type="spellEnd"/>
+      <w:r>
+        <w:rPr>
+          <w:lang w:val="en-US"/>
+        </w:rPr>
+        <w:t xml:space="preserve"> </w:t>
+      </w:r>
+      <w:proofErr w:type="spellStart"/>
+      <w:r>
+        <w:rPr>
+          <w:lang w:val="en-US"/>
+        </w:rPr>
+        <w:t>boshqa</w:t>
+      </w:r>
+      <w:proofErr w:type="spellEnd"/>
+      <w:r>
+        <w:rPr>
+          <w:lang w:val="en-US"/>
+        </w:rPr>
+        <w:t xml:space="preserve">, </w:t>
+      </w:r>
+      <w:proofErr w:type="spellStart"/>
+      <w:r>
+        <w:rPr>
+          <w:lang w:val="en-US"/>
+        </w:rPr>
+        <w:t>ikkita</w:t>
+      </w:r>
+      <w:proofErr w:type="spellEnd"/>
+      <w:r>
+        <w:rPr>
+          <w:lang w:val="en-US"/>
+        </w:rPr>
+        <w:t xml:space="preserve"> LAN </w:t>
+      </w:r>
+      <w:proofErr w:type="spellStart"/>
+      <w:r>
+        <w:rPr>
+          <w:lang w:val="en-US"/>
+        </w:rPr>
+        <w:t>orasida</w:t>
+      </w:r>
+      <w:proofErr w:type="spellEnd"/>
+      <w:r>
+        <w:rPr>
+          <w:lang w:val="en-US"/>
+        </w:rPr>
+        <w:t xml:space="preserve"> </w:t>
+      </w:r>
+      <w:proofErr w:type="spellStart"/>
+      <w:proofErr w:type="gramStart"/>
+      <w:r>
+        <w:rPr>
+          <w:lang w:val="en-US"/>
+        </w:rPr>
+        <w:t>to‘</w:t>
+      </w:r>
+      <w:proofErr w:type="gramEnd"/>
+      <w:r>
+        <w:rPr>
+          <w:lang w:val="en-US"/>
+        </w:rPr>
+        <w:t>liq</w:t>
+      </w:r>
+      <w:proofErr w:type="spellEnd"/>
+      <w:r>
+        <w:rPr>
+          <w:lang w:val="en-US"/>
+        </w:rPr>
+        <w:t xml:space="preserve"> </w:t>
+      </w:r>
+      <w:proofErr w:type="spellStart"/>
+      <w:r>
+        <w:rPr>
+          <w:lang w:val="en-US"/>
+        </w:rPr>
+        <w:t>aloqa</w:t>
+      </w:r>
+      <w:proofErr w:type="spellEnd"/>
+      <w:r>
+        <w:rPr>
+          <w:lang w:val="en-US"/>
+        </w:rPr>
+        <w:t xml:space="preserve"> </w:t>
+      </w:r>
+      <w:proofErr w:type="spellStart"/>
+      <w:r>
+        <w:rPr>
+          <w:lang w:val="en-US"/>
+        </w:rPr>
+        <w:t>ishlashi</w:t>
+      </w:r>
+      <w:proofErr w:type="spellEnd"/>
+      <w:r>
+        <w:rPr>
+          <w:lang w:val="en-US"/>
+        </w:rPr>
+        <w:t xml:space="preserve"> </w:t>
+      </w:r>
+      <w:proofErr w:type="spellStart"/>
+      <w:r>
+        <w:rPr>
+          <w:lang w:val="en-US"/>
+        </w:rPr>
+        <w:t>boshqa</w:t>
+      </w:r>
+      <w:proofErr w:type="spellEnd"/>
+      <w:r>
+        <w:rPr>
+          <w:lang w:val="en-US"/>
+        </w:rPr>
+        <w:t>.</w:t>
+      </w:r>
+    </w:p>
+    <w:p>
+      <w:pPr>
+        <w:rPr>
+          <w:lang w:val="en-US"/>
+        </w:rPr>
+      </w:pPr>
+      <w:r>
+        <w:rPr>
+          <w:b/>
+          <w:bCs/>
+          <w:lang w:val="en-US"/>
+        </w:rPr>
+        <w:t>PC1 → Desktop → Command Prompt</w:t>
+      </w:r>
+      <w:r>
+        <w:rPr>
+          <w:lang w:val="en-US"/>
+        </w:rPr>
+        <w:t xml:space="preserve"> </w:t>
+      </w:r>
+      <w:proofErr w:type="spellStart"/>
+      <w:r>
+        <w:rPr>
+          <w:lang w:val="en-US"/>
+        </w:rPr>
+        <w:t>oynasini</w:t>
+      </w:r>
+      <w:proofErr w:type="spellEnd"/>
+      <w:r>
+        <w:rPr>
+          <w:lang w:val="en-US"/>
+        </w:rPr>
+        <w:t xml:space="preserve"> </w:t>
+      </w:r>
+      <w:proofErr w:type="spellStart"/>
+      <w:r>
+        <w:rPr>
+          <w:lang w:val="en-US"/>
+        </w:rPr>
+        <w:t>oching</w:t>
+      </w:r>
+      <w:proofErr w:type="spellEnd"/>
+      <w:r>
+        <w:rPr>
+          <w:lang w:val="en-US"/>
+        </w:rPr>
+        <w:t xml:space="preserve"> </w:t>
+      </w:r>
+      <w:proofErr w:type="spellStart"/>
+      <w:r>
+        <w:rPr>
+          <w:lang w:val="en-US"/>
+        </w:rPr>
+        <w:t>va</w:t>
+      </w:r>
+      <w:proofErr w:type="spellEnd"/>
+      <w:r>
+        <w:rPr>
+          <w:lang w:val="en-US"/>
+        </w:rPr>
+        <w:t xml:space="preserve"> </w:t>
+      </w:r>
+      <w:proofErr w:type="spellStart"/>
+      <w:r>
+        <w:rPr>
+          <w:lang w:val="en-US"/>
+        </w:rPr>
+        <w:t>bajaring</w:t>
+      </w:r>
+      <w:proofErr w:type="spellEnd"/>
+      <w:r>
+        <w:rPr>
+          <w:lang w:val="en-US"/>
+        </w:rPr>
+        <w:t>:</w:t>
+      </w:r>
+    </w:p>
+    <w:p>
+      <w:pPr>
+        <w:rPr>
+          <w:lang w:val="en-US"/>
+        </w:rPr>
+      </w:pPr>
+      <w:r>
+        <w:rPr>
+          <w:lang w:val="en-US"/>
+        </w:rPr>
+        <w:t>ping 192.168.2.10</w:t>
+      </w:r>
+    </w:p>
+    <w:p>
+      <w:pPr>
+        <w:rPr>
+          <w:lang w:val="en-US"/>
+        </w:rPr>
+      </w:pPr>
+      <w:r>
+        <w:rPr>
+          <w:lang w:val="en-US"/>
+        </w:rPr>
+        <w:t xml:space="preserve">Agar </w:t>
+      </w:r>
+      <w:proofErr w:type="spellStart"/>
+      <w:r>
+        <w:rPr>
+          <w:lang w:val="en-US"/>
+        </w:rPr>
+        <w:t>birinchi</w:t>
+      </w:r>
+      <w:proofErr w:type="spellEnd"/>
+      <w:r>
+        <w:rPr>
+          <w:lang w:val="en-US"/>
+        </w:rPr>
+        <w:t xml:space="preserve"> ping </w:t>
+      </w:r>
+      <w:proofErr w:type="spellStart"/>
+      <w:r>
+        <w:rPr>
+          <w:lang w:val="en-US"/>
+        </w:rPr>
+        <w:t>javob</w:t>
+      </w:r>
+      <w:proofErr w:type="spellEnd"/>
+      <w:r>
+        <w:rPr>
+          <w:lang w:val="en-US"/>
+        </w:rPr>
+        <w:t xml:space="preserve"> </w:t>
+      </w:r>
+      <w:proofErr w:type="spellStart"/>
+      <w:r>
+        <w:rPr>
+          <w:lang w:val="en-US"/>
+        </w:rPr>
+        <w:t>bermasa</w:t>
+      </w:r>
+      <w:proofErr w:type="spellEnd"/>
+      <w:r>
+        <w:rPr>
+          <w:lang w:val="en-US"/>
+        </w:rPr>
+        <w:t xml:space="preserve">, </w:t>
+      </w:r>
+      <w:proofErr w:type="spellStart"/>
+      <w:r>
+        <w:rPr>
+          <w:lang w:val="en-US"/>
+        </w:rPr>
+        <w:t>ikkinchi</w:t>
+      </w:r>
+      <w:proofErr w:type="spellEnd"/>
+      <w:r>
+        <w:rPr>
+          <w:lang w:val="en-US"/>
+        </w:rPr>
+        <w:t xml:space="preserve"> </w:t>
+      </w:r>
+      <w:proofErr w:type="spellStart"/>
+      <w:r>
+        <w:rPr>
+          <w:lang w:val="en-US"/>
+        </w:rPr>
+        <w:t>marta</w:t>
+      </w:r>
+      <w:proofErr w:type="spellEnd"/>
+      <w:r>
+        <w:rPr>
+          <w:lang w:val="en-US"/>
+        </w:rPr>
+        <w:t xml:space="preserve"> </w:t>
+      </w:r>
+      <w:proofErr w:type="spellStart"/>
+      <w:r>
+        <w:rPr>
+          <w:lang w:val="en-US"/>
+        </w:rPr>
+        <w:t>takrorlang</w:t>
+      </w:r>
+      <w:proofErr w:type="spellEnd"/>
+      <w:r>
+        <w:rPr>
+          <w:lang w:val="en-US"/>
+        </w:rPr>
+        <w:t xml:space="preserve">. </w:t>
+      </w:r>
+      <w:proofErr w:type="spellStart"/>
+      <w:r>
+        <w:rPr>
+          <w:lang w:val="en-US"/>
+        </w:rPr>
+        <w:t>Dastlabki</w:t>
+      </w:r>
+      <w:proofErr w:type="spellEnd"/>
+      <w:r>
+        <w:rPr>
+          <w:lang w:val="en-US"/>
+        </w:rPr>
+        <w:t xml:space="preserve"> </w:t>
+      </w:r>
+      <w:proofErr w:type="spellStart"/>
+      <w:r>
+        <w:rPr>
+          <w:lang w:val="en-US"/>
+        </w:rPr>
+        <w:t>paket</w:t>
+      </w:r>
+      <w:proofErr w:type="spellEnd"/>
+      <w:r>
+        <w:rPr>
+          <w:lang w:val="en-US"/>
+        </w:rPr>
+        <w:t xml:space="preserve"> ARP </w:t>
+      </w:r>
+      <w:proofErr w:type="spellStart"/>
+      <w:r>
+        <w:rPr>
+          <w:lang w:val="en-US"/>
+        </w:rPr>
+        <w:t>manzilini</w:t>
+      </w:r>
+      <w:proofErr w:type="spellEnd"/>
+      <w:r>
+        <w:rPr>
+          <w:lang w:val="en-US"/>
+        </w:rPr>
+        <w:t xml:space="preserve"> </w:t>
+      </w:r>
+      <w:proofErr w:type="spellStart"/>
+      <w:r>
+        <w:rPr>
+          <w:lang w:val="en-US"/>
+        </w:rPr>
+        <w:t>aniqlash</w:t>
+      </w:r>
+      <w:proofErr w:type="spellEnd"/>
+      <w:r>
+        <w:rPr>
+          <w:lang w:val="en-US"/>
+        </w:rPr>
+        <w:t xml:space="preserve"> </w:t>
+      </w:r>
+      <w:proofErr w:type="spellStart"/>
+      <w:r>
+        <w:rPr>
+          <w:lang w:val="en-US"/>
+        </w:rPr>
+        <w:t>vaqtida</w:t>
+      </w:r>
+      <w:proofErr w:type="spellEnd"/>
+      <w:r>
+        <w:rPr>
+          <w:lang w:val="en-US"/>
+        </w:rPr>
+        <w:t xml:space="preserve"> </w:t>
+      </w:r>
+      <w:proofErr w:type="spellStart"/>
+      <w:proofErr w:type="gramStart"/>
+      <w:r>
+        <w:rPr>
+          <w:lang w:val="en-US"/>
+        </w:rPr>
+        <w:t>yo‘</w:t>
+      </w:r>
+      <w:proofErr w:type="gramEnd"/>
+      <w:r>
+        <w:rPr>
+          <w:lang w:val="en-US"/>
+        </w:rPr>
+        <w:t>qolishi</w:t>
+      </w:r>
+      <w:proofErr w:type="spellEnd"/>
+      <w:r>
+        <w:rPr>
+          <w:lang w:val="en-US"/>
+        </w:rPr>
+        <w:t xml:space="preserve"> </w:t>
+      </w:r>
+      <w:proofErr w:type="spellStart"/>
+      <w:r>
+        <w:rPr>
+          <w:lang w:val="en-US"/>
+        </w:rPr>
+        <w:t>mumkin</w:t>
+      </w:r>
+      <w:proofErr w:type="spellEnd"/>
+      <w:r>
+        <w:rPr>
+          <w:lang w:val="en-US"/>
+        </w:rPr>
+        <w:t>.</w:t>
+      </w:r>
+    </w:p>
+    <w:p>
+      <w:pPr>
+        <w:rPr>
+          <w:lang w:val="en-US"/>
+        </w:rPr>
+      </w:pPr>
+    </w:p>
+    <w:p>
+      <w:pPr>
+        <w:rPr>
+          <w:lang w:val="en-US"/>
+        </w:rPr>
+      </w:pPr>
+    </w:p>
+    <w:p>
+      <w:pPr>
+        <w:rPr>
+          <w:lang w:val="en-US"/>
+        </w:rPr>
+      </w:pPr>
+      <w:proofErr w:type="spellStart"/>
+      <w:r>
+        <w:rPr>
+          <w:b/>
+          <w:bCs/>
+          <w:lang w:val="en-US"/>
+        </w:rPr>
+        <w:t>Kutiladigan</w:t>
+      </w:r>
+      <w:proofErr w:type="spellEnd"/>
+      <w:r>
+        <w:rPr>
+          <w:b/>
+          <w:bCs/>
+          <w:lang w:val="en-US"/>
+        </w:rPr>
+        <w:t xml:space="preserve"> </w:t>
+      </w:r>
+      <w:proofErr w:type="spellStart"/>
+      <w:r>
+        <w:rPr>
+          <w:b/>
+          <w:bCs/>
+          <w:lang w:val="en-US"/>
+        </w:rPr>
+        <w:t>natija</w:t>
+      </w:r>
+      <w:proofErr w:type="spellEnd"/>
+      <w:r>
+        <w:rPr>
+          <w:b/>
+          <w:bCs/>
+          <w:lang w:val="en-US"/>
+        </w:rPr>
+        <w:t>:</w:t>
+      </w:r>
+      <w:r>
+        <w:rPr>
+          <w:lang w:val="en-US"/>
+        </w:rPr>
+        <w:t xml:space="preserve"> Reply from 192.168.2.10 </w:t>
+      </w:r>
+      <w:proofErr w:type="spellStart"/>
+      <w:r>
+        <w:rPr>
+          <w:lang w:val="en-US"/>
+        </w:rPr>
+        <w:t>va</w:t>
+      </w:r>
+      <w:proofErr w:type="spellEnd"/>
+      <w:r>
+        <w:rPr>
+          <w:lang w:val="en-US"/>
+        </w:rPr>
+        <w:t xml:space="preserve"> </w:t>
+      </w:r>
+      <w:proofErr w:type="spellStart"/>
+      <w:r>
+        <w:rPr>
+          <w:lang w:val="en-US"/>
+        </w:rPr>
+        <w:t>keyingi</w:t>
+      </w:r>
+      <w:proofErr w:type="spellEnd"/>
+      <w:r>
+        <w:rPr>
+          <w:lang w:val="en-US"/>
+        </w:rPr>
+        <w:t xml:space="preserve"> </w:t>
+      </w:r>
+      <w:proofErr w:type="spellStart"/>
+      <w:r>
+        <w:rPr>
+          <w:lang w:val="en-US"/>
+        </w:rPr>
+        <w:t>urinishda</w:t>
+      </w:r>
+      <w:proofErr w:type="spellEnd"/>
+      <w:r>
+        <w:rPr>
+          <w:lang w:val="en-US"/>
+        </w:rPr>
+        <w:t xml:space="preserve"> </w:t>
+      </w:r>
+      <w:proofErr w:type="spellStart"/>
+      <w:r>
+        <w:rPr>
+          <w:lang w:val="en-US"/>
+        </w:rPr>
+        <w:t>muvaffaqiyatli</w:t>
+      </w:r>
+      <w:proofErr w:type="spellEnd"/>
+      <w:r>
+        <w:rPr>
+          <w:lang w:val="en-US"/>
+        </w:rPr>
+        <w:t xml:space="preserve"> </w:t>
+      </w:r>
+      <w:proofErr w:type="spellStart"/>
+      <w:r>
+        <w:rPr>
+          <w:lang w:val="en-US"/>
+        </w:rPr>
+        <w:t>pinglar</w:t>
+      </w:r>
+      <w:proofErr w:type="spellEnd"/>
+      <w:r>
+        <w:rPr>
+          <w:lang w:val="en-US"/>
+        </w:rPr>
+        <w:t>.</w:t>
+      </w:r>
+    </w:p>
+    <w:p>
+      <w:pPr>
+        <w:rPr>
+          <w:lang w:val="en-US"/>
+        </w:rPr>
+      </w:pPr>
+    </w:p>
+    <w:p>
+      <w:pPr>
+        <w:rPr>
+          <w:lang w:val="en-US"/>
+        </w:rPr>
+      </w:pPr>
+    </w:p>
+    <w:p>
+      <w:pPr>
+        <w:rPr>
+          <w:b/>
+          <w:bCs/>
+          <w:lang w:val="en-US"/>
+        </w:rPr>
+      </w:pPr>
+      <w:r>
+        <w:rPr>
+          <w:b/>
+          <w:bCs/>
+          <w:lang w:val="en-US"/>
+        </w:rPr>
+        <w:t xml:space="preserve">8-qadam: Default Route — </w:t>
+      </w:r>
+      <w:proofErr w:type="spellStart"/>
+      <w:r>
+        <w:rPr>
+          <w:b/>
+          <w:bCs/>
+          <w:lang w:val="en-US"/>
+        </w:rPr>
+        <w:t>standart</w:t>
+      </w:r>
+      <w:proofErr w:type="spellEnd"/>
+      <w:r>
+        <w:rPr>
+          <w:b/>
+          <w:bCs/>
+          <w:lang w:val="en-US"/>
+        </w:rPr>
+        <w:t xml:space="preserve"> </w:t>
+      </w:r>
+      <w:proofErr w:type="spellStart"/>
+      <w:proofErr w:type="gramStart"/>
+      <w:r>
+        <w:rPr>
+          <w:b/>
+          <w:bCs/>
+          <w:lang w:val="en-US"/>
+        </w:rPr>
+        <w:t>yo‘</w:t>
+      </w:r>
+      <w:proofErr w:type="gramEnd"/>
+      <w:r>
+        <w:rPr>
+          <w:b/>
+          <w:bCs/>
+          <w:lang w:val="en-US"/>
+        </w:rPr>
+        <w:t>l</w:t>
+      </w:r>
+      <w:proofErr w:type="spellEnd"/>
+    </w:p>
+    <w:p>
+      <w:pPr>
+        <w:rPr>
+          <w:b/>
+          <w:bCs/>
+          <w:lang w:val="en-US"/>
+        </w:rPr>
+      </w:pPr>
+      <w:r>
+        <w:rPr>
+          <w:b/>
+          <w:bCs/>
+          <w:lang w:val="en-US"/>
+        </w:rPr>
+        <w:t xml:space="preserve">Default Route </w:t>
+      </w:r>
+      <w:proofErr w:type="spellStart"/>
+      <w:r>
+        <w:rPr>
+          <w:b/>
+          <w:bCs/>
+          <w:lang w:val="en-US"/>
+        </w:rPr>
+        <w:t>nima</w:t>
+      </w:r>
+      <w:proofErr w:type="spellEnd"/>
+      <w:r>
+        <w:rPr>
+          <w:b/>
+          <w:bCs/>
+          <w:lang w:val="en-US"/>
+        </w:rPr>
+        <w:t>?</w:t>
+      </w:r>
+    </w:p>
+    <w:p>
+      <w:pPr>
+        <w:rPr>
+          <w:lang w:val="en-US"/>
+        </w:rPr>
+      </w:pPr>
+      <w:r>
+        <w:rPr>
+          <w:b/>
+          <w:bCs/>
+          <w:lang w:val="en-US"/>
+        </w:rPr>
+        <w:t>Default Route</w:t>
+      </w:r>
+      <w:r>
+        <w:rPr>
+          <w:lang w:val="en-US"/>
+        </w:rPr>
+        <w:t xml:space="preserve"> — </w:t>
+      </w:r>
+      <w:proofErr w:type="spellStart"/>
+      <w:r>
+        <w:rPr>
+          <w:lang w:val="en-US"/>
+        </w:rPr>
+        <w:t>routerda</w:t>
+      </w:r>
+      <w:proofErr w:type="spellEnd"/>
+      <w:r>
+        <w:rPr>
+          <w:lang w:val="en-US"/>
+        </w:rPr>
+        <w:t xml:space="preserve"> manzil </w:t>
+      </w:r>
+      <w:proofErr w:type="spellStart"/>
+      <w:r>
+        <w:rPr>
+          <w:lang w:val="en-US"/>
+        </w:rPr>
+        <w:t>uchun</w:t>
+      </w:r>
+      <w:proofErr w:type="spellEnd"/>
+      <w:r>
+        <w:rPr>
+          <w:lang w:val="en-US"/>
+        </w:rPr>
+        <w:t xml:space="preserve"> </w:t>
+      </w:r>
+      <w:proofErr w:type="spellStart"/>
+      <w:r>
+        <w:rPr>
+          <w:lang w:val="en-US"/>
+        </w:rPr>
+        <w:t>aniqroq</w:t>
+      </w:r>
+      <w:proofErr w:type="spellEnd"/>
+      <w:r>
+        <w:rPr>
+          <w:lang w:val="en-US"/>
+        </w:rPr>
+        <w:t xml:space="preserve"> </w:t>
+      </w:r>
+      <w:proofErr w:type="spellStart"/>
+      <w:r>
+        <w:rPr>
+          <w:lang w:val="en-US"/>
+        </w:rPr>
+        <w:t>marshrut</w:t>
+      </w:r>
+      <w:proofErr w:type="spellEnd"/>
+      <w:r>
+        <w:rPr>
+          <w:lang w:val="en-US"/>
+        </w:rPr>
+        <w:t xml:space="preserve"> </w:t>
+      </w:r>
+      <w:proofErr w:type="spellStart"/>
+      <w:r>
+        <w:rPr>
+          <w:lang w:val="en-US"/>
+        </w:rPr>
+        <w:t>topilmaganda</w:t>
+      </w:r>
+      <w:proofErr w:type="spellEnd"/>
+      <w:r>
+        <w:rPr>
+          <w:lang w:val="en-US"/>
+        </w:rPr>
+        <w:t xml:space="preserve">, </w:t>
+      </w:r>
+      <w:proofErr w:type="spellStart"/>
+      <w:r>
+        <w:rPr>
+          <w:lang w:val="en-US"/>
+        </w:rPr>
+        <w:t>trafikni</w:t>
+      </w:r>
+      <w:proofErr w:type="spellEnd"/>
+      <w:r>
+        <w:rPr>
+          <w:lang w:val="en-US"/>
+        </w:rPr>
+        <w:t xml:space="preserve"> </w:t>
+      </w:r>
+      <w:proofErr w:type="spellStart"/>
+      <w:r>
+        <w:rPr>
+          <w:lang w:val="en-US"/>
+        </w:rPr>
+        <w:t>belgilangan</w:t>
+      </w:r>
+      <w:proofErr w:type="spellEnd"/>
+      <w:r>
+        <w:rPr>
+          <w:lang w:val="en-US"/>
+        </w:rPr>
+        <w:t xml:space="preserve"> </w:t>
+      </w:r>
+      <w:proofErr w:type="spellStart"/>
+      <w:r>
+        <w:rPr>
+          <w:lang w:val="en-US"/>
+        </w:rPr>
+        <w:t>keyingi</w:t>
+      </w:r>
+      <w:proofErr w:type="spellEnd"/>
+      <w:r>
+        <w:rPr>
+          <w:lang w:val="en-US"/>
+        </w:rPr>
+        <w:t xml:space="preserve"> </w:t>
+      </w:r>
+      <w:proofErr w:type="spellStart"/>
+      <w:r>
+        <w:rPr>
+          <w:lang w:val="en-US"/>
+        </w:rPr>
+        <w:t>manzilga</w:t>
+      </w:r>
+      <w:proofErr w:type="spellEnd"/>
+      <w:r>
+        <w:rPr>
+          <w:lang w:val="en-US"/>
+        </w:rPr>
+        <w:t xml:space="preserve"> </w:t>
+      </w:r>
+      <w:proofErr w:type="spellStart"/>
+      <w:r>
+        <w:rPr>
+          <w:lang w:val="en-US"/>
+        </w:rPr>
+        <w:t>yuboradigan</w:t>
+      </w:r>
+      <w:proofErr w:type="spellEnd"/>
+      <w:r>
+        <w:rPr>
+          <w:lang w:val="en-US"/>
+        </w:rPr>
+        <w:t xml:space="preserve"> </w:t>
+      </w:r>
+      <w:proofErr w:type="spellStart"/>
+      <w:proofErr w:type="gramStart"/>
+      <w:r>
+        <w:rPr>
+          <w:lang w:val="en-US"/>
+        </w:rPr>
+        <w:t>yo‘</w:t>
+      </w:r>
+      <w:proofErr w:type="gramEnd"/>
+      <w:r>
+        <w:rPr>
+          <w:lang w:val="en-US"/>
+        </w:rPr>
+        <w:t>l</w:t>
+      </w:r>
+      <w:proofErr w:type="spellEnd"/>
+      <w:r>
+        <w:rPr>
+          <w:lang w:val="en-US"/>
+        </w:rPr>
+        <w:t>.</w:t>
+      </w:r>
+    </w:p>
+    <w:p>
+      <w:pPr>
+        <w:rPr>
+          <w:lang w:val="en-US"/>
+        </w:rPr>
+      </w:pPr>
+      <w:proofErr w:type="spellStart"/>
+      <w:r>
+        <w:rPr>
+          <w:lang w:val="en-US"/>
+        </w:rPr>
+        <w:t>Masalan</w:t>
+      </w:r>
+      <w:proofErr w:type="spellEnd"/>
+      <w:r>
+        <w:rPr>
+          <w:lang w:val="en-US"/>
+        </w:rPr>
+        <w:t xml:space="preserve">, filial </w:t>
+      </w:r>
+      <w:proofErr w:type="spellStart"/>
+      <w:r>
+        <w:rPr>
+          <w:lang w:val="en-US"/>
+        </w:rPr>
+        <w:t>routeri</w:t>
+      </w:r>
+      <w:proofErr w:type="spellEnd"/>
+      <w:r>
+        <w:rPr>
+          <w:lang w:val="en-US"/>
+        </w:rPr>
+        <w:t xml:space="preserve"> </w:t>
+      </w:r>
+      <w:proofErr w:type="spellStart"/>
+      <w:r>
+        <w:rPr>
+          <w:lang w:val="en-US"/>
+        </w:rPr>
+        <w:t>internetdagi</w:t>
+      </w:r>
+      <w:proofErr w:type="spellEnd"/>
+      <w:r>
+        <w:rPr>
+          <w:lang w:val="en-US"/>
+        </w:rPr>
+        <w:t xml:space="preserve"> </w:t>
+      </w:r>
+      <w:proofErr w:type="spellStart"/>
+      <w:r>
+        <w:rPr>
+          <w:lang w:val="en-US"/>
+        </w:rPr>
+        <w:t>turli</w:t>
+      </w:r>
+      <w:proofErr w:type="spellEnd"/>
+      <w:r>
+        <w:rPr>
+          <w:lang w:val="en-US"/>
+        </w:rPr>
+        <w:t xml:space="preserve"> </w:t>
+      </w:r>
+      <w:proofErr w:type="spellStart"/>
+      <w:r>
+        <w:rPr>
+          <w:lang w:val="en-US"/>
+        </w:rPr>
+        <w:t>manzillarga</w:t>
+      </w:r>
+      <w:proofErr w:type="spellEnd"/>
+      <w:r>
+        <w:rPr>
+          <w:lang w:val="en-US"/>
+        </w:rPr>
+        <w:t xml:space="preserve"> </w:t>
+      </w:r>
+      <w:proofErr w:type="spellStart"/>
+      <w:r>
+        <w:rPr>
+          <w:lang w:val="en-US"/>
+        </w:rPr>
+        <w:t>chiqishi</w:t>
+      </w:r>
+      <w:proofErr w:type="spellEnd"/>
+      <w:r>
+        <w:rPr>
+          <w:lang w:val="en-US"/>
+        </w:rPr>
+        <w:t xml:space="preserve"> </w:t>
+      </w:r>
+      <w:proofErr w:type="spellStart"/>
+      <w:r>
+        <w:rPr>
+          <w:lang w:val="en-US"/>
+        </w:rPr>
+        <w:t>kerak</w:t>
+      </w:r>
+      <w:proofErr w:type="spellEnd"/>
+      <w:r>
+        <w:rPr>
+          <w:lang w:val="en-US"/>
+        </w:rPr>
+        <w:t xml:space="preserve">. Har </w:t>
+      </w:r>
+      <w:proofErr w:type="spellStart"/>
+      <w:r>
+        <w:rPr>
+          <w:lang w:val="en-US"/>
+        </w:rPr>
+        <w:t>bir</w:t>
+      </w:r>
+      <w:proofErr w:type="spellEnd"/>
+      <w:r>
+        <w:rPr>
+          <w:lang w:val="en-US"/>
+        </w:rPr>
+        <w:t xml:space="preserve"> internet </w:t>
+      </w:r>
+      <w:proofErr w:type="spellStart"/>
+      <w:proofErr w:type="gramStart"/>
+      <w:r>
+        <w:rPr>
+          <w:lang w:val="en-US"/>
+        </w:rPr>
+        <w:t>tarmog‘</w:t>
+      </w:r>
+      <w:proofErr w:type="gramEnd"/>
+      <w:r>
+        <w:rPr>
+          <w:lang w:val="en-US"/>
+        </w:rPr>
+        <w:t>i</w:t>
+      </w:r>
+      <w:proofErr w:type="spellEnd"/>
+      <w:r>
+        <w:rPr>
+          <w:lang w:val="en-US"/>
+        </w:rPr>
+        <w:t xml:space="preserve"> </w:t>
+      </w:r>
+      <w:proofErr w:type="spellStart"/>
+      <w:r>
+        <w:rPr>
+          <w:lang w:val="en-US"/>
+        </w:rPr>
+        <w:t>uchun</w:t>
+      </w:r>
+      <w:proofErr w:type="spellEnd"/>
+      <w:r>
+        <w:rPr>
+          <w:lang w:val="en-US"/>
+        </w:rPr>
+        <w:t xml:space="preserve"> </w:t>
+      </w:r>
+      <w:proofErr w:type="spellStart"/>
+      <w:r>
+        <w:rPr>
+          <w:lang w:val="en-US"/>
+        </w:rPr>
+        <w:t>alohida</w:t>
+      </w:r>
+      <w:proofErr w:type="spellEnd"/>
+      <w:r>
+        <w:rPr>
+          <w:lang w:val="en-US"/>
+        </w:rPr>
+        <w:t xml:space="preserve"> route </w:t>
+      </w:r>
+      <w:proofErr w:type="spellStart"/>
+      <w:r>
+        <w:rPr>
+          <w:lang w:val="en-US"/>
+        </w:rPr>
+        <w:t>yozish</w:t>
+      </w:r>
+      <w:proofErr w:type="spellEnd"/>
+      <w:r>
+        <w:rPr>
+          <w:lang w:val="en-US"/>
+        </w:rPr>
+        <w:t xml:space="preserve"> </w:t>
+      </w:r>
+      <w:proofErr w:type="spellStart"/>
+      <w:r>
+        <w:rPr>
+          <w:lang w:val="en-US"/>
+        </w:rPr>
+        <w:t>o‘rniga</w:t>
+      </w:r>
+      <w:proofErr w:type="spellEnd"/>
+      <w:r>
+        <w:rPr>
+          <w:lang w:val="en-US"/>
+        </w:rPr>
+        <w:t xml:space="preserve">, </w:t>
+      </w:r>
+      <w:proofErr w:type="spellStart"/>
+      <w:r>
+        <w:rPr>
+          <w:lang w:val="en-US"/>
+        </w:rPr>
+        <w:t>bitta</w:t>
+      </w:r>
+      <w:proofErr w:type="spellEnd"/>
+      <w:r>
+        <w:rPr>
+          <w:lang w:val="en-US"/>
+        </w:rPr>
+        <w:t xml:space="preserve"> Default Route </w:t>
+      </w:r>
+      <w:proofErr w:type="spellStart"/>
+      <w:r>
+        <w:rPr>
+          <w:lang w:val="en-US"/>
+        </w:rPr>
+        <w:t>ko‘rsatilishi</w:t>
+      </w:r>
+      <w:proofErr w:type="spellEnd"/>
+      <w:r>
+        <w:rPr>
+          <w:lang w:val="en-US"/>
+        </w:rPr>
+        <w:t xml:space="preserve"> </w:t>
+      </w:r>
+      <w:proofErr w:type="spellStart"/>
+      <w:r>
+        <w:rPr>
+          <w:lang w:val="en-US"/>
+        </w:rPr>
+        <w:t>mumkin</w:t>
+      </w:r>
+      <w:proofErr w:type="spellEnd"/>
+      <w:r>
+        <w:rPr>
+          <w:lang w:val="en-US"/>
+        </w:rPr>
+        <w:t>.</w:t>
+      </w:r>
+    </w:p>
+    <w:p>
+      <w:pPr>
+        <w:rPr>
+          <w:lang w:val="en-US"/>
+        </w:rPr>
+      </w:pPr>
+      <w:r>
+        <w:rPr>
+          <w:lang w:val="en-US"/>
+        </w:rPr>
+        <w:lastRenderedPageBreak/>
+        <w:t xml:space="preserve">U </w:t>
+      </w:r>
+      <w:proofErr w:type="spellStart"/>
+      <w:r>
+        <w:rPr>
+          <w:lang w:val="en-US"/>
+        </w:rPr>
+        <w:t>quyidagicha</w:t>
+      </w:r>
+      <w:proofErr w:type="spellEnd"/>
+      <w:r>
+        <w:rPr>
+          <w:lang w:val="en-US"/>
+        </w:rPr>
+        <w:t xml:space="preserve"> </w:t>
+      </w:r>
+      <w:proofErr w:type="spellStart"/>
+      <w:r>
+        <w:rPr>
+          <w:lang w:val="en-US"/>
+        </w:rPr>
+        <w:t>yoziladi</w:t>
+      </w:r>
+      <w:proofErr w:type="spellEnd"/>
+      <w:r>
+        <w:rPr>
+          <w:lang w:val="en-US"/>
+        </w:rPr>
+        <w:t>:</w:t>
+      </w:r>
+    </w:p>
+    <w:p>
+      <w:pPr>
+        <w:rPr>
+          <w:lang w:val="en-US"/>
+        </w:rPr>
+      </w:pPr>
+      <w:proofErr w:type="spellStart"/>
+      <w:r>
+        <w:rPr>
+          <w:lang w:val="en-US"/>
+        </w:rPr>
+        <w:t>ip</w:t>
+      </w:r>
+      <w:proofErr w:type="spellEnd"/>
+      <w:r>
+        <w:rPr>
+          <w:lang w:val="en-US"/>
+        </w:rPr>
+        <w:t xml:space="preserve"> route 0.0.0.0 0.0.0.0 NEXT-HOP</w:t>
+      </w:r>
+    </w:p>
+    <w:p>
+      <w:pPr>
+        <w:rPr>
+          <w:lang w:val="en-US"/>
+        </w:rPr>
+      </w:pPr>
+      <w:r>
+        <w:rPr>
+          <w:lang w:val="en-US"/>
+        </w:rPr>
+        <w:t xml:space="preserve">0.0.0.0 0.0.0.0 — </w:t>
+      </w:r>
+      <w:proofErr w:type="spellStart"/>
+      <w:r>
+        <w:rPr>
+          <w:lang w:val="en-US"/>
+        </w:rPr>
+        <w:t>bu</w:t>
+      </w:r>
+      <w:proofErr w:type="spellEnd"/>
+      <w:r>
+        <w:rPr>
+          <w:lang w:val="en-US"/>
+        </w:rPr>
+        <w:t xml:space="preserve"> </w:t>
+      </w:r>
+      <w:proofErr w:type="spellStart"/>
+      <w:r>
+        <w:rPr>
+          <w:b/>
+          <w:bCs/>
+          <w:lang w:val="en-US"/>
+        </w:rPr>
+        <w:t>istalgan</w:t>
+      </w:r>
+      <w:proofErr w:type="spellEnd"/>
+      <w:r>
+        <w:rPr>
+          <w:b/>
+          <w:bCs/>
+          <w:lang w:val="en-US"/>
+        </w:rPr>
+        <w:t xml:space="preserve"> IPv4 </w:t>
+      </w:r>
+      <w:proofErr w:type="spellStart"/>
+      <w:r>
+        <w:rPr>
+          <w:b/>
+          <w:bCs/>
+          <w:lang w:val="en-US"/>
+        </w:rPr>
+        <w:t>manziliga</w:t>
+      </w:r>
+      <w:proofErr w:type="spellEnd"/>
+      <w:r>
+        <w:rPr>
+          <w:b/>
+          <w:bCs/>
+          <w:lang w:val="en-US"/>
+        </w:rPr>
+        <w:t xml:space="preserve"> </w:t>
+      </w:r>
+      <w:proofErr w:type="spellStart"/>
+      <w:r>
+        <w:rPr>
+          <w:b/>
+          <w:bCs/>
+          <w:lang w:val="en-US"/>
+        </w:rPr>
+        <w:t>mos</w:t>
+      </w:r>
+      <w:proofErr w:type="spellEnd"/>
+      <w:r>
+        <w:rPr>
+          <w:b/>
+          <w:bCs/>
+          <w:lang w:val="en-US"/>
+        </w:rPr>
+        <w:t xml:space="preserve"> </w:t>
+      </w:r>
+      <w:proofErr w:type="spellStart"/>
+      <w:r>
+        <w:rPr>
+          <w:b/>
+          <w:bCs/>
+          <w:lang w:val="en-US"/>
+        </w:rPr>
+        <w:t>keladigan</w:t>
+      </w:r>
+      <w:proofErr w:type="spellEnd"/>
+      <w:r>
+        <w:rPr>
+          <w:b/>
+          <w:bCs/>
+          <w:lang w:val="en-US"/>
+        </w:rPr>
+        <w:t xml:space="preserve"> </w:t>
+      </w:r>
+      <w:proofErr w:type="spellStart"/>
+      <w:r>
+        <w:rPr>
+          <w:b/>
+          <w:bCs/>
+          <w:lang w:val="en-US"/>
+        </w:rPr>
+        <w:t>standart</w:t>
+      </w:r>
+      <w:proofErr w:type="spellEnd"/>
+      <w:r>
+        <w:rPr>
+          <w:b/>
+          <w:bCs/>
+          <w:lang w:val="en-US"/>
+        </w:rPr>
+        <w:t xml:space="preserve"> </w:t>
+      </w:r>
+      <w:proofErr w:type="spellStart"/>
+      <w:r>
+        <w:rPr>
+          <w:b/>
+          <w:bCs/>
+          <w:lang w:val="en-US"/>
+        </w:rPr>
+        <w:t>marshrut</w:t>
+      </w:r>
+      <w:proofErr w:type="spellEnd"/>
+      <w:r>
+        <w:rPr>
+          <w:lang w:val="en-US"/>
+        </w:rPr>
+        <w:t>.</w:t>
+      </w:r>
+    </w:p>
+    <w:p>
+      <w:pPr>
+        <w:rPr>
+          <w:b/>
+          <w:bCs/>
+          <w:lang w:val="en-US"/>
+        </w:rPr>
+      </w:pPr>
+      <w:proofErr w:type="spellStart"/>
+      <w:r>
+        <w:rPr>
+          <w:b/>
+          <w:bCs/>
+          <w:lang w:val="en-US"/>
+        </w:rPr>
+        <w:t>Hozirgi</w:t>
+      </w:r>
+      <w:proofErr w:type="spellEnd"/>
+      <w:r>
+        <w:rPr>
+          <w:b/>
+          <w:bCs/>
+          <w:lang w:val="en-US"/>
+        </w:rPr>
+        <w:t xml:space="preserve"> </w:t>
+      </w:r>
+      <w:proofErr w:type="spellStart"/>
+      <w:r>
+        <w:rPr>
+          <w:b/>
+          <w:bCs/>
+          <w:lang w:val="en-US"/>
+        </w:rPr>
+        <w:t>laboratoriyamizda</w:t>
+      </w:r>
+      <w:proofErr w:type="spellEnd"/>
+      <w:r>
+        <w:rPr>
+          <w:b/>
+          <w:bCs/>
+          <w:lang w:val="en-US"/>
+        </w:rPr>
+        <w:t xml:space="preserve"> </w:t>
+      </w:r>
+      <w:proofErr w:type="spellStart"/>
+      <w:r>
+        <w:rPr>
+          <w:b/>
+          <w:bCs/>
+          <w:lang w:val="en-US"/>
+        </w:rPr>
+        <w:t>sinab</w:t>
+      </w:r>
+      <w:proofErr w:type="spellEnd"/>
+      <w:r>
+        <w:rPr>
+          <w:b/>
+          <w:bCs/>
+          <w:lang w:val="en-US"/>
+        </w:rPr>
+        <w:t xml:space="preserve"> </w:t>
+      </w:r>
+      <w:proofErr w:type="spellStart"/>
+      <w:proofErr w:type="gramStart"/>
+      <w:r>
+        <w:rPr>
+          <w:b/>
+          <w:bCs/>
+          <w:lang w:val="en-US"/>
+        </w:rPr>
+        <w:t>ko‘</w:t>
+      </w:r>
+      <w:proofErr w:type="gramEnd"/>
+      <w:r>
+        <w:rPr>
+          <w:b/>
+          <w:bCs/>
+          <w:lang w:val="en-US"/>
+        </w:rPr>
+        <w:t>ramiz</w:t>
+      </w:r>
+      <w:proofErr w:type="spellEnd"/>
+    </w:p>
+    <w:p>
+      <w:pPr>
+        <w:rPr>
+          <w:lang w:val="en-US"/>
+        </w:rPr>
+      </w:pPr>
+      <w:proofErr w:type="spellStart"/>
+      <w:r>
+        <w:rPr>
+          <w:lang w:val="en-US"/>
+        </w:rPr>
+        <w:t>Hozir</w:t>
+      </w:r>
+      <w:proofErr w:type="spellEnd"/>
+      <w:r>
+        <w:rPr>
+          <w:lang w:val="en-US"/>
+        </w:rPr>
+        <w:t xml:space="preserve"> R1 da </w:t>
+      </w:r>
+      <w:proofErr w:type="spellStart"/>
+      <w:r>
+        <w:rPr>
+          <w:lang w:val="en-US"/>
+        </w:rPr>
+        <w:t>quyidagi</w:t>
+      </w:r>
+      <w:proofErr w:type="spellEnd"/>
+      <w:r>
+        <w:rPr>
+          <w:lang w:val="en-US"/>
+        </w:rPr>
+        <w:t xml:space="preserve"> </w:t>
+      </w:r>
+      <w:proofErr w:type="spellStart"/>
+      <w:r>
+        <w:rPr>
+          <w:lang w:val="en-US"/>
+        </w:rPr>
+        <w:t>buyruqni</w:t>
+      </w:r>
+      <w:proofErr w:type="spellEnd"/>
+      <w:r>
+        <w:rPr>
+          <w:lang w:val="en-US"/>
+        </w:rPr>
+        <w:t xml:space="preserve"> </w:t>
+      </w:r>
+      <w:proofErr w:type="spellStart"/>
+      <w:r>
+        <w:rPr>
+          <w:lang w:val="en-US"/>
+        </w:rPr>
+        <w:t>kiriting</w:t>
+      </w:r>
+      <w:proofErr w:type="spellEnd"/>
+      <w:r>
+        <w:rPr>
+          <w:lang w:val="en-US"/>
+        </w:rPr>
+        <w:t>:</w:t>
+      </w:r>
+    </w:p>
+    <w:p>
+      <w:pPr>
+        <w:rPr>
+          <w:lang w:val="en-US"/>
+        </w:rPr>
+      </w:pPr>
+      <w:r>
+        <w:rPr>
+          <w:lang w:val="en-US"/>
+        </w:rPr>
+        <w:t xml:space="preserve">show </w:t>
+      </w:r>
+      <w:proofErr w:type="spellStart"/>
+      <w:r>
+        <w:rPr>
+          <w:lang w:val="en-US"/>
+        </w:rPr>
+        <w:t>ip</w:t>
+      </w:r>
+      <w:proofErr w:type="spellEnd"/>
+      <w:r>
+        <w:rPr>
+          <w:lang w:val="en-US"/>
+        </w:rPr>
+        <w:t xml:space="preserve"> route</w:t>
+      </w:r>
+    </w:p>
+    <w:p>
+      <w:pPr>
+        <w:rPr>
+          <w:lang w:val="en-US"/>
+        </w:rPr>
+      </w:pPr>
+      <w:proofErr w:type="spellStart"/>
+      <w:r>
+        <w:rPr>
+          <w:lang w:val="en-US"/>
+        </w:rPr>
+        <w:t>Natijada</w:t>
+      </w:r>
+      <w:proofErr w:type="spellEnd"/>
+      <w:r>
+        <w:rPr>
+          <w:lang w:val="en-US"/>
+        </w:rPr>
+        <w:t xml:space="preserve"> </w:t>
+      </w:r>
+      <w:proofErr w:type="spellStart"/>
+      <w:r>
+        <w:rPr>
+          <w:lang w:val="en-US"/>
+        </w:rPr>
+        <w:t>quyidagi</w:t>
+      </w:r>
+      <w:proofErr w:type="spellEnd"/>
+      <w:r>
+        <w:rPr>
+          <w:lang w:val="en-US"/>
+        </w:rPr>
+        <w:t xml:space="preserve"> </w:t>
+      </w:r>
+      <w:proofErr w:type="spellStart"/>
+      <w:r>
+        <w:rPr>
+          <w:lang w:val="en-US"/>
+        </w:rPr>
+        <w:t>qator</w:t>
+      </w:r>
+      <w:proofErr w:type="spellEnd"/>
+      <w:r>
+        <w:rPr>
+          <w:lang w:val="en-US"/>
+        </w:rPr>
+        <w:t xml:space="preserve"> </w:t>
+      </w:r>
+      <w:proofErr w:type="spellStart"/>
+      <w:r>
+        <w:rPr>
+          <w:lang w:val="en-US"/>
+        </w:rPr>
+        <w:t>borligini</w:t>
+      </w:r>
+      <w:proofErr w:type="spellEnd"/>
+      <w:r>
+        <w:rPr>
+          <w:lang w:val="en-US"/>
+        </w:rPr>
+        <w:t xml:space="preserve"> </w:t>
+      </w:r>
+      <w:proofErr w:type="spellStart"/>
+      <w:proofErr w:type="gramStart"/>
+      <w:r>
+        <w:rPr>
+          <w:lang w:val="en-US"/>
+        </w:rPr>
+        <w:t>ko‘</w:t>
+      </w:r>
+      <w:proofErr w:type="gramEnd"/>
+      <w:r>
+        <w:rPr>
+          <w:lang w:val="en-US"/>
+        </w:rPr>
+        <w:t>rasiz</w:t>
+      </w:r>
+      <w:proofErr w:type="spellEnd"/>
+      <w:r>
+        <w:rPr>
+          <w:lang w:val="en-US"/>
+        </w:rPr>
+        <w:t>:</w:t>
+      </w:r>
+    </w:p>
+    <w:p>
+      <w:pPr>
+        <w:rPr>
+          <w:lang w:val="en-US"/>
+        </w:rPr>
+      </w:pPr>
+      <w:r>
+        <w:rPr>
+          <w:lang w:val="en-US"/>
+        </w:rPr>
+        <w:t>Gateway of last resort is not set</w:t>
+      </w:r>
+    </w:p>
+    <w:p>
+      <w:pPr>
+        <w:rPr>
+          <w:lang w:val="en-US"/>
+        </w:rPr>
+      </w:pPr>
+      <w:r>
+        <w:rPr>
+          <w:lang w:val="en-US"/>
+        </w:rPr>
+        <w:t xml:space="preserve">Bu R1 da Default Route </w:t>
+      </w:r>
+      <w:proofErr w:type="spellStart"/>
+      <w:r>
+        <w:rPr>
+          <w:lang w:val="en-US"/>
+        </w:rPr>
+        <w:t>sozlanmaganini</w:t>
+      </w:r>
+      <w:proofErr w:type="spellEnd"/>
+      <w:r>
+        <w:rPr>
+          <w:lang w:val="en-US"/>
+        </w:rPr>
+        <w:t xml:space="preserve"> </w:t>
+      </w:r>
+      <w:proofErr w:type="spellStart"/>
+      <w:r>
+        <w:rPr>
+          <w:lang w:val="en-US"/>
+        </w:rPr>
+        <w:t>anglatadi</w:t>
+      </w:r>
+      <w:proofErr w:type="spellEnd"/>
+      <w:r>
+        <w:rPr>
+          <w:lang w:val="en-US"/>
+        </w:rPr>
+        <w:t>.</w:t>
+      </w:r>
+    </w:p>
+    <w:p>
+      <w:pPr>
+        <w:rPr>
+          <w:lang w:val="en-US"/>
+        </w:rPr>
+      </w:pPr>
+      <w:proofErr w:type="spellStart"/>
+      <w:r>
+        <w:rPr>
+          <w:lang w:val="en-US"/>
+        </w:rPr>
+        <w:t>Endi</w:t>
+      </w:r>
+      <w:proofErr w:type="spellEnd"/>
+      <w:r>
+        <w:rPr>
+          <w:lang w:val="en-US"/>
+        </w:rPr>
+        <w:t xml:space="preserve"> R1 ga Default Route </w:t>
+      </w:r>
+      <w:proofErr w:type="spellStart"/>
+      <w:proofErr w:type="gramStart"/>
+      <w:r>
+        <w:rPr>
+          <w:lang w:val="en-US"/>
+        </w:rPr>
+        <w:t>qo‘</w:t>
+      </w:r>
+      <w:proofErr w:type="gramEnd"/>
+      <w:r>
+        <w:rPr>
+          <w:lang w:val="en-US"/>
+        </w:rPr>
+        <w:t>shamiz</w:t>
+      </w:r>
+      <w:proofErr w:type="spellEnd"/>
+      <w:r>
+        <w:rPr>
+          <w:lang w:val="en-US"/>
+        </w:rPr>
+        <w:t xml:space="preserve">. </w:t>
+      </w:r>
+      <w:proofErr w:type="spellStart"/>
+      <w:r>
+        <w:rPr>
+          <w:lang w:val="en-US"/>
+        </w:rPr>
+        <w:t>Bizning</w:t>
+      </w:r>
+      <w:proofErr w:type="spellEnd"/>
+      <w:r>
+        <w:rPr>
+          <w:lang w:val="en-US"/>
+        </w:rPr>
+        <w:t xml:space="preserve"> </w:t>
+      </w:r>
+      <w:proofErr w:type="spellStart"/>
+      <w:r>
+        <w:rPr>
+          <w:lang w:val="en-US"/>
+        </w:rPr>
+        <w:t>laboratoriyamizda</w:t>
+      </w:r>
+      <w:proofErr w:type="spellEnd"/>
+      <w:r>
+        <w:rPr>
+          <w:lang w:val="en-US"/>
+        </w:rPr>
+        <w:t xml:space="preserve"> R2 </w:t>
+      </w:r>
+      <w:proofErr w:type="spellStart"/>
+      <w:r>
+        <w:rPr>
+          <w:lang w:val="en-US"/>
+        </w:rPr>
+        <w:t>keyingi</w:t>
+      </w:r>
+      <w:proofErr w:type="spellEnd"/>
+      <w:r>
+        <w:rPr>
+          <w:lang w:val="en-US"/>
+        </w:rPr>
+        <w:t xml:space="preserve"> router </w:t>
+      </w:r>
+      <w:proofErr w:type="spellStart"/>
+      <w:proofErr w:type="gramStart"/>
+      <w:r>
+        <w:rPr>
+          <w:lang w:val="en-US"/>
+        </w:rPr>
+        <w:t>bo‘</w:t>
+      </w:r>
+      <w:proofErr w:type="gramEnd"/>
+      <w:r>
+        <w:rPr>
+          <w:lang w:val="en-US"/>
+        </w:rPr>
+        <w:t>ladi</w:t>
+      </w:r>
+      <w:proofErr w:type="spellEnd"/>
+      <w:r>
+        <w:rPr>
+          <w:lang w:val="en-US"/>
+        </w:rPr>
+        <w:t>:</w:t>
+      </w:r>
+    </w:p>
+    <w:p>
+      <w:proofErr w:type="spellStart"/>
+      <w:r>
+        <w:t>configure</w:t>
+      </w:r>
+      <w:proofErr w:type="spellEnd"/>
+      <w:r>
+        <w:t xml:space="preserve"> </w:t>
+      </w:r>
+      <w:proofErr w:type="spellStart"/>
+      <w:r>
+        <w:t>terminal</w:t>
+      </w:r>
+      <w:proofErr w:type="spellEnd"/>
+    </w:p>
+    <w:p>
+      <w:proofErr w:type="spellStart"/>
+      <w:r>
+        <w:t>ip</w:t>
+      </w:r>
+      <w:proofErr w:type="spellEnd"/>
+      <w:r>
+        <w:t xml:space="preserve"> </w:t>
+      </w:r>
+      <w:proofErr w:type="spellStart"/>
+      <w:r>
+        <w:t>route</w:t>
+      </w:r>
+      <w:proofErr w:type="spellEnd"/>
+      <w:r>
+        <w:t xml:space="preserve"> 0.0.0.0 0.0.0.0 192.168.12.2</w:t>
+      </w:r>
+    </w:p>
+    <w:p>
+      <w:proofErr w:type="spellStart"/>
+      <w:r>
+        <w:t>end</w:t>
+      </w:r>
+      <w:proofErr w:type="spellEnd"/>
+    </w:p>
+    <w:p>
+      <w:pPr>
+        <w:rPr>
+          <w:lang w:val="en-US"/>
+        </w:rPr>
+      </w:pPr>
+      <w:r>
+        <w:rPr>
+          <w:b/>
+          <w:bCs/>
+          <w:lang w:val="en-US"/>
+        </w:rPr>
+        <w:t xml:space="preserve">Nima </w:t>
+      </w:r>
+      <w:proofErr w:type="spellStart"/>
+      <w:r>
+        <w:rPr>
+          <w:b/>
+          <w:bCs/>
+          <w:lang w:val="en-US"/>
+        </w:rPr>
+        <w:t>uchun</w:t>
+      </w:r>
+      <w:proofErr w:type="spellEnd"/>
+      <w:r>
+        <w:rPr>
+          <w:b/>
+          <w:bCs/>
+          <w:lang w:val="en-US"/>
+        </w:rPr>
+        <w:t xml:space="preserve"> </w:t>
+      </w:r>
+      <w:proofErr w:type="spellStart"/>
+      <w:r>
+        <w:rPr>
+          <w:b/>
+          <w:bCs/>
+          <w:lang w:val="en-US"/>
+        </w:rPr>
+        <w:t>bu</w:t>
+      </w:r>
+      <w:proofErr w:type="spellEnd"/>
+      <w:r>
+        <w:rPr>
+          <w:b/>
+          <w:bCs/>
+          <w:lang w:val="en-US"/>
+        </w:rPr>
+        <w:t xml:space="preserve"> </w:t>
+      </w:r>
+      <w:proofErr w:type="spellStart"/>
+      <w:r>
+        <w:rPr>
+          <w:b/>
+          <w:bCs/>
+          <w:lang w:val="en-US"/>
+        </w:rPr>
+        <w:t>buyruqni</w:t>
+      </w:r>
+      <w:proofErr w:type="spellEnd"/>
+      <w:r>
+        <w:rPr>
+          <w:b/>
+          <w:bCs/>
+          <w:lang w:val="en-US"/>
+        </w:rPr>
+        <w:t xml:space="preserve"> </w:t>
+      </w:r>
+      <w:proofErr w:type="spellStart"/>
+      <w:r>
+        <w:rPr>
+          <w:b/>
+          <w:bCs/>
+          <w:lang w:val="en-US"/>
+        </w:rPr>
+        <w:t>kiritdik</w:t>
+      </w:r>
+      <w:proofErr w:type="spellEnd"/>
+      <w:r>
+        <w:rPr>
+          <w:b/>
+          <w:bCs/>
+          <w:lang w:val="en-US"/>
+        </w:rPr>
+        <w:t>?</w:t>
+      </w:r>
+    </w:p>
+    <w:p>
+      <w:pPr>
+        <w:rPr>
+          <w:lang w:val="en-US"/>
+        </w:rPr>
+      </w:pPr>
+      <w:r>
+        <w:rPr>
+          <w:lang w:val="en-US"/>
+        </w:rPr>
+        <w:t xml:space="preserve">R1 ga: </w:t>
+      </w:r>
+      <w:r>
+        <w:rPr>
+          <w:i/>
+          <w:iCs/>
+          <w:lang w:val="en-US"/>
+        </w:rPr>
+        <w:t xml:space="preserve">«Agar manzil </w:t>
+      </w:r>
+      <w:proofErr w:type="spellStart"/>
+      <w:r>
+        <w:rPr>
+          <w:i/>
+          <w:iCs/>
+          <w:lang w:val="en-US"/>
+        </w:rPr>
+        <w:t>uchun</w:t>
+      </w:r>
+      <w:proofErr w:type="spellEnd"/>
+      <w:r>
+        <w:rPr>
+          <w:i/>
+          <w:iCs/>
+          <w:lang w:val="en-US"/>
+        </w:rPr>
+        <w:t xml:space="preserve"> </w:t>
+      </w:r>
+      <w:proofErr w:type="spellStart"/>
+      <w:r>
+        <w:rPr>
+          <w:i/>
+          <w:iCs/>
+          <w:lang w:val="en-US"/>
+        </w:rPr>
+        <w:t>mosroq</w:t>
+      </w:r>
+      <w:proofErr w:type="spellEnd"/>
+      <w:r>
+        <w:rPr>
+          <w:i/>
+          <w:iCs/>
+          <w:lang w:val="en-US"/>
+        </w:rPr>
+        <w:t xml:space="preserve"> </w:t>
+      </w:r>
+      <w:proofErr w:type="spellStart"/>
+      <w:r>
+        <w:rPr>
+          <w:i/>
+          <w:iCs/>
+          <w:lang w:val="en-US"/>
+        </w:rPr>
+        <w:t>marshrut</w:t>
+      </w:r>
+      <w:proofErr w:type="spellEnd"/>
+      <w:r>
+        <w:rPr>
+          <w:i/>
+          <w:iCs/>
+          <w:lang w:val="en-US"/>
+        </w:rPr>
+        <w:t xml:space="preserve"> </w:t>
+      </w:r>
+      <w:proofErr w:type="spellStart"/>
+      <w:proofErr w:type="gramStart"/>
+      <w:r>
+        <w:rPr>
+          <w:i/>
+          <w:iCs/>
+          <w:lang w:val="en-US"/>
+        </w:rPr>
+        <w:t>bo‘</w:t>
+      </w:r>
+      <w:proofErr w:type="gramEnd"/>
+      <w:r>
+        <w:rPr>
+          <w:i/>
+          <w:iCs/>
+          <w:lang w:val="en-US"/>
+        </w:rPr>
+        <w:t>lmasa</w:t>
+      </w:r>
+      <w:proofErr w:type="spellEnd"/>
+      <w:r>
+        <w:rPr>
+          <w:i/>
+          <w:iCs/>
+          <w:lang w:val="en-US"/>
+        </w:rPr>
+        <w:t xml:space="preserve">, </w:t>
+      </w:r>
+      <w:proofErr w:type="spellStart"/>
+      <w:r>
+        <w:rPr>
+          <w:i/>
+          <w:iCs/>
+          <w:lang w:val="en-US"/>
+        </w:rPr>
+        <w:t>trafikni</w:t>
+      </w:r>
+      <w:proofErr w:type="spellEnd"/>
+      <w:r>
+        <w:rPr>
+          <w:i/>
+          <w:iCs/>
+          <w:lang w:val="en-US"/>
+        </w:rPr>
+        <w:t xml:space="preserve"> R2 ga </w:t>
+      </w:r>
+      <w:proofErr w:type="spellStart"/>
+      <w:r>
+        <w:rPr>
+          <w:i/>
+          <w:iCs/>
+          <w:lang w:val="en-US"/>
+        </w:rPr>
+        <w:t>yubor</w:t>
+      </w:r>
+      <w:proofErr w:type="spellEnd"/>
+      <w:r>
+        <w:rPr>
+          <w:i/>
+          <w:iCs/>
+          <w:lang w:val="en-US"/>
+        </w:rPr>
+        <w:t>»</w:t>
+      </w:r>
+      <w:r>
+        <w:rPr>
+          <w:lang w:val="en-US"/>
+        </w:rPr>
+        <w:t xml:space="preserve">, </w:t>
+      </w:r>
+      <w:proofErr w:type="spellStart"/>
+      <w:r>
+        <w:rPr>
+          <w:lang w:val="en-US"/>
+        </w:rPr>
+        <w:t>dedik</w:t>
+      </w:r>
+      <w:proofErr w:type="spellEnd"/>
+      <w:r>
+        <w:rPr>
+          <w:lang w:val="en-US"/>
+        </w:rPr>
+        <w:t>.</w:t>
+      </w:r>
+    </w:p>
+    <w:p>
+      <w:pPr>
+        <w:rPr>
+          <w:lang w:val="en-US"/>
+        </w:rPr>
+      </w:pPr>
+      <w:proofErr w:type="spellStart"/>
+      <w:r>
+        <w:rPr>
+          <w:lang w:val="en-US"/>
+        </w:rPr>
+        <w:t>Keyin</w:t>
+      </w:r>
+      <w:proofErr w:type="spellEnd"/>
+      <w:r>
+        <w:rPr>
+          <w:lang w:val="en-US"/>
+        </w:rPr>
+        <w:t xml:space="preserve"> </w:t>
+      </w:r>
+      <w:proofErr w:type="spellStart"/>
+      <w:r>
+        <w:rPr>
+          <w:lang w:val="en-US"/>
+        </w:rPr>
+        <w:t>tekshiring</w:t>
+      </w:r>
+      <w:proofErr w:type="spellEnd"/>
+      <w:r>
+        <w:rPr>
+          <w:lang w:val="en-US"/>
+        </w:rPr>
+        <w:t>:</w:t>
+      </w:r>
+    </w:p>
+    <w:p>
+      <w:pPr>
+        <w:rPr>
+          <w:lang w:val="en-US"/>
+        </w:rPr>
+      </w:pPr>
+      <w:r>
+        <w:rPr>
+          <w:lang w:val="en-US"/>
+        </w:rPr>
+        <w:t xml:space="preserve">show </w:t>
+      </w:r>
+      <w:proofErr w:type="spellStart"/>
+      <w:r>
+        <w:rPr>
+          <w:lang w:val="en-US"/>
+        </w:rPr>
+        <w:t>ip</w:t>
+      </w:r>
+      <w:proofErr w:type="spellEnd"/>
+      <w:r>
+        <w:rPr>
+          <w:lang w:val="en-US"/>
+        </w:rPr>
+        <w:t xml:space="preserve"> route</w:t>
+      </w:r>
+    </w:p>
+    <w:p>
+      <w:pPr>
+        <w:rPr>
+          <w:lang w:val="en-US"/>
+        </w:rPr>
+      </w:pPr>
+      <w:proofErr w:type="spellStart"/>
+      <w:r>
+        <w:rPr>
+          <w:lang w:val="en-US"/>
+        </w:rPr>
+        <w:t>Kutiladigan</w:t>
+      </w:r>
+      <w:proofErr w:type="spellEnd"/>
+      <w:r>
+        <w:rPr>
+          <w:lang w:val="en-US"/>
+        </w:rPr>
+        <w:t xml:space="preserve"> </w:t>
+      </w:r>
+      <w:proofErr w:type="spellStart"/>
+      <w:r>
+        <w:rPr>
+          <w:lang w:val="en-US"/>
+        </w:rPr>
+        <w:t>natija</w:t>
+      </w:r>
+      <w:proofErr w:type="spellEnd"/>
+      <w:r>
+        <w:rPr>
+          <w:lang w:val="en-US"/>
+        </w:rPr>
+        <w:t xml:space="preserve"> </w:t>
+      </w:r>
+      <w:proofErr w:type="spellStart"/>
+      <w:r>
+        <w:rPr>
+          <w:lang w:val="en-US"/>
+        </w:rPr>
+        <w:t>taxminan</w:t>
+      </w:r>
+      <w:proofErr w:type="spellEnd"/>
+      <w:r>
+        <w:rPr>
+          <w:lang w:val="en-US"/>
+        </w:rPr>
+        <w:t xml:space="preserve"> </w:t>
+      </w:r>
+      <w:proofErr w:type="spellStart"/>
+      <w:r>
+        <w:rPr>
+          <w:lang w:val="en-US"/>
+        </w:rPr>
+        <w:t>shunday</w:t>
+      </w:r>
+      <w:proofErr w:type="spellEnd"/>
+      <w:r>
+        <w:rPr>
+          <w:lang w:val="en-US"/>
+        </w:rPr>
+        <w:t>:</w:t>
+      </w:r>
+    </w:p>
+    <w:p>
+      <w:pPr>
+        <w:rPr>
+          <w:lang w:val="en-US"/>
+        </w:rPr>
+      </w:pPr>
+      <w:r>
+        <w:rPr>
+          <w:lang w:val="en-US"/>
+        </w:rPr>
+        <w:t>Gateway of last resort is 192.168.12.2 to network 0.0.0.0</w:t>
+      </w:r>
+    </w:p>
+    <w:p>
+      <w:pPr>
+        <w:rPr>
+          <w:lang w:val="en-US"/>
+        </w:rPr>
+      </w:pPr>
+      <w:r>
+        <w:rPr>
+          <w:lang w:val="en-US"/>
+        </w:rPr>
+        <w:t>S* 0.0.0.0/0 [1/0] via 192.168.12.2</w:t>
+      </w:r>
+    </w:p>
+    <w:p>
+      <w:pPr>
+        <w:rPr>
+          <w:lang w:val="en-US"/>
+        </w:rPr>
+      </w:pPr>
+      <w:r>
+        <w:rPr>
+          <w:lang w:val="en-US"/>
+        </w:rPr>
+        <w:t xml:space="preserve">S* — Static Default Route </w:t>
+      </w:r>
+      <w:proofErr w:type="spellStart"/>
+      <w:r>
+        <w:rPr>
+          <w:lang w:val="en-US"/>
+        </w:rPr>
+        <w:t>ekanini</w:t>
+      </w:r>
+      <w:proofErr w:type="spellEnd"/>
+      <w:r>
+        <w:rPr>
+          <w:lang w:val="en-US"/>
+        </w:rPr>
+        <w:t xml:space="preserve"> </w:t>
+      </w:r>
+      <w:proofErr w:type="spellStart"/>
+      <w:r>
+        <w:rPr>
+          <w:lang w:val="en-US"/>
+        </w:rPr>
+        <w:t>bildiradi</w:t>
+      </w:r>
+      <w:proofErr w:type="spellEnd"/>
+      <w:r>
+        <w:rPr>
+          <w:lang w:val="en-US"/>
+        </w:rPr>
+        <w:t>.</w:t>
+      </w:r>
+    </w:p>
+    <w:p>
+      <w:pPr>
+        <w:rPr>
+          <w:lang w:val="en-US"/>
+        </w:rPr>
+      </w:pPr>
+      <w:proofErr w:type="spellStart"/>
+      <w:r>
+        <w:rPr>
+          <w:b/>
+          <w:bCs/>
+          <w:lang w:val="en-US"/>
+        </w:rPr>
+        <w:t>Hozir</w:t>
+      </w:r>
+      <w:proofErr w:type="spellEnd"/>
+      <w:r>
+        <w:rPr>
+          <w:b/>
+          <w:bCs/>
+          <w:lang w:val="en-US"/>
+        </w:rPr>
+        <w:t xml:space="preserve"> </w:t>
+      </w:r>
+      <w:proofErr w:type="spellStart"/>
+      <w:r>
+        <w:rPr>
+          <w:b/>
+          <w:bCs/>
+          <w:lang w:val="en-US"/>
+        </w:rPr>
+        <w:t>shu</w:t>
+      </w:r>
+      <w:proofErr w:type="spellEnd"/>
+      <w:r>
+        <w:rPr>
+          <w:b/>
+          <w:bCs/>
+          <w:lang w:val="en-US"/>
+        </w:rPr>
+        <w:t xml:space="preserve"> </w:t>
+      </w:r>
+      <w:proofErr w:type="spellStart"/>
+      <w:r>
+        <w:rPr>
+          <w:b/>
+          <w:bCs/>
+          <w:lang w:val="en-US"/>
+        </w:rPr>
+        <w:t>sozlamani</w:t>
+      </w:r>
+      <w:proofErr w:type="spellEnd"/>
+      <w:r>
+        <w:rPr>
+          <w:b/>
+          <w:bCs/>
+          <w:lang w:val="en-US"/>
+        </w:rPr>
+        <w:t xml:space="preserve"> R1 da </w:t>
+      </w:r>
+      <w:proofErr w:type="spellStart"/>
+      <w:r>
+        <w:rPr>
+          <w:b/>
+          <w:bCs/>
+          <w:lang w:val="en-US"/>
+        </w:rPr>
+        <w:t>bajaring</w:t>
+      </w:r>
+      <w:proofErr w:type="spellEnd"/>
+      <w:r>
+        <w:rPr>
+          <w:b/>
+          <w:bCs/>
+          <w:lang w:val="en-US"/>
+        </w:rPr>
+        <w:t xml:space="preserve"> </w:t>
+      </w:r>
+      <w:proofErr w:type="spellStart"/>
+      <w:r>
+        <w:rPr>
+          <w:b/>
+          <w:bCs/>
+          <w:lang w:val="en-US"/>
+        </w:rPr>
+        <w:t>va</w:t>
+      </w:r>
+      <w:proofErr w:type="spellEnd"/>
+      <w:r>
+        <w:rPr>
+          <w:b/>
+          <w:bCs/>
+          <w:lang w:val="en-US"/>
+        </w:rPr>
+        <w:t xml:space="preserve"> show </w:t>
+      </w:r>
+      <w:proofErr w:type="spellStart"/>
+      <w:r>
+        <w:rPr>
+          <w:b/>
+          <w:bCs/>
+          <w:lang w:val="en-US"/>
+        </w:rPr>
+        <w:t>ip</w:t>
+      </w:r>
+      <w:proofErr w:type="spellEnd"/>
+      <w:r>
+        <w:rPr>
+          <w:b/>
+          <w:bCs/>
+          <w:lang w:val="en-US"/>
+        </w:rPr>
+        <w:t xml:space="preserve"> route </w:t>
+      </w:r>
+      <w:proofErr w:type="spellStart"/>
+      <w:r>
+        <w:rPr>
+          <w:b/>
+          <w:bCs/>
+          <w:lang w:val="en-US"/>
+        </w:rPr>
+        <w:t>natijasini</w:t>
+      </w:r>
+      <w:proofErr w:type="spellEnd"/>
+    </w:p>
+    <w:p>
+      <w:pPr>
+        <w:rPr>
+          <w:lang w:val="en-US"/>
+        </w:rPr>
+      </w:pPr>
+      <w:r>
+        <w:rPr>
+          <w:lang w:val="en-US"/>
+        </w:rPr>
+        <w:t>Gateway of last resort is 192.168.12.2 to network 0.0.0.0</w:t>
+      </w:r>
+    </w:p>
+    <w:p>
+      <w:pPr>
+        <w:rPr>
+          <w:lang w:val="en-US"/>
+        </w:rPr>
+      </w:pPr>
+    </w:p>
+    <w:p>
+      <w:pPr>
+        <w:rPr>
+          <w:lang w:val="en-US"/>
+        </w:rPr>
+      </w:pPr>
+    </w:p>
+    <w:p>
+      <w:pPr>
+        <w:rPr>
+          <w:b/>
+          <w:bCs/>
+          <w:lang w:val="en-US"/>
+        </w:rPr>
+      </w:pPr>
+      <w:r>
+        <w:rPr>
+          <w:b/>
+          <w:bCs/>
+          <w:lang w:val="en-US"/>
+        </w:rPr>
+        <w:t>Static Route va Default Route farqi</w:t>
+      </w:r>
+    </w:p>
+    <w:tbl>
+      <w:tblPr>
+        <w:tblW w:w="0" w:type="auto"/>
+        <w:tblCellSpacing w:w="15" w:type="dxa"/>
+        <w:tblCellMar>
+          <w:top w:w="15" w:type="dxa"/>
+          <w:left w:w="15" w:type="dxa"/>
+          <w:bottom w:w="15" w:type="dxa"/>
+          <w:right w:w="15" w:type="dxa"/>
+        </w:tblCellMar>
+        <w:tblLook w:val="04A0" w:firstRow="1" w:lastRow="0" w:firstColumn="1" w:lastColumn="0" w:noHBand="0" w:noVBand="1"/>
+      </w:tblPr>
+      <w:tblGrid>
+        <w:gridCol w:w="2039"/>
+        <w:gridCol w:w="3638"/>
+        <w:gridCol w:w="3678"/>
+      </w:tblGrid>
+      <w:tr>
+        <w:trPr>
+          <w:tblHeader/>
+          <w:tblCellSpacing w:w="15" w:type="dxa"/>
+        </w:trPr>
+        <w:tc>
+          <w:tcPr>
+            <w:tcW w:w="0" w:type="auto"/>
+            <w:vAlign w:val="center"/>
+            <w:hideMark/>
+          </w:tcPr>
+          <w:p>
+            <w:pPr>
+              <w:rPr>
+                <w:b/>
+                <w:bCs/>
+              </w:rPr>
+            </w:pPr>
+            <w:proofErr w:type="spellStart"/>
+            <w:r>
+              <w:rPr>
+                <w:b/>
+                <w:bCs/>
+              </w:rPr>
+              <w:t>Xususiyat</w:t>
+            </w:r>
+            <w:proofErr w:type="spellEnd"/>
+          </w:p>
+        </w:tc>
+        <w:tc>
+          <w:tcPr>
+            <w:tcW w:w="0" w:type="auto"/>
+            <w:vAlign w:val="center"/>
+            <w:hideMark/>
+          </w:tcPr>
+          <w:p>
+            <w:pPr>
+              <w:rPr>
+                <w:b/>
+                <w:bCs/>
+              </w:rPr>
+            </w:pPr>
+            <w:proofErr w:type="spellStart"/>
+            <w:r>
+              <w:rPr>
+                <w:b/>
+                <w:bCs/>
+              </w:rPr>
+              <w:t>Static</w:t>
+            </w:r>
+            <w:proofErr w:type="spellEnd"/>
+            <w:r>
+              <w:rPr>
+                <w:b/>
+                <w:bCs/>
+              </w:rPr>
+              <w:t xml:space="preserve"> </w:t>
+            </w:r>
+            <w:proofErr w:type="spellStart"/>
+            <w:r>
+              <w:rPr>
+                <w:b/>
+                <w:bCs/>
+              </w:rPr>
+              <w:t>Route</w:t>
+            </w:r>
+            <w:proofErr w:type="spellEnd"/>
+          </w:p>
+        </w:tc>
+        <w:tc>
+          <w:tcPr>
+            <w:tcW w:w="0" w:type="auto"/>
+            <w:vAlign w:val="center"/>
+            <w:hideMark/>
+          </w:tcPr>
+          <w:p>
+            <w:pPr>
+              <w:rPr>
+                <w:b/>
+                <w:bCs/>
+              </w:rPr>
+            </w:pPr>
+            <w:proofErr w:type="spellStart"/>
+            <w:r>
+              <w:rPr>
+                <w:b/>
+                <w:bCs/>
+              </w:rPr>
+              <w:t>Default</w:t>
+            </w:r>
+            <w:proofErr w:type="spellEnd"/>
+            <w:r>
+              <w:rPr>
+                <w:b/>
+                <w:bCs/>
+              </w:rPr>
+              <w:t xml:space="preserve"> </w:t>
+            </w:r>
+            <w:proofErr w:type="spellStart"/>
+            <w:r>
+              <w:rPr>
+                <w:b/>
+                <w:bCs/>
+              </w:rPr>
+              <w:t>Route</w:t>
+            </w:r>
+            <w:proofErr w:type="spellEnd"/>
+          </w:p>
+        </w:tc>
+      </w:tr>
+      <w:tr>
+        <w:trPr>
+          <w:tblCellSpacing w:w="15" w:type="dxa"/>
+        </w:trPr>
+        <w:tc>
+          <w:tcPr>
+            <w:tcW w:w="0" w:type="auto"/>
+            <w:vAlign w:val="center"/>
+            <w:hideMark/>
+          </w:tcPr>
+          <w:p>
+            <w:proofErr w:type="spellStart"/>
+            <w:r>
+              <w:t>Vazifasi</w:t>
+            </w:r>
+            <w:proofErr w:type="spellEnd"/>
+          </w:p>
+        </w:tc>
+        <w:tc>
+          <w:tcPr>
+            <w:tcW w:w="0" w:type="auto"/>
+            <w:vAlign w:val="center"/>
+            <w:hideMark/>
+          </w:tcPr>
+          <w:p>
+            <w:pPr>
+              <w:rPr>
+                <w:lang w:val="en-US"/>
+              </w:rPr>
+            </w:pPr>
+            <w:r>
+              <w:rPr>
+                <w:lang w:val="en-US"/>
+              </w:rPr>
+              <w:t xml:space="preserve">Muayyan tarmoqqa </w:t>
+            </w:r>
+            <w:proofErr w:type="gramStart"/>
+            <w:r>
+              <w:rPr>
+                <w:lang w:val="en-US"/>
+              </w:rPr>
+              <w:t>yo‘</w:t>
+            </w:r>
+            <w:proofErr w:type="gramEnd"/>
+            <w:r>
+              <w:rPr>
+                <w:lang w:val="en-US"/>
+              </w:rPr>
+              <w:t>l ko‘rsatadi</w:t>
+            </w:r>
+          </w:p>
+        </w:tc>
+        <w:tc>
+          <w:tcPr>
+            <w:tcW w:w="0" w:type="auto"/>
+            <w:vAlign w:val="center"/>
+            <w:hideMark/>
+          </w:tcPr>
+          <w:p>
+            <w:pPr>
+              <w:rPr>
+                <w:lang w:val="en-US"/>
+              </w:rPr>
+            </w:pPr>
+            <w:r>
+              <w:rPr>
+                <w:lang w:val="en-US"/>
+              </w:rPr>
+              <w:t>Boshqa mos marshrut topilmaganda ishlaydi</w:t>
+            </w:r>
+          </w:p>
+        </w:tc>
+      </w:tr>
+      <w:tr>
+        <w:trPr>
+          <w:tblCellSpacing w:w="15" w:type="dxa"/>
+        </w:trPr>
+        <w:tc>
+          <w:tcPr>
+            <w:tcW w:w="0" w:type="auto"/>
+            <w:vAlign w:val="center"/>
+            <w:hideMark/>
+          </w:tcPr>
+          <w:p>
+            <w:proofErr w:type="spellStart"/>
+            <w:r>
+              <w:lastRenderedPageBreak/>
+              <w:t>Misol</w:t>
+            </w:r>
+            <w:proofErr w:type="spellEnd"/>
+          </w:p>
+        </w:tc>
+        <w:tc>
+          <w:tcPr>
+            <w:tcW w:w="0" w:type="auto"/>
+            <w:vAlign w:val="center"/>
+            <w:hideMark/>
+          </w:tcPr>
+          <w:p>
+            <w:r>
+              <w:t>192.168.2.0/24</w:t>
+            </w:r>
+          </w:p>
+        </w:tc>
+        <w:tc>
+          <w:tcPr>
+            <w:tcW w:w="0" w:type="auto"/>
+            <w:vAlign w:val="center"/>
+            <w:hideMark/>
+          </w:tcPr>
+          <w:p>
+            <w:r>
+              <w:t>0.0.0.0/0</w:t>
+            </w:r>
+          </w:p>
+        </w:tc>
+      </w:tr>
+      <w:tr>
+        <w:trPr>
+          <w:tblCellSpacing w:w="15" w:type="dxa"/>
+        </w:trPr>
+        <w:tc>
+          <w:tcPr>
+            <w:tcW w:w="0" w:type="auto"/>
+            <w:vAlign w:val="center"/>
+            <w:hideMark/>
+          </w:tcPr>
+          <w:p>
+            <w:proofErr w:type="spellStart"/>
+            <w:r>
+              <w:t>Bizning</w:t>
+            </w:r>
+            <w:proofErr w:type="spellEnd"/>
+            <w:r>
+              <w:t xml:space="preserve"> </w:t>
+            </w:r>
+            <w:proofErr w:type="spellStart"/>
+            <w:r>
+              <w:t>laboratoriyada</w:t>
+            </w:r>
+            <w:proofErr w:type="spellEnd"/>
+          </w:p>
+        </w:tc>
+        <w:tc>
+          <w:tcPr>
+            <w:tcW w:w="0" w:type="auto"/>
+            <w:vAlign w:val="center"/>
+            <w:hideMark/>
+          </w:tcPr>
+          <w:p>
+            <w:pPr>
+              <w:rPr>
+                <w:lang w:val="en-US"/>
+              </w:rPr>
+            </w:pPr>
+            <w:r>
+              <w:rPr>
+                <w:lang w:val="en-US"/>
+              </w:rPr>
+              <w:t xml:space="preserve">PC2 </w:t>
+            </w:r>
+            <w:proofErr w:type="gramStart"/>
+            <w:r>
+              <w:rPr>
+                <w:lang w:val="en-US"/>
+              </w:rPr>
+              <w:t>tarmog‘</w:t>
+            </w:r>
+            <w:proofErr w:type="gramEnd"/>
+            <w:r>
+              <w:rPr>
+                <w:lang w:val="en-US"/>
+              </w:rPr>
+              <w:t>iga yo‘l</w:t>
+            </w:r>
+          </w:p>
+        </w:tc>
+        <w:tc>
+          <w:tcPr>
+            <w:tcW w:w="0" w:type="auto"/>
+            <w:vAlign w:val="center"/>
+            <w:hideMark/>
+          </w:tcPr>
+          <w:p>
+            <w:pPr>
+              <w:rPr>
+                <w:lang w:val="en-US"/>
+              </w:rPr>
+            </w:pPr>
+            <w:r>
+              <w:rPr>
+                <w:lang w:val="en-US"/>
+              </w:rPr>
+              <w:t xml:space="preserve">Boshqa barcha IPv4 manzillari uchun standart </w:t>
+            </w:r>
+            <w:proofErr w:type="gramStart"/>
+            <w:r>
+              <w:rPr>
+                <w:lang w:val="en-US"/>
+              </w:rPr>
+              <w:t>yo‘</w:t>
+            </w:r>
+            <w:proofErr w:type="gramEnd"/>
+            <w:r>
+              <w:rPr>
+                <w:lang w:val="en-US"/>
+              </w:rPr>
+              <w:t>l</w:t>
+            </w:r>
+          </w:p>
+        </w:tc>
+      </w:tr>
+      <w:tr>
+        <w:trPr>
+          <w:tblCellSpacing w:w="15" w:type="dxa"/>
+        </w:trPr>
+        <w:tc>
+          <w:tcPr>
+            <w:tcW w:w="0" w:type="auto"/>
+            <w:vAlign w:val="center"/>
+            <w:hideMark/>
+          </w:tcPr>
+          <w:p>
+            <w:proofErr w:type="spellStart"/>
+            <w:r>
+              <w:t>Buyruq</w:t>
+            </w:r>
+            <w:proofErr w:type="spellEnd"/>
+          </w:p>
+        </w:tc>
+        <w:tc>
+          <w:tcPr>
+            <w:tcW w:w="0" w:type="auto"/>
+            <w:vAlign w:val="center"/>
+            <w:hideMark/>
+          </w:tcPr>
+          <w:p>
+            <w:proofErr w:type="spellStart"/>
+            <w:r>
+              <w:t>ip</w:t>
+            </w:r>
+            <w:proofErr w:type="spellEnd"/>
+            <w:r>
+              <w:t xml:space="preserve"> </w:t>
+            </w:r>
+            <w:proofErr w:type="spellStart"/>
+            <w:r>
+              <w:t>route</w:t>
+            </w:r>
+            <w:proofErr w:type="spellEnd"/>
+            <w:r>
+              <w:t xml:space="preserve"> 192.168.2.0 255.255.255.0 192.168.12.2</w:t>
+            </w:r>
+          </w:p>
+        </w:tc>
+        <w:tc>
+          <w:tcPr>
+            <w:tcW w:w="0" w:type="auto"/>
+            <w:vAlign w:val="center"/>
+            <w:hideMark/>
+          </w:tcPr>
+          <w:p>
+            <w:proofErr w:type="spellStart"/>
+            <w:r>
+              <w:t>ip</w:t>
+            </w:r>
+            <w:proofErr w:type="spellEnd"/>
+            <w:r>
+              <w:t xml:space="preserve"> </w:t>
+            </w:r>
+            <w:proofErr w:type="spellStart"/>
+            <w:r>
+              <w:t>route</w:t>
+            </w:r>
+            <w:proofErr w:type="spellEnd"/>
+            <w:r>
+              <w:t xml:space="preserve"> 0.0.0.0 0.0.0.0 192.168.12.2</w:t>
+            </w:r>
+          </w:p>
+        </w:tc>
+      </w:tr>
+    </w:tbl>
+    <w:p>
+      <w:pPr>
+        <w:rPr>
+          <w:lang w:val="en-US"/>
+        </w:rPr>
+      </w:pPr>
+      <w:proofErr w:type="spellStart"/>
+      <w:r>
+        <w:rPr>
+          <w:b/>
+          <w:bCs/>
+        </w:rPr>
+        <w:t>Muhim</w:t>
+      </w:r>
+      <w:proofErr w:type="spellEnd"/>
+      <w:r>
+        <w:rPr>
+          <w:b/>
+          <w:bCs/>
+        </w:rPr>
+        <w:t xml:space="preserve"> </w:t>
+      </w:r>
+      <w:proofErr w:type="spellStart"/>
+      <w:r>
+        <w:rPr>
+          <w:b/>
+          <w:bCs/>
+        </w:rPr>
+        <w:t>qoida</w:t>
+      </w:r>
+      <w:proofErr w:type="spellEnd"/>
+      <w:r>
+        <w:rPr>
+          <w:b/>
+          <w:bCs/>
+        </w:rPr>
+        <w:t>:</w:t>
+      </w:r>
+      <w:r>
+        <w:t xml:space="preserve"> </w:t>
+      </w:r>
+      <w:proofErr w:type="spellStart"/>
+      <w:r>
+        <w:t>Router</w:t>
+      </w:r>
+      <w:proofErr w:type="spellEnd"/>
+      <w:r>
+        <w:t xml:space="preserve"> </w:t>
+      </w:r>
+      <w:proofErr w:type="spellStart"/>
+      <w:r>
+        <w:t>bir</w:t>
+      </w:r>
+      <w:proofErr w:type="spellEnd"/>
+      <w:r>
+        <w:t xml:space="preserve"> </w:t>
+      </w:r>
+      <w:proofErr w:type="spellStart"/>
+      <w:r>
+        <w:t>nechta</w:t>
+      </w:r>
+      <w:proofErr w:type="spellEnd"/>
+      <w:r>
+        <w:t xml:space="preserve"> </w:t>
+      </w:r>
+      <w:proofErr w:type="spellStart"/>
+      <w:r>
+        <w:t>marshrutga</w:t>
+      </w:r>
+      <w:proofErr w:type="spellEnd"/>
+      <w:r>
+        <w:t xml:space="preserve"> </w:t>
+      </w:r>
+      <w:proofErr w:type="spellStart"/>
+      <w:r>
+        <w:t>mos</w:t>
+      </w:r>
+      <w:proofErr w:type="spellEnd"/>
+      <w:r>
+        <w:t xml:space="preserve"> </w:t>
+      </w:r>
+      <w:proofErr w:type="spellStart"/>
+      <w:r>
+        <w:t>keladigan</w:t>
+      </w:r>
+      <w:proofErr w:type="spellEnd"/>
+      <w:r>
+        <w:t xml:space="preserve"> </w:t>
+      </w:r>
+      <w:proofErr w:type="spellStart"/>
+      <w:r>
+        <w:t>manzilni</w:t>
+      </w:r>
+      <w:proofErr w:type="spellEnd"/>
+      <w:r>
+        <w:t xml:space="preserve"> </w:t>
+      </w:r>
+      <w:proofErr w:type="spellStart"/>
+      <w:r>
+        <w:t>ko‘rsa</w:t>
+      </w:r>
+      <w:proofErr w:type="spellEnd"/>
+      <w:r>
+        <w:t xml:space="preserve">, </w:t>
+      </w:r>
+      <w:proofErr w:type="spellStart"/>
+      <w:r>
+        <w:t>odatda</w:t>
+      </w:r>
+      <w:proofErr w:type="spellEnd"/>
+      <w:r>
+        <w:t xml:space="preserve"> </w:t>
+      </w:r>
+      <w:proofErr w:type="spellStart"/>
+      <w:r>
+        <w:t>eng</w:t>
+      </w:r>
+      <w:proofErr w:type="spellEnd"/>
+      <w:r>
+        <w:t xml:space="preserve"> </w:t>
+      </w:r>
+      <w:proofErr w:type="spellStart"/>
+      <w:r>
+        <w:t>uzun</w:t>
+      </w:r>
+      <w:proofErr w:type="spellEnd"/>
+      <w:r>
+        <w:t xml:space="preserve"> </w:t>
+      </w:r>
+      <w:proofErr w:type="spellStart"/>
+      <w:r>
+        <w:t>prefix’li</w:t>
+      </w:r>
+      <w:proofErr w:type="spellEnd"/>
+      <w:r>
+        <w:t xml:space="preserve">, </w:t>
+      </w:r>
+      <w:proofErr w:type="spellStart"/>
+      <w:r>
+        <w:t>ya’ni</w:t>
+      </w:r>
+      <w:proofErr w:type="spellEnd"/>
+      <w:r>
+        <w:t xml:space="preserve"> </w:t>
+      </w:r>
+      <w:proofErr w:type="spellStart"/>
+      <w:r>
+        <w:t>eng</w:t>
+      </w:r>
+      <w:proofErr w:type="spellEnd"/>
+      <w:r>
+        <w:t xml:space="preserve"> </w:t>
+      </w:r>
+      <w:proofErr w:type="spellStart"/>
+      <w:r>
+        <w:t>aniq</w:t>
+      </w:r>
+      <w:proofErr w:type="spellEnd"/>
+      <w:r>
+        <w:t xml:space="preserve"> </w:t>
+      </w:r>
+      <w:proofErr w:type="spellStart"/>
+      <w:r>
+        <w:t>marshrutni</w:t>
+      </w:r>
+      <w:proofErr w:type="spellEnd"/>
+      <w:r>
+        <w:t xml:space="preserve"> </w:t>
+      </w:r>
+      <w:proofErr w:type="spellStart"/>
+      <w:r>
+        <w:t>tanlaydi</w:t>
+      </w:r>
+      <w:proofErr w:type="spellEnd"/>
+      <w:r>
+        <w:t xml:space="preserve">. </w:t>
+      </w:r>
+      <w:r>
+        <w:rPr>
+          <w:lang w:val="en-US"/>
+        </w:rPr>
+        <w:t>Shuning uchun 192.168.2.0/24 tarmog‘iga trafik Default Route orqali emas, maxsus Static Route orqali boradi.</w:t>
+      </w:r>
+    </w:p>
+    <w:p>
+      <w:pPr>
+        <w:rPr>
+          <w:b/>
+          <w:bCs/>
+          <w:lang w:val="en-US"/>
+        </w:rPr>
+      </w:pPr>
+      <w:r>
+        <w:rPr>
+          <w:b/>
+          <w:bCs/>
+          <w:lang w:val="en-US"/>
+        </w:rPr>
+        <w:t>Keyingi qadam: Floating Static Route</w:t>
+      </w:r>
+    </w:p>
+    <w:p>
+      <w:pPr>
+        <w:rPr>
+          <w:lang w:val="en-US"/>
+        </w:rPr>
+      </w:pPr>
+      <w:r>
+        <w:rPr>
+          <w:lang w:val="en-US"/>
+        </w:rPr>
+        <w:t xml:space="preserve">Endi uchinchi tushunchani o‘rganamiz — </w:t>
+      </w:r>
+      <w:r>
+        <w:rPr>
+          <w:b/>
+          <w:bCs/>
+          <w:lang w:val="en-US"/>
+        </w:rPr>
+        <w:t>asosiy yo‘l ishlamay qolganda zaxira yo‘l sifatida ishlaydigan Static Route</w:t>
+      </w:r>
+      <w:r>
+        <w:rPr>
+          <w:lang w:val="en-US"/>
+        </w:rPr>
+        <w:t>.</w:t>
+      </w:r>
+    </w:p>
+    <w:p>
+      <w:pPr>
+        <w:rPr>
+          <w:lang w:val="en-US"/>
+        </w:rPr>
+      </w:pPr>
+      <w:r>
+        <w:rPr>
+          <w:lang w:val="en-US"/>
+        </w:rPr>
+        <w:t>Buning uchun laboratoriyamizga R1 va R2 orasidagi ikkinchi, zaxira ulanishni qo‘shamiz. Lekin avval hozirgi topologiyangda R1 va R2 routerlarida bo‘sh interfeyslar bormi, shuni aniqlaymiz.</w:t>
+      </w:r>
+    </w:p>
+    <w:p>
+      <w:pPr>
+        <w:rPr>
+          <w:lang w:val="en-US"/>
+        </w:rPr>
+      </w:pPr>
+      <w:r>
+        <w:rPr>
+          <w:lang w:val="en-US"/>
+        </w:rPr>
+        <w:t>R1 da:</w:t>
+      </w:r>
+    </w:p>
+    <w:p>
+      <w:pPr>
+        <w:rPr>
+          <w:lang w:val="en-US"/>
+        </w:rPr>
+      </w:pPr>
+      <w:r>
+        <w:rPr>
+          <w:lang w:val="en-US"/>
+        </w:rPr>
+        <w:t>show ip interface brief</w:t>
+      </w:r>
+    </w:p>
+    <w:p>
+      <w:pPr>
+        <w:rPr>
+          <w:lang w:val="en-US"/>
+        </w:rPr>
+      </w:pPr>
+      <w:r>
+        <w:rPr>
+          <w:lang w:val="en-US"/>
+        </w:rPr>
+        <w:t>R2 da ham:</w:t>
+      </w:r>
+    </w:p>
+    <w:p>
+      <w:pPr>
+        <w:rPr>
+          <w:lang w:val="en-US"/>
+        </w:rPr>
+      </w:pPr>
+      <w:r>
+        <w:rPr>
+          <w:lang w:val="en-US"/>
+        </w:rPr>
+        <w:t>show ip interface brief</w:t>
+      </w:r>
     </w:p>
     <w:p>
       <w:pPr>
@@ -4827,9 +11160,9 @@
 <file path=word/numbering.xml><?xml version="1.0" encoding="utf-8"?>
 <w:numbering xmlns:wpc="http://schemas.microsoft.com/office/word/2010/wordprocessingCanvas" xmlns:cx="http://schemas.microsoft.com/office/drawing/2014/chartex" xmlns:cx1="http://schemas.microsoft.com/office/drawing/2015/9/8/chartex" xmlns:cx2="http://schemas.microsoft.com/office/drawing/2015/10/21/chartex" xmlns:cx3="http://schemas.microsoft.com/office/drawing/2016/5/9/chartex" xmlns:cx4="http://schemas.microsoft.com/office/drawing/2016/5/10/chartex" xmlns:cx5="http://schemas.microsoft.com/office/drawing/2016/5/11/chartex" xmlns:cx6="http://schemas.microsoft.com/office/drawing/2016/5/12/chartex" xmlns:cx7="http://schemas.microsoft.com/office/drawing/2016/5/13/chartex" xmlns:cx8="http://schemas.microsoft.com/office/drawing/2016/5/14/chartex" xmlns:mc="http://schemas.openxmlformats.org/markup-compatibility/2006" xmlns:aink="http://schemas.microsoft.com/office/drawing/2016/ink" xmlns:am3d="http://schemas.microsoft.com/office/drawing/2017/model3d" xmlns:o="urn:schemas-microsoft-com:office:office" xmlns:oel="http://schemas.microsoft.com/office/2019/extlst" xmlns:r="http://schemas.openxmlformats.org/officeDocument/2006/relationships" xmlns:m="http://schemas.openxmlformats.org/officeDocument/2006/math" xmlns:v="urn:schemas-microsoft-com:vml" xmlns:wp14="http://schemas.microsoft.com/office/word/2010/wordprocessingDrawing" xmlns:wp="http://schemas.openxmlformats.org/drawingml/2006/wordprocessingDrawing" xmlns:w10="urn:schemas-microsoft-com:office:word" xmlns:w="http://schemas.openxmlformats.org/wordprocessingml/2006/main" xmlns:w14="http://schemas.microsoft.com/office/word/2010/wordml" xmlns:w15="http://schemas.microsoft.com/office/word/2012/wordml" xmlns:w16cex="http://schemas.microsoft.com/office/word/2018/wordml/cex" xmlns:w16cid="http://schemas.microsoft.com/office/word/2016/wordml/cid" xmlns:w16="http://schemas.microsoft.com/office/word/2018/wordml" xmlns:w16sdtdh="http://schemas.microsoft.com/office/word/2020/wordml/sdtdatahash" xmlns:w16se="http://schemas.microsoft.com/office/word/2015/wordml/symex" xmlns:wpg="http://schemas.microsoft.com/office/word/2010/wordprocessingGroup" xmlns:wpi="http://schemas.microsoft.com/office/word/2010/wordprocessingInk" xmlns:wne="http://schemas.microsoft.com/office/word/2006/wordml" xmlns:wps="http://schemas.microsoft.com/office/word/2010/wordprocessingShape" mc:Ignorable="w14 w15 w16se w16cid w16 w16cex w16sdtdh wp14">
   <w:abstractNum w:abstractNumId="0" w15:restartNumberingAfterBreak="0">
-    <w:nsid w:val="385A1A7E"/>
+    <w:nsid w:val="1873220B"/>
     <w:multiLevelType w:val="multilevel"/>
-    <w:tmpl w:val="1E1222CA"/>
+    <w:tmpl w:val="8E8E6FE4"/>
     <w:lvl w:ilvl="0">
       <w:start w:val="1"/>
       <w:numFmt w:val="bullet"/>
@@ -4976,6 +11309,155 @@
     </w:lvl>
   </w:abstractNum>
   <w:abstractNum w:abstractNumId="1" w15:restartNumberingAfterBreak="0">
+    <w:nsid w:val="385A1A7E"/>
+    <w:multiLevelType w:val="multilevel"/>
+    <w:tmpl w:val="1E1222CA"/>
+    <w:lvl w:ilvl="0">
+      <w:start w:val="1"/>
+      <w:numFmt w:val="bullet"/>
+      <w:lvlText w:val=""/>
+      <w:lvlJc w:val="left"/>
+      <w:pPr>
+        <w:tabs>
+          <w:tab w:val="num" w:pos="720"/>
+        </w:tabs>
+        <w:ind w:left="720" w:hanging="360"/>
+      </w:pPr>
+      <w:rPr>
+        <w:rFonts w:ascii="Symbol" w:hAnsi="Symbol" w:hint="default"/>
+        <w:sz w:val="20"/>
+      </w:rPr>
+    </w:lvl>
+    <w:lvl w:ilvl="1" w:tentative="1">
+      <w:start w:val="1"/>
+      <w:numFmt w:val="bullet"/>
+      <w:lvlText w:val="o"/>
+      <w:lvlJc w:val="left"/>
+      <w:pPr>
+        <w:tabs>
+          <w:tab w:val="num" w:pos="1440"/>
+        </w:tabs>
+        <w:ind w:left="1440" w:hanging="360"/>
+      </w:pPr>
+      <w:rPr>
+        <w:rFonts w:ascii="Courier New" w:hAnsi="Courier New" w:hint="default"/>
+        <w:sz w:val="20"/>
+      </w:rPr>
+    </w:lvl>
+    <w:lvl w:ilvl="2" w:tentative="1">
+      <w:start w:val="1"/>
+      <w:numFmt w:val="bullet"/>
+      <w:lvlText w:val=""/>
+      <w:lvlJc w:val="left"/>
+      <w:pPr>
+        <w:tabs>
+          <w:tab w:val="num" w:pos="2160"/>
+        </w:tabs>
+        <w:ind w:left="2160" w:hanging="360"/>
+      </w:pPr>
+      <w:rPr>
+        <w:rFonts w:ascii="Wingdings" w:hAnsi="Wingdings" w:hint="default"/>
+        <w:sz w:val="20"/>
+      </w:rPr>
+    </w:lvl>
+    <w:lvl w:ilvl="3" w:tentative="1">
+      <w:start w:val="1"/>
+      <w:numFmt w:val="bullet"/>
+      <w:lvlText w:val=""/>
+      <w:lvlJc w:val="left"/>
+      <w:pPr>
+        <w:tabs>
+          <w:tab w:val="num" w:pos="2880"/>
+        </w:tabs>
+        <w:ind w:left="2880" w:hanging="360"/>
+      </w:pPr>
+      <w:rPr>
+        <w:rFonts w:ascii="Wingdings" w:hAnsi="Wingdings" w:hint="default"/>
+        <w:sz w:val="20"/>
+      </w:rPr>
+    </w:lvl>
+    <w:lvl w:ilvl="4" w:tentative="1">
+      <w:start w:val="1"/>
+      <w:numFmt w:val="bullet"/>
+      <w:lvlText w:val=""/>
+      <w:lvlJc w:val="left"/>
+      <w:pPr>
+        <w:tabs>
+          <w:tab w:val="num" w:pos="3600"/>
+        </w:tabs>
+        <w:ind w:left="3600" w:hanging="360"/>
+      </w:pPr>
+      <w:rPr>
+        <w:rFonts w:ascii="Wingdings" w:hAnsi="Wingdings" w:hint="default"/>
+        <w:sz w:val="20"/>
+      </w:rPr>
+    </w:lvl>
+    <w:lvl w:ilvl="5" w:tentative="1">
+      <w:start w:val="1"/>
+      <w:numFmt w:val="bullet"/>
+      <w:lvlText w:val=""/>
+      <w:lvlJc w:val="left"/>
+      <w:pPr>
+        <w:tabs>
+          <w:tab w:val="num" w:pos="4320"/>
+        </w:tabs>
+        <w:ind w:left="4320" w:hanging="360"/>
+      </w:pPr>
+      <w:rPr>
+        <w:rFonts w:ascii="Wingdings" w:hAnsi="Wingdings" w:hint="default"/>
+        <w:sz w:val="20"/>
+      </w:rPr>
+    </w:lvl>
+    <w:lvl w:ilvl="6" w:tentative="1">
+      <w:start w:val="1"/>
+      <w:numFmt w:val="bullet"/>
+      <w:lvlText w:val=""/>
+      <w:lvlJc w:val="left"/>
+      <w:pPr>
+        <w:tabs>
+          <w:tab w:val="num" w:pos="5040"/>
+        </w:tabs>
+        <w:ind w:left="5040" w:hanging="360"/>
+      </w:pPr>
+      <w:rPr>
+        <w:rFonts w:ascii="Wingdings" w:hAnsi="Wingdings" w:hint="default"/>
+        <w:sz w:val="20"/>
+      </w:rPr>
+    </w:lvl>
+    <w:lvl w:ilvl="7" w:tentative="1">
+      <w:start w:val="1"/>
+      <w:numFmt w:val="bullet"/>
+      <w:lvlText w:val=""/>
+      <w:lvlJc w:val="left"/>
+      <w:pPr>
+        <w:tabs>
+          <w:tab w:val="num" w:pos="5760"/>
+        </w:tabs>
+        <w:ind w:left="5760" w:hanging="360"/>
+      </w:pPr>
+      <w:rPr>
+        <w:rFonts w:ascii="Wingdings" w:hAnsi="Wingdings" w:hint="default"/>
+        <w:sz w:val="20"/>
+      </w:rPr>
+    </w:lvl>
+    <w:lvl w:ilvl="8" w:tentative="1">
+      <w:start w:val="1"/>
+      <w:numFmt w:val="bullet"/>
+      <w:lvlText w:val=""/>
+      <w:lvlJc w:val="left"/>
+      <w:pPr>
+        <w:tabs>
+          <w:tab w:val="num" w:pos="6480"/>
+        </w:tabs>
+        <w:ind w:left="6480" w:hanging="360"/>
+      </w:pPr>
+      <w:rPr>
+        <w:rFonts w:ascii="Wingdings" w:hAnsi="Wingdings" w:hint="default"/>
+        <w:sz w:val="20"/>
+      </w:rPr>
+    </w:lvl>
+  </w:abstractNum>
+  <w:abstractNum w:abstractNumId="2" w15:restartNumberingAfterBreak="0">
     <w:nsid w:val="3FDB6FE0"/>
     <w:multiLevelType w:val="multilevel"/>
     <w:tmpl w:val="48404AEA"/>
@@ -5124,7 +11606,7 @@
       </w:rPr>
     </w:lvl>
   </w:abstractNum>
-  <w:abstractNum w:abstractNumId="2" w15:restartNumberingAfterBreak="0">
+  <w:abstractNum w:abstractNumId="3" w15:restartNumberingAfterBreak="0">
     <w:nsid w:val="43277E5F"/>
     <w:multiLevelType w:val="multilevel"/>
     <w:tmpl w:val="B516BE46"/>
@@ -5273,10 +11755,10 @@
       </w:rPr>
     </w:lvl>
   </w:abstractNum>
-  <w:abstractNum w:abstractNumId="3" w15:restartNumberingAfterBreak="0">
-    <w:nsid w:val="5C6E3E98"/>
+  <w:abstractNum w:abstractNumId="4" w15:restartNumberingAfterBreak="0">
+    <w:nsid w:val="4AEE41F3"/>
     <w:multiLevelType w:val="multilevel"/>
-    <w:tmpl w:val="32C062FC"/>
+    <w:tmpl w:val="71EE5B80"/>
     <w:lvl w:ilvl="0">
       <w:start w:val="1"/>
       <w:numFmt w:val="bullet"/>
@@ -5422,10 +11904,10 @@
       </w:rPr>
     </w:lvl>
   </w:abstractNum>
-  <w:abstractNum w:abstractNumId="4" w15:restartNumberingAfterBreak="0">
-    <w:nsid w:val="63184BB8"/>
+  <w:abstractNum w:abstractNumId="5" w15:restartNumberingAfterBreak="0">
+    <w:nsid w:val="5C6E3E98"/>
     <w:multiLevelType w:val="multilevel"/>
-    <w:tmpl w:val="4B741D16"/>
+    <w:tmpl w:val="32C062FC"/>
     <w:lvl w:ilvl="0">
       <w:start w:val="1"/>
       <w:numFmt w:val="bullet"/>
@@ -5571,10 +12053,10 @@
       </w:rPr>
     </w:lvl>
   </w:abstractNum>
-  <w:abstractNum w:abstractNumId="5" w15:restartNumberingAfterBreak="0">
-    <w:nsid w:val="76A02330"/>
+  <w:abstractNum w:abstractNumId="6" w15:restartNumberingAfterBreak="0">
+    <w:nsid w:val="63184BB8"/>
     <w:multiLevelType w:val="multilevel"/>
-    <w:tmpl w:val="208CF3D8"/>
+    <w:tmpl w:val="4B741D16"/>
     <w:lvl w:ilvl="0">
       <w:start w:val="1"/>
       <w:numFmt w:val="bullet"/>
@@ -5720,23 +12202,330 @@
       </w:rPr>
     </w:lvl>
   </w:abstractNum>
+  <w:abstractNum w:abstractNumId="7" w15:restartNumberingAfterBreak="0">
+    <w:nsid w:val="64461E60"/>
+    <w:multiLevelType w:val="multilevel"/>
+    <w:tmpl w:val="FA2C3708"/>
+    <w:lvl w:ilvl="0">
+      <w:start w:val="1"/>
+      <w:numFmt w:val="bullet"/>
+      <w:lvlText w:val=""/>
+      <w:lvlJc w:val="left"/>
+      <w:pPr>
+        <w:tabs>
+          <w:tab w:val="num" w:pos="720"/>
+        </w:tabs>
+        <w:ind w:left="720" w:hanging="360"/>
+      </w:pPr>
+      <w:rPr>
+        <w:rFonts w:ascii="Symbol" w:hAnsi="Symbol" w:hint="default"/>
+        <w:sz w:val="20"/>
+      </w:rPr>
+    </w:lvl>
+    <w:lvl w:ilvl="1" w:tentative="1">
+      <w:start w:val="1"/>
+      <w:numFmt w:val="bullet"/>
+      <w:lvlText w:val="o"/>
+      <w:lvlJc w:val="left"/>
+      <w:pPr>
+        <w:tabs>
+          <w:tab w:val="num" w:pos="1440"/>
+        </w:tabs>
+        <w:ind w:left="1440" w:hanging="360"/>
+      </w:pPr>
+      <w:rPr>
+        <w:rFonts w:ascii="Courier New" w:hAnsi="Courier New" w:hint="default"/>
+        <w:sz w:val="20"/>
+      </w:rPr>
+    </w:lvl>
+    <w:lvl w:ilvl="2" w:tentative="1">
+      <w:start w:val="1"/>
+      <w:numFmt w:val="bullet"/>
+      <w:lvlText w:val=""/>
+      <w:lvlJc w:val="left"/>
+      <w:pPr>
+        <w:tabs>
+          <w:tab w:val="num" w:pos="2160"/>
+        </w:tabs>
+        <w:ind w:left="2160" w:hanging="360"/>
+      </w:pPr>
+      <w:rPr>
+        <w:rFonts w:ascii="Wingdings" w:hAnsi="Wingdings" w:hint="default"/>
+        <w:sz w:val="20"/>
+      </w:rPr>
+    </w:lvl>
+    <w:lvl w:ilvl="3" w:tentative="1">
+      <w:start w:val="1"/>
+      <w:numFmt w:val="bullet"/>
+      <w:lvlText w:val=""/>
+      <w:lvlJc w:val="left"/>
+      <w:pPr>
+        <w:tabs>
+          <w:tab w:val="num" w:pos="2880"/>
+        </w:tabs>
+        <w:ind w:left="2880" w:hanging="360"/>
+      </w:pPr>
+      <w:rPr>
+        <w:rFonts w:ascii="Wingdings" w:hAnsi="Wingdings" w:hint="default"/>
+        <w:sz w:val="20"/>
+      </w:rPr>
+    </w:lvl>
+    <w:lvl w:ilvl="4" w:tentative="1">
+      <w:start w:val="1"/>
+      <w:numFmt w:val="bullet"/>
+      <w:lvlText w:val=""/>
+      <w:lvlJc w:val="left"/>
+      <w:pPr>
+        <w:tabs>
+          <w:tab w:val="num" w:pos="3600"/>
+        </w:tabs>
+        <w:ind w:left="3600" w:hanging="360"/>
+      </w:pPr>
+      <w:rPr>
+        <w:rFonts w:ascii="Wingdings" w:hAnsi="Wingdings" w:hint="default"/>
+        <w:sz w:val="20"/>
+      </w:rPr>
+    </w:lvl>
+    <w:lvl w:ilvl="5" w:tentative="1">
+      <w:start w:val="1"/>
+      <w:numFmt w:val="bullet"/>
+      <w:lvlText w:val=""/>
+      <w:lvlJc w:val="left"/>
+      <w:pPr>
+        <w:tabs>
+          <w:tab w:val="num" w:pos="4320"/>
+        </w:tabs>
+        <w:ind w:left="4320" w:hanging="360"/>
+      </w:pPr>
+      <w:rPr>
+        <w:rFonts w:ascii="Wingdings" w:hAnsi="Wingdings" w:hint="default"/>
+        <w:sz w:val="20"/>
+      </w:rPr>
+    </w:lvl>
+    <w:lvl w:ilvl="6" w:tentative="1">
+      <w:start w:val="1"/>
+      <w:numFmt w:val="bullet"/>
+      <w:lvlText w:val=""/>
+      <w:lvlJc w:val="left"/>
+      <w:pPr>
+        <w:tabs>
+          <w:tab w:val="num" w:pos="5040"/>
+        </w:tabs>
+        <w:ind w:left="5040" w:hanging="360"/>
+      </w:pPr>
+      <w:rPr>
+        <w:rFonts w:ascii="Wingdings" w:hAnsi="Wingdings" w:hint="default"/>
+        <w:sz w:val="20"/>
+      </w:rPr>
+    </w:lvl>
+    <w:lvl w:ilvl="7" w:tentative="1">
+      <w:start w:val="1"/>
+      <w:numFmt w:val="bullet"/>
+      <w:lvlText w:val=""/>
+      <w:lvlJc w:val="left"/>
+      <w:pPr>
+        <w:tabs>
+          <w:tab w:val="num" w:pos="5760"/>
+        </w:tabs>
+        <w:ind w:left="5760" w:hanging="360"/>
+      </w:pPr>
+      <w:rPr>
+        <w:rFonts w:ascii="Wingdings" w:hAnsi="Wingdings" w:hint="default"/>
+        <w:sz w:val="20"/>
+      </w:rPr>
+    </w:lvl>
+    <w:lvl w:ilvl="8" w:tentative="1">
+      <w:start w:val="1"/>
+      <w:numFmt w:val="bullet"/>
+      <w:lvlText w:val=""/>
+      <w:lvlJc w:val="left"/>
+      <w:pPr>
+        <w:tabs>
+          <w:tab w:val="num" w:pos="6480"/>
+        </w:tabs>
+        <w:ind w:left="6480" w:hanging="360"/>
+      </w:pPr>
+      <w:rPr>
+        <w:rFonts w:ascii="Wingdings" w:hAnsi="Wingdings" w:hint="default"/>
+        <w:sz w:val="20"/>
+      </w:rPr>
+    </w:lvl>
+  </w:abstractNum>
+  <w:abstractNum w:abstractNumId="8" w15:restartNumberingAfterBreak="0">
+    <w:nsid w:val="76A02330"/>
+    <w:multiLevelType w:val="multilevel"/>
+    <w:tmpl w:val="208CF3D8"/>
+    <w:lvl w:ilvl="0">
+      <w:start w:val="1"/>
+      <w:numFmt w:val="bullet"/>
+      <w:lvlText w:val=""/>
+      <w:lvlJc w:val="left"/>
+      <w:pPr>
+        <w:tabs>
+          <w:tab w:val="num" w:pos="720"/>
+        </w:tabs>
+        <w:ind w:left="720" w:hanging="360"/>
+      </w:pPr>
+      <w:rPr>
+        <w:rFonts w:ascii="Symbol" w:hAnsi="Symbol" w:hint="default"/>
+        <w:sz w:val="20"/>
+      </w:rPr>
+    </w:lvl>
+    <w:lvl w:ilvl="1" w:tentative="1">
+      <w:start w:val="1"/>
+      <w:numFmt w:val="bullet"/>
+      <w:lvlText w:val="o"/>
+      <w:lvlJc w:val="left"/>
+      <w:pPr>
+        <w:tabs>
+          <w:tab w:val="num" w:pos="1440"/>
+        </w:tabs>
+        <w:ind w:left="1440" w:hanging="360"/>
+      </w:pPr>
+      <w:rPr>
+        <w:rFonts w:ascii="Courier New" w:hAnsi="Courier New" w:hint="default"/>
+        <w:sz w:val="20"/>
+      </w:rPr>
+    </w:lvl>
+    <w:lvl w:ilvl="2" w:tentative="1">
+      <w:start w:val="1"/>
+      <w:numFmt w:val="bullet"/>
+      <w:lvlText w:val=""/>
+      <w:lvlJc w:val="left"/>
+      <w:pPr>
+        <w:tabs>
+          <w:tab w:val="num" w:pos="2160"/>
+        </w:tabs>
+        <w:ind w:left="2160" w:hanging="360"/>
+      </w:pPr>
+      <w:rPr>
+        <w:rFonts w:ascii="Wingdings" w:hAnsi="Wingdings" w:hint="default"/>
+        <w:sz w:val="20"/>
+      </w:rPr>
+    </w:lvl>
+    <w:lvl w:ilvl="3" w:tentative="1">
+      <w:start w:val="1"/>
+      <w:numFmt w:val="bullet"/>
+      <w:lvlText w:val=""/>
+      <w:lvlJc w:val="left"/>
+      <w:pPr>
+        <w:tabs>
+          <w:tab w:val="num" w:pos="2880"/>
+        </w:tabs>
+        <w:ind w:left="2880" w:hanging="360"/>
+      </w:pPr>
+      <w:rPr>
+        <w:rFonts w:ascii="Wingdings" w:hAnsi="Wingdings" w:hint="default"/>
+        <w:sz w:val="20"/>
+      </w:rPr>
+    </w:lvl>
+    <w:lvl w:ilvl="4" w:tentative="1">
+      <w:start w:val="1"/>
+      <w:numFmt w:val="bullet"/>
+      <w:lvlText w:val=""/>
+      <w:lvlJc w:val="left"/>
+      <w:pPr>
+        <w:tabs>
+          <w:tab w:val="num" w:pos="3600"/>
+        </w:tabs>
+        <w:ind w:left="3600" w:hanging="360"/>
+      </w:pPr>
+      <w:rPr>
+        <w:rFonts w:ascii="Wingdings" w:hAnsi="Wingdings" w:hint="default"/>
+        <w:sz w:val="20"/>
+      </w:rPr>
+    </w:lvl>
+    <w:lvl w:ilvl="5" w:tentative="1">
+      <w:start w:val="1"/>
+      <w:numFmt w:val="bullet"/>
+      <w:lvlText w:val=""/>
+      <w:lvlJc w:val="left"/>
+      <w:pPr>
+        <w:tabs>
+          <w:tab w:val="num" w:pos="4320"/>
+        </w:tabs>
+        <w:ind w:left="4320" w:hanging="360"/>
+      </w:pPr>
+      <w:rPr>
+        <w:rFonts w:ascii="Wingdings" w:hAnsi="Wingdings" w:hint="default"/>
+        <w:sz w:val="20"/>
+      </w:rPr>
+    </w:lvl>
+    <w:lvl w:ilvl="6" w:tentative="1">
+      <w:start w:val="1"/>
+      <w:numFmt w:val="bullet"/>
+      <w:lvlText w:val=""/>
+      <w:lvlJc w:val="left"/>
+      <w:pPr>
+        <w:tabs>
+          <w:tab w:val="num" w:pos="5040"/>
+        </w:tabs>
+        <w:ind w:left="5040" w:hanging="360"/>
+      </w:pPr>
+      <w:rPr>
+        <w:rFonts w:ascii="Wingdings" w:hAnsi="Wingdings" w:hint="default"/>
+        <w:sz w:val="20"/>
+      </w:rPr>
+    </w:lvl>
+    <w:lvl w:ilvl="7" w:tentative="1">
+      <w:start w:val="1"/>
+      <w:numFmt w:val="bullet"/>
+      <w:lvlText w:val=""/>
+      <w:lvlJc w:val="left"/>
+      <w:pPr>
+        <w:tabs>
+          <w:tab w:val="num" w:pos="5760"/>
+        </w:tabs>
+        <w:ind w:left="5760" w:hanging="360"/>
+      </w:pPr>
+      <w:rPr>
+        <w:rFonts w:ascii="Wingdings" w:hAnsi="Wingdings" w:hint="default"/>
+        <w:sz w:val="20"/>
+      </w:rPr>
+    </w:lvl>
+    <w:lvl w:ilvl="8" w:tentative="1">
+      <w:start w:val="1"/>
+      <w:numFmt w:val="bullet"/>
+      <w:lvlText w:val=""/>
+      <w:lvlJc w:val="left"/>
+      <w:pPr>
+        <w:tabs>
+          <w:tab w:val="num" w:pos="6480"/>
+        </w:tabs>
+        <w:ind w:left="6480" w:hanging="360"/>
+      </w:pPr>
+      <w:rPr>
+        <w:rFonts w:ascii="Wingdings" w:hAnsi="Wingdings" w:hint="default"/>
+        <w:sz w:val="20"/>
+      </w:rPr>
+    </w:lvl>
+  </w:abstractNum>
   <w:num w:numId="1" w16cid:durableId="276959318">
-    <w:abstractNumId w:val="4"/>
+    <w:abstractNumId w:val="6"/>
   </w:num>
   <w:num w:numId="2" w16cid:durableId="2123718258">
+    <w:abstractNumId w:val="5"/>
+  </w:num>
+  <w:num w:numId="3" w16cid:durableId="431517854">
+    <w:abstractNumId w:val="8"/>
+  </w:num>
+  <w:num w:numId="4" w16cid:durableId="344938964">
     <w:abstractNumId w:val="3"/>
   </w:num>
-  <w:num w:numId="3" w16cid:durableId="431517854">
-    <w:abstractNumId w:val="5"/>
+  <w:num w:numId="5" w16cid:durableId="1975794524">
+    <w:abstractNumId w:val="1"/>
   </w:num>
-  <w:num w:numId="4" w16cid:durableId="344938964">
+  <w:num w:numId="6" w16cid:durableId="964122910">
     <w:abstractNumId w:val="2"/>
   </w:num>
-  <w:num w:numId="5" w16cid:durableId="1975794524">
+  <w:num w:numId="7" w16cid:durableId="1373925417">
+    <w:abstractNumId w:val="7"/>
+  </w:num>
+  <w:num w:numId="8" w16cid:durableId="1810973203">
     <w:abstractNumId w:val="0"/>
   </w:num>
-  <w:num w:numId="6" w16cid:durableId="964122910">
-    <w:abstractNumId w:val="1"/>
+  <w:num w:numId="9" w16cid:durableId="1289504981">
+    <w:abstractNumId w:val="4"/>
   </w:num>
 </w:numbering>
 </file>
